--- a/3-能力管理/流程制度规范类文件/030101-运维服务能力管理制度.docx
+++ b/3-能力管理/流程制度规范类文件/030101-运维服务能力管理制度.docx
@@ -1,22 +1,21 @@
 
 <file path=word/document.xml><?xml version="1.0" encoding="utf-8"?>
-<w:document xmlns:wpc="http://schemas.microsoft.com/office/word/2010/wordprocessingCanvas" xmlns:mc="http://schemas.openxmlformats.org/markup-compatibility/2006" xmlns:o="urn:schemas-microsoft-com:office:office" xmlns:r="http://schemas.openxmlformats.org/officeDocument/2006/relationships" xmlns:m="http://schemas.openxmlformats.org/officeDocument/2006/math" xmlns:v="urn:schemas-microsoft-com:vml" xmlns:wp14="http://schemas.microsoft.com/office/word/2010/wordprocessingDrawing" xmlns:wp="http://schemas.openxmlformats.org/drawingml/2006/wordprocessingDrawing" xmlns:w10="urn:schemas-microsoft-com:office:word" xmlns:w="http://schemas.openxmlformats.org/wordprocessingml/2006/main" xmlns:w14="http://schemas.microsoft.com/office/word/2010/wordml" xmlns:w15="http://schemas.microsoft.com/office/word/2012/wordml" xmlns:wne="http://schemas.microsoft.com/office/word/2006/wordml" xmlns:wpg="http://schemas.microsoft.com/office/word/2010/wordprocessingGroup" xmlns:wpi="http://schemas.microsoft.com/office/word/2010/wordprocessingInk" xmlns:wps="http://schemas.microsoft.com/office/word/2010/wordprocessingShape" mc:Ignorable="w14 w15 wp14">
-  <!-- Generated by Aspose.Words for .NET 13.3.0.1 -->
+<w:document xmlns:wpc="http://schemas.microsoft.com/office/word/2010/wordprocessingCanvas" xmlns:mc="http://schemas.openxmlformats.org/markup-compatibility/2006" xmlns:o="urn:schemas-microsoft-com:office:office" xmlns:r="http://schemas.openxmlformats.org/officeDocument/2006/relationships" xmlns:m="http://schemas.openxmlformats.org/officeDocument/2006/math" xmlns:v="urn:schemas-microsoft-com:vml" xmlns:wp14="http://schemas.microsoft.com/office/word/2010/wordprocessingDrawing" xmlns:wp="http://schemas.openxmlformats.org/drawingml/2006/wordprocessingDrawing" xmlns:w="http://schemas.openxmlformats.org/wordprocessingml/2006/main" xmlns:w14="http://schemas.microsoft.com/office/word/2010/wordml" xmlns:w10="urn:schemas-microsoft-com:office:word" xmlns:w15="http://schemas.microsoft.com/office/word/2012/wordml" xmlns:wpg="http://schemas.microsoft.com/office/word/2010/wordprocessingGroup" xmlns:wpi="http://schemas.microsoft.com/office/word/2010/wordprocessingInk" xmlns:wne="http://schemas.microsoft.com/office/word/2006/wordml" xmlns:wps="http://schemas.microsoft.com/office/word/2010/wordprocessingShape" xmlns:wpsCustomData="http://www.wps.cn/officeDocument/2013/wpsCustomData" mc:Ignorable="w14 w15 wp14">
   <w:body>
     <w:p>
       <w:pPr>
-        <w:pStyle w:val="a1"/>
+        <w:pStyle w:val="31"/>
         <w:bidi w:val="0"/>
       </w:pPr>
       <w:bookmarkStart w:id="0" w:name="_Toc16167"/>
       <w:bookmarkStart w:id="1" w:name="_Toc22420"/>
-      <w:bookmarkStart w:id="2" w:name="_Toc16098"/>
-    </w:p>
-    <w:p>
-      <w:pPr>
-        <w:pStyle w:val="a1"/>
-        <w:bidi w:val="0"/>
-      </w:pPr>
+    </w:p>
+    <w:p>
+      <w:pPr>
+        <w:pStyle w:val="31"/>
+        <w:bidi w:val="0"/>
+      </w:pPr>
+      <w:bookmarkStart w:id="2" w:name="_Toc2321"/>
       <w:r>
         <w:t>运维服务能力管理制度</w:t>
       </w:r>
@@ -26,10 +25,10 @@
     </w:p>
     <w:p>
       <w:pPr>
-        <w:pStyle w:val="a2"/>
-        <w:bidi w:val="0"/>
-      </w:pPr>
-      <w:bookmarkStart w:id="3" w:name="_Toc7137"/>
+        <w:pStyle w:val="32"/>
+        <w:bidi w:val="0"/>
+      </w:pPr>
+      <w:bookmarkStart w:id="3" w:name="_Toc11996"/>
       <w:r>
         <w:t>江苏云储智能科技有限公司</w:t>
       </w:r>
@@ -54,14 +53,14 @@
         <w:ind w:left="2925"/>
         <w:textAlignment w:val="baseline"/>
         <w:rPr>
-          <w:rFonts w:ascii="宋体" w:eastAsia="宋体" w:hAnsi="宋体" w:cs="宋体"/>
+          <w:rFonts w:ascii="宋体" w:hAnsi="宋体" w:eastAsia="宋体" w:cs="宋体"/>
           <w:sz w:val="36"/>
           <w:szCs w:val="36"/>
         </w:rPr>
       </w:pPr>
       <w:r>
         <w:rPr>
-          <w:rFonts w:ascii="宋体" w:eastAsia="宋体" w:hAnsi="宋体" w:cs="宋体"/>
+          <w:rFonts w:ascii="宋体" w:hAnsi="宋体" w:eastAsia="宋体" w:cs="宋体"/>
           <w:spacing w:val="-11"/>
           <w:sz w:val="36"/>
           <w:szCs w:val="36"/>
@@ -87,14 +86,14 @@
         <w:spacing w:line="220" w:lineRule="auto"/>
         <w:textAlignment w:val="baseline"/>
         <w:rPr>
-          <w:rFonts w:ascii="宋体" w:eastAsia="宋体" w:hAnsi="宋体" w:cs="宋体"/>
+          <w:rFonts w:ascii="宋体" w:hAnsi="宋体" w:eastAsia="宋体" w:cs="宋体"/>
           <w:sz w:val="36"/>
           <w:szCs w:val="36"/>
         </w:rPr>
         <w:sectPr>
           <w:pgSz w:w="11906" w:h="16839"/>
           <w:pgMar w:top="1431" w:right="1785" w:bottom="0" w:left="1785" w:header="0" w:footer="0" w:gutter="0"/>
-          <w:cols w:num="1" w:space="720"/>
+          <w:cols w:space="720" w:num="1"/>
         </w:sectPr>
       </w:pPr>
     </w:p>
@@ -118,17 +117,17 @@
         <w:textAlignment w:val="baseline"/>
         <w:outlineLvl w:val="1"/>
         <w:rPr>
-          <w:rFonts w:ascii="宋体" w:eastAsia="宋体" w:hAnsi="宋体" w:cs="宋体"/>
+          <w:rFonts w:ascii="宋体" w:hAnsi="宋体" w:eastAsia="宋体" w:cs="宋体"/>
           <w:sz w:val="28"/>
           <w:szCs w:val="28"/>
         </w:rPr>
       </w:pPr>
       <w:bookmarkStart w:id="4" w:name="_Toc16758"/>
       <w:bookmarkStart w:id="5" w:name="_Toc3072"/>
-      <w:bookmarkStart w:id="6" w:name="_Toc1517"/>
-      <w:r>
-        <w:rPr>
-          <w:rFonts w:ascii="宋体" w:eastAsia="宋体" w:hAnsi="宋体" w:cs="宋体"/>
+      <w:bookmarkStart w:id="6" w:name="_Toc2915"/>
+      <w:r>
+        <w:rPr>
+          <w:rFonts w:ascii="宋体" w:hAnsi="宋体" w:eastAsia="宋体" w:cs="宋体"/>
           <w:spacing w:val="-3"/>
           <w:sz w:val="28"/>
           <w:szCs w:val="28"/>
@@ -141,16 +140,16 @@
     </w:p>
     <w:tbl>
       <w:tblPr>
-        <w:tblStyle w:val="TableNormal0"/>
+        <w:tblStyle w:val="24"/>
         <w:tblW w:w="8646" w:type="dxa"/>
         <w:tblInd w:w="28" w:type="dxa"/>
         <w:tblBorders>
-          <w:top w:val="single" w:sz="4" w:space="0" w:color="000000"/>
-          <w:left w:val="single" w:sz="4" w:space="0" w:color="000000"/>
-          <w:bottom w:val="single" w:sz="4" w:space="0" w:color="000000"/>
-          <w:right w:val="single" w:sz="4" w:space="0" w:color="000000"/>
-          <w:insideH w:val="single" w:sz="4" w:space="0" w:color="000000"/>
-          <w:insideV w:val="single" w:sz="4" w:space="0" w:color="000000"/>
+          <w:top w:val="single" w:color="000000" w:sz="4" w:space="0"/>
+          <w:left w:val="single" w:color="000000" w:sz="4" w:space="0"/>
+          <w:bottom w:val="single" w:color="000000" w:sz="4" w:space="0"/>
+          <w:right w:val="single" w:color="000000" w:sz="4" w:space="0"/>
+          <w:insideH w:val="single" w:color="000000" w:sz="4" w:space="0"/>
+          <w:insideV w:val="single" w:color="000000" w:sz="4" w:space="0"/>
         </w:tblBorders>
         <w:tblLayout w:type="fixed"/>
         <w:tblCellMar>
@@ -169,17 +168,14 @@
       </w:tblGrid>
       <w:tr>
         <w:tblPrEx>
-          <w:tblW w:w="8646" w:type="dxa"/>
-          <w:tblInd w:w="28" w:type="dxa"/>
           <w:tblBorders>
-            <w:top w:val="single" w:sz="4" w:space="0" w:color="000000"/>
-            <w:left w:val="single" w:sz="4" w:space="0" w:color="000000"/>
-            <w:bottom w:val="single" w:sz="4" w:space="0" w:color="000000"/>
-            <w:right w:val="single" w:sz="4" w:space="0" w:color="000000"/>
-            <w:insideH w:val="single" w:sz="4" w:space="0" w:color="000000"/>
-            <w:insideV w:val="single" w:sz="4" w:space="0" w:color="000000"/>
+            <w:top w:val="single" w:color="000000" w:sz="4" w:space="0"/>
+            <w:left w:val="single" w:color="000000" w:sz="4" w:space="0"/>
+            <w:bottom w:val="single" w:color="000000" w:sz="4" w:space="0"/>
+            <w:right w:val="single" w:color="000000" w:sz="4" w:space="0"/>
+            <w:insideH w:val="single" w:color="000000" w:sz="4" w:space="0"/>
+            <w:insideV w:val="single" w:color="000000" w:sz="4" w:space="0"/>
           </w:tblBorders>
-          <w:tblLayout w:type="fixed"/>
           <w:tblCellMar>
             <w:top w:w="0" w:type="dxa"/>
             <w:left w:w="0" w:type="dxa"/>
@@ -188,7 +184,7 @@
           </w:tblCellMar>
         </w:tblPrEx>
         <w:trPr>
-          <w:trHeight w:val="611"/>
+          <w:trHeight w:val="611" w:hRule="atLeast"/>
         </w:trPr>
         <w:tc>
           <w:tcPr>
@@ -213,14 +209,14 @@
               <w:ind w:left="136"/>
               <w:textAlignment w:val="baseline"/>
               <w:rPr>
-                <w:rFonts w:ascii="宋体" w:eastAsia="宋体" w:hAnsi="宋体" w:cs="宋体"/>
+                <w:rFonts w:ascii="宋体" w:hAnsi="宋体" w:eastAsia="宋体" w:cs="宋体"/>
                 <w:sz w:val="24"/>
                 <w:szCs w:val="24"/>
               </w:rPr>
             </w:pPr>
             <w:r>
               <w:rPr>
-                <w:rFonts w:ascii="宋体" w:eastAsia="宋体" w:hAnsi="宋体" w:cs="宋体"/>
+                <w:rFonts w:ascii="宋体" w:hAnsi="宋体" w:eastAsia="宋体" w:cs="宋体"/>
                 <w:spacing w:val="-2"/>
                 <w:sz w:val="24"/>
                 <w:szCs w:val="24"/>
@@ -253,14 +249,14 @@
               <w:ind w:left="109"/>
               <w:textAlignment w:val="baseline"/>
               <w:rPr>
-                <w:rFonts w:ascii="宋体" w:eastAsia="宋体" w:hAnsi="宋体" w:cs="宋体"/>
+                <w:rFonts w:ascii="宋体" w:hAnsi="宋体" w:eastAsia="宋体" w:cs="宋体"/>
                 <w:sz w:val="24"/>
                 <w:szCs w:val="24"/>
               </w:rPr>
             </w:pPr>
             <w:r>
               <w:rPr>
-                <w:rFonts w:ascii="宋体" w:eastAsia="宋体" w:hAnsi="宋体" w:cs="宋体"/>
+                <w:rFonts w:ascii="宋体" w:hAnsi="宋体" w:eastAsia="宋体" w:cs="宋体"/>
                 <w:spacing w:val="-1"/>
                 <w:sz w:val="24"/>
                 <w:szCs w:val="24"/>
@@ -272,9 +268,14 @@
       </w:tr>
       <w:tr>
         <w:tblPrEx>
-          <w:tblW w:w="8646" w:type="dxa"/>
-          <w:tblInd w:w="28" w:type="dxa"/>
-          <w:tblLayout w:type="fixed"/>
+          <w:tblBorders>
+            <w:top w:val="single" w:color="000000" w:sz="4" w:space="0"/>
+            <w:left w:val="single" w:color="000000" w:sz="4" w:space="0"/>
+            <w:bottom w:val="single" w:color="000000" w:sz="4" w:space="0"/>
+            <w:right w:val="single" w:color="000000" w:sz="4" w:space="0"/>
+            <w:insideH w:val="single" w:color="000000" w:sz="4" w:space="0"/>
+            <w:insideV w:val="single" w:color="000000" w:sz="4" w:space="0"/>
+          </w:tblBorders>
           <w:tblCellMar>
             <w:top w:w="0" w:type="dxa"/>
             <w:left w:w="0" w:type="dxa"/>
@@ -283,7 +284,7 @@
           </w:tblCellMar>
         </w:tblPrEx>
         <w:trPr>
-          <w:trHeight w:val="607"/>
+          <w:trHeight w:val="607" w:hRule="atLeast"/>
         </w:trPr>
         <w:tc>
           <w:tcPr>
@@ -308,14 +309,14 @@
               <w:ind w:left="376"/>
               <w:textAlignment w:val="baseline"/>
               <w:rPr>
-                <w:rFonts w:ascii="宋体" w:eastAsia="宋体" w:hAnsi="宋体" w:cs="宋体"/>
+                <w:rFonts w:ascii="宋体" w:hAnsi="宋体" w:eastAsia="宋体" w:cs="宋体"/>
                 <w:sz w:val="24"/>
                 <w:szCs w:val="24"/>
               </w:rPr>
             </w:pPr>
             <w:r>
               <w:rPr>
-                <w:rFonts w:ascii="宋体" w:eastAsia="宋体" w:hAnsi="宋体" w:cs="宋体"/>
+                <w:rFonts w:ascii="宋体" w:hAnsi="宋体" w:eastAsia="宋体" w:cs="宋体"/>
                 <w:spacing w:val="-3"/>
                 <w:sz w:val="24"/>
                 <w:szCs w:val="24"/>
@@ -348,14 +349,14 @@
               <w:ind w:left="109"/>
               <w:textAlignment w:val="baseline"/>
               <w:rPr>
-                <w:rFonts w:ascii="宋体" w:eastAsia="宋体" w:hAnsi="宋体" w:cs="宋体"/>
+                <w:rFonts w:ascii="宋体" w:hAnsi="宋体" w:eastAsia="宋体" w:cs="宋体"/>
                 <w:sz w:val="24"/>
                 <w:szCs w:val="24"/>
               </w:rPr>
             </w:pPr>
             <w:r>
               <w:rPr>
-                <w:rFonts w:ascii="宋体" w:eastAsia="宋体" w:hAnsi="宋体" w:cs="宋体"/>
+                <w:rFonts w:ascii="宋体" w:hAnsi="宋体" w:eastAsia="宋体" w:cs="宋体"/>
                 <w:spacing w:val="-1"/>
                 <w:sz w:val="24"/>
                 <w:szCs w:val="24"/>
@@ -367,9 +368,14 @@
       </w:tr>
       <w:tr>
         <w:tblPrEx>
-          <w:tblW w:w="8646" w:type="dxa"/>
-          <w:tblInd w:w="28" w:type="dxa"/>
-          <w:tblLayout w:type="fixed"/>
+          <w:tblBorders>
+            <w:top w:val="single" w:color="000000" w:sz="4" w:space="0"/>
+            <w:left w:val="single" w:color="000000" w:sz="4" w:space="0"/>
+            <w:bottom w:val="single" w:color="000000" w:sz="4" w:space="0"/>
+            <w:right w:val="single" w:color="000000" w:sz="4" w:space="0"/>
+            <w:insideH w:val="single" w:color="000000" w:sz="4" w:space="0"/>
+            <w:insideV w:val="single" w:color="000000" w:sz="4" w:space="0"/>
+          </w:tblBorders>
           <w:tblCellMar>
             <w:top w:w="0" w:type="dxa"/>
             <w:left w:w="0" w:type="dxa"/>
@@ -378,7 +384,7 @@
           </w:tblCellMar>
         </w:tblPrEx>
         <w:trPr>
-          <w:trHeight w:val="607"/>
+          <w:trHeight w:val="607" w:hRule="atLeast"/>
         </w:trPr>
         <w:tc>
           <w:tcPr>
@@ -403,14 +409,14 @@
               <w:ind w:left="376"/>
               <w:textAlignment w:val="baseline"/>
               <w:rPr>
-                <w:rFonts w:ascii="宋体" w:eastAsia="宋体" w:hAnsi="宋体" w:cs="宋体"/>
+                <w:rFonts w:ascii="宋体" w:hAnsi="宋体" w:eastAsia="宋体" w:cs="宋体"/>
                 <w:sz w:val="24"/>
                 <w:szCs w:val="24"/>
               </w:rPr>
             </w:pPr>
             <w:r>
               <w:rPr>
-                <w:rFonts w:ascii="宋体" w:eastAsia="宋体" w:hAnsi="宋体" w:cs="宋体"/>
+                <w:rFonts w:ascii="宋体" w:hAnsi="宋体" w:eastAsia="宋体" w:cs="宋体"/>
                 <w:spacing w:val="-3"/>
                 <w:sz w:val="24"/>
                 <w:szCs w:val="24"/>
@@ -442,14 +448,14 @@
               <w:ind w:left="302"/>
               <w:textAlignment w:val="baseline"/>
               <w:rPr>
-                <w:rFonts w:ascii="宋体" w:eastAsia="宋体" w:hAnsi="宋体" w:cs="宋体"/>
+                <w:rFonts w:ascii="宋体" w:hAnsi="宋体" w:eastAsia="宋体" w:cs="宋体"/>
                 <w:sz w:val="24"/>
                 <w:szCs w:val="24"/>
               </w:rPr>
             </w:pPr>
             <w:r>
               <w:rPr>
-                <w:rFonts w:ascii="宋体" w:eastAsia="宋体" w:hAnsi="宋体" w:cs="宋体"/>
+                <w:rFonts w:ascii="宋体" w:hAnsi="宋体" w:eastAsia="宋体" w:cs="宋体"/>
                 <w:spacing w:val="-2"/>
                 <w:sz w:val="24"/>
                 <w:szCs w:val="24"/>
@@ -481,14 +487,14 @@
               <w:ind w:left="587"/>
               <w:textAlignment w:val="baseline"/>
               <w:rPr>
-                <w:rFonts w:ascii="宋体" w:eastAsia="宋体" w:hAnsi="宋体" w:cs="宋体"/>
+                <w:rFonts w:ascii="宋体" w:hAnsi="宋体" w:eastAsia="宋体" w:cs="宋体"/>
                 <w:sz w:val="24"/>
                 <w:szCs w:val="24"/>
               </w:rPr>
             </w:pPr>
             <w:r>
               <w:rPr>
-                <w:rFonts w:ascii="宋体" w:eastAsia="宋体" w:hAnsi="宋体" w:cs="宋体"/>
+                <w:rFonts w:ascii="宋体" w:hAnsi="宋体" w:eastAsia="宋体" w:cs="宋体"/>
                 <w:spacing w:val="-2"/>
                 <w:sz w:val="24"/>
                 <w:szCs w:val="24"/>
@@ -520,14 +526,14 @@
               <w:ind w:left="557"/>
               <w:textAlignment w:val="baseline"/>
               <w:rPr>
-                <w:rFonts w:ascii="宋体" w:eastAsia="宋体" w:hAnsi="宋体" w:cs="宋体"/>
+                <w:rFonts w:ascii="宋体" w:hAnsi="宋体" w:eastAsia="宋体" w:cs="宋体"/>
                 <w:sz w:val="24"/>
                 <w:szCs w:val="24"/>
               </w:rPr>
             </w:pPr>
             <w:r>
               <w:rPr>
-                <w:rFonts w:ascii="宋体" w:eastAsia="宋体" w:hAnsi="宋体" w:cs="宋体"/>
+                <w:rFonts w:ascii="宋体" w:hAnsi="宋体" w:eastAsia="宋体" w:cs="宋体"/>
                 <w:spacing w:val="-6"/>
                 <w:sz w:val="24"/>
                 <w:szCs w:val="24"/>
@@ -536,7 +542,7 @@
             </w:r>
             <w:r>
               <w:rPr>
-                <w:rFonts w:ascii="宋体" w:eastAsia="宋体" w:hAnsi="宋体" w:cs="宋体"/>
+                <w:rFonts w:ascii="宋体" w:hAnsi="宋体" w:eastAsia="宋体" w:cs="宋体"/>
                 <w:spacing w:val="11"/>
                 <w:sz w:val="24"/>
                 <w:szCs w:val="24"/>
@@ -545,7 +551,7 @@
             </w:r>
             <w:r>
               <w:rPr>
-                <w:rFonts w:ascii="宋体" w:eastAsia="宋体" w:hAnsi="宋体" w:cs="宋体"/>
+                <w:rFonts w:ascii="宋体" w:hAnsi="宋体" w:eastAsia="宋体" w:cs="宋体"/>
                 <w:spacing w:val="-6"/>
                 <w:sz w:val="24"/>
                 <w:szCs w:val="24"/>
@@ -577,14 +583,14 @@
               <w:ind w:left="560"/>
               <w:textAlignment w:val="baseline"/>
               <w:rPr>
-                <w:rFonts w:ascii="宋体" w:eastAsia="宋体" w:hAnsi="宋体" w:cs="宋体"/>
+                <w:rFonts w:ascii="宋体" w:hAnsi="宋体" w:eastAsia="宋体" w:cs="宋体"/>
                 <w:sz w:val="24"/>
                 <w:szCs w:val="24"/>
               </w:rPr>
             </w:pPr>
             <w:r>
               <w:rPr>
-                <w:rFonts w:ascii="宋体" w:eastAsia="宋体" w:hAnsi="宋体" w:cs="宋体"/>
+                <w:rFonts w:ascii="宋体" w:hAnsi="宋体" w:eastAsia="宋体" w:cs="宋体"/>
                 <w:spacing w:val="-6"/>
                 <w:sz w:val="24"/>
                 <w:szCs w:val="24"/>
@@ -596,9 +602,14 @@
       </w:tr>
       <w:tr>
         <w:tblPrEx>
-          <w:tblW w:w="8646" w:type="dxa"/>
-          <w:tblInd w:w="28" w:type="dxa"/>
-          <w:tblLayout w:type="fixed"/>
+          <w:tblBorders>
+            <w:top w:val="single" w:color="000000" w:sz="4" w:space="0"/>
+            <w:left w:val="single" w:color="000000" w:sz="4" w:space="0"/>
+            <w:bottom w:val="single" w:color="000000" w:sz="4" w:space="0"/>
+            <w:right w:val="single" w:color="000000" w:sz="4" w:space="0"/>
+            <w:insideH w:val="single" w:color="000000" w:sz="4" w:space="0"/>
+            <w:insideV w:val="single" w:color="000000" w:sz="4" w:space="0"/>
+          </w:tblBorders>
           <w:tblCellMar>
             <w:top w:w="0" w:type="dxa"/>
             <w:left w:w="0" w:type="dxa"/>
@@ -607,7 +618,7 @@
           </w:tblCellMar>
         </w:tblPrEx>
         <w:trPr>
-          <w:trHeight w:val="474"/>
+          <w:trHeight w:val="474" w:hRule="atLeast"/>
         </w:trPr>
         <w:tc>
           <w:tcPr>
@@ -632,14 +643,14 @@
               <w:ind w:left="638"/>
               <w:textAlignment w:val="baseline"/>
               <w:rPr>
-                <w:rFonts w:ascii="宋体" w:eastAsia="宋体" w:hAnsi="宋体" w:cs="宋体"/>
+                <w:rFonts w:ascii="宋体" w:hAnsi="宋体" w:eastAsia="宋体" w:cs="宋体"/>
                 <w:sz w:val="21"/>
                 <w:szCs w:val="21"/>
               </w:rPr>
             </w:pPr>
             <w:r>
               <w:rPr>
-                <w:rFonts w:ascii="宋体" w:eastAsia="宋体" w:hAnsi="宋体" w:cs="宋体"/>
+                <w:rFonts w:ascii="宋体" w:hAnsi="宋体" w:eastAsia="宋体" w:cs="宋体"/>
                 <w:spacing w:val="-1"/>
                 <w:sz w:val="21"/>
                 <w:szCs w:val="21"/>
@@ -671,14 +682,14 @@
               <w:ind w:left="362"/>
               <w:textAlignment w:val="baseline"/>
               <w:rPr>
-                <w:rFonts w:ascii="宋体" w:eastAsia="宋体" w:hAnsi="宋体" w:cs="宋体"/>
+                <w:rFonts w:ascii="宋体" w:hAnsi="宋体" w:eastAsia="宋体" w:cs="宋体"/>
                 <w:sz w:val="21"/>
                 <w:szCs w:val="21"/>
               </w:rPr>
             </w:pPr>
             <w:r>
               <w:rPr>
-                <w:rFonts w:ascii="宋体" w:eastAsia="宋体" w:hAnsi="宋体" w:cs="宋体"/>
+                <w:rFonts w:ascii="宋体" w:hAnsi="宋体" w:eastAsia="宋体" w:cs="宋体"/>
                 <w:spacing w:val="-2"/>
                 <w:sz w:val="21"/>
                 <w:szCs w:val="21"/>
@@ -710,14 +721,14 @@
               <w:ind w:left="648"/>
               <w:textAlignment w:val="baseline"/>
               <w:rPr>
-                <w:rFonts w:ascii="宋体" w:eastAsia="宋体" w:hAnsi="宋体" w:cs="宋体"/>
+                <w:rFonts w:ascii="宋体" w:hAnsi="宋体" w:eastAsia="宋体" w:cs="宋体"/>
                 <w:sz w:val="21"/>
                 <w:szCs w:val="21"/>
               </w:rPr>
             </w:pPr>
             <w:r>
               <w:rPr>
-                <w:rFonts w:ascii="宋体" w:eastAsia="宋体" w:hAnsi="宋体" w:cs="宋体"/>
+                <w:rFonts w:ascii="宋体" w:hAnsi="宋体" w:eastAsia="宋体" w:cs="宋体"/>
                 <w:spacing w:val="-3"/>
                 <w:sz w:val="21"/>
                 <w:szCs w:val="21"/>
@@ -749,7 +760,7 @@
               <w:ind w:left="551"/>
               <w:textAlignment w:val="baseline"/>
               <w:rPr>
-                <w:rFonts w:ascii="宋体" w:eastAsia="宋体" w:hAnsi="宋体" w:cs="宋体" w:hint="eastAsia"/>
+                <w:rFonts w:hint="eastAsia" w:ascii="宋体" w:hAnsi="宋体" w:eastAsia="宋体" w:cs="宋体"/>
                 <w:sz w:val="21"/>
                 <w:szCs w:val="21"/>
                 <w:lang w:eastAsia="zh-CN"/>
@@ -757,7 +768,7 @@
             </w:pPr>
             <w:r>
               <w:rPr>
-                <w:rFonts w:ascii="宋体" w:eastAsia="宋体" w:hAnsi="宋体" w:cs="宋体" w:hint="eastAsia"/>
+                <w:rFonts w:hint="eastAsia" w:ascii="宋体" w:hAnsi="宋体" w:eastAsia="宋体" w:cs="宋体"/>
                 <w:spacing w:val="-5"/>
                 <w:sz w:val="21"/>
                 <w:szCs w:val="21"/>
@@ -790,14 +801,14 @@
               <w:ind w:left="476"/>
               <w:textAlignment w:val="baseline"/>
               <w:rPr>
-                <w:rFonts w:ascii="宋体" w:eastAsia="宋体" w:hAnsi="宋体" w:cs="宋体"/>
+                <w:rFonts w:ascii="宋体" w:hAnsi="宋体" w:eastAsia="宋体" w:cs="宋体"/>
                 <w:sz w:val="21"/>
                 <w:szCs w:val="21"/>
               </w:rPr>
             </w:pPr>
             <w:r>
               <w:rPr>
-                <w:rFonts w:ascii="宋体" w:eastAsia="宋体" w:hAnsi="宋体" w:cs="宋体"/>
+                <w:rFonts w:ascii="宋体" w:hAnsi="宋体" w:eastAsia="宋体" w:cs="宋体"/>
                 <w:spacing w:val="-3"/>
                 <w:sz w:val="21"/>
                 <w:szCs w:val="21"/>
@@ -809,9 +820,14 @@
       </w:tr>
       <w:tr>
         <w:tblPrEx>
-          <w:tblW w:w="8646" w:type="dxa"/>
-          <w:tblInd w:w="28" w:type="dxa"/>
-          <w:tblLayout w:type="fixed"/>
+          <w:tblBorders>
+            <w:top w:val="single" w:color="000000" w:sz="4" w:space="0"/>
+            <w:left w:val="single" w:color="000000" w:sz="4" w:space="0"/>
+            <w:bottom w:val="single" w:color="000000" w:sz="4" w:space="0"/>
+            <w:right w:val="single" w:color="000000" w:sz="4" w:space="0"/>
+            <w:insideH w:val="single" w:color="000000" w:sz="4" w:space="0"/>
+            <w:insideV w:val="single" w:color="000000" w:sz="4" w:space="0"/>
+          </w:tblBorders>
           <w:tblCellMar>
             <w:top w:w="0" w:type="dxa"/>
             <w:left w:w="0" w:type="dxa"/>
@@ -820,7 +836,7 @@
           </w:tblCellMar>
         </w:tblPrEx>
         <w:trPr>
-          <w:trHeight w:val="474"/>
+          <w:trHeight w:val="474" w:hRule="atLeast"/>
         </w:trPr>
         <w:tc>
           <w:tcPr>
@@ -828,7 +844,7 @@
           </w:tcPr>
           <w:p>
             <w:pPr>
-              <w:pStyle w:val="TableText"/>
+              <w:pStyle w:val="25"/>
               <w:keepNext w:val="0"/>
               <w:keepLines w:val="0"/>
               <w:pageBreakBefore w:val="0"/>
@@ -852,7 +868,7 @@
           </w:tcPr>
           <w:p>
             <w:pPr>
-              <w:pStyle w:val="TableText"/>
+              <w:pStyle w:val="25"/>
               <w:keepNext w:val="0"/>
               <w:keepLines w:val="0"/>
               <w:pageBreakBefore w:val="0"/>
@@ -876,7 +892,7 @@
           </w:tcPr>
           <w:p>
             <w:pPr>
-              <w:pStyle w:val="TableText"/>
+              <w:pStyle w:val="25"/>
               <w:keepNext w:val="0"/>
               <w:keepLines w:val="0"/>
               <w:pageBreakBefore w:val="0"/>
@@ -900,7 +916,7 @@
           </w:tcPr>
           <w:p>
             <w:pPr>
-              <w:pStyle w:val="TableText"/>
+              <w:pStyle w:val="25"/>
               <w:keepNext w:val="0"/>
               <w:keepLines w:val="0"/>
               <w:pageBreakBefore w:val="0"/>
@@ -924,7 +940,7 @@
           </w:tcPr>
           <w:p>
             <w:pPr>
-              <w:pStyle w:val="TableText"/>
+              <w:pStyle w:val="25"/>
               <w:keepNext w:val="0"/>
               <w:keepLines w:val="0"/>
               <w:pageBreakBefore w:val="0"/>
@@ -945,9 +961,14 @@
       </w:tr>
       <w:tr>
         <w:tblPrEx>
-          <w:tblW w:w="8646" w:type="dxa"/>
-          <w:tblInd w:w="28" w:type="dxa"/>
-          <w:tblLayout w:type="fixed"/>
+          <w:tblBorders>
+            <w:top w:val="single" w:color="000000" w:sz="4" w:space="0"/>
+            <w:left w:val="single" w:color="000000" w:sz="4" w:space="0"/>
+            <w:bottom w:val="single" w:color="000000" w:sz="4" w:space="0"/>
+            <w:right w:val="single" w:color="000000" w:sz="4" w:space="0"/>
+            <w:insideH w:val="single" w:color="000000" w:sz="4" w:space="0"/>
+            <w:insideV w:val="single" w:color="000000" w:sz="4" w:space="0"/>
+          </w:tblBorders>
           <w:tblCellMar>
             <w:top w:w="0" w:type="dxa"/>
             <w:left w:w="0" w:type="dxa"/>
@@ -956,7 +977,7 @@
           </w:tblCellMar>
         </w:tblPrEx>
         <w:trPr>
-          <w:trHeight w:val="474"/>
+          <w:trHeight w:val="474" w:hRule="atLeast"/>
         </w:trPr>
         <w:tc>
           <w:tcPr>
@@ -964,7 +985,7 @@
           </w:tcPr>
           <w:p>
             <w:pPr>
-              <w:pStyle w:val="TableText"/>
+              <w:pStyle w:val="25"/>
               <w:keepNext w:val="0"/>
               <w:keepLines w:val="0"/>
               <w:pageBreakBefore w:val="0"/>
@@ -988,7 +1009,7 @@
           </w:tcPr>
           <w:p>
             <w:pPr>
-              <w:pStyle w:val="TableText"/>
+              <w:pStyle w:val="25"/>
               <w:keepNext w:val="0"/>
               <w:keepLines w:val="0"/>
               <w:pageBreakBefore w:val="0"/>
@@ -1012,7 +1033,7 @@
           </w:tcPr>
           <w:p>
             <w:pPr>
-              <w:pStyle w:val="TableText"/>
+              <w:pStyle w:val="25"/>
               <w:keepNext w:val="0"/>
               <w:keepLines w:val="0"/>
               <w:pageBreakBefore w:val="0"/>
@@ -1036,7 +1057,7 @@
           </w:tcPr>
           <w:p>
             <w:pPr>
-              <w:pStyle w:val="TableText"/>
+              <w:pStyle w:val="25"/>
               <w:keepNext w:val="0"/>
               <w:keepLines w:val="0"/>
               <w:pageBreakBefore w:val="0"/>
@@ -1060,7 +1081,7 @@
           </w:tcPr>
           <w:p>
             <w:pPr>
-              <w:pStyle w:val="TableText"/>
+              <w:pStyle w:val="25"/>
               <w:keepNext w:val="0"/>
               <w:keepLines w:val="0"/>
               <w:pageBreakBefore w:val="0"/>
@@ -1081,9 +1102,14 @@
       </w:tr>
       <w:tr>
         <w:tblPrEx>
-          <w:tblW w:w="8646" w:type="dxa"/>
-          <w:tblInd w:w="28" w:type="dxa"/>
-          <w:tblLayout w:type="fixed"/>
+          <w:tblBorders>
+            <w:top w:val="single" w:color="000000" w:sz="4" w:space="0"/>
+            <w:left w:val="single" w:color="000000" w:sz="4" w:space="0"/>
+            <w:bottom w:val="single" w:color="000000" w:sz="4" w:space="0"/>
+            <w:right w:val="single" w:color="000000" w:sz="4" w:space="0"/>
+            <w:insideH w:val="single" w:color="000000" w:sz="4" w:space="0"/>
+            <w:insideV w:val="single" w:color="000000" w:sz="4" w:space="0"/>
+          </w:tblBorders>
           <w:tblCellMar>
             <w:top w:w="0" w:type="dxa"/>
             <w:left w:w="0" w:type="dxa"/>
@@ -1092,7 +1118,7 @@
           </w:tblCellMar>
         </w:tblPrEx>
         <w:trPr>
-          <w:trHeight w:val="474"/>
+          <w:trHeight w:val="474" w:hRule="atLeast"/>
         </w:trPr>
         <w:tc>
           <w:tcPr>
@@ -1100,7 +1126,7 @@
           </w:tcPr>
           <w:p>
             <w:pPr>
-              <w:pStyle w:val="TableText"/>
+              <w:pStyle w:val="25"/>
               <w:keepNext w:val="0"/>
               <w:keepLines w:val="0"/>
               <w:pageBreakBefore w:val="0"/>
@@ -1124,7 +1150,7 @@
           </w:tcPr>
           <w:p>
             <w:pPr>
-              <w:pStyle w:val="TableText"/>
+              <w:pStyle w:val="25"/>
               <w:keepNext w:val="0"/>
               <w:keepLines w:val="0"/>
               <w:pageBreakBefore w:val="0"/>
@@ -1148,7 +1174,7 @@
           </w:tcPr>
           <w:p>
             <w:pPr>
-              <w:pStyle w:val="TableText"/>
+              <w:pStyle w:val="25"/>
               <w:keepNext w:val="0"/>
               <w:keepLines w:val="0"/>
               <w:pageBreakBefore w:val="0"/>
@@ -1172,7 +1198,7 @@
           </w:tcPr>
           <w:p>
             <w:pPr>
-              <w:pStyle w:val="TableText"/>
+              <w:pStyle w:val="25"/>
               <w:keepNext w:val="0"/>
               <w:keepLines w:val="0"/>
               <w:pageBreakBefore w:val="0"/>
@@ -1196,7 +1222,7 @@
           </w:tcPr>
           <w:p>
             <w:pPr>
-              <w:pStyle w:val="TableText"/>
+              <w:pStyle w:val="25"/>
               <w:keepNext w:val="0"/>
               <w:keepLines w:val="0"/>
               <w:pageBreakBefore w:val="0"/>
@@ -1217,9 +1243,14 @@
       </w:tr>
       <w:tr>
         <w:tblPrEx>
-          <w:tblW w:w="8646" w:type="dxa"/>
-          <w:tblInd w:w="28" w:type="dxa"/>
-          <w:tblLayout w:type="fixed"/>
+          <w:tblBorders>
+            <w:top w:val="single" w:color="000000" w:sz="4" w:space="0"/>
+            <w:left w:val="single" w:color="000000" w:sz="4" w:space="0"/>
+            <w:bottom w:val="single" w:color="000000" w:sz="4" w:space="0"/>
+            <w:right w:val="single" w:color="000000" w:sz="4" w:space="0"/>
+            <w:insideH w:val="single" w:color="000000" w:sz="4" w:space="0"/>
+            <w:insideV w:val="single" w:color="000000" w:sz="4" w:space="0"/>
+          </w:tblBorders>
           <w:tblCellMar>
             <w:top w:w="0" w:type="dxa"/>
             <w:left w:w="0" w:type="dxa"/>
@@ -1228,7 +1259,7 @@
           </w:tblCellMar>
         </w:tblPrEx>
         <w:trPr>
-          <w:trHeight w:val="474"/>
+          <w:trHeight w:val="474" w:hRule="atLeast"/>
         </w:trPr>
         <w:tc>
           <w:tcPr>
@@ -1236,7 +1267,7 @@
           </w:tcPr>
           <w:p>
             <w:pPr>
-              <w:pStyle w:val="TableText"/>
+              <w:pStyle w:val="25"/>
               <w:keepNext w:val="0"/>
               <w:keepLines w:val="0"/>
               <w:pageBreakBefore w:val="0"/>
@@ -1260,7 +1291,7 @@
           </w:tcPr>
           <w:p>
             <w:pPr>
-              <w:pStyle w:val="TableText"/>
+              <w:pStyle w:val="25"/>
               <w:keepNext w:val="0"/>
               <w:keepLines w:val="0"/>
               <w:pageBreakBefore w:val="0"/>
@@ -1284,7 +1315,7 @@
           </w:tcPr>
           <w:p>
             <w:pPr>
-              <w:pStyle w:val="TableText"/>
+              <w:pStyle w:val="25"/>
               <w:keepNext w:val="0"/>
               <w:keepLines w:val="0"/>
               <w:pageBreakBefore w:val="0"/>
@@ -1308,7 +1339,7 @@
           </w:tcPr>
           <w:p>
             <w:pPr>
-              <w:pStyle w:val="TableText"/>
+              <w:pStyle w:val="25"/>
               <w:keepNext w:val="0"/>
               <w:keepLines w:val="0"/>
               <w:pageBreakBefore w:val="0"/>
@@ -1332,7 +1363,7 @@
           </w:tcPr>
           <w:p>
             <w:pPr>
-              <w:pStyle w:val="TableText"/>
+              <w:pStyle w:val="25"/>
               <w:keepNext w:val="0"/>
               <w:keepLines w:val="0"/>
               <w:pageBreakBefore w:val="0"/>
@@ -1353,9 +1384,14 @@
       </w:tr>
       <w:tr>
         <w:tblPrEx>
-          <w:tblW w:w="8646" w:type="dxa"/>
-          <w:tblInd w:w="28" w:type="dxa"/>
-          <w:tblLayout w:type="fixed"/>
+          <w:tblBorders>
+            <w:top w:val="single" w:color="000000" w:sz="4" w:space="0"/>
+            <w:left w:val="single" w:color="000000" w:sz="4" w:space="0"/>
+            <w:bottom w:val="single" w:color="000000" w:sz="4" w:space="0"/>
+            <w:right w:val="single" w:color="000000" w:sz="4" w:space="0"/>
+            <w:insideH w:val="single" w:color="000000" w:sz="4" w:space="0"/>
+            <w:insideV w:val="single" w:color="000000" w:sz="4" w:space="0"/>
+          </w:tblBorders>
           <w:tblCellMar>
             <w:top w:w="0" w:type="dxa"/>
             <w:left w:w="0" w:type="dxa"/>
@@ -1364,7 +1400,7 @@
           </w:tblCellMar>
         </w:tblPrEx>
         <w:trPr>
-          <w:trHeight w:val="589"/>
+          <w:trHeight w:val="589" w:hRule="atLeast"/>
         </w:trPr>
         <w:tc>
           <w:tcPr>
@@ -1372,7 +1408,7 @@
           </w:tcPr>
           <w:p>
             <w:pPr>
-              <w:pStyle w:val="TableText"/>
+              <w:pStyle w:val="25"/>
               <w:keepNext w:val="0"/>
               <w:keepLines w:val="0"/>
               <w:pageBreakBefore w:val="0"/>
@@ -1396,7 +1432,7 @@
           </w:tcPr>
           <w:p>
             <w:pPr>
-              <w:pStyle w:val="TableText"/>
+              <w:pStyle w:val="25"/>
               <w:keepNext w:val="0"/>
               <w:keepLines w:val="0"/>
               <w:pageBreakBefore w:val="0"/>
@@ -1420,7 +1456,7 @@
           </w:tcPr>
           <w:p>
             <w:pPr>
-              <w:pStyle w:val="TableText"/>
+              <w:pStyle w:val="25"/>
               <w:keepNext w:val="0"/>
               <w:keepLines w:val="0"/>
               <w:pageBreakBefore w:val="0"/>
@@ -1444,7 +1480,7 @@
           </w:tcPr>
           <w:p>
             <w:pPr>
-              <w:pStyle w:val="TableText"/>
+              <w:pStyle w:val="25"/>
               <w:keepNext w:val="0"/>
               <w:keepLines w:val="0"/>
               <w:pageBreakBefore w:val="0"/>
@@ -1468,7 +1504,7 @@
           </w:tcPr>
           <w:p>
             <w:pPr>
-              <w:pStyle w:val="TableText"/>
+              <w:pStyle w:val="25"/>
               <w:keepNext w:val="0"/>
               <w:keepLines w:val="0"/>
               <w:pageBreakBefore w:val="0"/>
@@ -1490,7 +1526,7 @@
     </w:tbl>
     <w:p>
       <w:pPr>
-        <w:pStyle w:val="BodyText"/>
+        <w:pStyle w:val="12"/>
         <w:keepNext w:val="0"/>
         <w:keepLines w:val="0"/>
         <w:pageBreakBefore w:val="0"/>
@@ -1526,14 +1562,14 @@
         <w:sectPr>
           <w:pgSz w:w="11906" w:h="16839"/>
           <w:pgMar w:top="1431" w:right="1440" w:bottom="0" w:left="1785" w:header="0" w:footer="0" w:gutter="0"/>
-          <w:cols w:num="1" w:space="720"/>
+          <w:cols w:space="720" w:num="1"/>
         </w:sectPr>
       </w:pPr>
     </w:p>
     <w:sdt>
       <w:sdtPr>
         <w:rPr>
-          <w:rFonts w:ascii="宋体" w:eastAsia="宋体" w:hAnsi="宋体" w:cs="Arial"/>
+          <w:rFonts w:ascii="宋体" w:hAnsi="宋体" w:eastAsia="宋体" w:cs="Arial"/>
           <w:snapToGrid w:val="0"/>
           <w:color w:val="000000"/>
           <w:kern w:val="0"/>
@@ -1549,7 +1585,7 @@
       </w:sdtPr>
       <w:sdtEndPr>
         <w:rPr>
-          <w:rFonts w:ascii="Arial" w:eastAsia="Arial" w:hAnsi="Arial" w:cs="Arial"/>
+          <w:rFonts w:ascii="Arial" w:hAnsi="Arial" w:eastAsia="Arial" w:cs="Arial"/>
           <w:snapToGrid w:val="0"/>
           <w:color w:val="000000"/>
           <w:kern w:val="0"/>
@@ -1575,13 +1611,13 @@
             <w:adjustRightInd w:val="0"/>
             <w:snapToGrid w:val="0"/>
             <w:spacing w:before="0" w:beforeLines="0" w:after="0" w:afterLines="0" w:line="240" w:lineRule="auto"/>
-            <w:ind w:left="0" w:right="0" w:firstLine="0" w:leftChars="0" w:rightChars="0" w:firstLineChars="0"/>
+            <w:ind w:left="0" w:leftChars="0" w:right="0" w:rightChars="0" w:firstLine="0" w:firstLineChars="0"/>
             <w:jc w:val="center"/>
             <w:textAlignment w:val="baseline"/>
           </w:pPr>
           <w:r>
             <w:rPr>
-              <w:rFonts w:ascii="宋体" w:eastAsia="宋体" w:hAnsi="宋体"/>
+              <w:rFonts w:ascii="宋体" w:hAnsi="宋体" w:eastAsia="宋体"/>
               <w:sz w:val="21"/>
             </w:rPr>
             <w:t>目录</w:t>
@@ -1589,7 +1625,7 @@
         </w:p>
         <w:p>
           <w:pPr>
-            <w:pStyle w:val="TOC1"/>
+            <w:pStyle w:val="16"/>
             <w:tabs>
               <w:tab w:val="right" w:leader="dot" w:pos="8485"/>
             </w:tabs>
@@ -1607,7 +1643,7 @@
             <w:fldChar w:fldCharType="begin"/>
           </w:r>
           <w:r>
-            <w:instrText xml:space="preserve"> HYPERLINK \l _Toc16098 </w:instrText>
+            <w:instrText xml:space="preserve"> HYPERLINK \l _Toc2321 </w:instrText>
           </w:r>
           <w:r>
             <w:fldChar w:fldCharType="separate"/>
@@ -1622,7 +1658,7 @@
             <w:fldChar w:fldCharType="begin"/>
           </w:r>
           <w:r>
-            <w:instrText xml:space="preserve"> PAGEREF _Toc16098 \h </w:instrText>
+            <w:instrText xml:space="preserve"> PAGEREF _Toc2321 \h </w:instrText>
           </w:r>
           <w:r>
             <w:fldChar w:fldCharType="separate"/>
@@ -1639,7 +1675,7 @@
         </w:p>
         <w:p>
           <w:pPr>
-            <w:pStyle w:val="TOC1"/>
+            <w:pStyle w:val="16"/>
             <w:tabs>
               <w:tab w:val="right" w:leader="dot" w:pos="8485"/>
             </w:tabs>
@@ -1648,7 +1684,7 @@
             <w:fldChar w:fldCharType="begin"/>
           </w:r>
           <w:r>
-            <w:instrText xml:space="preserve"> HYPERLINK \l _Toc7137 </w:instrText>
+            <w:instrText xml:space="preserve"> HYPERLINK \l _Toc11996 </w:instrText>
           </w:r>
           <w:r>
             <w:fldChar w:fldCharType="separate"/>
@@ -1663,7 +1699,7 @@
             <w:fldChar w:fldCharType="begin"/>
           </w:r>
           <w:r>
-            <w:instrText xml:space="preserve"> PAGEREF _Toc7137 \h </w:instrText>
+            <w:instrText xml:space="preserve"> PAGEREF _Toc11996 \h </w:instrText>
           </w:r>
           <w:r>
             <w:fldChar w:fldCharType="separate"/>
@@ -1680,7 +1716,7 @@
         </w:p>
         <w:p>
           <w:pPr>
-            <w:pStyle w:val="TOC2"/>
+            <w:pStyle w:val="17"/>
             <w:tabs>
               <w:tab w:val="right" w:leader="dot" w:pos="8485"/>
             </w:tabs>
@@ -1689,14 +1725,14 @@
             <w:fldChar w:fldCharType="begin"/>
           </w:r>
           <w:r>
-            <w:instrText xml:space="preserve"> HYPERLINK \l _Toc1517 </w:instrText>
+            <w:instrText xml:space="preserve"> HYPERLINK \l _Toc2915 </w:instrText>
           </w:r>
           <w:r>
             <w:fldChar w:fldCharType="separate"/>
           </w:r>
           <w:r>
             <w:rPr>
-              <w:rFonts w:ascii="宋体" w:eastAsia="宋体" w:hAnsi="宋体" w:cs="宋体"/>
+              <w:rFonts w:ascii="宋体" w:hAnsi="宋体" w:eastAsia="宋体" w:cs="宋体"/>
               <w:spacing w:val="-3"/>
               <w:szCs w:val="28"/>
             </w:rPr>
@@ -1709,7 +1745,7 @@
             <w:fldChar w:fldCharType="begin"/>
           </w:r>
           <w:r>
-            <w:instrText xml:space="preserve"> PAGEREF _Toc1517 \h </w:instrText>
+            <w:instrText xml:space="preserve"> PAGEREF _Toc2915 \h </w:instrText>
           </w:r>
           <w:r>
             <w:fldChar w:fldCharType="separate"/>
@@ -1726,7 +1762,7 @@
         </w:p>
         <w:p>
           <w:pPr>
-            <w:pStyle w:val="TOC1"/>
+            <w:pStyle w:val="16"/>
             <w:tabs>
               <w:tab w:val="right" w:leader="dot" w:pos="8485"/>
             </w:tabs>
@@ -1735,7 +1771,7 @@
             <w:fldChar w:fldCharType="begin"/>
           </w:r>
           <w:r>
-            <w:instrText xml:space="preserve"> HYPERLINK \l _Toc7769 </w:instrText>
+            <w:instrText xml:space="preserve"> HYPERLINK \l _Toc6601 </w:instrText>
           </w:r>
           <w:r>
             <w:fldChar w:fldCharType="separate"/>
@@ -1756,7 +1792,7 @@
             <w:fldChar w:fldCharType="begin"/>
           </w:r>
           <w:r>
-            <w:instrText xml:space="preserve"> PAGEREF _Toc7769 \h </w:instrText>
+            <w:instrText xml:space="preserve"> PAGEREF _Toc6601 \h </w:instrText>
           </w:r>
           <w:r>
             <w:fldChar w:fldCharType="separate"/>
@@ -1773,7 +1809,7 @@
         </w:p>
         <w:p>
           <w:pPr>
-            <w:pStyle w:val="TOC1"/>
+            <w:pStyle w:val="16"/>
             <w:tabs>
               <w:tab w:val="right" w:leader="dot" w:pos="8485"/>
             </w:tabs>
@@ -1782,7 +1818,7 @@
             <w:fldChar w:fldCharType="begin"/>
           </w:r>
           <w:r>
-            <w:instrText xml:space="preserve"> HYPERLINK \l _Toc1110 </w:instrText>
+            <w:instrText xml:space="preserve"> HYPERLINK \l _Toc6556 </w:instrText>
           </w:r>
           <w:r>
             <w:fldChar w:fldCharType="separate"/>
@@ -1803,7 +1839,7 @@
             <w:fldChar w:fldCharType="begin"/>
           </w:r>
           <w:r>
-            <w:instrText xml:space="preserve"> PAGEREF _Toc1110 \h </w:instrText>
+            <w:instrText xml:space="preserve"> PAGEREF _Toc6556 \h </w:instrText>
           </w:r>
           <w:r>
             <w:fldChar w:fldCharType="separate"/>
@@ -1820,7 +1856,7 @@
         </w:p>
         <w:p>
           <w:pPr>
-            <w:pStyle w:val="TOC1"/>
+            <w:pStyle w:val="16"/>
             <w:tabs>
               <w:tab w:val="right" w:leader="dot" w:pos="8485"/>
             </w:tabs>
@@ -1829,7 +1865,7 @@
             <w:fldChar w:fldCharType="begin"/>
           </w:r>
           <w:r>
-            <w:instrText xml:space="preserve"> HYPERLINK \l _Toc27600 </w:instrText>
+            <w:instrText xml:space="preserve"> HYPERLINK \l _Toc5188 </w:instrText>
           </w:r>
           <w:r>
             <w:fldChar w:fldCharType="separate"/>
@@ -1850,7 +1886,7 @@
             <w:fldChar w:fldCharType="begin"/>
           </w:r>
           <w:r>
-            <w:instrText xml:space="preserve"> PAGEREF _Toc27600 \h </w:instrText>
+            <w:instrText xml:space="preserve"> PAGEREF _Toc5188 \h </w:instrText>
           </w:r>
           <w:r>
             <w:fldChar w:fldCharType="separate"/>
@@ -1867,7 +1903,7 @@
         </w:p>
         <w:p>
           <w:pPr>
-            <w:pStyle w:val="TOC1"/>
+            <w:pStyle w:val="16"/>
             <w:tabs>
               <w:tab w:val="right" w:leader="dot" w:pos="8485"/>
             </w:tabs>
@@ -1876,7 +1912,7 @@
             <w:fldChar w:fldCharType="begin"/>
           </w:r>
           <w:r>
-            <w:instrText xml:space="preserve"> HYPERLINK \l _Toc13186 </w:instrText>
+            <w:instrText xml:space="preserve"> HYPERLINK \l _Toc1113 </w:instrText>
           </w:r>
           <w:r>
             <w:fldChar w:fldCharType="separate"/>
@@ -1897,7 +1933,7 @@
             <w:fldChar w:fldCharType="begin"/>
           </w:r>
           <w:r>
-            <w:instrText xml:space="preserve"> PAGEREF _Toc13186 \h </w:instrText>
+            <w:instrText xml:space="preserve"> PAGEREF _Toc1113 \h </w:instrText>
           </w:r>
           <w:r>
             <w:fldChar w:fldCharType="separate"/>
@@ -1914,7 +1950,7 @@
         </w:p>
         <w:p>
           <w:pPr>
-            <w:pStyle w:val="TOC2"/>
+            <w:pStyle w:val="17"/>
             <w:tabs>
               <w:tab w:val="right" w:leader="dot" w:pos="8485"/>
             </w:tabs>
@@ -1923,7 +1959,7 @@
             <w:fldChar w:fldCharType="begin"/>
           </w:r>
           <w:r>
-            <w:instrText xml:space="preserve"> HYPERLINK \l _Toc17084 </w:instrText>
+            <w:instrText xml:space="preserve"> HYPERLINK \l _Toc26784 </w:instrText>
           </w:r>
           <w:r>
             <w:fldChar w:fldCharType="separate"/>
@@ -1944,7 +1980,7 @@
             <w:fldChar w:fldCharType="begin"/>
           </w:r>
           <w:r>
-            <w:instrText xml:space="preserve"> PAGEREF _Toc17084 \h </w:instrText>
+            <w:instrText xml:space="preserve"> PAGEREF _Toc26784 \h </w:instrText>
           </w:r>
           <w:r>
             <w:fldChar w:fldCharType="separate"/>
@@ -1961,7 +1997,7 @@
         </w:p>
         <w:p>
           <w:pPr>
-            <w:pStyle w:val="TOC2"/>
+            <w:pStyle w:val="17"/>
             <w:tabs>
               <w:tab w:val="right" w:leader="dot" w:pos="8485"/>
             </w:tabs>
@@ -1970,7 +2006,7 @@
             <w:fldChar w:fldCharType="begin"/>
           </w:r>
           <w:r>
-            <w:instrText xml:space="preserve"> HYPERLINK \l _Toc16 </w:instrText>
+            <w:instrText xml:space="preserve"> HYPERLINK \l _Toc24612 </w:instrText>
           </w:r>
           <w:r>
             <w:fldChar w:fldCharType="separate"/>
@@ -1991,7 +2027,7 @@
             <w:fldChar w:fldCharType="begin"/>
           </w:r>
           <w:r>
-            <w:instrText xml:space="preserve"> PAGEREF _Toc16 \h </w:instrText>
+            <w:instrText xml:space="preserve"> PAGEREF _Toc24612 \h </w:instrText>
           </w:r>
           <w:r>
             <w:fldChar w:fldCharType="separate"/>
@@ -2008,7 +2044,7 @@
         </w:p>
         <w:p>
           <w:pPr>
-            <w:pStyle w:val="TOC1"/>
+            <w:pStyle w:val="16"/>
             <w:tabs>
               <w:tab w:val="right" w:leader="dot" w:pos="8485"/>
             </w:tabs>
@@ -2017,7 +2053,7 @@
             <w:fldChar w:fldCharType="begin"/>
           </w:r>
           <w:r>
-            <w:instrText xml:space="preserve"> HYPERLINK \l _Toc27960 </w:instrText>
+            <w:instrText xml:space="preserve"> HYPERLINK \l _Toc1725 </w:instrText>
           </w:r>
           <w:r>
             <w:fldChar w:fldCharType="separate"/>
@@ -2038,7 +2074,7 @@
             <w:fldChar w:fldCharType="begin"/>
           </w:r>
           <w:r>
-            <w:instrText xml:space="preserve"> PAGEREF _Toc27960 \h </w:instrText>
+            <w:instrText xml:space="preserve"> PAGEREF _Toc1725 \h </w:instrText>
           </w:r>
           <w:r>
             <w:fldChar w:fldCharType="separate"/>
@@ -2055,7 +2091,7 @@
         </w:p>
         <w:p>
           <w:pPr>
-            <w:pStyle w:val="TOC2"/>
+            <w:pStyle w:val="17"/>
             <w:tabs>
               <w:tab w:val="right" w:leader="dot" w:pos="8485"/>
             </w:tabs>
@@ -2064,7 +2100,7 @@
             <w:fldChar w:fldCharType="begin"/>
           </w:r>
           <w:r>
-            <w:instrText xml:space="preserve"> HYPERLINK \l _Toc17348 </w:instrText>
+            <w:instrText xml:space="preserve"> HYPERLINK \l _Toc15603 </w:instrText>
           </w:r>
           <w:r>
             <w:fldChar w:fldCharType="separate"/>
@@ -2085,7 +2121,7 @@
             <w:fldChar w:fldCharType="begin"/>
           </w:r>
           <w:r>
-            <w:instrText xml:space="preserve"> PAGEREF _Toc17348 \h </w:instrText>
+            <w:instrText xml:space="preserve"> PAGEREF _Toc15603 \h </w:instrText>
           </w:r>
           <w:r>
             <w:fldChar w:fldCharType="separate"/>
@@ -2102,7 +2138,7 @@
         </w:p>
         <w:p>
           <w:pPr>
-            <w:pStyle w:val="TOC3"/>
+            <w:pStyle w:val="13"/>
             <w:tabs>
               <w:tab w:val="right" w:leader="dot" w:pos="8485"/>
             </w:tabs>
@@ -2111,7 +2147,7 @@
             <w:fldChar w:fldCharType="begin"/>
           </w:r>
           <w:r>
-            <w:instrText xml:space="preserve"> HYPERLINK \l _Toc32201 </w:instrText>
+            <w:instrText xml:space="preserve"> HYPERLINK \l _Toc26626 </w:instrText>
           </w:r>
           <w:r>
             <w:fldChar w:fldCharType="separate"/>
@@ -2132,7 +2168,7 @@
             <w:fldChar w:fldCharType="begin"/>
           </w:r>
           <w:r>
-            <w:instrText xml:space="preserve"> PAGEREF _Toc32201 \h </w:instrText>
+            <w:instrText xml:space="preserve"> PAGEREF _Toc26626 \h </w:instrText>
           </w:r>
           <w:r>
             <w:fldChar w:fldCharType="separate"/>
@@ -2149,7 +2185,7 @@
         </w:p>
         <w:p>
           <w:pPr>
-            <w:pStyle w:val="TOC3"/>
+            <w:pStyle w:val="13"/>
             <w:tabs>
               <w:tab w:val="right" w:leader="dot" w:pos="8485"/>
             </w:tabs>
@@ -2158,7 +2194,7 @@
             <w:fldChar w:fldCharType="begin"/>
           </w:r>
           <w:r>
-            <w:instrText xml:space="preserve"> HYPERLINK \l _Toc4013 </w:instrText>
+            <w:instrText xml:space="preserve"> HYPERLINK \l _Toc23213 </w:instrText>
           </w:r>
           <w:r>
             <w:fldChar w:fldCharType="separate"/>
@@ -2179,7 +2215,7 @@
             <w:fldChar w:fldCharType="begin"/>
           </w:r>
           <w:r>
-            <w:instrText xml:space="preserve"> PAGEREF _Toc4013 \h </w:instrText>
+            <w:instrText xml:space="preserve"> PAGEREF _Toc23213 \h </w:instrText>
           </w:r>
           <w:r>
             <w:fldChar w:fldCharType="separate"/>
@@ -2196,7 +2232,7 @@
         </w:p>
         <w:p>
           <w:pPr>
-            <w:pStyle w:val="TOC3"/>
+            <w:pStyle w:val="13"/>
             <w:tabs>
               <w:tab w:val="right" w:leader="dot" w:pos="8485"/>
             </w:tabs>
@@ -2205,7 +2241,7 @@
             <w:fldChar w:fldCharType="begin"/>
           </w:r>
           <w:r>
-            <w:instrText xml:space="preserve"> HYPERLINK \l _Toc28504 </w:instrText>
+            <w:instrText xml:space="preserve"> HYPERLINK \l _Toc20562 </w:instrText>
           </w:r>
           <w:r>
             <w:fldChar w:fldCharType="separate"/>
@@ -2226,7 +2262,7 @@
             <w:fldChar w:fldCharType="begin"/>
           </w:r>
           <w:r>
-            <w:instrText xml:space="preserve"> PAGEREF _Toc28504 \h </w:instrText>
+            <w:instrText xml:space="preserve"> PAGEREF _Toc20562 \h </w:instrText>
           </w:r>
           <w:r>
             <w:fldChar w:fldCharType="separate"/>
@@ -2243,7 +2279,7 @@
         </w:p>
         <w:p>
           <w:pPr>
-            <w:pStyle w:val="TOC2"/>
+            <w:pStyle w:val="17"/>
             <w:tabs>
               <w:tab w:val="right" w:leader="dot" w:pos="8485"/>
             </w:tabs>
@@ -2252,7 +2288,7 @@
             <w:fldChar w:fldCharType="begin"/>
           </w:r>
           <w:r>
-            <w:instrText xml:space="preserve"> HYPERLINK \l _Toc20677 </w:instrText>
+            <w:instrText xml:space="preserve"> HYPERLINK \l _Toc19168 </w:instrText>
           </w:r>
           <w:r>
             <w:fldChar w:fldCharType="separate"/>
@@ -2273,7 +2309,7 @@
             <w:fldChar w:fldCharType="begin"/>
           </w:r>
           <w:r>
-            <w:instrText xml:space="preserve"> PAGEREF _Toc20677 \h </w:instrText>
+            <w:instrText xml:space="preserve"> PAGEREF _Toc19168 \h </w:instrText>
           </w:r>
           <w:r>
             <w:fldChar w:fldCharType="separate"/>
@@ -2290,7 +2326,7 @@
         </w:p>
         <w:p>
           <w:pPr>
-            <w:pStyle w:val="TOC2"/>
+            <w:pStyle w:val="17"/>
             <w:tabs>
               <w:tab w:val="right" w:leader="dot" w:pos="8485"/>
             </w:tabs>
@@ -2299,7 +2335,7 @@
             <w:fldChar w:fldCharType="begin"/>
           </w:r>
           <w:r>
-            <w:instrText xml:space="preserve"> HYPERLINK \l _Toc10718 </w:instrText>
+            <w:instrText xml:space="preserve"> HYPERLINK \l _Toc15216 </w:instrText>
           </w:r>
           <w:r>
             <w:fldChar w:fldCharType="separate"/>
@@ -2320,13 +2356,13 @@
             <w:fldChar w:fldCharType="begin"/>
           </w:r>
           <w:r>
-            <w:instrText xml:space="preserve"> PAGEREF _Toc10718 \h </w:instrText>
-          </w:r>
-          <w:r>
-            <w:fldChar w:fldCharType="separate"/>
-          </w:r>
-          <w:r>
-            <w:t>9</w:t>
+            <w:instrText xml:space="preserve"> PAGEREF _Toc15216 \h </w:instrText>
+          </w:r>
+          <w:r>
+            <w:fldChar w:fldCharType="separate"/>
+          </w:r>
+          <w:r>
+            <w:t>8</w:t>
           </w:r>
           <w:r>
             <w:fldChar w:fldCharType="end"/>
@@ -2337,7 +2373,7 @@
         </w:p>
         <w:p>
           <w:pPr>
-            <w:pStyle w:val="TOC3"/>
+            <w:pStyle w:val="13"/>
             <w:tabs>
               <w:tab w:val="right" w:leader="dot" w:pos="8485"/>
             </w:tabs>
@@ -2346,7 +2382,7 @@
             <w:fldChar w:fldCharType="begin"/>
           </w:r>
           <w:r>
-            <w:instrText xml:space="preserve"> HYPERLINK \l _Toc27234 </w:instrText>
+            <w:instrText xml:space="preserve"> HYPERLINK \l _Toc12549 </w:instrText>
           </w:r>
           <w:r>
             <w:fldChar w:fldCharType="separate"/>
@@ -2367,7 +2403,7 @@
             <w:fldChar w:fldCharType="begin"/>
           </w:r>
           <w:r>
-            <w:instrText xml:space="preserve"> PAGEREF _Toc27234 \h </w:instrText>
+            <w:instrText xml:space="preserve"> PAGEREF _Toc12549 \h </w:instrText>
           </w:r>
           <w:r>
             <w:fldChar w:fldCharType="separate"/>
@@ -2384,7 +2420,7 @@
         </w:p>
         <w:p>
           <w:pPr>
-            <w:pStyle w:val="TOC3"/>
+            <w:pStyle w:val="13"/>
             <w:tabs>
               <w:tab w:val="right" w:leader="dot" w:pos="8485"/>
             </w:tabs>
@@ -2393,7 +2429,7 @@
             <w:fldChar w:fldCharType="begin"/>
           </w:r>
           <w:r>
-            <w:instrText xml:space="preserve"> HYPERLINK \l _Toc14745 </w:instrText>
+            <w:instrText xml:space="preserve"> HYPERLINK \l _Toc680 </w:instrText>
           </w:r>
           <w:r>
             <w:fldChar w:fldCharType="separate"/>
@@ -2414,7 +2450,7 @@
             <w:fldChar w:fldCharType="begin"/>
           </w:r>
           <w:r>
-            <w:instrText xml:space="preserve"> PAGEREF _Toc14745 \h </w:instrText>
+            <w:instrText xml:space="preserve"> PAGEREF _Toc680 \h </w:instrText>
           </w:r>
           <w:r>
             <w:fldChar w:fldCharType="separate"/>
@@ -2431,7 +2467,7 @@
         </w:p>
         <w:p>
           <w:pPr>
-            <w:pStyle w:val="TOC3"/>
+            <w:pStyle w:val="13"/>
             <w:tabs>
               <w:tab w:val="right" w:leader="dot" w:pos="8485"/>
             </w:tabs>
@@ -2440,7 +2476,7 @@
             <w:fldChar w:fldCharType="begin"/>
           </w:r>
           <w:r>
-            <w:instrText xml:space="preserve"> HYPERLINK \l _Toc32030 </w:instrText>
+            <w:instrText xml:space="preserve"> HYPERLINK \l _Toc7688 </w:instrText>
           </w:r>
           <w:r>
             <w:fldChar w:fldCharType="separate"/>
@@ -2461,7 +2497,7 @@
             <w:fldChar w:fldCharType="begin"/>
           </w:r>
           <w:r>
-            <w:instrText xml:space="preserve"> PAGEREF _Toc32030 \h </w:instrText>
+            <w:instrText xml:space="preserve"> PAGEREF _Toc7688 \h </w:instrText>
           </w:r>
           <w:r>
             <w:fldChar w:fldCharType="separate"/>
@@ -2478,7 +2514,7 @@
         </w:p>
         <w:p>
           <w:pPr>
-            <w:pStyle w:val="TOC2"/>
+            <w:pStyle w:val="17"/>
             <w:tabs>
               <w:tab w:val="right" w:leader="dot" w:pos="8485"/>
             </w:tabs>
@@ -2487,7 +2523,7 @@
             <w:fldChar w:fldCharType="begin"/>
           </w:r>
           <w:r>
-            <w:instrText xml:space="preserve"> HYPERLINK \l _Toc13507 </w:instrText>
+            <w:instrText xml:space="preserve"> HYPERLINK \l _Toc25795 </w:instrText>
           </w:r>
           <w:r>
             <w:fldChar w:fldCharType="separate"/>
@@ -2508,7 +2544,7 @@
             <w:fldChar w:fldCharType="begin"/>
           </w:r>
           <w:r>
-            <w:instrText xml:space="preserve"> PAGEREF _Toc13507 \h </w:instrText>
+            <w:instrText xml:space="preserve"> PAGEREF _Toc25795 \h </w:instrText>
           </w:r>
           <w:r>
             <w:fldChar w:fldCharType="separate"/>
@@ -2525,7 +2561,7 @@
         </w:p>
         <w:p>
           <w:pPr>
-            <w:pStyle w:val="TOC1"/>
+            <w:pStyle w:val="16"/>
             <w:tabs>
               <w:tab w:val="right" w:leader="dot" w:pos="8485"/>
             </w:tabs>
@@ -2534,7 +2570,7 @@
             <w:fldChar w:fldCharType="begin"/>
           </w:r>
           <w:r>
-            <w:instrText xml:space="preserve"> HYPERLINK \l _Toc1578 </w:instrText>
+            <w:instrText xml:space="preserve"> HYPERLINK \l _Toc10477 </w:instrText>
           </w:r>
           <w:r>
             <w:fldChar w:fldCharType="separate"/>
@@ -2555,7 +2591,7 @@
             <w:fldChar w:fldCharType="begin"/>
           </w:r>
           <w:r>
-            <w:instrText xml:space="preserve"> PAGEREF _Toc1578 \h </w:instrText>
+            <w:instrText xml:space="preserve"> PAGEREF _Toc10477 \h </w:instrText>
           </w:r>
           <w:r>
             <w:fldChar w:fldCharType="separate"/>
@@ -2572,7 +2608,7 @@
         </w:p>
         <w:p>
           <w:pPr>
-            <w:pStyle w:val="TOC2"/>
+            <w:pStyle w:val="17"/>
             <w:tabs>
               <w:tab w:val="right" w:leader="dot" w:pos="8485"/>
             </w:tabs>
@@ -2581,7 +2617,7 @@
             <w:fldChar w:fldCharType="begin"/>
           </w:r>
           <w:r>
-            <w:instrText xml:space="preserve"> HYPERLINK \l _Toc27679 </w:instrText>
+            <w:instrText xml:space="preserve"> HYPERLINK \l _Toc10892 </w:instrText>
           </w:r>
           <w:r>
             <w:fldChar w:fldCharType="separate"/>
@@ -2602,7 +2638,7 @@
             <w:fldChar w:fldCharType="begin"/>
           </w:r>
           <w:r>
-            <w:instrText xml:space="preserve"> PAGEREF _Toc27679 \h </w:instrText>
+            <w:instrText xml:space="preserve"> PAGEREF _Toc10892 \h </w:instrText>
           </w:r>
           <w:r>
             <w:fldChar w:fldCharType="separate"/>
@@ -2619,7 +2655,7 @@
         </w:p>
         <w:p>
           <w:pPr>
-            <w:pStyle w:val="TOC2"/>
+            <w:pStyle w:val="17"/>
             <w:tabs>
               <w:tab w:val="right" w:leader="dot" w:pos="8485"/>
             </w:tabs>
@@ -2628,7 +2664,7 @@
             <w:fldChar w:fldCharType="begin"/>
           </w:r>
           <w:r>
-            <w:instrText xml:space="preserve"> HYPERLINK \l _Toc8753 </w:instrText>
+            <w:instrText xml:space="preserve"> HYPERLINK \l _Toc13772 </w:instrText>
           </w:r>
           <w:r>
             <w:fldChar w:fldCharType="separate"/>
@@ -2649,7 +2685,7 @@
             <w:fldChar w:fldCharType="begin"/>
           </w:r>
           <w:r>
-            <w:instrText xml:space="preserve"> PAGEREF _Toc8753 \h </w:instrText>
+            <w:instrText xml:space="preserve"> PAGEREF _Toc13772 \h </w:instrText>
           </w:r>
           <w:r>
             <w:fldChar w:fldCharType="separate"/>
@@ -2666,7 +2702,7 @@
         </w:p>
         <w:p>
           <w:pPr>
-            <w:pStyle w:val="TOC2"/>
+            <w:pStyle w:val="17"/>
             <w:tabs>
               <w:tab w:val="right" w:leader="dot" w:pos="8485"/>
             </w:tabs>
@@ -2675,7 +2711,7 @@
             <w:fldChar w:fldCharType="begin"/>
           </w:r>
           <w:r>
-            <w:instrText xml:space="preserve"> HYPERLINK \l _Toc9437 </w:instrText>
+            <w:instrText xml:space="preserve"> HYPERLINK \l _Toc13413 </w:instrText>
           </w:r>
           <w:r>
             <w:fldChar w:fldCharType="separate"/>
@@ -2696,7 +2732,7 @@
             <w:fldChar w:fldCharType="begin"/>
           </w:r>
           <w:r>
-            <w:instrText xml:space="preserve"> PAGEREF _Toc9437 \h </w:instrText>
+            <w:instrText xml:space="preserve"> PAGEREF _Toc13413 \h </w:instrText>
           </w:r>
           <w:r>
             <w:fldChar w:fldCharType="separate"/>
@@ -2713,7 +2749,7 @@
         </w:p>
         <w:p>
           <w:pPr>
-            <w:pStyle w:val="TOC2"/>
+            <w:pStyle w:val="17"/>
             <w:tabs>
               <w:tab w:val="right" w:leader="dot" w:pos="8485"/>
             </w:tabs>
@@ -2722,7 +2758,7 @@
             <w:fldChar w:fldCharType="begin"/>
           </w:r>
           <w:r>
-            <w:instrText xml:space="preserve"> HYPERLINK \l _Toc22564 </w:instrText>
+            <w:instrText xml:space="preserve"> HYPERLINK \l _Toc9593 </w:instrText>
           </w:r>
           <w:r>
             <w:fldChar w:fldCharType="separate"/>
@@ -2743,7 +2779,7 @@
             <w:fldChar w:fldCharType="begin"/>
           </w:r>
           <w:r>
-            <w:instrText xml:space="preserve"> PAGEREF _Toc22564 \h </w:instrText>
+            <w:instrText xml:space="preserve"> PAGEREF _Toc9593 \h </w:instrText>
           </w:r>
           <w:r>
             <w:fldChar w:fldCharType="separate"/>
@@ -2760,7 +2796,7 @@
         </w:p>
         <w:p>
           <w:pPr>
-            <w:pStyle w:val="TOC1"/>
+            <w:pStyle w:val="16"/>
             <w:tabs>
               <w:tab w:val="right" w:leader="dot" w:pos="8485"/>
             </w:tabs>
@@ -2769,7 +2805,7 @@
             <w:fldChar w:fldCharType="begin"/>
           </w:r>
           <w:r>
-            <w:instrText xml:space="preserve"> HYPERLINK \l _Toc20126 </w:instrText>
+            <w:instrText xml:space="preserve"> HYPERLINK \l _Toc25038 </w:instrText>
           </w:r>
           <w:r>
             <w:fldChar w:fldCharType="separate"/>
@@ -2790,7 +2826,7 @@
             <w:fldChar w:fldCharType="begin"/>
           </w:r>
           <w:r>
-            <w:instrText xml:space="preserve"> PAGEREF _Toc20126 \h </w:instrText>
+            <w:instrText xml:space="preserve"> PAGEREF _Toc25038 \h </w:instrText>
           </w:r>
           <w:r>
             <w:fldChar w:fldCharType="separate"/>
@@ -2807,7 +2843,7 @@
         </w:p>
         <w:p>
           <w:pPr>
-            <w:pStyle w:val="TOC2"/>
+            <w:pStyle w:val="17"/>
             <w:tabs>
               <w:tab w:val="right" w:leader="dot" w:pos="8485"/>
             </w:tabs>
@@ -2816,7 +2852,7 @@
             <w:fldChar w:fldCharType="begin"/>
           </w:r>
           <w:r>
-            <w:instrText xml:space="preserve"> HYPERLINK \l _Toc13233 </w:instrText>
+            <w:instrText xml:space="preserve"> HYPERLINK \l _Toc15247 </w:instrText>
           </w:r>
           <w:r>
             <w:fldChar w:fldCharType="separate"/>
@@ -2837,13 +2873,13 @@
             <w:fldChar w:fldCharType="begin"/>
           </w:r>
           <w:r>
-            <w:instrText xml:space="preserve"> PAGEREF _Toc13233 \h </w:instrText>
-          </w:r>
-          <w:r>
-            <w:fldChar w:fldCharType="separate"/>
-          </w:r>
-          <w:r>
-            <w:t>12</w:t>
+            <w:instrText xml:space="preserve"> PAGEREF _Toc15247 \h </w:instrText>
+          </w:r>
+          <w:r>
+            <w:fldChar w:fldCharType="separate"/>
+          </w:r>
+          <w:r>
+            <w:t>11</w:t>
           </w:r>
           <w:r>
             <w:fldChar w:fldCharType="end"/>
@@ -2854,7 +2890,7 @@
         </w:p>
         <w:p>
           <w:pPr>
-            <w:pStyle w:val="TOC3"/>
+            <w:pStyle w:val="13"/>
             <w:tabs>
               <w:tab w:val="right" w:leader="dot" w:pos="8485"/>
             </w:tabs>
@@ -2863,7 +2899,7 @@
             <w:fldChar w:fldCharType="begin"/>
           </w:r>
           <w:r>
-            <w:instrText xml:space="preserve"> HYPERLINK \l _Toc32420 </w:instrText>
+            <w:instrText xml:space="preserve"> HYPERLINK \l _Toc2497 </w:instrText>
           </w:r>
           <w:r>
             <w:fldChar w:fldCharType="separate"/>
@@ -2884,7 +2920,7 @@
             <w:fldChar w:fldCharType="begin"/>
           </w:r>
           <w:r>
-            <w:instrText xml:space="preserve"> PAGEREF _Toc32420 \h </w:instrText>
+            <w:instrText xml:space="preserve"> PAGEREF _Toc2497 \h </w:instrText>
           </w:r>
           <w:r>
             <w:fldChar w:fldCharType="separate"/>
@@ -2901,7 +2937,7 @@
         </w:p>
         <w:p>
           <w:pPr>
-            <w:pStyle w:val="TOC3"/>
+            <w:pStyle w:val="13"/>
             <w:tabs>
               <w:tab w:val="right" w:leader="dot" w:pos="8485"/>
             </w:tabs>
@@ -2910,7 +2946,7 @@
             <w:fldChar w:fldCharType="begin"/>
           </w:r>
           <w:r>
-            <w:instrText xml:space="preserve"> HYPERLINK \l _Toc29750 </w:instrText>
+            <w:instrText xml:space="preserve"> HYPERLINK \l _Toc13754 </w:instrText>
           </w:r>
           <w:r>
             <w:fldChar w:fldCharType="separate"/>
@@ -2931,7 +2967,7 @@
             <w:fldChar w:fldCharType="begin"/>
           </w:r>
           <w:r>
-            <w:instrText xml:space="preserve"> PAGEREF _Toc29750 \h </w:instrText>
+            <w:instrText xml:space="preserve"> PAGEREF _Toc13754 \h </w:instrText>
           </w:r>
           <w:r>
             <w:fldChar w:fldCharType="separate"/>
@@ -2948,7 +2984,7 @@
         </w:p>
         <w:p>
           <w:pPr>
-            <w:pStyle w:val="TOC3"/>
+            <w:pStyle w:val="13"/>
             <w:tabs>
               <w:tab w:val="right" w:leader="dot" w:pos="8485"/>
             </w:tabs>
@@ -2957,7 +2993,7 @@
             <w:fldChar w:fldCharType="begin"/>
           </w:r>
           <w:r>
-            <w:instrText xml:space="preserve"> HYPERLINK \l _Toc367 </w:instrText>
+            <w:instrText xml:space="preserve"> HYPERLINK \l _Toc13138 </w:instrText>
           </w:r>
           <w:r>
             <w:fldChar w:fldCharType="separate"/>
@@ -2978,7 +3014,7 @@
             <w:fldChar w:fldCharType="begin"/>
           </w:r>
           <w:r>
-            <w:instrText xml:space="preserve"> PAGEREF _Toc367 \h </w:instrText>
+            <w:instrText xml:space="preserve"> PAGEREF _Toc13138 \h </w:instrText>
           </w:r>
           <w:r>
             <w:fldChar w:fldCharType="separate"/>
@@ -2995,7 +3031,7 @@
         </w:p>
         <w:p>
           <w:pPr>
-            <w:pStyle w:val="TOC3"/>
+            <w:pStyle w:val="13"/>
             <w:tabs>
               <w:tab w:val="right" w:leader="dot" w:pos="8485"/>
             </w:tabs>
@@ -3004,7 +3040,7 @@
             <w:fldChar w:fldCharType="begin"/>
           </w:r>
           <w:r>
-            <w:instrText xml:space="preserve"> HYPERLINK \l _Toc31845 </w:instrText>
+            <w:instrText xml:space="preserve"> HYPERLINK \l _Toc9845 </w:instrText>
           </w:r>
           <w:r>
             <w:fldChar w:fldCharType="separate"/>
@@ -3025,7 +3061,7 @@
             <w:fldChar w:fldCharType="begin"/>
           </w:r>
           <w:r>
-            <w:instrText xml:space="preserve"> PAGEREF _Toc31845 \h </w:instrText>
+            <w:instrText xml:space="preserve"> PAGEREF _Toc9845 \h </w:instrText>
           </w:r>
           <w:r>
             <w:fldChar w:fldCharType="separate"/>
@@ -3042,7 +3078,7 @@
         </w:p>
         <w:p>
           <w:pPr>
-            <w:pStyle w:val="TOC3"/>
+            <w:pStyle w:val="13"/>
             <w:tabs>
               <w:tab w:val="right" w:leader="dot" w:pos="8485"/>
             </w:tabs>
@@ -3051,7 +3087,7 @@
             <w:fldChar w:fldCharType="begin"/>
           </w:r>
           <w:r>
-            <w:instrText xml:space="preserve"> HYPERLINK \l _Toc7767 </w:instrText>
+            <w:instrText xml:space="preserve"> HYPERLINK \l _Toc30712 </w:instrText>
           </w:r>
           <w:r>
             <w:fldChar w:fldCharType="separate"/>
@@ -3072,7 +3108,7 @@
             <w:fldChar w:fldCharType="begin"/>
           </w:r>
           <w:r>
-            <w:instrText xml:space="preserve"> PAGEREF _Toc7767 \h </w:instrText>
+            <w:instrText xml:space="preserve"> PAGEREF _Toc30712 \h </w:instrText>
           </w:r>
           <w:r>
             <w:fldChar w:fldCharType="separate"/>
@@ -3089,7 +3125,7 @@
         </w:p>
         <w:p>
           <w:pPr>
-            <w:pStyle w:val="TOC2"/>
+            <w:pStyle w:val="17"/>
             <w:tabs>
               <w:tab w:val="right" w:leader="dot" w:pos="8485"/>
             </w:tabs>
@@ -3098,7 +3134,7 @@
             <w:fldChar w:fldCharType="begin"/>
           </w:r>
           <w:r>
-            <w:instrText xml:space="preserve"> HYPERLINK \l _Toc20471 </w:instrText>
+            <w:instrText xml:space="preserve"> HYPERLINK \l _Toc30362 </w:instrText>
           </w:r>
           <w:r>
             <w:fldChar w:fldCharType="separate"/>
@@ -3119,7 +3155,7 @@
             <w:fldChar w:fldCharType="begin"/>
           </w:r>
           <w:r>
-            <w:instrText xml:space="preserve"> PAGEREF _Toc20471 \h </w:instrText>
+            <w:instrText xml:space="preserve"> PAGEREF _Toc30362 \h </w:instrText>
           </w:r>
           <w:r>
             <w:fldChar w:fldCharType="separate"/>
@@ -3136,7 +3172,7 @@
         </w:p>
         <w:p>
           <w:pPr>
-            <w:pStyle w:val="TOC3"/>
+            <w:pStyle w:val="13"/>
             <w:tabs>
               <w:tab w:val="right" w:leader="dot" w:pos="8485"/>
             </w:tabs>
@@ -3145,7 +3181,7 @@
             <w:fldChar w:fldCharType="begin"/>
           </w:r>
           <w:r>
-            <w:instrText xml:space="preserve"> HYPERLINK \l _Toc17635 </w:instrText>
+            <w:instrText xml:space="preserve"> HYPERLINK \l _Toc1380 </w:instrText>
           </w:r>
           <w:r>
             <w:fldChar w:fldCharType="separate"/>
@@ -3166,7 +3202,7 @@
             <w:fldChar w:fldCharType="begin"/>
           </w:r>
           <w:r>
-            <w:instrText xml:space="preserve"> PAGEREF _Toc17635 \h </w:instrText>
+            <w:instrText xml:space="preserve"> PAGEREF _Toc1380 \h </w:instrText>
           </w:r>
           <w:r>
             <w:fldChar w:fldCharType="separate"/>
@@ -3183,7 +3219,7 @@
         </w:p>
         <w:p>
           <w:pPr>
-            <w:pStyle w:val="TOC3"/>
+            <w:pStyle w:val="13"/>
             <w:tabs>
               <w:tab w:val="right" w:leader="dot" w:pos="8485"/>
             </w:tabs>
@@ -3192,7 +3228,7 @@
             <w:fldChar w:fldCharType="begin"/>
           </w:r>
           <w:r>
-            <w:instrText xml:space="preserve"> HYPERLINK \l _Toc6184 </w:instrText>
+            <w:instrText xml:space="preserve"> HYPERLINK \l _Toc19562 </w:instrText>
           </w:r>
           <w:r>
             <w:fldChar w:fldCharType="separate"/>
@@ -3213,7 +3249,7 @@
             <w:fldChar w:fldCharType="begin"/>
           </w:r>
           <w:r>
-            <w:instrText xml:space="preserve"> PAGEREF _Toc6184 \h </w:instrText>
+            <w:instrText xml:space="preserve"> PAGEREF _Toc19562 \h </w:instrText>
           </w:r>
           <w:r>
             <w:fldChar w:fldCharType="separate"/>
@@ -3230,7 +3266,7 @@
         </w:p>
         <w:p>
           <w:pPr>
-            <w:pStyle w:val="TOC2"/>
+            <w:pStyle w:val="17"/>
             <w:tabs>
               <w:tab w:val="right" w:leader="dot" w:pos="8485"/>
             </w:tabs>
@@ -3239,7 +3275,7 @@
             <w:fldChar w:fldCharType="begin"/>
           </w:r>
           <w:r>
-            <w:instrText xml:space="preserve"> HYPERLINK \l _Toc23022 </w:instrText>
+            <w:instrText xml:space="preserve"> HYPERLINK \l _Toc8918 </w:instrText>
           </w:r>
           <w:r>
             <w:fldChar w:fldCharType="separate"/>
@@ -3260,7 +3296,7 @@
             <w:fldChar w:fldCharType="begin"/>
           </w:r>
           <w:r>
-            <w:instrText xml:space="preserve"> PAGEREF _Toc23022 \h </w:instrText>
+            <w:instrText xml:space="preserve"> PAGEREF _Toc8918 \h </w:instrText>
           </w:r>
           <w:r>
             <w:fldChar w:fldCharType="separate"/>
@@ -3277,7 +3313,7 @@
         </w:p>
         <w:p>
           <w:pPr>
-            <w:pStyle w:val="TOC3"/>
+            <w:pStyle w:val="13"/>
             <w:tabs>
               <w:tab w:val="right" w:leader="dot" w:pos="8485"/>
             </w:tabs>
@@ -3286,7 +3322,7 @@
             <w:fldChar w:fldCharType="begin"/>
           </w:r>
           <w:r>
-            <w:instrText xml:space="preserve"> HYPERLINK \l _Toc11468 </w:instrText>
+            <w:instrText xml:space="preserve"> HYPERLINK \l _Toc19462 </w:instrText>
           </w:r>
           <w:r>
             <w:fldChar w:fldCharType="separate"/>
@@ -3307,7 +3343,7 @@
             <w:fldChar w:fldCharType="begin"/>
           </w:r>
           <w:r>
-            <w:instrText xml:space="preserve"> PAGEREF _Toc11468 \h </w:instrText>
+            <w:instrText xml:space="preserve"> PAGEREF _Toc19462 \h </w:instrText>
           </w:r>
           <w:r>
             <w:fldChar w:fldCharType="separate"/>
@@ -3324,7 +3360,7 @@
         </w:p>
         <w:p>
           <w:pPr>
-            <w:pStyle w:val="TOC3"/>
+            <w:pStyle w:val="13"/>
             <w:tabs>
               <w:tab w:val="right" w:leader="dot" w:pos="8485"/>
             </w:tabs>
@@ -3333,7 +3369,7 @@
             <w:fldChar w:fldCharType="begin"/>
           </w:r>
           <w:r>
-            <w:instrText xml:space="preserve"> HYPERLINK \l _Toc19159 </w:instrText>
+            <w:instrText xml:space="preserve"> HYPERLINK \l _Toc32332 </w:instrText>
           </w:r>
           <w:r>
             <w:fldChar w:fldCharType="separate"/>
@@ -3354,7 +3390,7 @@
             <w:fldChar w:fldCharType="begin"/>
           </w:r>
           <w:r>
-            <w:instrText xml:space="preserve"> PAGEREF _Toc19159 \h </w:instrText>
+            <w:instrText xml:space="preserve"> PAGEREF _Toc32332 \h </w:instrText>
           </w:r>
           <w:r>
             <w:fldChar w:fldCharType="separate"/>
@@ -3371,7 +3407,7 @@
         </w:p>
         <w:p>
           <w:pPr>
-            <w:pStyle w:val="TOC3"/>
+            <w:pStyle w:val="13"/>
             <w:tabs>
               <w:tab w:val="right" w:leader="dot" w:pos="8485"/>
             </w:tabs>
@@ -3380,7 +3416,7 @@
             <w:fldChar w:fldCharType="begin"/>
           </w:r>
           <w:r>
-            <w:instrText xml:space="preserve"> HYPERLINK \l _Toc20277 </w:instrText>
+            <w:instrText xml:space="preserve"> HYPERLINK \l _Toc1127 </w:instrText>
           </w:r>
           <w:r>
             <w:fldChar w:fldCharType="separate"/>
@@ -3401,13 +3437,13 @@
             <w:fldChar w:fldCharType="begin"/>
           </w:r>
           <w:r>
-            <w:instrText xml:space="preserve"> PAGEREF _Toc20277 \h </w:instrText>
-          </w:r>
-          <w:r>
-            <w:fldChar w:fldCharType="separate"/>
-          </w:r>
-          <w:r>
-            <w:t>16</w:t>
+            <w:instrText xml:space="preserve"> PAGEREF _Toc1127 \h </w:instrText>
+          </w:r>
+          <w:r>
+            <w:fldChar w:fldCharType="separate"/>
+          </w:r>
+          <w:r>
+            <w:t>15</w:t>
           </w:r>
           <w:r>
             <w:fldChar w:fldCharType="end"/>
@@ -3418,7 +3454,7 @@
         </w:p>
         <w:p>
           <w:pPr>
-            <w:pStyle w:val="TOC3"/>
+            <w:pStyle w:val="13"/>
             <w:tabs>
               <w:tab w:val="right" w:leader="dot" w:pos="8485"/>
             </w:tabs>
@@ -3427,7 +3463,7 @@
             <w:fldChar w:fldCharType="begin"/>
           </w:r>
           <w:r>
-            <w:instrText xml:space="preserve"> HYPERLINK \l _Toc32592 </w:instrText>
+            <w:instrText xml:space="preserve"> HYPERLINK \l _Toc26628 </w:instrText>
           </w:r>
           <w:r>
             <w:fldChar w:fldCharType="separate"/>
@@ -3448,7 +3484,7 @@
             <w:fldChar w:fldCharType="begin"/>
           </w:r>
           <w:r>
-            <w:instrText xml:space="preserve"> PAGEREF _Toc32592 \h </w:instrText>
+            <w:instrText xml:space="preserve"> PAGEREF _Toc26628 \h </w:instrText>
           </w:r>
           <w:r>
             <w:fldChar w:fldCharType="separate"/>
@@ -3465,7 +3501,7 @@
         </w:p>
         <w:p>
           <w:pPr>
-            <w:pStyle w:val="TOC3"/>
+            <w:pStyle w:val="13"/>
             <w:tabs>
               <w:tab w:val="right" w:leader="dot" w:pos="8485"/>
             </w:tabs>
@@ -3474,7 +3510,7 @@
             <w:fldChar w:fldCharType="begin"/>
           </w:r>
           <w:r>
-            <w:instrText xml:space="preserve"> HYPERLINK \l _Toc27985 </w:instrText>
+            <w:instrText xml:space="preserve"> HYPERLINK \l _Toc13651 </w:instrText>
           </w:r>
           <w:r>
             <w:fldChar w:fldCharType="separate"/>
@@ -3495,7 +3531,7 @@
             <w:fldChar w:fldCharType="begin"/>
           </w:r>
           <w:r>
-            <w:instrText xml:space="preserve"> PAGEREF _Toc27985 \h </w:instrText>
+            <w:instrText xml:space="preserve"> PAGEREF _Toc13651 \h </w:instrText>
           </w:r>
           <w:r>
             <w:fldChar w:fldCharType="separate"/>
@@ -3512,7 +3548,7 @@
         </w:p>
         <w:p>
           <w:pPr>
-            <w:pStyle w:val="TOC3"/>
+            <w:pStyle w:val="13"/>
             <w:tabs>
               <w:tab w:val="right" w:leader="dot" w:pos="8485"/>
             </w:tabs>
@@ -3521,7 +3557,7 @@
             <w:fldChar w:fldCharType="begin"/>
           </w:r>
           <w:r>
-            <w:instrText xml:space="preserve"> HYPERLINK \l _Toc18056 </w:instrText>
+            <w:instrText xml:space="preserve"> HYPERLINK \l _Toc5922 </w:instrText>
           </w:r>
           <w:r>
             <w:fldChar w:fldCharType="separate"/>
@@ -3542,7 +3578,7 @@
             <w:fldChar w:fldCharType="begin"/>
           </w:r>
           <w:r>
-            <w:instrText xml:space="preserve"> PAGEREF _Toc18056 \h </w:instrText>
+            <w:instrText xml:space="preserve"> PAGEREF _Toc5922 \h </w:instrText>
           </w:r>
           <w:r>
             <w:fldChar w:fldCharType="separate"/>
@@ -3559,7 +3595,7 @@
         </w:p>
         <w:p>
           <w:pPr>
-            <w:pStyle w:val="TOC1"/>
+            <w:pStyle w:val="16"/>
             <w:tabs>
               <w:tab w:val="right" w:leader="dot" w:pos="8485"/>
             </w:tabs>
@@ -3568,7 +3604,7 @@
             <w:fldChar w:fldCharType="begin"/>
           </w:r>
           <w:r>
-            <w:instrText xml:space="preserve"> HYPERLINK \l _Toc13985 </w:instrText>
+            <w:instrText xml:space="preserve"> HYPERLINK \l _Toc15856 </w:instrText>
           </w:r>
           <w:r>
             <w:fldChar w:fldCharType="separate"/>
@@ -3589,7 +3625,7 @@
             <w:fldChar w:fldCharType="begin"/>
           </w:r>
           <w:r>
-            <w:instrText xml:space="preserve"> PAGEREF _Toc13985 \h </w:instrText>
+            <w:instrText xml:space="preserve"> PAGEREF _Toc15856 \h </w:instrText>
           </w:r>
           <w:r>
             <w:fldChar w:fldCharType="separate"/>
@@ -3606,7 +3642,7 @@
         </w:p>
         <w:p>
           <w:pPr>
-            <w:pStyle w:val="TOC2"/>
+            <w:pStyle w:val="17"/>
             <w:tabs>
               <w:tab w:val="right" w:leader="dot" w:pos="8485"/>
             </w:tabs>
@@ -3615,7 +3651,7 @@
             <w:fldChar w:fldCharType="begin"/>
           </w:r>
           <w:r>
-            <w:instrText xml:space="preserve"> HYPERLINK \l _Toc710 </w:instrText>
+            <w:instrText xml:space="preserve"> HYPERLINK \l _Toc10367 </w:instrText>
           </w:r>
           <w:r>
             <w:fldChar w:fldCharType="separate"/>
@@ -3636,7 +3672,7 @@
             <w:fldChar w:fldCharType="begin"/>
           </w:r>
           <w:r>
-            <w:instrText xml:space="preserve"> PAGEREF _Toc710 \h </w:instrText>
+            <w:instrText xml:space="preserve"> PAGEREF _Toc10367 \h </w:instrText>
           </w:r>
           <w:r>
             <w:fldChar w:fldCharType="separate"/>
@@ -3653,7 +3689,7 @@
         </w:p>
         <w:p>
           <w:pPr>
-            <w:pStyle w:val="TOC2"/>
+            <w:pStyle w:val="17"/>
             <w:tabs>
               <w:tab w:val="right" w:leader="dot" w:pos="8485"/>
             </w:tabs>
@@ -3662,7 +3698,7 @@
             <w:fldChar w:fldCharType="begin"/>
           </w:r>
           <w:r>
-            <w:instrText xml:space="preserve"> HYPERLINK \l _Toc23034 </w:instrText>
+            <w:instrText xml:space="preserve"> HYPERLINK \l _Toc16602 </w:instrText>
           </w:r>
           <w:r>
             <w:fldChar w:fldCharType="separate"/>
@@ -3683,7 +3719,7 @@
             <w:fldChar w:fldCharType="begin"/>
           </w:r>
           <w:r>
-            <w:instrText xml:space="preserve"> PAGEREF _Toc23034 \h </w:instrText>
+            <w:instrText xml:space="preserve"> PAGEREF _Toc16602 \h </w:instrText>
           </w:r>
           <w:r>
             <w:fldChar w:fldCharType="separate"/>
@@ -3700,7 +3736,7 @@
         </w:p>
         <w:p>
           <w:pPr>
-            <w:pStyle w:val="TOC2"/>
+            <w:pStyle w:val="17"/>
             <w:tabs>
               <w:tab w:val="right" w:leader="dot" w:pos="8485"/>
             </w:tabs>
@@ -3709,7 +3745,7 @@
             <w:fldChar w:fldCharType="begin"/>
           </w:r>
           <w:r>
-            <w:instrText xml:space="preserve"> HYPERLINK \l _Toc11945 </w:instrText>
+            <w:instrText xml:space="preserve"> HYPERLINK \l _Toc20708 </w:instrText>
           </w:r>
           <w:r>
             <w:fldChar w:fldCharType="separate"/>
@@ -3730,7 +3766,7 @@
             <w:fldChar w:fldCharType="begin"/>
           </w:r>
           <w:r>
-            <w:instrText xml:space="preserve"> PAGEREF _Toc11945 \h </w:instrText>
+            <w:instrText xml:space="preserve"> PAGEREF _Toc20708 \h </w:instrText>
           </w:r>
           <w:r>
             <w:fldChar w:fldCharType="separate"/>
@@ -3747,7 +3783,7 @@
         </w:p>
         <w:p>
           <w:pPr>
-            <w:pStyle w:val="TOC2"/>
+            <w:pStyle w:val="17"/>
             <w:tabs>
               <w:tab w:val="right" w:leader="dot" w:pos="8485"/>
             </w:tabs>
@@ -3756,7 +3792,7 @@
             <w:fldChar w:fldCharType="begin"/>
           </w:r>
           <w:r>
-            <w:instrText xml:space="preserve"> HYPERLINK \l _Toc14889 </w:instrText>
+            <w:instrText xml:space="preserve"> HYPERLINK \l _Toc12770 </w:instrText>
           </w:r>
           <w:r>
             <w:fldChar w:fldCharType="separate"/>
@@ -3777,7 +3813,7 @@
             <w:fldChar w:fldCharType="begin"/>
           </w:r>
           <w:r>
-            <w:instrText xml:space="preserve"> PAGEREF _Toc14889 \h </w:instrText>
+            <w:instrText xml:space="preserve"> PAGEREF _Toc12770 \h </w:instrText>
           </w:r>
           <w:r>
             <w:fldChar w:fldCharType="separate"/>
@@ -3794,7 +3830,7 @@
         </w:p>
         <w:p>
           <w:pPr>
-            <w:pStyle w:val="TOC1"/>
+            <w:pStyle w:val="16"/>
             <w:tabs>
               <w:tab w:val="right" w:leader="dot" w:pos="8485"/>
             </w:tabs>
@@ -3803,7 +3839,7 @@
             <w:fldChar w:fldCharType="begin"/>
           </w:r>
           <w:r>
-            <w:instrText xml:space="preserve"> HYPERLINK \l _Toc29103 </w:instrText>
+            <w:instrText xml:space="preserve"> HYPERLINK \l _Toc17992 </w:instrText>
           </w:r>
           <w:r>
             <w:fldChar w:fldCharType="separate"/>
@@ -3824,13 +3860,13 @@
             <w:fldChar w:fldCharType="begin"/>
           </w:r>
           <w:r>
-            <w:instrText xml:space="preserve"> PAGEREF _Toc29103 \h </w:instrText>
-          </w:r>
-          <w:r>
-            <w:fldChar w:fldCharType="separate"/>
-          </w:r>
-          <w:r>
-            <w:t>18</w:t>
+            <w:instrText xml:space="preserve"> PAGEREF _Toc17992 \h </w:instrText>
+          </w:r>
+          <w:r>
+            <w:fldChar w:fldCharType="separate"/>
+          </w:r>
+          <w:r>
+            <w:t>17</w:t>
           </w:r>
           <w:r>
             <w:fldChar w:fldCharType="end"/>
@@ -3841,7 +3877,7 @@
         </w:p>
         <w:p>
           <w:pPr>
-            <w:pStyle w:val="TOC2"/>
+            <w:pStyle w:val="17"/>
             <w:tabs>
               <w:tab w:val="right" w:leader="dot" w:pos="8485"/>
             </w:tabs>
@@ -3850,7 +3886,7 @@
             <w:fldChar w:fldCharType="begin"/>
           </w:r>
           <w:r>
-            <w:instrText xml:space="preserve"> HYPERLINK \l _Toc6394 </w:instrText>
+            <w:instrText xml:space="preserve"> HYPERLINK \l _Toc25318 </w:instrText>
           </w:r>
           <w:r>
             <w:fldChar w:fldCharType="separate"/>
@@ -3871,13 +3907,13 @@
             <w:fldChar w:fldCharType="begin"/>
           </w:r>
           <w:r>
-            <w:instrText xml:space="preserve"> PAGEREF _Toc6394 \h </w:instrText>
-          </w:r>
-          <w:r>
-            <w:fldChar w:fldCharType="separate"/>
-          </w:r>
-          <w:r>
-            <w:t>18</w:t>
+            <w:instrText xml:space="preserve"> PAGEREF _Toc25318 \h </w:instrText>
+          </w:r>
+          <w:r>
+            <w:fldChar w:fldCharType="separate"/>
+          </w:r>
+          <w:r>
+            <w:t>17</w:t>
           </w:r>
           <w:r>
             <w:fldChar w:fldCharType="end"/>
@@ -3888,7 +3924,7 @@
         </w:p>
         <w:p>
           <w:pPr>
-            <w:pStyle w:val="TOC2"/>
+            <w:pStyle w:val="17"/>
             <w:tabs>
               <w:tab w:val="right" w:leader="dot" w:pos="8485"/>
             </w:tabs>
@@ -3897,7 +3933,7 @@
             <w:fldChar w:fldCharType="begin"/>
           </w:r>
           <w:r>
-            <w:instrText xml:space="preserve"> HYPERLINK \l _Toc26035 </w:instrText>
+            <w:instrText xml:space="preserve"> HYPERLINK \l _Toc16326 </w:instrText>
           </w:r>
           <w:r>
             <w:fldChar w:fldCharType="separate"/>
@@ -3918,7 +3954,7 @@
             <w:fldChar w:fldCharType="begin"/>
           </w:r>
           <w:r>
-            <w:instrText xml:space="preserve"> PAGEREF _Toc26035 \h </w:instrText>
+            <w:instrText xml:space="preserve"> PAGEREF _Toc16326 \h </w:instrText>
           </w:r>
           <w:r>
             <w:fldChar w:fldCharType="separate"/>
@@ -3935,7 +3971,7 @@
         </w:p>
         <w:p>
           <w:pPr>
-            <w:pStyle w:val="TOC2"/>
+            <w:pStyle w:val="17"/>
             <w:tabs>
               <w:tab w:val="right" w:leader="dot" w:pos="8485"/>
             </w:tabs>
@@ -3944,7 +3980,7 @@
             <w:fldChar w:fldCharType="begin"/>
           </w:r>
           <w:r>
-            <w:instrText xml:space="preserve"> HYPERLINK \l _Toc29486 </w:instrText>
+            <w:instrText xml:space="preserve"> HYPERLINK \l _Toc4203 </w:instrText>
           </w:r>
           <w:r>
             <w:fldChar w:fldCharType="separate"/>
@@ -3970,7 +4006,7 @@
             <w:fldChar w:fldCharType="begin"/>
           </w:r>
           <w:r>
-            <w:instrText xml:space="preserve"> PAGEREF _Toc29486 \h </w:instrText>
+            <w:instrText xml:space="preserve"> PAGEREF _Toc4203 \h </w:instrText>
           </w:r>
           <w:r>
             <w:fldChar w:fldCharType="separate"/>
@@ -3987,7 +4023,7 @@
         </w:p>
         <w:p>
           <w:pPr>
-            <w:pStyle w:val="TOC2"/>
+            <w:pStyle w:val="17"/>
             <w:tabs>
               <w:tab w:val="right" w:leader="dot" w:pos="8485"/>
             </w:tabs>
@@ -3996,7 +4032,7 @@
             <w:fldChar w:fldCharType="begin"/>
           </w:r>
           <w:r>
-            <w:instrText xml:space="preserve"> HYPERLINK \l _Toc32118 </w:instrText>
+            <w:instrText xml:space="preserve"> HYPERLINK \l _Toc10846 </w:instrText>
           </w:r>
           <w:r>
             <w:fldChar w:fldCharType="separate"/>
@@ -4017,7 +4053,7 @@
             <w:fldChar w:fldCharType="begin"/>
           </w:r>
           <w:r>
-            <w:instrText xml:space="preserve"> PAGEREF _Toc32118 \h </w:instrText>
+            <w:instrText xml:space="preserve"> PAGEREF _Toc10846 \h </w:instrText>
           </w:r>
           <w:r>
             <w:fldChar w:fldCharType="separate"/>
@@ -4034,7 +4070,7 @@
         </w:p>
         <w:p>
           <w:pPr>
-            <w:pStyle w:val="TOC2"/>
+            <w:pStyle w:val="17"/>
             <w:tabs>
               <w:tab w:val="right" w:leader="dot" w:pos="8485"/>
             </w:tabs>
@@ -4043,7 +4079,7 @@
             <w:fldChar w:fldCharType="begin"/>
           </w:r>
           <w:r>
-            <w:instrText xml:space="preserve"> HYPERLINK \l _Toc23907 </w:instrText>
+            <w:instrText xml:space="preserve"> HYPERLINK \l _Toc13265 </w:instrText>
           </w:r>
           <w:r>
             <w:fldChar w:fldCharType="separate"/>
@@ -4069,7 +4105,7 @@
             <w:fldChar w:fldCharType="begin"/>
           </w:r>
           <w:r>
-            <w:instrText xml:space="preserve"> PAGEREF _Toc23907 \h </w:instrText>
+            <w:instrText xml:space="preserve"> PAGEREF _Toc13265 \h </w:instrText>
           </w:r>
           <w:r>
             <w:fldChar w:fldCharType="separate"/>
@@ -4086,7 +4122,7 @@
         </w:p>
         <w:p>
           <w:pPr>
-            <w:pStyle w:val="TOC2"/>
+            <w:pStyle w:val="17"/>
             <w:tabs>
               <w:tab w:val="right" w:leader="dot" w:pos="8485"/>
             </w:tabs>
@@ -4095,7 +4131,7 @@
             <w:fldChar w:fldCharType="begin"/>
           </w:r>
           <w:r>
-            <w:instrText xml:space="preserve"> HYPERLINK \l _Toc15485 </w:instrText>
+            <w:instrText xml:space="preserve"> HYPERLINK \l _Toc24777 </w:instrText>
           </w:r>
           <w:r>
             <w:fldChar w:fldCharType="separate"/>
@@ -4120,7 +4156,7 @@
             <w:fldChar w:fldCharType="begin"/>
           </w:r>
           <w:r>
-            <w:instrText xml:space="preserve"> PAGEREF _Toc15485 \h </w:instrText>
+            <w:instrText xml:space="preserve"> PAGEREF _Toc24777 \h </w:instrText>
           </w:r>
           <w:r>
             <w:fldChar w:fldCharType="separate"/>
@@ -4137,7 +4173,7 @@
         </w:p>
         <w:p>
           <w:pPr>
-            <w:pStyle w:val="TOC1"/>
+            <w:pStyle w:val="16"/>
             <w:tabs>
               <w:tab w:val="right" w:leader="dot" w:pos="8485"/>
             </w:tabs>
@@ -4146,7 +4182,7 @@
             <w:fldChar w:fldCharType="begin"/>
           </w:r>
           <w:r>
-            <w:instrText xml:space="preserve"> HYPERLINK \l _Toc28926 </w:instrText>
+            <w:instrText xml:space="preserve"> HYPERLINK \l _Toc20570 </w:instrText>
           </w:r>
           <w:r>
             <w:fldChar w:fldCharType="separate"/>
@@ -4167,7 +4203,7 @@
             <w:fldChar w:fldCharType="begin"/>
           </w:r>
           <w:r>
-            <w:instrText xml:space="preserve"> PAGEREF _Toc28926 \h </w:instrText>
+            <w:instrText xml:space="preserve"> PAGEREF _Toc20570 \h </w:instrText>
           </w:r>
           <w:r>
             <w:fldChar w:fldCharType="separate"/>
@@ -4184,7 +4220,7 @@
         </w:p>
         <w:p>
           <w:pPr>
-            <w:pStyle w:val="TOC2"/>
+            <w:pStyle w:val="17"/>
             <w:tabs>
               <w:tab w:val="right" w:leader="dot" w:pos="8485"/>
             </w:tabs>
@@ -4193,7 +4229,7 @@
             <w:fldChar w:fldCharType="begin"/>
           </w:r>
           <w:r>
-            <w:instrText xml:space="preserve"> HYPERLINK \l _Toc12994 </w:instrText>
+            <w:instrText xml:space="preserve"> HYPERLINK \l _Toc26345 </w:instrText>
           </w:r>
           <w:r>
             <w:fldChar w:fldCharType="separate"/>
@@ -4214,7 +4250,7 @@
             <w:fldChar w:fldCharType="begin"/>
           </w:r>
           <w:r>
-            <w:instrText xml:space="preserve"> PAGEREF _Toc12994 \h </w:instrText>
+            <w:instrText xml:space="preserve"> PAGEREF _Toc26345 \h </w:instrText>
           </w:r>
           <w:r>
             <w:fldChar w:fldCharType="separate"/>
@@ -4231,7 +4267,7 @@
         </w:p>
         <w:p>
           <w:pPr>
-            <w:pStyle w:val="TOC2"/>
+            <w:pStyle w:val="17"/>
             <w:tabs>
               <w:tab w:val="right" w:leader="dot" w:pos="8485"/>
             </w:tabs>
@@ -4240,7 +4276,7 @@
             <w:fldChar w:fldCharType="begin"/>
           </w:r>
           <w:r>
-            <w:instrText xml:space="preserve"> HYPERLINK \l _Toc4495 </w:instrText>
+            <w:instrText xml:space="preserve"> HYPERLINK \l _Toc22889 </w:instrText>
           </w:r>
           <w:r>
             <w:fldChar w:fldCharType="separate"/>
@@ -4261,7 +4297,7 @@
             <w:fldChar w:fldCharType="begin"/>
           </w:r>
           <w:r>
-            <w:instrText xml:space="preserve"> PAGEREF _Toc4495 \h </w:instrText>
+            <w:instrText xml:space="preserve"> PAGEREF _Toc22889 \h </w:instrText>
           </w:r>
           <w:r>
             <w:fldChar w:fldCharType="separate"/>
@@ -4278,7 +4314,7 @@
         </w:p>
         <w:p>
           <w:pPr>
-            <w:pStyle w:val="TOC1"/>
+            <w:pStyle w:val="16"/>
             <w:tabs>
               <w:tab w:val="right" w:leader="dot" w:pos="8485"/>
             </w:tabs>
@@ -4287,7 +4323,7 @@
             <w:fldChar w:fldCharType="begin"/>
           </w:r>
           <w:r>
-            <w:instrText xml:space="preserve"> HYPERLINK \l _Toc780 </w:instrText>
+            <w:instrText xml:space="preserve"> HYPERLINK \l _Toc28047 </w:instrText>
           </w:r>
           <w:r>
             <w:fldChar w:fldCharType="separate"/>
@@ -4308,7 +4344,7 @@
             <w:fldChar w:fldCharType="begin"/>
           </w:r>
           <w:r>
-            <w:instrText xml:space="preserve"> PAGEREF _Toc780 \h </w:instrText>
+            <w:instrText xml:space="preserve"> PAGEREF _Toc28047 \h </w:instrText>
           </w:r>
           <w:r>
             <w:fldChar w:fldCharType="separate"/>
@@ -4325,7 +4361,7 @@
         </w:p>
         <w:p>
           <w:pPr>
-            <w:pStyle w:val="TOC2"/>
+            <w:pStyle w:val="17"/>
             <w:tabs>
               <w:tab w:val="right" w:leader="dot" w:pos="8485"/>
             </w:tabs>
@@ -4334,7 +4370,7 @@
             <w:fldChar w:fldCharType="begin"/>
           </w:r>
           <w:r>
-            <w:instrText xml:space="preserve"> HYPERLINK \l _Toc22101 </w:instrText>
+            <w:instrText xml:space="preserve"> HYPERLINK \l _Toc921 </w:instrText>
           </w:r>
           <w:r>
             <w:fldChar w:fldCharType="separate"/>
@@ -4360,7 +4396,7 @@
             <w:fldChar w:fldCharType="begin"/>
           </w:r>
           <w:r>
-            <w:instrText xml:space="preserve"> PAGEREF _Toc22101 \h </w:instrText>
+            <w:instrText xml:space="preserve"> PAGEREF _Toc921 \h </w:instrText>
           </w:r>
           <w:r>
             <w:fldChar w:fldCharType="separate"/>
@@ -4377,7 +4413,7 @@
         </w:p>
         <w:p>
           <w:pPr>
-            <w:pStyle w:val="TOC2"/>
+            <w:pStyle w:val="17"/>
             <w:tabs>
               <w:tab w:val="right" w:leader="dot" w:pos="8485"/>
             </w:tabs>
@@ -4386,7 +4422,7 @@
             <w:fldChar w:fldCharType="begin"/>
           </w:r>
           <w:r>
-            <w:instrText xml:space="preserve"> HYPERLINK \l _Toc12524 </w:instrText>
+            <w:instrText xml:space="preserve"> HYPERLINK \l _Toc18872 </w:instrText>
           </w:r>
           <w:r>
             <w:fldChar w:fldCharType="separate"/>
@@ -4407,7 +4443,7 @@
             <w:fldChar w:fldCharType="begin"/>
           </w:r>
           <w:r>
-            <w:instrText xml:space="preserve"> PAGEREF _Toc12524 \h </w:instrText>
+            <w:instrText xml:space="preserve"> PAGEREF _Toc18872 \h </w:instrText>
           </w:r>
           <w:r>
             <w:fldChar w:fldCharType="separate"/>
@@ -4424,7 +4460,7 @@
         </w:p>
         <w:p>
           <w:pPr>
-            <w:pStyle w:val="TOC2"/>
+            <w:pStyle w:val="17"/>
             <w:tabs>
               <w:tab w:val="right" w:leader="dot" w:pos="8485"/>
             </w:tabs>
@@ -4433,7 +4469,7 @@
             <w:fldChar w:fldCharType="begin"/>
           </w:r>
           <w:r>
-            <w:instrText xml:space="preserve"> HYPERLINK \l _Toc192 </w:instrText>
+            <w:instrText xml:space="preserve"> HYPERLINK \l _Toc8088 </w:instrText>
           </w:r>
           <w:r>
             <w:fldChar w:fldCharType="separate"/>
@@ -4454,7 +4490,7 @@
             <w:fldChar w:fldCharType="begin"/>
           </w:r>
           <w:r>
-            <w:instrText xml:space="preserve"> PAGEREF _Toc192 \h </w:instrText>
+            <w:instrText xml:space="preserve"> PAGEREF _Toc8088 \h </w:instrText>
           </w:r>
           <w:r>
             <w:fldChar w:fldCharType="separate"/>
@@ -4471,7 +4507,7 @@
         </w:p>
         <w:p>
           <w:pPr>
-            <w:pStyle w:val="TOC2"/>
+            <w:pStyle w:val="17"/>
             <w:tabs>
               <w:tab w:val="right" w:leader="dot" w:pos="8485"/>
             </w:tabs>
@@ -4480,7 +4516,7 @@
             <w:fldChar w:fldCharType="begin"/>
           </w:r>
           <w:r>
-            <w:instrText xml:space="preserve"> HYPERLINK \l _Toc7084 </w:instrText>
+            <w:instrText xml:space="preserve"> HYPERLINK \l _Toc8814 </w:instrText>
           </w:r>
           <w:r>
             <w:fldChar w:fldCharType="separate"/>
@@ -4501,7 +4537,7 @@
             <w:fldChar w:fldCharType="begin"/>
           </w:r>
           <w:r>
-            <w:instrText xml:space="preserve"> PAGEREF _Toc7084 \h </w:instrText>
+            <w:instrText xml:space="preserve"> PAGEREF _Toc8814 \h </w:instrText>
           </w:r>
           <w:r>
             <w:fldChar w:fldCharType="separate"/>
@@ -4518,7 +4554,7 @@
         </w:p>
         <w:p>
           <w:pPr>
-            <w:pStyle w:val="TOC2"/>
+            <w:pStyle w:val="17"/>
             <w:tabs>
               <w:tab w:val="right" w:leader="dot" w:pos="8485"/>
             </w:tabs>
@@ -4527,7 +4563,7 @@
             <w:fldChar w:fldCharType="begin"/>
           </w:r>
           <w:r>
-            <w:instrText xml:space="preserve"> HYPERLINK \l _Toc28708 </w:instrText>
+            <w:instrText xml:space="preserve"> HYPERLINK \l _Toc21751 </w:instrText>
           </w:r>
           <w:r>
             <w:fldChar w:fldCharType="separate"/>
@@ -4548,7 +4584,7 @@
             <w:fldChar w:fldCharType="begin"/>
           </w:r>
           <w:r>
-            <w:instrText xml:space="preserve"> PAGEREF _Toc28708 \h </w:instrText>
+            <w:instrText xml:space="preserve"> PAGEREF _Toc21751 \h </w:instrText>
           </w:r>
           <w:r>
             <w:fldChar w:fldCharType="separate"/>
@@ -4565,7 +4601,7 @@
         </w:p>
         <w:p>
           <w:pPr>
-            <w:pStyle w:val="TOC2"/>
+            <w:pStyle w:val="17"/>
             <w:tabs>
               <w:tab w:val="right" w:leader="dot" w:pos="8485"/>
             </w:tabs>
@@ -4574,7 +4610,7 @@
             <w:fldChar w:fldCharType="begin"/>
           </w:r>
           <w:r>
-            <w:instrText xml:space="preserve"> HYPERLINK \l _Toc30134 </w:instrText>
+            <w:instrText xml:space="preserve"> HYPERLINK \l _Toc29421 </w:instrText>
           </w:r>
           <w:r>
             <w:fldChar w:fldCharType="separate"/>
@@ -4595,7 +4631,7 @@
             <w:fldChar w:fldCharType="begin"/>
           </w:r>
           <w:r>
-            <w:instrText xml:space="preserve"> PAGEREF _Toc30134 \h </w:instrText>
+            <w:instrText xml:space="preserve"> PAGEREF _Toc29421 \h </w:instrText>
           </w:r>
           <w:r>
             <w:fldChar w:fldCharType="separate"/>
@@ -4612,7 +4648,7 @@
         </w:p>
         <w:p>
           <w:pPr>
-            <w:pStyle w:val="TOC2"/>
+            <w:pStyle w:val="17"/>
             <w:tabs>
               <w:tab w:val="right" w:leader="dot" w:pos="8485"/>
             </w:tabs>
@@ -4621,7 +4657,7 @@
             <w:fldChar w:fldCharType="begin"/>
           </w:r>
           <w:r>
-            <w:instrText xml:space="preserve"> HYPERLINK \l _Toc17411 </w:instrText>
+            <w:instrText xml:space="preserve"> HYPERLINK \l _Toc1093 </w:instrText>
           </w:r>
           <w:r>
             <w:fldChar w:fldCharType="separate"/>
@@ -4642,7 +4678,7 @@
             <w:fldChar w:fldCharType="begin"/>
           </w:r>
           <w:r>
-            <w:instrText xml:space="preserve"> PAGEREF _Toc17411 \h </w:instrText>
+            <w:instrText xml:space="preserve"> PAGEREF _Toc1093 \h </w:instrText>
           </w:r>
           <w:r>
             <w:fldChar w:fldCharType="separate"/>
@@ -4659,7 +4695,7 @@
         </w:p>
         <w:p>
           <w:pPr>
-            <w:pStyle w:val="TOC2"/>
+            <w:pStyle w:val="17"/>
             <w:tabs>
               <w:tab w:val="right" w:leader="dot" w:pos="8485"/>
             </w:tabs>
@@ -4668,7 +4704,7 @@
             <w:fldChar w:fldCharType="begin"/>
           </w:r>
           <w:r>
-            <w:instrText xml:space="preserve"> HYPERLINK \l _Toc17471 </w:instrText>
+            <w:instrText xml:space="preserve"> HYPERLINK \l _Toc10947 </w:instrText>
           </w:r>
           <w:r>
             <w:fldChar w:fldCharType="separate"/>
@@ -4689,7 +4725,7 @@
             <w:fldChar w:fldCharType="begin"/>
           </w:r>
           <w:r>
-            <w:instrText xml:space="preserve"> PAGEREF _Toc17471 \h </w:instrText>
+            <w:instrText xml:space="preserve"> PAGEREF _Toc10947 \h </w:instrText>
           </w:r>
           <w:r>
             <w:fldChar w:fldCharType="separate"/>
@@ -4706,7 +4742,7 @@
         </w:p>
         <w:p>
           <w:pPr>
-            <w:pStyle w:val="TOC2"/>
+            <w:pStyle w:val="17"/>
             <w:tabs>
               <w:tab w:val="right" w:leader="dot" w:pos="8485"/>
             </w:tabs>
@@ -4715,7 +4751,7 @@
             <w:fldChar w:fldCharType="begin"/>
           </w:r>
           <w:r>
-            <w:instrText xml:space="preserve"> HYPERLINK \l _Toc10640 </w:instrText>
+            <w:instrText xml:space="preserve"> HYPERLINK \l _Toc4907 </w:instrText>
           </w:r>
           <w:r>
             <w:fldChar w:fldCharType="separate"/>
@@ -4741,7 +4777,7 @@
             <w:fldChar w:fldCharType="begin"/>
           </w:r>
           <w:r>
-            <w:instrText xml:space="preserve"> PAGEREF _Toc10640 \h </w:instrText>
+            <w:instrText xml:space="preserve"> PAGEREF _Toc4907 \h </w:instrText>
           </w:r>
           <w:r>
             <w:fldChar w:fldCharType="separate"/>
@@ -4758,7 +4794,7 @@
         </w:p>
         <w:p>
           <w:pPr>
-            <w:pStyle w:val="TOC2"/>
+            <w:pStyle w:val="17"/>
             <w:tabs>
               <w:tab w:val="right" w:leader="dot" w:pos="8485"/>
             </w:tabs>
@@ -4767,7 +4803,7 @@
             <w:fldChar w:fldCharType="begin"/>
           </w:r>
           <w:r>
-            <w:instrText xml:space="preserve"> HYPERLINK \l _Toc4410 </w:instrText>
+            <w:instrText xml:space="preserve"> HYPERLINK \l _Toc17399 </w:instrText>
           </w:r>
           <w:r>
             <w:fldChar w:fldCharType="separate"/>
@@ -4793,7 +4829,7 @@
             <w:fldChar w:fldCharType="begin"/>
           </w:r>
           <w:r>
-            <w:instrText xml:space="preserve"> PAGEREF _Toc4410 \h </w:instrText>
+            <w:instrText xml:space="preserve"> PAGEREF _Toc17399 \h </w:instrText>
           </w:r>
           <w:r>
             <w:fldChar w:fldCharType="separate"/>
@@ -4810,7 +4846,7 @@
         </w:p>
         <w:p>
           <w:pPr>
-            <w:pStyle w:val="TOC2"/>
+            <w:pStyle w:val="17"/>
             <w:tabs>
               <w:tab w:val="right" w:leader="dot" w:pos="8485"/>
             </w:tabs>
@@ -4819,7 +4855,7 @@
             <w:fldChar w:fldCharType="begin"/>
           </w:r>
           <w:r>
-            <w:instrText xml:space="preserve"> HYPERLINK \l _Toc30298 </w:instrText>
+            <w:instrText xml:space="preserve"> HYPERLINK \l _Toc14965 </w:instrText>
           </w:r>
           <w:r>
             <w:fldChar w:fldCharType="separate"/>
@@ -4840,7 +4876,7 @@
             <w:fldChar w:fldCharType="begin"/>
           </w:r>
           <w:r>
-            <w:instrText xml:space="preserve"> PAGEREF _Toc30298 \h </w:instrText>
+            <w:instrText xml:space="preserve"> PAGEREF _Toc14965 \h </w:instrText>
           </w:r>
           <w:r>
             <w:fldChar w:fldCharType="separate"/>
@@ -4857,7 +4893,7 @@
         </w:p>
         <w:p>
           <w:pPr>
-            <w:pStyle w:val="BodyText"/>
+            <w:pStyle w:val="12"/>
             <w:keepNext w:val="0"/>
             <w:keepLines w:val="0"/>
             <w:pageBreakBefore w:val="0"/>
@@ -4874,7 +4910,7 @@
             <w:spacing w:line="331" w:lineRule="auto"/>
             <w:textAlignment w:val="baseline"/>
             <w:rPr>
-              <w:rFonts w:ascii="Arial" w:eastAsia="Arial" w:hAnsi="Arial" w:cs="Arial"/>
+              <w:rFonts w:ascii="Arial" w:hAnsi="Arial" w:eastAsia="Arial" w:cs="Arial"/>
               <w:snapToGrid w:val="0"/>
               <w:color w:val="000000"/>
               <w:kern w:val="0"/>
@@ -4891,7 +4927,7 @@
     </w:sdt>
     <w:p>
       <w:pPr>
-        <w:pStyle w:val="BodyText"/>
+        <w:pStyle w:val="12"/>
         <w:keepNext w:val="0"/>
         <w:keepLines w:val="0"/>
         <w:pageBreakBefore w:val="0"/>
@@ -4908,7 +4944,7 @@
         <w:spacing w:line="331" w:lineRule="auto"/>
         <w:textAlignment w:val="baseline"/>
         <w:rPr>
-          <w:rFonts w:ascii="Arial" w:eastAsia="Arial" w:hAnsi="Arial" w:cs="Arial"/>
+          <w:rFonts w:ascii="Arial" w:hAnsi="Arial" w:eastAsia="Arial" w:cs="Arial"/>
           <w:snapToGrid w:val="0"/>
           <w:color w:val="000000"/>
           <w:kern w:val="0"/>
@@ -4936,7 +4972,7 @@
         <w:spacing w:line="220" w:lineRule="auto"/>
         <w:textAlignment w:val="baseline"/>
         <w:rPr>
-          <w:rFonts w:ascii="宋体" w:eastAsia="宋体" w:hAnsi="宋体" w:cs="宋体"/>
+          <w:rFonts w:ascii="宋体" w:hAnsi="宋体" w:eastAsia="宋体" w:cs="宋体"/>
           <w:snapToGrid w:val="0"/>
           <w:color w:val="000000"/>
           <w:kern w:val="0"/>
@@ -4947,13 +4983,13 @@
         <w:sectPr>
           <w:pgSz w:w="11906" w:h="16839"/>
           <w:pgMar w:top="1431" w:right="1710" w:bottom="1328" w:left="1711" w:header="0" w:footer="0" w:gutter="0"/>
-          <w:cols w:num="1" w:space="720"/>
+          <w:cols w:space="720" w:num="1"/>
         </w:sectPr>
       </w:pPr>
     </w:p>
     <w:p>
       <w:pPr>
-        <w:pStyle w:val="1"/>
+        <w:pStyle w:val="26"/>
         <w:keepNext w:val="0"/>
         <w:keepLines w:val="0"/>
         <w:pageBreakBefore w:val="0"/>
@@ -4970,8 +5006,8 @@
         <w:textAlignment w:val="baseline"/>
       </w:pPr>
       <w:bookmarkStart w:id="7" w:name="_Toc4226"/>
-      <w:bookmarkStart w:id="8" w:name="_Toc27496"/>
-      <w:bookmarkStart w:id="9" w:name="_Toc7769"/>
+      <w:bookmarkStart w:id="8" w:name="_Toc6601"/>
+      <w:bookmarkStart w:id="9" w:name="_Toc27496"/>
       <w:r>
         <w:t>目的</w:t>
       </w:r>
@@ -4981,7 +5017,7 @@
     </w:p>
     <w:p>
       <w:pPr>
-        <w:pStyle w:val="a"/>
+        <w:pStyle w:val="27"/>
         <w:bidi w:val="0"/>
       </w:pPr>
       <w:r>
@@ -4990,7 +5026,7 @@
     </w:p>
     <w:p>
       <w:pPr>
-        <w:pStyle w:val="1"/>
+        <w:pStyle w:val="26"/>
         <w:keepNext w:val="0"/>
         <w:keepLines w:val="0"/>
         <w:pageBreakBefore w:val="0"/>
@@ -5008,7 +5044,7 @@
       </w:pPr>
       <w:bookmarkStart w:id="10" w:name="_Toc3877"/>
       <w:bookmarkStart w:id="11" w:name="_Toc4378"/>
-      <w:bookmarkStart w:id="12" w:name="_Toc1110"/>
+      <w:bookmarkStart w:id="12" w:name="_Toc6556"/>
       <w:r>
         <w:t>适用范围</w:t>
       </w:r>
@@ -5018,7 +5054,7 @@
     </w:p>
     <w:p>
       <w:pPr>
-        <w:pStyle w:val="a"/>
+        <w:pStyle w:val="27"/>
         <w:bidi w:val="0"/>
       </w:pPr>
       <w:r>
@@ -5027,7 +5063,7 @@
     </w:p>
     <w:p>
       <w:pPr>
-        <w:pStyle w:val="1"/>
+        <w:pStyle w:val="26"/>
         <w:keepNext w:val="0"/>
         <w:keepLines w:val="0"/>
         <w:pageBreakBefore w:val="0"/>
@@ -5044,26 +5080,24 @@
         <w:textAlignment w:val="baseline"/>
       </w:pPr>
       <w:bookmarkStart w:id="13" w:name="_Toc25255"/>
-      <w:bookmarkStart w:id="14" w:name="_Toc19112"/>
-      <w:bookmarkStart w:id="15" w:name="_Toc27600"/>
+      <w:bookmarkStart w:id="14" w:name="_Toc5188"/>
+      <w:bookmarkStart w:id="15" w:name="_Toc19112"/>
       <w:r>
         <w:t>引用文件</w:t>
       </w:r>
       <w:bookmarkEnd w:id="13"/>
       <w:bookmarkEnd w:id="14"/>
       <w:bookmarkEnd w:id="15"/>
-      <w:bookmarkStart w:id="16" w:name="_GoBack"/>
-      <w:bookmarkEnd w:id="16"/>
-    </w:p>
-    <w:p>
-      <w:pPr>
-        <w:pStyle w:val="a3"/>
+    </w:p>
+    <w:p>
+      <w:pPr>
+        <w:pStyle w:val="40"/>
         <w:numPr>
           <w:ilvl w:val="0"/>
           <w:numId w:val="2"/>
         </w:numPr>
         <w:bidi w:val="0"/>
-        <w:ind w:left="425" w:hanging="425" w:leftChars="0" w:firstLineChars="0"/>
+        <w:ind w:left="425" w:leftChars="0" w:hanging="425" w:firstLineChars="0"/>
       </w:pPr>
       <w:r>
         <w:t xml:space="preserve"> </w:t>
@@ -5080,13 +5114,13 @@
     </w:p>
     <w:p>
       <w:pPr>
-        <w:pStyle w:val="a3"/>
+        <w:pStyle w:val="40"/>
         <w:numPr>
           <w:ilvl w:val="0"/>
           <w:numId w:val="2"/>
         </w:numPr>
         <w:bidi w:val="0"/>
-        <w:ind w:left="425" w:hanging="425" w:leftChars="0" w:firstLineChars="0"/>
+        <w:ind w:left="425" w:leftChars="0" w:hanging="425" w:firstLineChars="0"/>
       </w:pPr>
       <w:r>
         <w:t xml:space="preserve"> GB/T28827.1-2022《信息技术服务 运行维护 第一部分：通用要求》</w:t>
@@ -5094,13 +5128,13 @@
     </w:p>
     <w:p>
       <w:pPr>
-        <w:pStyle w:val="a3"/>
+        <w:pStyle w:val="40"/>
         <w:numPr>
           <w:ilvl w:val="0"/>
           <w:numId w:val="2"/>
         </w:numPr>
         <w:bidi w:val="0"/>
-        <w:ind w:left="425" w:hanging="425" w:leftChars="0" w:firstLineChars="0"/>
+        <w:ind w:left="425" w:leftChars="0" w:hanging="425" w:firstLineChars="0"/>
       </w:pPr>
       <w:r>
         <w:t xml:space="preserve"> GB/T 29264-2012 《信息技术服务 分类与代码》</w:t>
@@ -5108,13 +5142,13 @@
     </w:p>
     <w:p>
       <w:pPr>
-        <w:pStyle w:val="a3"/>
+        <w:pStyle w:val="40"/>
         <w:numPr>
           <w:ilvl w:val="0"/>
           <w:numId w:val="2"/>
         </w:numPr>
         <w:bidi w:val="0"/>
-        <w:ind w:left="425" w:hanging="425" w:leftChars="0" w:firstLineChars="0"/>
+        <w:ind w:left="425" w:leftChars="0" w:hanging="425" w:firstLineChars="0"/>
       </w:pPr>
       <w:r>
         <w:t xml:space="preserve"> GB/T 28827.2-2012 《信息技术服务 运行维护 第 2 部分:交付规范》</w:t>
@@ -5122,13 +5156,13 @@
     </w:p>
     <w:p>
       <w:pPr>
-        <w:pStyle w:val="a3"/>
+        <w:pStyle w:val="40"/>
         <w:numPr>
           <w:ilvl w:val="0"/>
           <w:numId w:val="2"/>
         </w:numPr>
         <w:bidi w:val="0"/>
-        <w:ind w:left="425" w:hanging="425" w:leftChars="0" w:firstLineChars="0"/>
+        <w:ind w:left="425" w:leftChars="0" w:hanging="425" w:firstLineChars="0"/>
       </w:pPr>
       <w:r>
         <w:t xml:space="preserve"> GB/T 28827.3-2012 《信息技术服务 运行维护 第 3 部分:应急响应规范》</w:t>
@@ -5136,13 +5170,13 @@
     </w:p>
     <w:p>
       <w:pPr>
-        <w:pStyle w:val="a3"/>
+        <w:pStyle w:val="40"/>
         <w:numPr>
           <w:ilvl w:val="0"/>
           <w:numId w:val="2"/>
         </w:numPr>
         <w:bidi w:val="0"/>
-        <w:ind w:left="425" w:hanging="425" w:leftChars="0" w:firstLineChars="0"/>
+        <w:ind w:left="425" w:leftChars="0" w:hanging="425" w:firstLineChars="0"/>
       </w:pPr>
       <w:r>
         <w:t>国家有关法律、法规及行业标准</w:t>
@@ -5150,7 +5184,7 @@
     </w:p>
     <w:p>
       <w:pPr>
-        <w:pStyle w:val="1"/>
+        <w:pStyle w:val="26"/>
         <w:keepNext w:val="0"/>
         <w:keepLines w:val="0"/>
         <w:pageBreakBefore w:val="0"/>
@@ -5166,19 +5200,19 @@
         <w:snapToGrid w:val="0"/>
         <w:textAlignment w:val="baseline"/>
       </w:pPr>
-      <w:bookmarkStart w:id="17" w:name="_Toc31467"/>
-      <w:bookmarkStart w:id="18" w:name="_Toc419"/>
-      <w:bookmarkStart w:id="19" w:name="_Toc13186"/>
+      <w:bookmarkStart w:id="16" w:name="_Toc419"/>
+      <w:bookmarkStart w:id="17" w:name="_Toc1113"/>
+      <w:bookmarkStart w:id="18" w:name="_Toc31467"/>
       <w:r>
         <w:t>运维服务战略与组织</w:t>
       </w:r>
+      <w:bookmarkEnd w:id="16"/>
       <w:bookmarkEnd w:id="17"/>
       <w:bookmarkEnd w:id="18"/>
-      <w:bookmarkEnd w:id="19"/>
-    </w:p>
-    <w:p>
-      <w:pPr>
-        <w:pStyle w:val="2"/>
+    </w:p>
+    <w:p>
+      <w:pPr>
+        <w:pStyle w:val="28"/>
         <w:keepNext w:val="0"/>
         <w:keepLines w:val="0"/>
         <w:pageBreakBefore w:val="0"/>
@@ -5194,30 +5228,30 @@
         <w:snapToGrid w:val="0"/>
         <w:textAlignment w:val="baseline"/>
       </w:pPr>
-      <w:bookmarkStart w:id="20" w:name="bookmark64"/>
+      <w:bookmarkStart w:id="19" w:name="bookmark64"/>
+      <w:bookmarkEnd w:id="19"/>
+      <w:bookmarkStart w:id="20" w:name="_Toc26784"/>
+      <w:bookmarkStart w:id="21" w:name="_Toc26256"/>
+      <w:bookmarkStart w:id="22" w:name="_Toc5909"/>
+      <w:r>
+        <w:t>服务目标</w:t>
+      </w:r>
       <w:bookmarkEnd w:id="20"/>
-      <w:bookmarkStart w:id="21" w:name="_Toc5909"/>
-      <w:bookmarkStart w:id="22" w:name="_Toc17084"/>
-      <w:bookmarkStart w:id="23" w:name="_Toc26256"/>
-      <w:r>
-        <w:t>服务目标</w:t>
-      </w:r>
       <w:bookmarkEnd w:id="21"/>
       <w:bookmarkEnd w:id="22"/>
-      <w:bookmarkEnd w:id="23"/>
-    </w:p>
-    <w:p>
-      <w:pPr>
-        <w:pStyle w:val="a"/>
-        <w:bidi w:val="0"/>
-      </w:pPr>
-      <w:r>
-        <w:t>甘肃国邦IT运维服务的服务目标定义如下：</w:t>
-      </w:r>
-    </w:p>
-    <w:p>
-      <w:pPr>
-        <w:pStyle w:val="a"/>
+    </w:p>
+    <w:p>
+      <w:pPr>
+        <w:pStyle w:val="27"/>
+        <w:bidi w:val="0"/>
+      </w:pPr>
+      <w:r>
+        <w:t>IT运维服务的服务目标定义如下：</w:t>
+      </w:r>
+    </w:p>
+    <w:p>
+      <w:pPr>
+        <w:pStyle w:val="27"/>
         <w:bidi w:val="0"/>
       </w:pPr>
       <w:r>
@@ -5226,7 +5260,7 @@
     </w:p>
     <w:p>
       <w:pPr>
-        <w:pStyle w:val="a"/>
+        <w:pStyle w:val="27"/>
         <w:bidi w:val="0"/>
       </w:pPr>
       <w:r>
@@ -5235,7 +5269,7 @@
     </w:p>
     <w:p>
       <w:pPr>
-        <w:pStyle w:val="a"/>
+        <w:pStyle w:val="27"/>
         <w:bidi w:val="0"/>
       </w:pPr>
       <w:r>
@@ -5244,7 +5278,7 @@
     </w:p>
     <w:p>
       <w:pPr>
-        <w:pStyle w:val="2"/>
+        <w:pStyle w:val="28"/>
         <w:keepNext w:val="0"/>
         <w:keepLines w:val="0"/>
         <w:pageBreakBefore w:val="0"/>
@@ -5260,15 +5294,15 @@
         <w:snapToGrid w:val="0"/>
         <w:textAlignment w:val="baseline"/>
       </w:pPr>
-      <w:bookmarkStart w:id="24" w:name="_Toc16"/>
+      <w:bookmarkStart w:id="23" w:name="_Toc24612"/>
       <w:r>
         <w:t>运维服务战略</w:t>
       </w:r>
-      <w:bookmarkEnd w:id="24"/>
-    </w:p>
-    <w:p>
-      <w:pPr>
-        <w:pStyle w:val="a"/>
+      <w:bookmarkEnd w:id="23"/>
+    </w:p>
+    <w:p>
+      <w:pPr>
+        <w:pStyle w:val="27"/>
         <w:bidi w:val="0"/>
       </w:pPr>
       <w:r>
@@ -5277,7 +5311,7 @@
     </w:p>
     <w:p>
       <w:pPr>
-        <w:pStyle w:val="1"/>
+        <w:pStyle w:val="26"/>
         <w:keepNext w:val="0"/>
         <w:keepLines w:val="0"/>
         <w:pageBreakBefore w:val="0"/>
@@ -5293,19 +5327,19 @@
         <w:snapToGrid w:val="0"/>
         <w:textAlignment w:val="baseline"/>
       </w:pPr>
-      <w:bookmarkStart w:id="25" w:name="_Toc13508"/>
-      <w:bookmarkStart w:id="26" w:name="_Toc27960"/>
-      <w:bookmarkStart w:id="27" w:name="_Toc699"/>
+      <w:bookmarkStart w:id="24" w:name="_Toc13508"/>
+      <w:bookmarkStart w:id="25" w:name="_Toc699"/>
+      <w:bookmarkStart w:id="26" w:name="_Toc1725"/>
       <w:r>
         <w:t>运行维护服务能力管理</w:t>
       </w:r>
+      <w:bookmarkEnd w:id="24"/>
       <w:bookmarkEnd w:id="25"/>
       <w:bookmarkEnd w:id="26"/>
-      <w:bookmarkEnd w:id="27"/>
-    </w:p>
-    <w:p>
-      <w:pPr>
-        <w:pStyle w:val="2"/>
+    </w:p>
+    <w:p>
+      <w:pPr>
+        <w:pStyle w:val="28"/>
         <w:keepNext w:val="0"/>
         <w:keepLines w:val="0"/>
         <w:pageBreakBefore w:val="0"/>
@@ -5321,21 +5355,21 @@
         <w:snapToGrid w:val="0"/>
         <w:textAlignment w:val="baseline"/>
       </w:pPr>
-      <w:bookmarkStart w:id="28" w:name="bookmark65"/>
+      <w:bookmarkStart w:id="27" w:name="bookmark65"/>
+      <w:bookmarkEnd w:id="27"/>
+      <w:bookmarkStart w:id="28" w:name="_Toc17262"/>
+      <w:bookmarkStart w:id="29" w:name="_Toc15603"/>
+      <w:bookmarkStart w:id="30" w:name="_Toc29257"/>
+      <w:r>
+        <w:t>策划</w:t>
+      </w:r>
       <w:bookmarkEnd w:id="28"/>
-      <w:bookmarkStart w:id="29" w:name="_Toc17262"/>
-      <w:bookmarkStart w:id="30" w:name="_Toc17348"/>
-      <w:bookmarkStart w:id="31" w:name="_Toc29257"/>
-      <w:r>
-        <w:t>策划</w:t>
-      </w:r>
       <w:bookmarkEnd w:id="29"/>
       <w:bookmarkEnd w:id="30"/>
-      <w:bookmarkEnd w:id="31"/>
-    </w:p>
-    <w:p>
-      <w:pPr>
-        <w:pStyle w:val="a"/>
+    </w:p>
+    <w:p>
+      <w:pPr>
+        <w:pStyle w:val="27"/>
         <w:bidi w:val="0"/>
       </w:pPr>
       <w:r>
@@ -5344,13 +5378,13 @@
     </w:p>
     <w:p>
       <w:pPr>
-        <w:pStyle w:val="a"/>
+        <w:pStyle w:val="27"/>
         <w:numPr>
           <w:ilvl w:val="0"/>
           <w:numId w:val="3"/>
         </w:numPr>
         <w:bidi w:val="0"/>
-        <w:ind w:left="425" w:hanging="425" w:leftChars="0" w:firstLineChars="0"/>
+        <w:ind w:left="425" w:leftChars="0" w:hanging="425" w:firstLineChars="0"/>
       </w:pPr>
       <w:r>
         <w:t>制定运维服务目录，并根据公司运维发展更新运维服务目录；</w:t>
@@ -5358,13 +5392,13 @@
     </w:p>
     <w:p>
       <w:pPr>
-        <w:pStyle w:val="a"/>
+        <w:pStyle w:val="27"/>
         <w:numPr>
           <w:ilvl w:val="0"/>
           <w:numId w:val="3"/>
         </w:numPr>
         <w:bidi w:val="0"/>
-        <w:ind w:left="425" w:hanging="425" w:leftChars="0" w:firstLineChars="0"/>
+        <w:ind w:left="425" w:leftChars="0" w:hanging="425" w:firstLineChars="0"/>
       </w:pPr>
       <w:r>
         <w:t>依据公司业务需求，建立与运维服务相适应的运维部织架构和管理制度；</w:t>
@@ -5372,13 +5406,13 @@
     </w:p>
     <w:p>
       <w:pPr>
-        <w:pStyle w:val="a"/>
+        <w:pStyle w:val="27"/>
         <w:numPr>
           <w:ilvl w:val="0"/>
           <w:numId w:val="3"/>
         </w:numPr>
         <w:bidi w:val="0"/>
-        <w:ind w:left="425" w:hanging="425" w:leftChars="0" w:firstLineChars="0"/>
+        <w:ind w:left="425" w:leftChars="0" w:hanging="425" w:firstLineChars="0"/>
       </w:pPr>
       <w:r>
         <w:t>建立运维服务的指标体系和保障体系；</w:t>
@@ -5386,13 +5420,13 @@
     </w:p>
     <w:p>
       <w:pPr>
-        <w:pStyle w:val="a"/>
+        <w:pStyle w:val="27"/>
         <w:numPr>
           <w:ilvl w:val="0"/>
           <w:numId w:val="3"/>
         </w:numPr>
         <w:bidi w:val="0"/>
-        <w:ind w:left="425" w:hanging="425" w:leftChars="0" w:firstLineChars="0"/>
+        <w:ind w:left="425" w:leftChars="0" w:hanging="425" w:firstLineChars="0"/>
       </w:pPr>
       <w:r>
         <w:t>识别、评估和管理运维服务能力管理体系各项风险，以确保完成所计划的指标；</w:t>
@@ -5400,13 +5434,13 @@
     </w:p>
     <w:p>
       <w:pPr>
-        <w:pStyle w:val="a"/>
+        <w:pStyle w:val="27"/>
         <w:numPr>
           <w:ilvl w:val="0"/>
           <w:numId w:val="3"/>
         </w:numPr>
         <w:bidi w:val="0"/>
-        <w:ind w:left="425" w:hanging="425" w:leftChars="0" w:firstLineChars="0"/>
+        <w:ind w:left="425" w:leftChars="0" w:hanging="425" w:firstLineChars="0"/>
       </w:pPr>
       <w:r>
         <w:t>策划并获得完成目标所需的相关资源（人员、资源、技术、过程等）；</w:t>
@@ -5414,13 +5448,13 @@
     </w:p>
     <w:p>
       <w:pPr>
-        <w:pStyle w:val="a"/>
+        <w:pStyle w:val="27"/>
         <w:numPr>
           <w:ilvl w:val="0"/>
           <w:numId w:val="3"/>
         </w:numPr>
         <w:bidi w:val="0"/>
-        <w:ind w:left="425" w:hanging="425" w:leftChars="0" w:firstLineChars="0"/>
+        <w:ind w:left="425" w:leftChars="0" w:hanging="425" w:firstLineChars="0"/>
       </w:pPr>
       <w:r>
         <w:t>策划运维服务质量改进计划；</w:t>
@@ -5428,21 +5462,31 @@
     </w:p>
     <w:p>
       <w:pPr>
-        <w:pStyle w:val="a"/>
+        <w:pStyle w:val="27"/>
         <w:numPr>
           <w:ilvl w:val="0"/>
           <w:numId w:val="3"/>
         </w:numPr>
         <w:bidi w:val="0"/>
-        <w:ind w:left="425" w:hanging="425" w:leftChars="0" w:firstLineChars="0"/>
-      </w:pPr>
-      <w:r>
-        <w:t>依据运维服务战略，制定运维服务年度计划, 明确运维服务能力管理的需求及目标。</w:t>
-      </w:r>
-    </w:p>
-    <w:p>
-      <w:pPr>
-        <w:pStyle w:val="3"/>
+        <w:ind w:left="425" w:leftChars="0" w:hanging="425" w:firstLineChars="0"/>
+      </w:pPr>
+      <w:r>
+        <w:t>依据运维服务战略，制定运维服务年度计划</w:t>
+      </w:r>
+      <w:r>
+        <w:rPr>
+          <w:rFonts w:hint="eastAsia"/>
+          <w:lang w:eastAsia="zh-CN"/>
+        </w:rPr>
+        <w:t>，</w:t>
+      </w:r>
+      <w:r>
+        <w:t>明确运维服务能力管理的需求及目标。</w:t>
+      </w:r>
+    </w:p>
+    <w:p>
+      <w:pPr>
+        <w:pStyle w:val="29"/>
         <w:keepNext w:val="0"/>
         <w:keepLines w:val="0"/>
         <w:pageBreakBefore w:val="0"/>
@@ -5458,19 +5502,19 @@
         <w:snapToGrid w:val="0"/>
         <w:textAlignment w:val="baseline"/>
       </w:pPr>
-      <w:bookmarkStart w:id="32" w:name="_Toc10449"/>
-      <w:bookmarkStart w:id="33" w:name="_Toc25998"/>
-      <w:bookmarkStart w:id="34" w:name="_Toc32201"/>
+      <w:bookmarkStart w:id="31" w:name="_Toc10449"/>
+      <w:bookmarkStart w:id="32" w:name="_Toc25998"/>
+      <w:bookmarkStart w:id="33" w:name="_Toc26626"/>
       <w:r>
         <w:t>运维服务目录管理</w:t>
       </w:r>
+      <w:bookmarkEnd w:id="31"/>
       <w:bookmarkEnd w:id="32"/>
       <w:bookmarkEnd w:id="33"/>
-      <w:bookmarkEnd w:id="34"/>
-    </w:p>
-    <w:p>
-      <w:pPr>
-        <w:pStyle w:val="a"/>
+    </w:p>
+    <w:p>
+      <w:pPr>
+        <w:pStyle w:val="27"/>
         <w:bidi w:val="0"/>
       </w:pPr>
       <w:r>
@@ -5479,7 +5523,7 @@
     </w:p>
     <w:p>
       <w:pPr>
-        <w:pStyle w:val="a"/>
+        <w:pStyle w:val="27"/>
         <w:bidi w:val="0"/>
       </w:pPr>
       <w:r>
@@ -5488,7 +5532,7 @@
     </w:p>
     <w:p>
       <w:pPr>
-        <w:pStyle w:val="a"/>
+        <w:pStyle w:val="27"/>
         <w:bidi w:val="0"/>
       </w:pPr>
       <w:r>
@@ -5497,7 +5541,7 @@
     </w:p>
     <w:p>
       <w:pPr>
-        <w:pStyle w:val="3"/>
+        <w:pStyle w:val="29"/>
         <w:keepNext w:val="0"/>
         <w:keepLines w:val="0"/>
         <w:pageBreakBefore w:val="0"/>
@@ -5513,15 +5557,15 @@
         <w:snapToGrid w:val="0"/>
         <w:textAlignment w:val="baseline"/>
       </w:pPr>
-      <w:bookmarkStart w:id="35" w:name="_Toc4013"/>
+      <w:bookmarkStart w:id="34" w:name="_Toc23213"/>
       <w:r>
         <w:t>运维服务能力计划</w:t>
       </w:r>
-      <w:bookmarkEnd w:id="35"/>
-    </w:p>
-    <w:p>
-      <w:pPr>
-        <w:pStyle w:val="a"/>
+      <w:bookmarkEnd w:id="34"/>
+    </w:p>
+    <w:p>
+      <w:pPr>
+        <w:pStyle w:val="27"/>
         <w:bidi w:val="0"/>
       </w:pPr>
       <w:r>
@@ -5530,7 +5574,7 @@
     </w:p>
     <w:p>
       <w:pPr>
-        <w:pStyle w:val="a"/>
+        <w:pStyle w:val="27"/>
         <w:bidi w:val="0"/>
       </w:pPr>
       <w:r>
@@ -5539,13 +5583,13 @@
     </w:p>
     <w:p>
       <w:pPr>
-        <w:pStyle w:val="a3"/>
+        <w:pStyle w:val="40"/>
         <w:numPr>
           <w:ilvl w:val="0"/>
           <w:numId w:val="4"/>
         </w:numPr>
         <w:bidi w:val="0"/>
-        <w:ind w:left="425" w:hanging="425" w:leftChars="0" w:firstLineChars="0"/>
+        <w:ind w:left="425" w:leftChars="0" w:hanging="425" w:firstLineChars="0"/>
       </w:pPr>
       <w:r>
         <w:t>运维服务战略规划和战略执行计划；</w:t>
@@ -5553,13 +5597,13 @@
     </w:p>
     <w:p>
       <w:pPr>
-        <w:pStyle w:val="a3"/>
+        <w:pStyle w:val="40"/>
         <w:numPr>
           <w:ilvl w:val="0"/>
           <w:numId w:val="4"/>
         </w:numPr>
         <w:bidi w:val="0"/>
-        <w:ind w:left="425" w:hanging="425" w:leftChars="0" w:firstLineChars="0"/>
+        <w:ind w:left="425" w:leftChars="0" w:hanging="425" w:firstLineChars="0"/>
       </w:pPr>
       <w:r>
         <w:t>运维服务团队人力资源计划、储备、培养和培训；</w:t>
@@ -5567,13 +5611,13 @@
     </w:p>
     <w:p>
       <w:pPr>
-        <w:pStyle w:val="a3"/>
+        <w:pStyle w:val="40"/>
         <w:numPr>
           <w:ilvl w:val="0"/>
           <w:numId w:val="4"/>
         </w:numPr>
         <w:bidi w:val="0"/>
-        <w:ind w:left="425" w:hanging="425" w:leftChars="0" w:firstLineChars="0"/>
+        <w:ind w:left="425" w:leftChars="0" w:hanging="425" w:firstLineChars="0"/>
       </w:pPr>
       <w:r>
         <w:t>运维服务资源计划；</w:t>
@@ -5581,13 +5625,13 @@
     </w:p>
     <w:p>
       <w:pPr>
-        <w:pStyle w:val="a3"/>
+        <w:pStyle w:val="40"/>
         <w:numPr>
           <w:ilvl w:val="0"/>
           <w:numId w:val="4"/>
         </w:numPr>
         <w:bidi w:val="0"/>
-        <w:ind w:left="425" w:hanging="425" w:leftChars="0" w:firstLineChars="0"/>
+        <w:ind w:left="425" w:leftChars="0" w:hanging="425" w:firstLineChars="0"/>
       </w:pPr>
       <w:r>
         <w:t>运维服务过程计划；</w:t>
@@ -5595,13 +5639,13 @@
     </w:p>
     <w:p>
       <w:pPr>
-        <w:pStyle w:val="a3"/>
+        <w:pStyle w:val="40"/>
         <w:numPr>
           <w:ilvl w:val="0"/>
           <w:numId w:val="4"/>
         </w:numPr>
         <w:bidi w:val="0"/>
-        <w:ind w:left="425" w:hanging="425" w:leftChars="0" w:firstLineChars="0"/>
+        <w:ind w:left="425" w:leftChars="0" w:hanging="425" w:firstLineChars="0"/>
       </w:pPr>
       <w:r>
         <w:t>运维服务技术研发计划；</w:t>
@@ -5609,13 +5653,13 @@
     </w:p>
     <w:p>
       <w:pPr>
-        <w:pStyle w:val="a3"/>
+        <w:pStyle w:val="40"/>
         <w:numPr>
           <w:ilvl w:val="0"/>
           <w:numId w:val="4"/>
         </w:numPr>
         <w:bidi w:val="0"/>
-        <w:ind w:left="425" w:hanging="425" w:leftChars="0" w:firstLineChars="0"/>
+        <w:ind w:left="425" w:leftChars="0" w:hanging="425" w:firstLineChars="0"/>
       </w:pPr>
       <w:r>
         <w:t>运维服务能力管理体系改进计划；</w:t>
@@ -5623,13 +5667,13 @@
     </w:p>
     <w:p>
       <w:pPr>
-        <w:pStyle w:val="a3"/>
+        <w:pStyle w:val="40"/>
         <w:numPr>
           <w:ilvl w:val="0"/>
           <w:numId w:val="4"/>
         </w:numPr>
         <w:bidi w:val="0"/>
-        <w:ind w:left="425" w:hanging="425" w:leftChars="0" w:firstLineChars="0"/>
+        <w:ind w:left="425" w:leftChars="0" w:hanging="425" w:firstLineChars="0"/>
       </w:pPr>
       <w:r>
         <w:t>交付和应急管理的计划；</w:t>
@@ -5637,13 +5681,13 @@
     </w:p>
     <w:p>
       <w:pPr>
-        <w:pStyle w:val="a3"/>
+        <w:pStyle w:val="40"/>
         <w:numPr>
           <w:ilvl w:val="0"/>
           <w:numId w:val="4"/>
         </w:numPr>
         <w:bidi w:val="0"/>
-        <w:ind w:left="425" w:hanging="425" w:leftChars="0" w:firstLineChars="0"/>
+        <w:ind w:left="425" w:leftChars="0" w:hanging="425" w:firstLineChars="0"/>
       </w:pPr>
       <w:r>
         <w:t>运维服务能力管理指标的优化。</w:t>
@@ -5651,7 +5695,7 @@
     </w:p>
     <w:p>
       <w:pPr>
-        <w:pStyle w:val="3"/>
+        <w:pStyle w:val="29"/>
         <w:keepNext w:val="0"/>
         <w:keepLines w:val="0"/>
         <w:pageBreakBefore w:val="0"/>
@@ -5667,19 +5711,19 @@
         <w:snapToGrid w:val="0"/>
         <w:textAlignment w:val="baseline"/>
       </w:pPr>
-      <w:bookmarkStart w:id="36" w:name="_Toc24467"/>
-      <w:bookmarkStart w:id="37" w:name="_Toc28504"/>
-      <w:bookmarkStart w:id="38" w:name="_Toc9987"/>
+      <w:bookmarkStart w:id="35" w:name="_Toc20562"/>
+      <w:bookmarkStart w:id="36" w:name="_Toc9987"/>
+      <w:bookmarkStart w:id="37" w:name="_Toc24467"/>
       <w:r>
         <w:t>运维服务质量计划</w:t>
       </w:r>
+      <w:bookmarkEnd w:id="35"/>
       <w:bookmarkEnd w:id="36"/>
       <w:bookmarkEnd w:id="37"/>
-      <w:bookmarkEnd w:id="38"/>
-    </w:p>
-    <w:p>
-      <w:pPr>
-        <w:pStyle w:val="a"/>
+    </w:p>
+    <w:p>
+      <w:pPr>
+        <w:pStyle w:val="27"/>
         <w:bidi w:val="0"/>
       </w:pPr>
       <w:r>
@@ -5688,7 +5732,7 @@
     </w:p>
     <w:p>
       <w:pPr>
-        <w:pStyle w:val="2"/>
+        <w:pStyle w:val="28"/>
         <w:keepNext w:val="0"/>
         <w:keepLines w:val="0"/>
         <w:pageBreakBefore w:val="0"/>
@@ -5704,19 +5748,19 @@
         <w:snapToGrid w:val="0"/>
         <w:textAlignment w:val="baseline"/>
       </w:pPr>
-      <w:bookmarkStart w:id="39" w:name="_Toc11885"/>
-      <w:bookmarkStart w:id="40" w:name="_Toc20677"/>
-      <w:bookmarkStart w:id="41" w:name="_Toc29847"/>
+      <w:bookmarkStart w:id="38" w:name="_Toc19168"/>
+      <w:bookmarkStart w:id="39" w:name="_Toc29847"/>
+      <w:bookmarkStart w:id="40" w:name="_Toc11885"/>
       <w:r>
         <w:t>实施</w:t>
       </w:r>
+      <w:bookmarkEnd w:id="38"/>
       <w:bookmarkEnd w:id="39"/>
       <w:bookmarkEnd w:id="40"/>
-      <w:bookmarkEnd w:id="41"/>
-    </w:p>
-    <w:p>
-      <w:pPr>
-        <w:pStyle w:val="a"/>
+    </w:p>
+    <w:p>
+      <w:pPr>
+        <w:pStyle w:val="27"/>
         <w:bidi w:val="0"/>
       </w:pPr>
       <w:r>
@@ -5725,13 +5769,13 @@
     </w:p>
     <w:p>
       <w:pPr>
-        <w:pStyle w:val="a3"/>
+        <w:pStyle w:val="40"/>
         <w:numPr>
           <w:ilvl w:val="0"/>
           <w:numId w:val="5"/>
         </w:numPr>
         <w:bidi w:val="0"/>
-        <w:ind w:left="425" w:hanging="425" w:leftChars="0" w:firstLineChars="0"/>
+        <w:ind w:left="425" w:leftChars="0" w:hanging="425" w:firstLineChars="0"/>
       </w:pPr>
       <w:r>
         <w:t>制定与运维服务能力管理体系和运维服务能力计划相适宜的部门运维服务实施计划和项目管理制度，保证运维服务策划所要求的服务能力及服务质量；</w:t>
@@ -5739,13 +5783,13 @@
     </w:p>
     <w:p>
       <w:pPr>
-        <w:pStyle w:val="a3"/>
+        <w:pStyle w:val="40"/>
         <w:numPr>
           <w:ilvl w:val="0"/>
           <w:numId w:val="5"/>
         </w:numPr>
         <w:bidi w:val="0"/>
-        <w:ind w:left="425" w:hanging="425" w:leftChars="0" w:firstLineChars="0"/>
+        <w:ind w:left="425" w:leftChars="0" w:hanging="425" w:firstLineChars="0"/>
       </w:pPr>
       <w:r>
         <w:t>建立与客户有效沟通协调的制度，以保证客户的需求和反馈得到充分的确认；</w:t>
@@ -5753,13 +5797,13 @@
     </w:p>
     <w:p>
       <w:pPr>
-        <w:pStyle w:val="a3"/>
+        <w:pStyle w:val="40"/>
         <w:numPr>
           <w:ilvl w:val="0"/>
           <w:numId w:val="5"/>
         </w:numPr>
         <w:bidi w:val="0"/>
-        <w:ind w:left="425" w:hanging="425" w:leftChars="0" w:firstLineChars="0"/>
+        <w:ind w:left="425" w:leftChars="0" w:hanging="425" w:firstLineChars="0"/>
       </w:pPr>
       <w:r>
         <w:t>运维服务实施过程所有记录需按要求执行并存档，保证服务过程可追溯，结果可计量和评估，便于发现运维服务能力的不足，进而持续改进；</w:t>
@@ -5767,13 +5811,13 @@
     </w:p>
     <w:p>
       <w:pPr>
-        <w:pStyle w:val="a3"/>
+        <w:pStyle w:val="40"/>
         <w:numPr>
           <w:ilvl w:val="0"/>
           <w:numId w:val="5"/>
         </w:numPr>
         <w:bidi w:val="0"/>
-        <w:ind w:left="425" w:hanging="425" w:leftChars="0" w:firstLineChars="0"/>
+        <w:ind w:left="425" w:leftChars="0" w:hanging="425" w:firstLineChars="0"/>
       </w:pPr>
       <w:r>
         <w:t>质量部对交付过程和交付物进行客观审计；</w:t>
@@ -5781,13 +5825,13 @@
     </w:p>
     <w:p>
       <w:pPr>
-        <w:pStyle w:val="a3"/>
+        <w:pStyle w:val="40"/>
         <w:numPr>
           <w:ilvl w:val="0"/>
           <w:numId w:val="5"/>
         </w:numPr>
         <w:bidi w:val="0"/>
-        <w:ind w:left="425" w:hanging="425" w:leftChars="0" w:firstLineChars="0"/>
+        <w:ind w:left="425" w:leftChars="0" w:hanging="425" w:firstLineChars="0"/>
       </w:pPr>
       <w:r>
         <w:t>质量部对实施结果定期组织总结评估，提出问题改进办法和优化建议。</w:t>
@@ -5795,7 +5839,7 @@
     </w:p>
     <w:p>
       <w:pPr>
-        <w:pStyle w:val="2"/>
+        <w:pStyle w:val="28"/>
         <w:keepNext w:val="0"/>
         <w:keepLines w:val="0"/>
         <w:pageBreakBefore w:val="0"/>
@@ -5811,19 +5855,19 @@
         <w:snapToGrid w:val="0"/>
         <w:textAlignment w:val="baseline"/>
       </w:pPr>
-      <w:bookmarkStart w:id="42" w:name="_Toc31148"/>
-      <w:bookmarkStart w:id="43" w:name="_Toc10718"/>
-      <w:bookmarkStart w:id="44" w:name="_Toc8687"/>
+      <w:bookmarkStart w:id="41" w:name="_Toc8687"/>
+      <w:bookmarkStart w:id="42" w:name="_Toc15216"/>
+      <w:bookmarkStart w:id="43" w:name="_Toc31148"/>
       <w:r>
         <w:t>检查</w:t>
       </w:r>
+      <w:bookmarkEnd w:id="41"/>
       <w:bookmarkEnd w:id="42"/>
       <w:bookmarkEnd w:id="43"/>
-      <w:bookmarkEnd w:id="44"/>
-    </w:p>
-    <w:p>
-      <w:pPr>
-        <w:pStyle w:val="a"/>
+    </w:p>
+    <w:p>
+      <w:pPr>
+        <w:pStyle w:val="27"/>
         <w:bidi w:val="0"/>
       </w:pPr>
       <w:r>
@@ -5832,13 +5876,13 @@
     </w:p>
     <w:p>
       <w:pPr>
-        <w:pStyle w:val="a3"/>
+        <w:pStyle w:val="40"/>
         <w:numPr>
           <w:ilvl w:val="0"/>
           <w:numId w:val="6"/>
         </w:numPr>
         <w:bidi w:val="0"/>
-        <w:ind w:left="425" w:hanging="425" w:leftChars="0" w:firstLineChars="0"/>
+        <w:ind w:left="425" w:leftChars="0" w:hanging="425" w:firstLineChars="0"/>
       </w:pPr>
       <w:r>
         <w:t>公司质量部负责每年组织一到两次例行的内审工作，对运维服务体系运行的过程和指标进行检查，对不符合管理要求的过程和指标进行跟踪验证，直至闭合，并编制审核报告报运维服务能力管理层决策；</w:t>
@@ -5846,13 +5890,13 @@
     </w:p>
     <w:p>
       <w:pPr>
-        <w:pStyle w:val="a3"/>
+        <w:pStyle w:val="40"/>
         <w:numPr>
           <w:ilvl w:val="0"/>
           <w:numId w:val="6"/>
         </w:numPr>
         <w:bidi w:val="0"/>
-        <w:ind w:left="425" w:hanging="425" w:leftChars="0" w:firstLineChars="0"/>
+        <w:ind w:left="425" w:leftChars="0" w:hanging="425" w:firstLineChars="0"/>
       </w:pPr>
       <w:r>
         <w:t>内部过程改进；</w:t>
@@ -5860,13 +5904,13 @@
     </w:p>
     <w:p>
       <w:pPr>
-        <w:pStyle w:val="a3"/>
+        <w:pStyle w:val="40"/>
         <w:numPr>
           <w:ilvl w:val="0"/>
           <w:numId w:val="6"/>
         </w:numPr>
         <w:bidi w:val="0"/>
-        <w:ind w:left="425" w:hanging="425" w:leftChars="0" w:firstLineChars="0"/>
+        <w:ind w:left="425" w:leftChars="0" w:hanging="425" w:firstLineChars="0"/>
       </w:pPr>
       <w:r>
         <w:t>公司定期调查客户满意度，并对调查结果进行统计分析；</w:t>
@@ -5874,21 +5918,28 @@
     </w:p>
     <w:p>
       <w:pPr>
-        <w:pStyle w:val="a3"/>
+        <w:pStyle w:val="40"/>
         <w:numPr>
           <w:ilvl w:val="0"/>
           <w:numId w:val="6"/>
         </w:numPr>
         <w:bidi w:val="0"/>
-        <w:ind w:left="425" w:hanging="425" w:leftChars="0" w:firstLineChars="0"/>
-      </w:pPr>
+        <w:ind w:left="425" w:leftChars="0" w:hanging="425" w:firstLineChars="0"/>
+      </w:pPr>
+      <w:r>
+        <w:rPr>
+          <w:rFonts w:hint="eastAsia"/>
+          <w:lang w:val="en-US" w:eastAsia="zh-CN"/>
+        </w:rPr>
+        <w:t>由运维部和质量部进行</w:t>
+      </w:r>
       <w:r>
         <w:t>运维服务指标数据分析。</w:t>
       </w:r>
     </w:p>
     <w:p>
       <w:pPr>
-        <w:pStyle w:val="3"/>
+        <w:pStyle w:val="29"/>
         <w:keepNext w:val="0"/>
         <w:keepLines w:val="0"/>
         <w:pageBreakBefore w:val="0"/>
@@ -5904,19 +5955,19 @@
         <w:snapToGrid w:val="0"/>
         <w:textAlignment w:val="baseline"/>
       </w:pPr>
-      <w:bookmarkStart w:id="45" w:name="_Toc15079"/>
+      <w:bookmarkStart w:id="44" w:name="_Toc15079"/>
+      <w:bookmarkStart w:id="45" w:name="_Toc12549"/>
       <w:bookmarkStart w:id="46" w:name="_Toc30188"/>
-      <w:bookmarkStart w:id="47" w:name="_Toc27234"/>
       <w:r>
         <w:t>内审</w:t>
       </w:r>
+      <w:bookmarkEnd w:id="44"/>
       <w:bookmarkEnd w:id="45"/>
       <w:bookmarkEnd w:id="46"/>
-      <w:bookmarkEnd w:id="47"/>
-    </w:p>
-    <w:p>
-      <w:pPr>
-        <w:pStyle w:val="a"/>
+    </w:p>
+    <w:p>
+      <w:pPr>
+        <w:pStyle w:val="27"/>
         <w:bidi w:val="0"/>
       </w:pPr>
       <w:r>
@@ -5925,7 +5976,7 @@
     </w:p>
     <w:p>
       <w:pPr>
-        <w:pStyle w:val="a"/>
+        <w:pStyle w:val="27"/>
         <w:bidi w:val="0"/>
       </w:pPr>
       <w:r>
@@ -5934,7 +5985,7 @@
     </w:p>
     <w:p>
       <w:pPr>
-        <w:pStyle w:val="a"/>
+        <w:pStyle w:val="27"/>
         <w:bidi w:val="0"/>
       </w:pPr>
       <w:r>
@@ -5943,7 +5994,7 @@
     </w:p>
     <w:p>
       <w:pPr>
-        <w:pStyle w:val="a"/>
+        <w:pStyle w:val="27"/>
         <w:bidi w:val="0"/>
       </w:pPr>
       <w:r>
@@ -5952,7 +6003,7 @@
     </w:p>
     <w:p>
       <w:pPr>
-        <w:pStyle w:val="3"/>
+        <w:pStyle w:val="29"/>
         <w:keepNext w:val="0"/>
         <w:keepLines w:val="0"/>
         <w:pageBreakBefore w:val="0"/>
@@ -5968,19 +6019,19 @@
         <w:snapToGrid w:val="0"/>
         <w:textAlignment w:val="baseline"/>
       </w:pPr>
-      <w:bookmarkStart w:id="48" w:name="_Toc6776"/>
-      <w:bookmarkStart w:id="49" w:name="_Toc14745"/>
-      <w:bookmarkStart w:id="50" w:name="_Toc8160"/>
+      <w:bookmarkStart w:id="47" w:name="_Toc8160"/>
+      <w:bookmarkStart w:id="48" w:name="_Toc680"/>
+      <w:bookmarkStart w:id="49" w:name="_Toc6776"/>
       <w:r>
         <w:t>管理评审</w:t>
       </w:r>
+      <w:bookmarkEnd w:id="47"/>
       <w:bookmarkEnd w:id="48"/>
       <w:bookmarkEnd w:id="49"/>
-      <w:bookmarkEnd w:id="50"/>
-    </w:p>
-    <w:p>
-      <w:pPr>
-        <w:pStyle w:val="a"/>
+    </w:p>
+    <w:p>
+      <w:pPr>
+        <w:pStyle w:val="27"/>
         <w:bidi w:val="0"/>
       </w:pPr>
       <w:r>
@@ -5989,7 +6040,7 @@
     </w:p>
     <w:p>
       <w:pPr>
-        <w:pStyle w:val="a"/>
+        <w:pStyle w:val="27"/>
         <w:bidi w:val="0"/>
       </w:pPr>
       <w:r>
@@ -6008,7 +6059,7 @@
     </w:p>
     <w:p>
       <w:pPr>
-        <w:pStyle w:val="a"/>
+        <w:pStyle w:val="27"/>
         <w:bidi w:val="0"/>
       </w:pPr>
       <w:r>
@@ -6017,7 +6068,7 @@
     </w:p>
     <w:p>
       <w:pPr>
-        <w:pStyle w:val="3"/>
+        <w:pStyle w:val="29"/>
         <w:keepNext w:val="0"/>
         <w:keepLines w:val="0"/>
         <w:pageBreakBefore w:val="0"/>
@@ -6033,19 +6084,19 @@
         <w:snapToGrid w:val="0"/>
         <w:textAlignment w:val="baseline"/>
       </w:pPr>
-      <w:bookmarkStart w:id="51" w:name="_Toc11653"/>
+      <w:bookmarkStart w:id="50" w:name="_Toc11653"/>
+      <w:bookmarkStart w:id="51" w:name="_Toc7688"/>
       <w:bookmarkStart w:id="52" w:name="_Toc16983"/>
-      <w:bookmarkStart w:id="53" w:name="_Toc32030"/>
       <w:r>
         <w:t>客户满意度</w:t>
       </w:r>
+      <w:bookmarkEnd w:id="50"/>
       <w:bookmarkEnd w:id="51"/>
       <w:bookmarkEnd w:id="52"/>
-      <w:bookmarkEnd w:id="53"/>
-    </w:p>
-    <w:p>
-      <w:pPr>
-        <w:pStyle w:val="a"/>
+    </w:p>
+    <w:p>
+      <w:pPr>
+        <w:pStyle w:val="27"/>
         <w:bidi w:val="0"/>
       </w:pPr>
       <w:r>
@@ -6054,7 +6105,7 @@
     </w:p>
     <w:p>
       <w:pPr>
-        <w:pStyle w:val="2"/>
+        <w:pStyle w:val="28"/>
         <w:keepNext w:val="0"/>
         <w:keepLines w:val="0"/>
         <w:pageBreakBefore w:val="0"/>
@@ -6070,19 +6121,19 @@
         <w:snapToGrid w:val="0"/>
         <w:textAlignment w:val="baseline"/>
       </w:pPr>
-      <w:bookmarkStart w:id="54" w:name="_Toc17579"/>
-      <w:bookmarkStart w:id="55" w:name="_Toc13507"/>
-      <w:bookmarkStart w:id="56" w:name="_Toc2959"/>
+      <w:bookmarkStart w:id="53" w:name="_Toc25795"/>
+      <w:bookmarkStart w:id="54" w:name="_Toc2959"/>
+      <w:bookmarkStart w:id="55" w:name="_Toc17579"/>
       <w:r>
         <w:t>改进</w:t>
       </w:r>
+      <w:bookmarkEnd w:id="53"/>
       <w:bookmarkEnd w:id="54"/>
       <w:bookmarkEnd w:id="55"/>
-      <w:bookmarkEnd w:id="56"/>
-    </w:p>
-    <w:p>
-      <w:pPr>
-        <w:pStyle w:val="a"/>
+    </w:p>
+    <w:p>
+      <w:pPr>
+        <w:pStyle w:val="27"/>
         <w:bidi w:val="0"/>
       </w:pPr>
       <w:r>
@@ -6091,13 +6142,13 @@
     </w:p>
     <w:p>
       <w:pPr>
-        <w:pStyle w:val="a3"/>
+        <w:pStyle w:val="40"/>
         <w:numPr>
           <w:ilvl w:val="0"/>
           <w:numId w:val="7"/>
         </w:numPr>
         <w:bidi w:val="0"/>
-        <w:ind w:left="425" w:hanging="425" w:leftChars="0" w:firstLineChars="0"/>
+        <w:ind w:left="425" w:leftChars="0" w:hanging="425" w:firstLineChars="0"/>
       </w:pPr>
       <w:r>
         <w:t>制定有效的、全面的服务能力改进机制，确保运维服务能力不断提高；</w:t>
@@ -6105,13 +6156,13 @@
     </w:p>
     <w:p>
       <w:pPr>
-        <w:pStyle w:val="a3"/>
+        <w:pStyle w:val="40"/>
         <w:numPr>
           <w:ilvl w:val="0"/>
           <w:numId w:val="7"/>
         </w:numPr>
         <w:bidi w:val="0"/>
-        <w:ind w:left="425" w:hanging="425" w:leftChars="0" w:firstLineChars="0"/>
+        <w:ind w:left="425" w:leftChars="0" w:hanging="425" w:firstLineChars="0"/>
       </w:pPr>
       <w:r>
         <w:t>对管控过程中发现的不符合策划要求的行为和未达成的指标进行总结、调查分析，质量部负责根据分析结果确定改进措施，监控改进计划的落实；</w:t>
@@ -6119,13 +6170,13 @@
     </w:p>
     <w:p>
       <w:pPr>
-        <w:pStyle w:val="a3"/>
+        <w:pStyle w:val="40"/>
         <w:numPr>
           <w:ilvl w:val="0"/>
           <w:numId w:val="7"/>
         </w:numPr>
         <w:bidi w:val="0"/>
-        <w:ind w:left="425" w:hanging="425" w:leftChars="0" w:firstLineChars="0"/>
+        <w:ind w:left="425" w:leftChars="0" w:hanging="425" w:firstLineChars="0"/>
       </w:pPr>
       <w:r>
         <w:t>改进相关过程文件，包括制度文件、分析报告、改进计划和相关记录等予以存档。</w:t>
@@ -6133,7 +6184,7 @@
     </w:p>
     <w:p>
       <w:pPr>
-        <w:pStyle w:val="1"/>
+        <w:pStyle w:val="26"/>
         <w:keepNext w:val="0"/>
         <w:keepLines w:val="0"/>
         <w:pageBreakBefore w:val="0"/>
@@ -6149,19 +6200,19 @@
         <w:snapToGrid w:val="0"/>
         <w:textAlignment w:val="baseline"/>
       </w:pPr>
+      <w:bookmarkStart w:id="56" w:name="_Toc24696"/>
       <w:bookmarkStart w:id="57" w:name="_Toc26260"/>
-      <w:bookmarkStart w:id="58" w:name="_Toc1578"/>
-      <w:bookmarkStart w:id="59" w:name="_Toc24696"/>
+      <w:bookmarkStart w:id="58" w:name="_Toc10477"/>
       <w:r>
         <w:t>交付</w:t>
       </w:r>
+      <w:bookmarkEnd w:id="56"/>
       <w:bookmarkEnd w:id="57"/>
       <w:bookmarkEnd w:id="58"/>
-      <w:bookmarkEnd w:id="59"/>
-    </w:p>
-    <w:p>
-      <w:pPr>
-        <w:pStyle w:val="a"/>
+    </w:p>
+    <w:p>
+      <w:pPr>
+        <w:pStyle w:val="27"/>
         <w:bidi w:val="0"/>
       </w:pPr>
       <w:r>
@@ -6170,7 +6221,7 @@
     </w:p>
     <w:p>
       <w:pPr>
-        <w:pStyle w:val="2"/>
+        <w:pStyle w:val="28"/>
         <w:keepNext w:val="0"/>
         <w:keepLines w:val="0"/>
         <w:pageBreakBefore w:val="0"/>
@@ -6186,19 +6237,19 @@
         <w:snapToGrid w:val="0"/>
         <w:textAlignment w:val="baseline"/>
       </w:pPr>
-      <w:bookmarkStart w:id="60" w:name="_Toc27679"/>
-      <w:bookmarkStart w:id="61" w:name="_Toc17636"/>
-      <w:bookmarkStart w:id="62" w:name="_Toc1547"/>
+      <w:bookmarkStart w:id="59" w:name="_Toc17636"/>
+      <w:bookmarkStart w:id="60" w:name="_Toc10892"/>
+      <w:bookmarkStart w:id="61" w:name="_Toc1547"/>
       <w:r>
         <w:t>交付策划</w:t>
       </w:r>
+      <w:bookmarkEnd w:id="59"/>
       <w:bookmarkEnd w:id="60"/>
       <w:bookmarkEnd w:id="61"/>
-      <w:bookmarkEnd w:id="62"/>
-    </w:p>
-    <w:p>
-      <w:pPr>
-        <w:pStyle w:val="a"/>
+    </w:p>
+    <w:p>
+      <w:pPr>
+        <w:pStyle w:val="27"/>
         <w:bidi w:val="0"/>
       </w:pPr>
       <w:r>
@@ -6207,7 +6258,7 @@
     </w:p>
     <w:p>
       <w:pPr>
-        <w:pStyle w:val="a"/>
+        <w:pStyle w:val="27"/>
         <w:bidi w:val="0"/>
       </w:pPr>
       <w:r>
@@ -6216,13 +6267,13 @@
     </w:p>
     <w:p>
       <w:pPr>
-        <w:pStyle w:val="a3"/>
+        <w:pStyle w:val="40"/>
         <w:numPr>
           <w:ilvl w:val="0"/>
           <w:numId w:val="8"/>
         </w:numPr>
         <w:bidi w:val="0"/>
-        <w:ind w:left="425" w:hanging="425" w:leftChars="0" w:firstLineChars="0"/>
+        <w:ind w:left="425" w:leftChars="0" w:hanging="425" w:firstLineChars="0"/>
       </w:pPr>
       <w:r>
         <w:t>依据服务目录与用户方确认服务级别协议；</w:t>
@@ -6230,13 +6281,13 @@
     </w:p>
     <w:p>
       <w:pPr>
-        <w:pStyle w:val="a3"/>
+        <w:pStyle w:val="40"/>
         <w:numPr>
           <w:ilvl w:val="0"/>
           <w:numId w:val="8"/>
         </w:numPr>
         <w:bidi w:val="0"/>
-        <w:ind w:left="425" w:hanging="425" w:leftChars="0" w:firstLineChars="0"/>
+        <w:ind w:left="425" w:leftChars="0" w:hanging="425" w:firstLineChars="0"/>
       </w:pPr>
       <w:r>
         <w:t>编制交付实施计划、交付检查计划和交付改进计划；</w:t>
@@ -6244,13 +6295,13 @@
     </w:p>
     <w:p>
       <w:pPr>
-        <w:pStyle w:val="a3"/>
+        <w:pStyle w:val="40"/>
         <w:numPr>
           <w:ilvl w:val="0"/>
           <w:numId w:val="8"/>
         </w:numPr>
         <w:bidi w:val="0"/>
-        <w:ind w:left="425" w:hanging="425" w:leftChars="0" w:firstLineChars="0"/>
+        <w:ind w:left="425" w:leftChars="0" w:hanging="425" w:firstLineChars="0"/>
       </w:pPr>
       <w:r>
         <w:t>配备符合能力要求的管理人员和专业人员；</w:t>
@@ -6258,13 +6309,13 @@
     </w:p>
     <w:p>
       <w:pPr>
-        <w:pStyle w:val="a3"/>
+        <w:pStyle w:val="40"/>
         <w:numPr>
           <w:ilvl w:val="0"/>
           <w:numId w:val="8"/>
         </w:numPr>
         <w:bidi w:val="0"/>
-        <w:ind w:left="425" w:hanging="425" w:leftChars="0" w:firstLineChars="0"/>
+        <w:ind w:left="425" w:leftChars="0" w:hanging="425" w:firstLineChars="0"/>
       </w:pPr>
       <w:r>
         <w:t>明确职责分工、服务流程和关键技术要求，必要时提供服务手册和技术手册；</w:t>
@@ -6272,13 +6323,13 @@
     </w:p>
     <w:p>
       <w:pPr>
-        <w:pStyle w:val="a3"/>
+        <w:pStyle w:val="40"/>
         <w:numPr>
           <w:ilvl w:val="0"/>
           <w:numId w:val="8"/>
         </w:numPr>
         <w:bidi w:val="0"/>
-        <w:ind w:left="425" w:hanging="425" w:leftChars="0" w:firstLineChars="0"/>
+        <w:ind w:left="425" w:leftChars="0" w:hanging="425" w:firstLineChars="0"/>
       </w:pPr>
       <w:r>
         <w:t>准备必要的资源，如工具、服务台和知识库；</w:t>
@@ -6286,13 +6337,13 @@
     </w:p>
     <w:p>
       <w:pPr>
-        <w:pStyle w:val="a3"/>
+        <w:pStyle w:val="40"/>
         <w:numPr>
           <w:ilvl w:val="0"/>
           <w:numId w:val="8"/>
         </w:numPr>
         <w:bidi w:val="0"/>
-        <w:ind w:left="425" w:hanging="425" w:leftChars="0" w:firstLineChars="0"/>
+        <w:ind w:left="425" w:leftChars="0" w:hanging="425" w:firstLineChars="0"/>
       </w:pPr>
       <w:r>
         <w:t>明确考核要求、计算办法和奖惩措施；</w:t>
@@ -6300,13 +6351,13 @@
     </w:p>
     <w:p>
       <w:pPr>
-        <w:pStyle w:val="a3"/>
+        <w:pStyle w:val="40"/>
         <w:numPr>
           <w:ilvl w:val="0"/>
           <w:numId w:val="8"/>
         </w:numPr>
         <w:bidi w:val="0"/>
-        <w:ind w:left="425" w:hanging="425" w:leftChars="0" w:firstLineChars="0"/>
+        <w:ind w:left="425" w:leftChars="0" w:hanging="425" w:firstLineChars="0"/>
       </w:pPr>
       <w:r>
         <w:t>明确服务交付过程中的安全要求，并采取保障措施，如签署保密协议等；</w:t>
@@ -6314,13 +6365,13 @@
     </w:p>
     <w:p>
       <w:pPr>
-        <w:pStyle w:val="a3"/>
+        <w:pStyle w:val="40"/>
         <w:numPr>
           <w:ilvl w:val="0"/>
           <w:numId w:val="8"/>
         </w:numPr>
         <w:bidi w:val="0"/>
-        <w:ind w:left="425" w:hanging="425" w:leftChars="0" w:firstLineChars="0"/>
+        <w:ind w:left="425" w:leftChars="0" w:hanging="425" w:firstLineChars="0"/>
       </w:pPr>
       <w:r>
         <w:t>明确服务交付过程中可能存在的各种风险，制定风险规避计划；</w:t>
@@ -6328,13 +6379,13 @@
     </w:p>
     <w:p>
       <w:pPr>
-        <w:pStyle w:val="a3"/>
+        <w:pStyle w:val="40"/>
         <w:numPr>
           <w:ilvl w:val="0"/>
           <w:numId w:val="8"/>
         </w:numPr>
         <w:bidi w:val="0"/>
-        <w:ind w:left="425" w:hanging="425" w:leftChars="0" w:firstLineChars="0"/>
+        <w:ind w:left="425" w:leftChars="0" w:hanging="425" w:firstLineChars="0"/>
       </w:pPr>
       <w:r>
         <w:t>与用户方就必要信息达成共识，如时间计划、人员配备、投诉受理渠道及流程等；</w:t>
@@ -6342,13 +6393,13 @@
     </w:p>
     <w:p>
       <w:pPr>
-        <w:pStyle w:val="a3"/>
+        <w:pStyle w:val="40"/>
         <w:numPr>
           <w:ilvl w:val="0"/>
           <w:numId w:val="8"/>
         </w:numPr>
         <w:bidi w:val="0"/>
-        <w:ind w:left="425" w:hanging="425" w:leftChars="0" w:firstLineChars="0"/>
+        <w:ind w:left="425" w:leftChars="0" w:hanging="425" w:firstLineChars="0"/>
       </w:pPr>
       <w:r>
         <w:t>明确供需双方产生异议的处理原则；</w:t>
@@ -6356,13 +6407,13 @@
     </w:p>
     <w:p>
       <w:pPr>
-        <w:pStyle w:val="a3"/>
+        <w:pStyle w:val="40"/>
         <w:numPr>
           <w:ilvl w:val="0"/>
           <w:numId w:val="8"/>
         </w:numPr>
         <w:bidi w:val="0"/>
-        <w:ind w:left="425" w:hanging="425" w:leftChars="0" w:firstLineChars="0"/>
+        <w:ind w:left="425" w:leftChars="0" w:hanging="425" w:firstLineChars="0"/>
       </w:pPr>
       <w:r>
         <w:t>明确供需双方在交付过程中产生遗留问题的处理原则；</w:t>
@@ -6370,13 +6421,13 @@
     </w:p>
     <w:p>
       <w:pPr>
-        <w:pStyle w:val="a3"/>
+        <w:pStyle w:val="40"/>
         <w:numPr>
           <w:ilvl w:val="0"/>
           <w:numId w:val="8"/>
         </w:numPr>
         <w:bidi w:val="0"/>
-        <w:ind w:left="425" w:hanging="425" w:leftChars="0" w:firstLineChars="0"/>
+        <w:ind w:left="425" w:leftChars="0" w:hanging="425" w:firstLineChars="0"/>
       </w:pPr>
       <w:r>
         <w:t>针对应急事件制定预案。</w:t>
@@ -6384,7 +6435,7 @@
     </w:p>
     <w:p>
       <w:pPr>
-        <w:pStyle w:val="2"/>
+        <w:pStyle w:val="28"/>
         <w:keepNext w:val="0"/>
         <w:keepLines w:val="0"/>
         <w:pageBreakBefore w:val="0"/>
@@ -6400,37 +6451,50 @@
         <w:snapToGrid w:val="0"/>
         <w:textAlignment w:val="baseline"/>
       </w:pPr>
-      <w:bookmarkStart w:id="63" w:name="_Toc9794"/>
-      <w:bookmarkStart w:id="64" w:name="_Toc8753"/>
-      <w:bookmarkStart w:id="65" w:name="_Toc20379"/>
+      <w:bookmarkStart w:id="62" w:name="_Toc9794"/>
+      <w:bookmarkStart w:id="63" w:name="_Toc20379"/>
+      <w:bookmarkStart w:id="64" w:name="_Toc13772"/>
       <w:r>
         <w:t>交付实施</w:t>
       </w:r>
+      <w:bookmarkEnd w:id="62"/>
       <w:bookmarkEnd w:id="63"/>
       <w:bookmarkEnd w:id="64"/>
-      <w:bookmarkEnd w:id="65"/>
-    </w:p>
-    <w:p>
-      <w:pPr>
-        <w:pStyle w:val="a"/>
-        <w:bidi w:val="0"/>
-      </w:pPr>
-      <w:r>
-        <w:t>按照交付策划向用户方提供运行维护服务，完成服务级别协议规定内容。交付实施过程中按照规定的服务级别、服务报告、事件、问题、配置、变更、发布、信息安全</w:t>
-      </w:r>
-      <w:r>
-        <w:rPr>
-          <w:rFonts w:hint="eastAsia"/>
-          <w:lang w:eastAsia="zh-CN"/>
-        </w:rPr>
-        <w:t>、</w:t>
+    </w:p>
+    <w:p>
+      <w:pPr>
+        <w:pStyle w:val="27"/>
+        <w:bidi w:val="0"/>
+      </w:pPr>
+      <w:r>
+        <w:t>按照交付策划向用户方提供运行维护服务，完成服务级别协议规定内容。交付实施过程中按照规定的</w:t>
       </w:r>
       <w:r>
         <w:rPr>
           <w:rFonts w:hint="eastAsia"/>
           <w:lang w:val="en-US" w:eastAsia="zh-CN"/>
         </w:rPr>
-        <w:t>最终软件库、服务数据10</w:t>
+        <w:t>服务过程框架、</w:t>
+      </w:r>
+      <w:r>
+        <w:t>服务级别、服务报告、事件、问题、配置、变更、发布、</w:t>
+      </w:r>
+      <w:r>
+        <w:rPr>
+          <w:rFonts w:hint="eastAsia"/>
+          <w:lang w:val="en-US" w:eastAsia="zh-CN"/>
+        </w:rPr>
+        <w:t>容量、服务可用性和连续性和</w:t>
+      </w:r>
+      <w:r>
+        <w:t>信息安全</w:t>
+      </w:r>
+      <w:r>
+        <w:rPr>
+          <w:rFonts w:hint="eastAsia"/>
+          <w:lang w:val="en-US" w:eastAsia="zh-CN"/>
+        </w:rPr>
+        <w:t>10</w:t>
       </w:r>
       <w:r>
         <w:t xml:space="preserve"> 个过程程序管理要求进行过程实施和记录。</w:t>
@@ -6438,7 +6502,7 @@
     </w:p>
     <w:p>
       <w:pPr>
-        <w:pStyle w:val="2"/>
+        <w:pStyle w:val="28"/>
         <w:keepNext w:val="0"/>
         <w:keepLines w:val="0"/>
         <w:pageBreakBefore w:val="0"/>
@@ -6454,19 +6518,19 @@
         <w:snapToGrid w:val="0"/>
         <w:textAlignment w:val="baseline"/>
       </w:pPr>
-      <w:bookmarkStart w:id="66" w:name="_Toc10545"/>
-      <w:bookmarkStart w:id="67" w:name="_Toc22838"/>
-      <w:bookmarkStart w:id="68" w:name="_Toc9437"/>
+      <w:bookmarkStart w:id="65" w:name="_Toc10545"/>
+      <w:bookmarkStart w:id="66" w:name="_Toc22838"/>
+      <w:bookmarkStart w:id="67" w:name="_Toc13413"/>
       <w:r>
         <w:t>交付检查</w:t>
       </w:r>
+      <w:bookmarkEnd w:id="65"/>
       <w:bookmarkEnd w:id="66"/>
       <w:bookmarkEnd w:id="67"/>
-      <w:bookmarkEnd w:id="68"/>
-    </w:p>
-    <w:p>
-      <w:pPr>
-        <w:pStyle w:val="a"/>
+    </w:p>
+    <w:p>
+      <w:pPr>
+        <w:pStyle w:val="27"/>
         <w:bidi w:val="0"/>
       </w:pPr>
       <w:r>
@@ -6475,7 +6539,7 @@
     </w:p>
     <w:p>
       <w:pPr>
-        <w:pStyle w:val="2"/>
+        <w:pStyle w:val="28"/>
         <w:keepNext w:val="0"/>
         <w:keepLines w:val="0"/>
         <w:pageBreakBefore w:val="0"/>
@@ -6491,15 +6555,15 @@
         <w:snapToGrid w:val="0"/>
         <w:textAlignment w:val="baseline"/>
       </w:pPr>
-      <w:bookmarkStart w:id="69" w:name="_Toc22564"/>
+      <w:bookmarkStart w:id="68" w:name="_Toc9593"/>
       <w:r>
         <w:t>交付改进</w:t>
       </w:r>
-      <w:bookmarkEnd w:id="69"/>
-    </w:p>
-    <w:p>
-      <w:pPr>
-        <w:pStyle w:val="a"/>
+      <w:bookmarkEnd w:id="68"/>
+    </w:p>
+    <w:p>
+      <w:pPr>
+        <w:pStyle w:val="27"/>
         <w:bidi w:val="0"/>
       </w:pPr>
       <w:r>
@@ -6508,7 +6572,7 @@
     </w:p>
     <w:p>
       <w:pPr>
-        <w:pStyle w:val="1"/>
+        <w:pStyle w:val="26"/>
         <w:keepNext w:val="0"/>
         <w:keepLines w:val="0"/>
         <w:pageBreakBefore w:val="0"/>
@@ -6524,19 +6588,19 @@
         <w:snapToGrid w:val="0"/>
         <w:textAlignment w:val="baseline"/>
       </w:pPr>
+      <w:bookmarkStart w:id="69" w:name="_Toc25038"/>
       <w:bookmarkStart w:id="70" w:name="_Toc2610"/>
-      <w:bookmarkStart w:id="71" w:name="_Toc20126"/>
-      <w:bookmarkStart w:id="72" w:name="_Toc5952"/>
+      <w:bookmarkStart w:id="71" w:name="_Toc5952"/>
       <w:r>
         <w:t>应急</w:t>
       </w:r>
+      <w:bookmarkEnd w:id="69"/>
       <w:bookmarkEnd w:id="70"/>
       <w:bookmarkEnd w:id="71"/>
-      <w:bookmarkEnd w:id="72"/>
-    </w:p>
-    <w:p>
-      <w:pPr>
-        <w:pStyle w:val="a"/>
+    </w:p>
+    <w:p>
+      <w:pPr>
+        <w:pStyle w:val="27"/>
         <w:bidi w:val="0"/>
       </w:pPr>
       <w:r>
@@ -6545,7 +6609,7 @@
     </w:p>
     <w:p>
       <w:pPr>
-        <w:pStyle w:val="2"/>
+        <w:pStyle w:val="28"/>
         <w:keepNext w:val="0"/>
         <w:keepLines w:val="0"/>
         <w:pageBreakBefore w:val="0"/>
@@ -6561,28 +6625,19 @@
         <w:snapToGrid w:val="0"/>
         <w:textAlignment w:val="baseline"/>
       </w:pPr>
-      <w:bookmarkStart w:id="73" w:name="_Toc19736"/>
-      <w:bookmarkStart w:id="74" w:name="_Toc25441"/>
-      <w:bookmarkStart w:id="75" w:name="_Toc13233"/>
+      <w:bookmarkStart w:id="72" w:name="_Toc19736"/>
+      <w:bookmarkStart w:id="73" w:name="_Toc25441"/>
+      <w:bookmarkStart w:id="74" w:name="_Toc15247"/>
       <w:r>
         <w:t>应急准备</w:t>
       </w:r>
+      <w:bookmarkEnd w:id="72"/>
       <w:bookmarkEnd w:id="73"/>
       <w:bookmarkEnd w:id="74"/>
-      <w:bookmarkEnd w:id="75"/>
-    </w:p>
-    <w:p>
-      <w:pPr>
-        <w:pStyle w:val="a"/>
-        <w:bidi w:val="0"/>
-      </w:pPr>
-      <w:r>
-        <w:t>为预防和控制潜在的事故或紧急情况，并对其做出应急准备和响应，最大限度地减少可能产生的事故和可能造成的后果，应对应急准备、监测与预警、应急处置和总结改进进行管理。</w:t>
-      </w:r>
-    </w:p>
-    <w:p>
-      <w:pPr>
-        <w:pStyle w:val="3"/>
+    </w:p>
+    <w:p>
+      <w:pPr>
+        <w:pStyle w:val="29"/>
         <w:keepNext w:val="0"/>
         <w:keepLines w:val="0"/>
         <w:pageBreakBefore w:val="0"/>
@@ -6598,19 +6653,19 @@
         <w:snapToGrid w:val="0"/>
         <w:textAlignment w:val="baseline"/>
       </w:pPr>
-      <w:bookmarkStart w:id="76" w:name="_Toc32420"/>
-      <w:bookmarkStart w:id="77" w:name="_Toc1305"/>
-      <w:bookmarkStart w:id="78" w:name="_Toc2930"/>
+      <w:bookmarkStart w:id="75" w:name="_Toc1305"/>
+      <w:bookmarkStart w:id="76" w:name="_Toc2930"/>
+      <w:bookmarkStart w:id="77" w:name="_Toc2497"/>
       <w:r>
         <w:t>应急响应组织</w:t>
       </w:r>
+      <w:bookmarkEnd w:id="75"/>
       <w:bookmarkEnd w:id="76"/>
       <w:bookmarkEnd w:id="77"/>
-      <w:bookmarkEnd w:id="78"/>
-    </w:p>
-    <w:p>
-      <w:pPr>
-        <w:pStyle w:val="a"/>
+    </w:p>
+    <w:p>
+      <w:pPr>
+        <w:pStyle w:val="27"/>
         <w:bidi w:val="0"/>
       </w:pPr>
       <w:r>
@@ -6629,7 +6684,7 @@
     </w:p>
     <w:p>
       <w:pPr>
-        <w:pStyle w:val="a"/>
+        <w:pStyle w:val="27"/>
         <w:bidi w:val="0"/>
       </w:pPr>
       <w:r>
@@ -6638,7 +6693,7 @@
     </w:p>
     <w:p>
       <w:pPr>
-        <w:pStyle w:val="3"/>
+        <w:pStyle w:val="29"/>
         <w:keepNext w:val="0"/>
         <w:keepLines w:val="0"/>
         <w:pageBreakBefore w:val="0"/>
@@ -6654,19 +6709,19 @@
         <w:snapToGrid w:val="0"/>
         <w:textAlignment w:val="baseline"/>
       </w:pPr>
-      <w:bookmarkStart w:id="79" w:name="_Toc20557"/>
-      <w:bookmarkStart w:id="80" w:name="_Toc942"/>
-      <w:bookmarkStart w:id="81" w:name="_Toc29750"/>
+      <w:bookmarkStart w:id="78" w:name="_Toc20557"/>
+      <w:bookmarkStart w:id="79" w:name="_Toc942"/>
+      <w:bookmarkStart w:id="80" w:name="_Toc13754"/>
       <w:r>
         <w:t>应急响应制度</w:t>
       </w:r>
+      <w:bookmarkEnd w:id="78"/>
       <w:bookmarkEnd w:id="79"/>
       <w:bookmarkEnd w:id="80"/>
-      <w:bookmarkEnd w:id="81"/>
-    </w:p>
-    <w:p>
-      <w:pPr>
-        <w:pStyle w:val="a"/>
+    </w:p>
+    <w:p>
+      <w:pPr>
+        <w:pStyle w:val="27"/>
         <w:bidi w:val="0"/>
       </w:pPr>
       <w:r>
@@ -6675,7 +6730,7 @@
     </w:p>
     <w:p>
       <w:pPr>
-        <w:pStyle w:val="a"/>
+        <w:pStyle w:val="27"/>
         <w:bidi w:val="0"/>
       </w:pPr>
       <w:r>
@@ -6684,7 +6739,7 @@
     </w:p>
     <w:p>
       <w:pPr>
-        <w:pStyle w:val="a"/>
+        <w:pStyle w:val="27"/>
         <w:bidi w:val="0"/>
       </w:pPr>
       <w:r>
@@ -6693,7 +6748,7 @@
     </w:p>
     <w:p>
       <w:pPr>
-        <w:pStyle w:val="3"/>
+        <w:pStyle w:val="29"/>
         <w:keepNext w:val="0"/>
         <w:keepLines w:val="0"/>
         <w:pageBreakBefore w:val="0"/>
@@ -6709,19 +6764,19 @@
         <w:snapToGrid w:val="0"/>
         <w:textAlignment w:val="baseline"/>
       </w:pPr>
-      <w:bookmarkStart w:id="82" w:name="_Toc367"/>
-      <w:bookmarkStart w:id="83" w:name="_Toc23059"/>
-      <w:bookmarkStart w:id="84" w:name="_Toc25410"/>
+      <w:bookmarkStart w:id="81" w:name="_Toc23059"/>
+      <w:bookmarkStart w:id="82" w:name="_Toc13138"/>
+      <w:bookmarkStart w:id="83" w:name="_Toc25410"/>
       <w:r>
         <w:t>风险评估与改进</w:t>
       </w:r>
+      <w:bookmarkEnd w:id="81"/>
       <w:bookmarkEnd w:id="82"/>
       <w:bookmarkEnd w:id="83"/>
-      <w:bookmarkEnd w:id="84"/>
-    </w:p>
-    <w:p>
-      <w:pPr>
-        <w:pStyle w:val="a3"/>
+    </w:p>
+    <w:p>
+      <w:pPr>
+        <w:pStyle w:val="40"/>
         <w:numPr>
           <w:ilvl w:val="0"/>
           <w:numId w:val="9"/>
@@ -6734,7 +6789,7 @@
     </w:p>
     <w:p>
       <w:pPr>
-        <w:pStyle w:val="a"/>
+        <w:pStyle w:val="27"/>
         <w:bidi w:val="0"/>
       </w:pPr>
       <w:r>
@@ -6743,7 +6798,7 @@
     </w:p>
     <w:p>
       <w:pPr>
-        <w:pStyle w:val="a"/>
+        <w:pStyle w:val="27"/>
         <w:bidi w:val="0"/>
       </w:pPr>
       <w:r>
@@ -6752,7 +6807,7 @@
     </w:p>
     <w:p>
       <w:pPr>
-        <w:pStyle w:val="a3"/>
+        <w:pStyle w:val="40"/>
         <w:numPr>
           <w:ilvl w:val="0"/>
           <w:numId w:val="9"/>
@@ -6765,7 +6820,7 @@
     </w:p>
     <w:p>
       <w:pPr>
-        <w:pStyle w:val="a"/>
+        <w:pStyle w:val="27"/>
         <w:bidi w:val="0"/>
       </w:pPr>
       <w:r>
@@ -6774,7 +6829,7 @@
     </w:p>
     <w:p>
       <w:pPr>
-        <w:pStyle w:val="3"/>
+        <w:pStyle w:val="29"/>
         <w:keepNext w:val="0"/>
         <w:keepLines w:val="0"/>
         <w:pageBreakBefore w:val="0"/>
@@ -6790,19 +6845,19 @@
         <w:snapToGrid w:val="0"/>
         <w:textAlignment w:val="baseline"/>
       </w:pPr>
-      <w:bookmarkStart w:id="85" w:name="_Toc20133"/>
+      <w:bookmarkStart w:id="84" w:name="_Toc20133"/>
+      <w:bookmarkStart w:id="85" w:name="_Toc9845"/>
       <w:bookmarkStart w:id="86" w:name="_Toc31686"/>
-      <w:bookmarkStart w:id="87" w:name="_Toc31845"/>
       <w:r>
         <w:t>应急事件级别划分</w:t>
       </w:r>
+      <w:bookmarkEnd w:id="84"/>
       <w:bookmarkEnd w:id="85"/>
       <w:bookmarkEnd w:id="86"/>
-      <w:bookmarkEnd w:id="87"/>
-    </w:p>
-    <w:p>
-      <w:pPr>
-        <w:pStyle w:val="a"/>
+    </w:p>
+    <w:p>
+      <w:pPr>
+        <w:pStyle w:val="27"/>
         <w:bidi w:val="0"/>
       </w:pPr>
       <w:r>
@@ -6811,7 +6866,7 @@
     </w:p>
     <w:p>
       <w:pPr>
-        <w:pStyle w:val="a"/>
+        <w:pStyle w:val="27"/>
         <w:bidi w:val="0"/>
       </w:pPr>
       <w:r>
@@ -6820,7 +6875,7 @@
     </w:p>
     <w:p>
       <w:pPr>
-        <w:pStyle w:val="3"/>
+        <w:pStyle w:val="29"/>
         <w:keepNext w:val="0"/>
         <w:keepLines w:val="0"/>
         <w:pageBreakBefore w:val="0"/>
@@ -6836,19 +6891,19 @@
         <w:snapToGrid w:val="0"/>
         <w:textAlignment w:val="baseline"/>
       </w:pPr>
-      <w:bookmarkStart w:id="88" w:name="_Toc7235"/>
-      <w:bookmarkStart w:id="89" w:name="_Toc32547"/>
-      <w:bookmarkStart w:id="90" w:name="_Toc7767"/>
+      <w:bookmarkStart w:id="87" w:name="_Toc32547"/>
+      <w:bookmarkStart w:id="88" w:name="_Toc30712"/>
+      <w:bookmarkStart w:id="89" w:name="_Toc7235"/>
       <w:r>
         <w:t>应急响应预案制定</w:t>
       </w:r>
+      <w:bookmarkEnd w:id="87"/>
       <w:bookmarkEnd w:id="88"/>
       <w:bookmarkEnd w:id="89"/>
-      <w:bookmarkEnd w:id="90"/>
-    </w:p>
-    <w:p>
-      <w:pPr>
-        <w:pStyle w:val="a3"/>
+    </w:p>
+    <w:p>
+      <w:pPr>
+        <w:pStyle w:val="40"/>
         <w:numPr>
           <w:ilvl w:val="0"/>
           <w:numId w:val="10"/>
@@ -6861,7 +6916,7 @@
     </w:p>
     <w:p>
       <w:pPr>
-        <w:pStyle w:val="a"/>
+        <w:pStyle w:val="27"/>
         <w:bidi w:val="0"/>
       </w:pPr>
       <w:r>
@@ -6870,7 +6925,7 @@
     </w:p>
     <w:p>
       <w:pPr>
-        <w:pStyle w:val="a"/>
+        <w:pStyle w:val="27"/>
         <w:bidi w:val="0"/>
       </w:pPr>
       <w:r>
@@ -6879,74 +6934,48 @@
     </w:p>
     <w:p>
       <w:pPr>
-        <w:pStyle w:val="a"/>
-        <w:bidi w:val="0"/>
-      </w:pPr>
-      <w:r>
-        <w:t>服务用户方组织对应急响应预案进行评审，并与相关利益方达成一致。2）预案发布</w:t>
-      </w:r>
-    </w:p>
-    <w:p>
-      <w:pPr>
-        <w:pStyle w:val="a"/>
-        <w:bidi w:val="0"/>
-      </w:pPr>
-      <w:r>
-        <w:t>经过评审确认的应急响应预案，应由应急响应执行组长负责发布。</w:t>
-      </w:r>
-    </w:p>
-    <w:p>
-      <w:pPr>
-        <w:pStyle w:val="a"/>
-        <w:bidi w:val="0"/>
-      </w:pPr>
-      <w:r>
-        <w:t>应急响应预案应进行版本控制。</w:t>
-      </w:r>
-    </w:p>
-    <w:p>
-      <w:pPr>
-        <w:pStyle w:val="a3"/>
+        <w:pStyle w:val="27"/>
+        <w:bidi w:val="0"/>
+      </w:pPr>
+      <w:r>
+        <w:t>服务用户方组织对应急响应预案进行评审，并与相关利益方达成一致。</w:t>
+      </w:r>
+    </w:p>
+    <w:p>
+      <w:pPr>
+        <w:pStyle w:val="27"/>
         <w:numPr>
           <w:ilvl w:val="0"/>
           <w:numId w:val="10"/>
         </w:numPr>
         <w:bidi w:val="0"/>
-      </w:pPr>
-      <w:r>
-        <w:t>培训</w:t>
-      </w:r>
-    </w:p>
-    <w:p>
-      <w:pPr>
-        <w:pStyle w:val="a"/>
-        <w:bidi w:val="0"/>
-      </w:pPr>
-      <w:r>
-        <w:t>制定应急响应培训计划，并组织相关人员参与。应急响应预案作为培训的主要内容。</w:t>
-      </w:r>
-    </w:p>
-    <w:p>
-      <w:pPr>
-        <w:pStyle w:val="a"/>
-        <w:bidi w:val="0"/>
-      </w:pPr>
-      <w:r>
-        <w:t>培训使得组织及人员明确其在应急响应过程中的责任范围、接口关系，明确应急处置的操作规范和操作流程。</w:t>
-      </w:r>
-    </w:p>
-    <w:p>
-      <w:pPr>
-        <w:pStyle w:val="a"/>
-        <w:bidi w:val="0"/>
-      </w:pPr>
-      <w:r>
-        <w:t>培训至少每年举办一次。</w:t>
-      </w:r>
-    </w:p>
-    <w:p>
-      <w:pPr>
-        <w:pStyle w:val="a3"/>
+        <w:ind w:left="425" w:leftChars="0" w:hanging="425" w:firstLineChars="0"/>
+      </w:pPr>
+      <w:r>
+        <w:t>预案发布</w:t>
+      </w:r>
+    </w:p>
+    <w:p>
+      <w:pPr>
+        <w:pStyle w:val="27"/>
+        <w:bidi w:val="0"/>
+      </w:pPr>
+      <w:r>
+        <w:t>经过评审确认的应急响应预案，应由应急响应执行组长负责发布。</w:t>
+      </w:r>
+    </w:p>
+    <w:p>
+      <w:pPr>
+        <w:pStyle w:val="27"/>
+        <w:bidi w:val="0"/>
+      </w:pPr>
+      <w:r>
+        <w:t>应急响应预案应进行版本控制。</w:t>
+      </w:r>
+    </w:p>
+    <w:p>
+      <w:pPr>
+        <w:pStyle w:val="40"/>
         <w:numPr>
           <w:ilvl w:val="0"/>
           <w:numId w:val="10"/>
@@ -6954,12 +6983,52 @@
         <w:bidi w:val="0"/>
       </w:pPr>
       <w:r>
+        <w:t>培训</w:t>
+      </w:r>
+    </w:p>
+    <w:p>
+      <w:pPr>
+        <w:pStyle w:val="27"/>
+        <w:bidi w:val="0"/>
+      </w:pPr>
+      <w:r>
+        <w:t>制定应急响应培训计划，并组织相关人员参与。应急响应预案作为培训的主要内容。</w:t>
+      </w:r>
+    </w:p>
+    <w:p>
+      <w:pPr>
+        <w:pStyle w:val="27"/>
+        <w:bidi w:val="0"/>
+      </w:pPr>
+      <w:r>
+        <w:t>培训使得组织及人员明确其在应急响应过程中的责任范围、接口关系，明确应急处置的操作规范和操作流程。</w:t>
+      </w:r>
+    </w:p>
+    <w:p>
+      <w:pPr>
+        <w:pStyle w:val="27"/>
+        <w:bidi w:val="0"/>
+      </w:pPr>
+      <w:r>
+        <w:t>培训至少每年举办一次。</w:t>
+      </w:r>
+    </w:p>
+    <w:p>
+      <w:pPr>
+        <w:pStyle w:val="40"/>
+        <w:numPr>
+          <w:ilvl w:val="0"/>
+          <w:numId w:val="10"/>
+        </w:numPr>
+        <w:bidi w:val="0"/>
+      </w:pPr>
+      <w:r>
         <w:t>演练</w:t>
       </w:r>
     </w:p>
     <w:p>
       <w:pPr>
-        <w:pStyle w:val="a"/>
+        <w:pStyle w:val="27"/>
         <w:bidi w:val="0"/>
       </w:pPr>
       <w:r>
@@ -6968,13 +7037,13 @@
     </w:p>
     <w:p>
       <w:pPr>
-        <w:pStyle w:val="a3"/>
+        <w:pStyle w:val="40"/>
         <w:numPr>
           <w:ilvl w:val="0"/>
           <w:numId w:val="11"/>
         </w:numPr>
         <w:bidi w:val="0"/>
-        <w:ind w:left="425" w:hanging="425" w:leftChars="0" w:firstLineChars="0"/>
+        <w:ind w:left="845" w:leftChars="0" w:hanging="425" w:firstLineChars="0"/>
       </w:pPr>
       <w:r>
         <w:t>预先制定演练计划、演练脚本；</w:t>
@@ -6982,13 +7051,13 @@
     </w:p>
     <w:p>
       <w:pPr>
-        <w:pStyle w:val="a3"/>
+        <w:pStyle w:val="40"/>
         <w:numPr>
           <w:ilvl w:val="0"/>
           <w:numId w:val="11"/>
         </w:numPr>
         <w:bidi w:val="0"/>
-        <w:ind w:left="425" w:hanging="425" w:leftChars="0" w:firstLineChars="0"/>
+        <w:ind w:left="845" w:leftChars="0" w:hanging="425" w:firstLineChars="0"/>
       </w:pPr>
       <w:r>
         <w:t>演练的整个过程有详细的记录，并形成报告；</w:t>
@@ -6996,27 +7065,29 @@
     </w:p>
     <w:p>
       <w:pPr>
-        <w:pStyle w:val="a3"/>
+        <w:pStyle w:val="40"/>
         <w:numPr>
           <w:ilvl w:val="0"/>
           <w:numId w:val="11"/>
         </w:numPr>
         <w:bidi w:val="0"/>
-        <w:ind w:left="425" w:hanging="425" w:leftChars="0" w:firstLineChars="0"/>
+        <w:ind w:left="845" w:leftChars="0" w:hanging="425" w:firstLineChars="0"/>
       </w:pPr>
       <w:r>
         <w:t>演练不能影响业务的正常运行。</w:t>
       </w:r>
-    </w:p>
-    <w:p>
-      <w:pPr>
-        <w:pStyle w:val="a3"/>
+      <w:bookmarkStart w:id="199" w:name="_GoBack"/>
+      <w:bookmarkEnd w:id="199"/>
+    </w:p>
+    <w:p>
+      <w:pPr>
+        <w:pStyle w:val="40"/>
         <w:numPr>
           <w:ilvl w:val="0"/>
           <w:numId w:val="11"/>
         </w:numPr>
         <w:bidi w:val="0"/>
-        <w:ind w:left="425" w:hanging="425" w:leftChars="0" w:firstLineChars="0"/>
+        <w:ind w:left="845" w:leftChars="0" w:hanging="425" w:firstLineChars="0"/>
       </w:pPr>
       <w:r>
         <w:t>为提升应急响应能力，组织可采用无脚本演练。</w:t>
@@ -7024,13 +7095,13 @@
     </w:p>
     <w:p>
       <w:pPr>
-        <w:pStyle w:val="a3"/>
+        <w:pStyle w:val="40"/>
         <w:numPr>
           <w:ilvl w:val="0"/>
           <w:numId w:val="11"/>
         </w:numPr>
         <w:bidi w:val="0"/>
-        <w:ind w:left="425" w:hanging="425" w:leftChars="0" w:firstLineChars="0"/>
+        <w:ind w:left="845" w:leftChars="0" w:hanging="425" w:firstLineChars="0"/>
       </w:pPr>
       <w:r>
         <w:t>必要时，组织可根据演练的效果，对应急响应预案进行完善。</w:t>
@@ -7038,7 +7109,7 @@
     </w:p>
     <w:p>
       <w:pPr>
-        <w:pStyle w:val="2"/>
+        <w:pStyle w:val="28"/>
         <w:keepNext w:val="0"/>
         <w:keepLines w:val="0"/>
         <w:pageBreakBefore w:val="0"/>
@@ -7054,19 +7125,19 @@
         <w:snapToGrid w:val="0"/>
         <w:textAlignment w:val="baseline"/>
       </w:pPr>
+      <w:bookmarkStart w:id="90" w:name="_Toc30362"/>
       <w:bookmarkStart w:id="91" w:name="_Toc8732"/>
       <w:bookmarkStart w:id="92" w:name="_Toc8890"/>
-      <w:bookmarkStart w:id="93" w:name="_Toc20471"/>
       <w:r>
         <w:t>监测与预警</w:t>
       </w:r>
+      <w:bookmarkEnd w:id="90"/>
       <w:bookmarkEnd w:id="91"/>
       <w:bookmarkEnd w:id="92"/>
-      <w:bookmarkEnd w:id="93"/>
-    </w:p>
-    <w:p>
-      <w:pPr>
-        <w:pStyle w:val="3"/>
+    </w:p>
+    <w:p>
+      <w:pPr>
+        <w:pStyle w:val="29"/>
         <w:keepNext w:val="0"/>
         <w:keepLines w:val="0"/>
         <w:pageBreakBefore w:val="0"/>
@@ -7082,21 +7153,21 @@
         <w:snapToGrid w:val="0"/>
         <w:textAlignment w:val="baseline"/>
       </w:pPr>
-      <w:bookmarkStart w:id="94" w:name="bookmark66"/>
+      <w:bookmarkStart w:id="93" w:name="bookmark66"/>
+      <w:bookmarkEnd w:id="93"/>
+      <w:bookmarkStart w:id="94" w:name="_Toc14763"/>
+      <w:bookmarkStart w:id="95" w:name="_Toc1380"/>
+      <w:bookmarkStart w:id="96" w:name="_Toc10835"/>
+      <w:r>
+        <w:t>日常监测与预警</w:t>
+      </w:r>
       <w:bookmarkEnd w:id="94"/>
-      <w:bookmarkStart w:id="95" w:name="_Toc10835"/>
-      <w:bookmarkStart w:id="96" w:name="_Toc17635"/>
-      <w:bookmarkStart w:id="97" w:name="_Toc14763"/>
-      <w:r>
-        <w:t>日常监测与预警</w:t>
-      </w:r>
       <w:bookmarkEnd w:id="95"/>
       <w:bookmarkEnd w:id="96"/>
-      <w:bookmarkEnd w:id="97"/>
-    </w:p>
-    <w:p>
-      <w:pPr>
-        <w:pStyle w:val="a3"/>
+    </w:p>
+    <w:p>
+      <w:pPr>
+        <w:pStyle w:val="40"/>
         <w:numPr>
           <w:ilvl w:val="0"/>
           <w:numId w:val="12"/>
@@ -7109,7 +7180,7 @@
     </w:p>
     <w:p>
       <w:pPr>
-        <w:pStyle w:val="a"/>
+        <w:pStyle w:val="27"/>
         <w:bidi w:val="0"/>
       </w:pPr>
       <w:r>
@@ -7118,13 +7189,13 @@
     </w:p>
     <w:p>
       <w:pPr>
-        <w:pStyle w:val="a"/>
+        <w:pStyle w:val="27"/>
         <w:numPr>
           <w:ilvl w:val="0"/>
           <w:numId w:val="13"/>
         </w:numPr>
         <w:bidi w:val="0"/>
-        <w:ind w:left="845" w:hanging="425" w:leftChars="0" w:firstLineChars="0"/>
+        <w:ind w:left="845" w:leftChars="0" w:hanging="425" w:firstLineChars="0"/>
       </w:pPr>
       <w:r>
         <w:t>业务平台系统；</w:t>
@@ -7132,13 +7203,13 @@
     </w:p>
     <w:p>
       <w:pPr>
-        <w:pStyle w:val="a"/>
+        <w:pStyle w:val="27"/>
         <w:numPr>
           <w:ilvl w:val="0"/>
           <w:numId w:val="13"/>
         </w:numPr>
         <w:bidi w:val="0"/>
-        <w:ind w:left="845" w:hanging="425" w:leftChars="0" w:firstLineChars="0"/>
+        <w:ind w:left="845" w:leftChars="0" w:hanging="425" w:firstLineChars="0"/>
       </w:pPr>
       <w:r>
         <w:t>支撑应用系统运行的操作系统软件、数据库软件；网络及网络设备；主机、存储等设备；</w:t>
@@ -7146,7 +7217,7 @@
     </w:p>
     <w:p>
       <w:pPr>
-        <w:pStyle w:val="a3"/>
+        <w:pStyle w:val="40"/>
         <w:numPr>
           <w:ilvl w:val="0"/>
           <w:numId w:val="12"/>
@@ -7159,7 +7230,7 @@
     </w:p>
     <w:p>
       <w:pPr>
-        <w:pStyle w:val="a"/>
+        <w:pStyle w:val="27"/>
         <w:bidi w:val="0"/>
       </w:pPr>
       <w:r>
@@ -7168,7 +7239,7 @@
     </w:p>
     <w:p>
       <w:pPr>
-        <w:pStyle w:val="a3"/>
+        <w:pStyle w:val="40"/>
         <w:numPr>
           <w:ilvl w:val="0"/>
           <w:numId w:val="14"/>
@@ -7181,7 +7252,7 @@
     </w:p>
     <w:p>
       <w:pPr>
-        <w:pStyle w:val="a3"/>
+        <w:pStyle w:val="40"/>
         <w:numPr>
           <w:ilvl w:val="0"/>
           <w:numId w:val="14"/>
@@ -7194,7 +7265,7 @@
     </w:p>
     <w:p>
       <w:pPr>
-        <w:pStyle w:val="a3"/>
+        <w:pStyle w:val="40"/>
         <w:numPr>
           <w:ilvl w:val="0"/>
           <w:numId w:val="14"/>
@@ -7207,7 +7278,7 @@
     </w:p>
     <w:p>
       <w:pPr>
-        <w:pStyle w:val="a3"/>
+        <w:pStyle w:val="40"/>
         <w:numPr>
           <w:ilvl w:val="0"/>
           <w:numId w:val="14"/>
@@ -7220,7 +7291,7 @@
     </w:p>
     <w:p>
       <w:pPr>
-        <w:pStyle w:val="a3"/>
+        <w:pStyle w:val="40"/>
         <w:numPr>
           <w:ilvl w:val="0"/>
           <w:numId w:val="14"/>
@@ -7233,7 +7304,7 @@
     </w:p>
     <w:p>
       <w:pPr>
-        <w:pStyle w:val="a3"/>
+        <w:pStyle w:val="40"/>
         <w:numPr>
           <w:ilvl w:val="0"/>
           <w:numId w:val="12"/>
@@ -7246,7 +7317,7 @@
     </w:p>
     <w:p>
       <w:pPr>
-        <w:pStyle w:val="a"/>
+        <w:pStyle w:val="27"/>
         <w:bidi w:val="0"/>
       </w:pPr>
       <w:r>
@@ -7255,13 +7326,13 @@
     </w:p>
     <w:p>
       <w:pPr>
-        <w:pStyle w:val="a3"/>
+        <w:pStyle w:val="40"/>
         <w:numPr>
           <w:ilvl w:val="0"/>
           <w:numId w:val="15"/>
         </w:numPr>
         <w:bidi w:val="0"/>
-        <w:ind w:left="425" w:hanging="425" w:leftChars="0" w:firstLineChars="0"/>
+        <w:ind w:left="425" w:leftChars="0" w:hanging="425" w:firstLineChars="0"/>
       </w:pPr>
       <w:r>
         <w:t>应急事件发生及发现的时间、位置；</w:t>
@@ -7269,13 +7340,13 @@
     </w:p>
     <w:p>
       <w:pPr>
-        <w:pStyle w:val="a3"/>
+        <w:pStyle w:val="40"/>
         <w:numPr>
           <w:ilvl w:val="0"/>
           <w:numId w:val="15"/>
         </w:numPr>
         <w:bidi w:val="0"/>
-        <w:ind w:left="425" w:hanging="425" w:leftChars="0" w:firstLineChars="0"/>
+        <w:ind w:left="425" w:leftChars="0" w:hanging="425" w:firstLineChars="0"/>
       </w:pPr>
       <w:r>
         <w:t>现象描述；</w:t>
@@ -7283,13 +7354,13 @@
     </w:p>
     <w:p>
       <w:pPr>
-        <w:pStyle w:val="a3"/>
+        <w:pStyle w:val="40"/>
         <w:numPr>
           <w:ilvl w:val="0"/>
           <w:numId w:val="15"/>
         </w:numPr>
         <w:bidi w:val="0"/>
-        <w:ind w:left="425" w:hanging="425" w:leftChars="0" w:firstLineChars="0"/>
+        <w:ind w:left="425" w:leftChars="0" w:hanging="425" w:firstLineChars="0"/>
       </w:pPr>
       <w:r>
         <w:t>影响的范围；</w:t>
@@ -7297,13 +7368,13 @@
     </w:p>
     <w:p>
       <w:pPr>
-        <w:pStyle w:val="a3"/>
+        <w:pStyle w:val="40"/>
         <w:numPr>
           <w:ilvl w:val="0"/>
           <w:numId w:val="15"/>
         </w:numPr>
         <w:bidi w:val="0"/>
-        <w:ind w:left="425" w:hanging="425" w:leftChars="0" w:firstLineChars="0"/>
+        <w:ind w:left="425" w:leftChars="0" w:hanging="425" w:firstLineChars="0"/>
       </w:pPr>
       <w:r>
         <w:t>初步原因分析；</w:t>
@@ -7311,13 +7382,13 @@
     </w:p>
     <w:p>
       <w:pPr>
-        <w:pStyle w:val="a3"/>
+        <w:pStyle w:val="40"/>
         <w:numPr>
           <w:ilvl w:val="0"/>
           <w:numId w:val="15"/>
         </w:numPr>
         <w:bidi w:val="0"/>
-        <w:ind w:left="425" w:hanging="425" w:leftChars="0" w:firstLineChars="0"/>
+        <w:ind w:left="425" w:leftChars="0" w:hanging="425" w:firstLineChars="0"/>
       </w:pPr>
       <w:r>
         <w:t>报告人。</w:t>
@@ -7325,13 +7396,13 @@
     </w:p>
     <w:p>
       <w:pPr>
-        <w:pStyle w:val="a3"/>
+        <w:pStyle w:val="40"/>
         <w:numPr>
           <w:ilvl w:val="0"/>
           <w:numId w:val="15"/>
         </w:numPr>
         <w:bidi w:val="0"/>
-        <w:ind w:left="425" w:hanging="425" w:leftChars="0" w:firstLineChars="0"/>
+        <w:ind w:left="425" w:leftChars="0" w:hanging="425" w:firstLineChars="0"/>
       </w:pPr>
       <w:r>
         <w:t>报告方式包括电话、邮件或书面文件等，并确认对方收到报告。</w:t>
@@ -7339,7 +7410,7 @@
     </w:p>
     <w:p>
       <w:pPr>
-        <w:pStyle w:val="a"/>
+        <w:pStyle w:val="27"/>
         <w:bidi w:val="0"/>
       </w:pPr>
       <w:r>
@@ -7348,7 +7419,7 @@
     </w:p>
     <w:p>
       <w:pPr>
-        <w:pStyle w:val="3"/>
+        <w:pStyle w:val="29"/>
         <w:keepNext w:val="0"/>
         <w:keepLines w:val="0"/>
         <w:pageBreakBefore w:val="0"/>
@@ -7364,19 +7435,19 @@
         <w:snapToGrid w:val="0"/>
         <w:textAlignment w:val="baseline"/>
       </w:pPr>
-      <w:bookmarkStart w:id="98" w:name="_Toc6184"/>
+      <w:bookmarkStart w:id="97" w:name="_Toc5471"/>
+      <w:bookmarkStart w:id="98" w:name="_Toc19562"/>
       <w:bookmarkStart w:id="99" w:name="_Toc19688"/>
-      <w:bookmarkStart w:id="100" w:name="_Toc5471"/>
       <w:r>
         <w:t>事件评估</w:t>
       </w:r>
+      <w:bookmarkEnd w:id="97"/>
       <w:bookmarkEnd w:id="98"/>
       <w:bookmarkEnd w:id="99"/>
-      <w:bookmarkEnd w:id="100"/>
-    </w:p>
-    <w:p>
-      <w:pPr>
-        <w:pStyle w:val="a"/>
+    </w:p>
+    <w:p>
+      <w:pPr>
+        <w:pStyle w:val="27"/>
         <w:bidi w:val="0"/>
       </w:pPr>
       <w:r>
@@ -7385,7 +7456,7 @@
     </w:p>
     <w:p>
       <w:pPr>
-        <w:pStyle w:val="2"/>
+        <w:pStyle w:val="28"/>
         <w:keepNext w:val="0"/>
         <w:keepLines w:val="0"/>
         <w:pageBreakBefore w:val="0"/>
@@ -7401,19 +7472,19 @@
         <w:snapToGrid w:val="0"/>
         <w:textAlignment w:val="baseline"/>
       </w:pPr>
-      <w:bookmarkStart w:id="101" w:name="_Toc23022"/>
-      <w:bookmarkStart w:id="102" w:name="_Toc5719"/>
-      <w:bookmarkStart w:id="103" w:name="_Toc13170"/>
+      <w:bookmarkStart w:id="100" w:name="_Toc5719"/>
+      <w:bookmarkStart w:id="101" w:name="_Toc13170"/>
+      <w:bookmarkStart w:id="102" w:name="_Toc8918"/>
       <w:r>
         <w:t>应急处置</w:t>
       </w:r>
+      <w:bookmarkEnd w:id="100"/>
       <w:bookmarkEnd w:id="101"/>
       <w:bookmarkEnd w:id="102"/>
-      <w:bookmarkEnd w:id="103"/>
-    </w:p>
-    <w:p>
-      <w:pPr>
-        <w:pStyle w:val="3"/>
+    </w:p>
+    <w:p>
+      <w:pPr>
+        <w:pStyle w:val="29"/>
         <w:keepNext w:val="0"/>
         <w:keepLines w:val="0"/>
         <w:pageBreakBefore w:val="0"/>
@@ -7429,21 +7500,21 @@
         <w:snapToGrid w:val="0"/>
         <w:textAlignment w:val="baseline"/>
       </w:pPr>
-      <w:bookmarkStart w:id="104" w:name="bookmark67"/>
+      <w:bookmarkStart w:id="103" w:name="bookmark67"/>
+      <w:bookmarkEnd w:id="103"/>
+      <w:bookmarkStart w:id="104" w:name="_Toc26047"/>
+      <w:bookmarkStart w:id="105" w:name="_Toc19462"/>
+      <w:bookmarkStart w:id="106" w:name="_Toc9612"/>
+      <w:r>
+        <w:t>排查与诊断</w:t>
+      </w:r>
       <w:bookmarkEnd w:id="104"/>
-      <w:bookmarkStart w:id="105" w:name="_Toc9612"/>
-      <w:bookmarkStart w:id="106" w:name="_Toc11468"/>
-      <w:bookmarkStart w:id="107" w:name="_Toc26047"/>
-      <w:r>
-        <w:t>排查与诊断</w:t>
-      </w:r>
       <w:bookmarkEnd w:id="105"/>
       <w:bookmarkEnd w:id="106"/>
-      <w:bookmarkEnd w:id="107"/>
-    </w:p>
-    <w:p>
-      <w:pPr>
-        <w:pStyle w:val="a"/>
+    </w:p>
+    <w:p>
+      <w:pPr>
+        <w:pStyle w:val="27"/>
         <w:bidi w:val="0"/>
       </w:pPr>
       <w:r>
@@ -7452,7 +7523,7 @@
     </w:p>
     <w:p>
       <w:pPr>
-        <w:pStyle w:val="a3"/>
+        <w:pStyle w:val="40"/>
         <w:numPr>
           <w:ilvl w:val="0"/>
           <w:numId w:val="16"/>
@@ -7465,7 +7536,7 @@
     </w:p>
     <w:p>
       <w:pPr>
-        <w:pStyle w:val="a3"/>
+        <w:pStyle w:val="40"/>
         <w:numPr>
           <w:ilvl w:val="0"/>
           <w:numId w:val="16"/>
@@ -7478,7 +7549,7 @@
     </w:p>
     <w:p>
       <w:pPr>
-        <w:pStyle w:val="a3"/>
+        <w:pStyle w:val="40"/>
         <w:numPr>
           <w:ilvl w:val="0"/>
           <w:numId w:val="16"/>
@@ -7498,7 +7569,7 @@
     </w:p>
     <w:p>
       <w:pPr>
-        <w:pStyle w:val="a3"/>
+        <w:pStyle w:val="40"/>
         <w:numPr>
           <w:ilvl w:val="0"/>
           <w:numId w:val="16"/>
@@ -7511,7 +7582,7 @@
     </w:p>
     <w:p>
       <w:pPr>
-        <w:pStyle w:val="3"/>
+        <w:pStyle w:val="29"/>
         <w:keepNext w:val="0"/>
         <w:keepLines w:val="0"/>
         <w:pageBreakBefore w:val="0"/>
@@ -7527,15 +7598,15 @@
         <w:snapToGrid w:val="0"/>
         <w:textAlignment w:val="baseline"/>
       </w:pPr>
-      <w:bookmarkStart w:id="108" w:name="_Toc19159"/>
+      <w:bookmarkStart w:id="107" w:name="_Toc32332"/>
       <w:r>
         <w:t>处理与恢复</w:t>
       </w:r>
-      <w:bookmarkEnd w:id="108"/>
-    </w:p>
-    <w:p>
-      <w:pPr>
-        <w:pStyle w:val="a"/>
+      <w:bookmarkEnd w:id="107"/>
+    </w:p>
+    <w:p>
+      <w:pPr>
+        <w:pStyle w:val="27"/>
         <w:bidi w:val="0"/>
       </w:pPr>
       <w:r>
@@ -7544,13 +7615,13 @@
     </w:p>
     <w:p>
       <w:pPr>
-        <w:pStyle w:val="a3"/>
+        <w:pStyle w:val="40"/>
         <w:numPr>
           <w:ilvl w:val="0"/>
           <w:numId w:val="17"/>
         </w:numPr>
         <w:bidi w:val="0"/>
-        <w:ind w:left="425" w:hanging="425" w:leftChars="0" w:firstLineChars="0"/>
+        <w:ind w:left="425" w:leftChars="0" w:hanging="425" w:firstLineChars="0"/>
       </w:pPr>
       <w:r>
         <w:t>在满足事件级别处置时间要求的前提下，尽快恢复服务；</w:t>
@@ -7558,13 +7629,13 @@
     </w:p>
     <w:p>
       <w:pPr>
-        <w:pStyle w:val="a3"/>
+        <w:pStyle w:val="40"/>
         <w:numPr>
           <w:ilvl w:val="0"/>
           <w:numId w:val="17"/>
         </w:numPr>
         <w:bidi w:val="0"/>
-        <w:ind w:left="425" w:hanging="425" w:leftChars="0" w:firstLineChars="0"/>
+        <w:ind w:left="425" w:leftChars="0" w:hanging="425" w:firstLineChars="0"/>
       </w:pPr>
       <w:r>
         <w:t>采用的方法、手段不造成次生、衍生事件的发生。</w:t>
@@ -7572,13 +7643,13 @@
     </w:p>
     <w:p>
       <w:pPr>
-        <w:pStyle w:val="a3"/>
+        <w:pStyle w:val="40"/>
         <w:numPr>
           <w:ilvl w:val="0"/>
           <w:numId w:val="17"/>
         </w:numPr>
         <w:bidi w:val="0"/>
-        <w:ind w:left="425" w:hanging="425" w:leftChars="0" w:firstLineChars="0"/>
+        <w:ind w:left="425" w:leftChars="0" w:hanging="425" w:firstLineChars="0"/>
       </w:pPr>
       <w:r>
         <w:t>该对过程及结果信息进行记录，并及时告知相关利益方。</w:t>
@@ -7586,13 +7657,13 @@
     </w:p>
     <w:p>
       <w:pPr>
-        <w:pStyle w:val="a3"/>
+        <w:pStyle w:val="40"/>
         <w:numPr>
           <w:ilvl w:val="0"/>
           <w:numId w:val="17"/>
         </w:numPr>
         <w:bidi w:val="0"/>
-        <w:ind w:left="425" w:hanging="425" w:leftChars="0" w:firstLineChars="0"/>
+        <w:ind w:left="425" w:leftChars="0" w:hanging="425" w:firstLineChars="0"/>
       </w:pPr>
       <w:r>
         <w:t>服务台组组织对处理与恢复的结果进行初步确认。</w:t>
@@ -7600,7 +7671,7 @@
     </w:p>
     <w:p>
       <w:pPr>
-        <w:pStyle w:val="3"/>
+        <w:pStyle w:val="29"/>
         <w:keepNext w:val="0"/>
         <w:keepLines w:val="0"/>
         <w:pageBreakBefore w:val="0"/>
@@ -7616,19 +7687,19 @@
         <w:snapToGrid w:val="0"/>
         <w:textAlignment w:val="baseline"/>
       </w:pPr>
-      <w:bookmarkStart w:id="109" w:name="_Toc30786"/>
-      <w:bookmarkStart w:id="110" w:name="_Toc2313"/>
-      <w:bookmarkStart w:id="111" w:name="_Toc20277"/>
+      <w:bookmarkStart w:id="108" w:name="_Toc2313"/>
+      <w:bookmarkStart w:id="109" w:name="_Toc1127"/>
+      <w:bookmarkStart w:id="110" w:name="_Toc30786"/>
       <w:r>
         <w:t>事件升级</w:t>
       </w:r>
+      <w:bookmarkEnd w:id="108"/>
       <w:bookmarkEnd w:id="109"/>
       <w:bookmarkEnd w:id="110"/>
-      <w:bookmarkEnd w:id="111"/>
-    </w:p>
-    <w:p>
-      <w:pPr>
-        <w:pStyle w:val="a"/>
+    </w:p>
+    <w:p>
+      <w:pPr>
+        <w:pStyle w:val="27"/>
         <w:bidi w:val="0"/>
       </w:pPr>
       <w:r>
@@ -7637,7 +7708,7 @@
     </w:p>
     <w:p>
       <w:pPr>
-        <w:pStyle w:val="a"/>
+        <w:pStyle w:val="27"/>
         <w:bidi w:val="0"/>
       </w:pPr>
       <w:r>
@@ -7646,7 +7717,7 @@
     </w:p>
     <w:p>
       <w:pPr>
-        <w:pStyle w:val="3"/>
+        <w:pStyle w:val="29"/>
         <w:keepNext w:val="0"/>
         <w:keepLines w:val="0"/>
         <w:pageBreakBefore w:val="0"/>
@@ -7662,19 +7733,19 @@
         <w:snapToGrid w:val="0"/>
         <w:textAlignment w:val="baseline"/>
       </w:pPr>
-      <w:bookmarkStart w:id="112" w:name="_Toc32592"/>
-      <w:bookmarkStart w:id="113" w:name="_Toc6925"/>
-      <w:bookmarkStart w:id="114" w:name="_Toc27849"/>
+      <w:bookmarkStart w:id="111" w:name="_Toc27849"/>
+      <w:bookmarkStart w:id="112" w:name="_Toc6925"/>
+      <w:bookmarkStart w:id="113" w:name="_Toc26628"/>
       <w:r>
         <w:t>信息通报</w:t>
       </w:r>
+      <w:bookmarkEnd w:id="111"/>
       <w:bookmarkEnd w:id="112"/>
       <w:bookmarkEnd w:id="113"/>
-      <w:bookmarkEnd w:id="114"/>
-    </w:p>
-    <w:p>
-      <w:pPr>
-        <w:pStyle w:val="a"/>
+    </w:p>
+    <w:p>
+      <w:pPr>
+        <w:pStyle w:val="27"/>
         <w:bidi w:val="0"/>
       </w:pPr>
       <w:r>
@@ -7683,7 +7754,7 @@
     </w:p>
     <w:p>
       <w:pPr>
-        <w:pStyle w:val="a3"/>
+        <w:pStyle w:val="40"/>
         <w:numPr>
           <w:ilvl w:val="0"/>
           <w:numId w:val="18"/>
@@ -7696,7 +7767,7 @@
     </w:p>
     <w:p>
       <w:pPr>
-        <w:pStyle w:val="a3"/>
+        <w:pStyle w:val="40"/>
         <w:numPr>
           <w:ilvl w:val="0"/>
           <w:numId w:val="18"/>
@@ -7709,7 +7780,7 @@
     </w:p>
     <w:p>
       <w:pPr>
-        <w:pStyle w:val="a3"/>
+        <w:pStyle w:val="40"/>
         <w:numPr>
           <w:ilvl w:val="0"/>
           <w:numId w:val="18"/>
@@ -7722,7 +7793,7 @@
     </w:p>
     <w:p>
       <w:pPr>
-        <w:pStyle w:val="a3"/>
+        <w:pStyle w:val="40"/>
         <w:numPr>
           <w:ilvl w:val="0"/>
           <w:numId w:val="18"/>
@@ -7735,7 +7806,7 @@
     </w:p>
     <w:p>
       <w:pPr>
-        <w:pStyle w:val="a3"/>
+        <w:pStyle w:val="40"/>
         <w:numPr>
           <w:ilvl w:val="0"/>
           <w:numId w:val="18"/>
@@ -7748,13 +7819,13 @@
     </w:p>
     <w:p>
       <w:pPr>
-        <w:pStyle w:val="a3"/>
+        <w:pStyle w:val="40"/>
         <w:numPr>
           <w:ilvl w:val="0"/>
           <w:numId w:val="18"/>
         </w:numPr>
         <w:bidi w:val="0"/>
-        <w:ind w:left="425" w:hanging="425" w:leftChars="0" w:firstLineChars="0"/>
+        <w:ind w:left="425" w:leftChars="0" w:hanging="425" w:firstLineChars="0"/>
       </w:pPr>
       <w:r>
         <w:t>信息通报需选择适当的方式，如电话、邮件、传真、书面文件等形式。</w:t>
@@ -7762,7 +7833,7 @@
     </w:p>
     <w:p>
       <w:pPr>
-        <w:pStyle w:val="3"/>
+        <w:pStyle w:val="29"/>
         <w:keepNext w:val="0"/>
         <w:keepLines w:val="0"/>
         <w:pageBreakBefore w:val="0"/>
@@ -7778,15 +7849,15 @@
         <w:snapToGrid w:val="0"/>
         <w:textAlignment w:val="baseline"/>
       </w:pPr>
-      <w:bookmarkStart w:id="115" w:name="_Toc27985"/>
+      <w:bookmarkStart w:id="114" w:name="_Toc13651"/>
       <w:r>
         <w:t>持续服务</w:t>
       </w:r>
-      <w:bookmarkEnd w:id="115"/>
-    </w:p>
-    <w:p>
-      <w:pPr>
-        <w:pStyle w:val="a"/>
+      <w:bookmarkEnd w:id="114"/>
+    </w:p>
+    <w:p>
+      <w:pPr>
+        <w:pStyle w:val="27"/>
         <w:bidi w:val="0"/>
       </w:pPr>
       <w:r>
@@ -7795,7 +7866,7 @@
     </w:p>
     <w:p>
       <w:pPr>
-        <w:pStyle w:val="3"/>
+        <w:pStyle w:val="29"/>
         <w:keepNext w:val="0"/>
         <w:keepLines w:val="0"/>
         <w:pageBreakBefore w:val="0"/>
@@ -7811,15 +7882,15 @@
         <w:snapToGrid w:val="0"/>
         <w:textAlignment w:val="baseline"/>
       </w:pPr>
-      <w:bookmarkStart w:id="116" w:name="_Toc18056"/>
+      <w:bookmarkStart w:id="115" w:name="_Toc5922"/>
       <w:r>
         <w:t>事件关闭</w:t>
       </w:r>
-      <w:bookmarkEnd w:id="116"/>
-    </w:p>
-    <w:p>
-      <w:pPr>
-        <w:pStyle w:val="a"/>
+      <w:bookmarkEnd w:id="115"/>
+    </w:p>
+    <w:p>
+      <w:pPr>
+        <w:pStyle w:val="27"/>
         <w:bidi w:val="0"/>
       </w:pPr>
       <w:r>
@@ -7828,7 +7899,7 @@
     </w:p>
     <w:p>
       <w:pPr>
-        <w:pStyle w:val="1"/>
+        <w:pStyle w:val="26"/>
         <w:keepNext w:val="0"/>
         <w:keepLines w:val="0"/>
         <w:pageBreakBefore w:val="0"/>
@@ -7844,19 +7915,19 @@
         <w:snapToGrid w:val="0"/>
         <w:textAlignment w:val="baseline"/>
       </w:pPr>
-      <w:bookmarkStart w:id="117" w:name="_Toc9251"/>
-      <w:bookmarkStart w:id="118" w:name="_Toc13985"/>
-      <w:bookmarkStart w:id="119" w:name="_Toc19990"/>
+      <w:bookmarkStart w:id="116" w:name="_Toc19990"/>
+      <w:bookmarkStart w:id="117" w:name="_Toc15856"/>
+      <w:bookmarkStart w:id="118" w:name="_Toc9251"/>
       <w:r>
         <w:t>人员</w:t>
       </w:r>
+      <w:bookmarkEnd w:id="116"/>
       <w:bookmarkEnd w:id="117"/>
       <w:bookmarkEnd w:id="118"/>
-      <w:bookmarkEnd w:id="119"/>
-    </w:p>
-    <w:p>
-      <w:pPr>
-        <w:pStyle w:val="2"/>
+    </w:p>
+    <w:p>
+      <w:pPr>
+        <w:pStyle w:val="28"/>
         <w:keepNext w:val="0"/>
         <w:keepLines w:val="0"/>
         <w:pageBreakBefore w:val="0"/>
@@ -7872,21 +7943,21 @@
         <w:snapToGrid w:val="0"/>
         <w:textAlignment w:val="baseline"/>
       </w:pPr>
-      <w:bookmarkStart w:id="120" w:name="bookmark68"/>
+      <w:bookmarkStart w:id="119" w:name="bookmark68"/>
+      <w:bookmarkEnd w:id="119"/>
+      <w:bookmarkStart w:id="120" w:name="_Toc13299"/>
+      <w:bookmarkStart w:id="121" w:name="_Toc24113"/>
+      <w:bookmarkStart w:id="122" w:name="_Toc10367"/>
+      <w:r>
+        <w:t>人员管理</w:t>
+      </w:r>
       <w:bookmarkEnd w:id="120"/>
-      <w:bookmarkStart w:id="121" w:name="_Toc24113"/>
-      <w:bookmarkStart w:id="122" w:name="_Toc13299"/>
-      <w:bookmarkStart w:id="123" w:name="_Toc710"/>
-      <w:r>
-        <w:t>人员管理</w:t>
-      </w:r>
       <w:bookmarkEnd w:id="121"/>
       <w:bookmarkEnd w:id="122"/>
-      <w:bookmarkEnd w:id="123"/>
-    </w:p>
-    <w:p>
-      <w:pPr>
-        <w:pStyle w:val="a"/>
+    </w:p>
+    <w:p>
+      <w:pPr>
+        <w:pStyle w:val="27"/>
         <w:bidi w:val="0"/>
       </w:pPr>
       <w:r>
@@ -7895,7 +7966,7 @@
     </w:p>
     <w:p>
       <w:pPr>
-        <w:pStyle w:val="a3"/>
+        <w:pStyle w:val="40"/>
         <w:numPr>
           <w:ilvl w:val="0"/>
           <w:numId w:val="19"/>
@@ -7908,7 +7979,7 @@
     </w:p>
     <w:p>
       <w:pPr>
-        <w:pStyle w:val="a3"/>
+        <w:pStyle w:val="40"/>
         <w:numPr>
           <w:ilvl w:val="0"/>
           <w:numId w:val="19"/>
@@ -7921,7 +7992,7 @@
     </w:p>
     <w:p>
       <w:pPr>
-        <w:pStyle w:val="a3"/>
+        <w:pStyle w:val="40"/>
         <w:numPr>
           <w:ilvl w:val="0"/>
           <w:numId w:val="19"/>
@@ -7934,7 +8005,7 @@
     </w:p>
     <w:p>
       <w:pPr>
-        <w:pStyle w:val="a3"/>
+        <w:pStyle w:val="40"/>
         <w:numPr>
           <w:ilvl w:val="0"/>
           <w:numId w:val="19"/>
@@ -7947,7 +8018,7 @@
     </w:p>
     <w:p>
       <w:pPr>
-        <w:pStyle w:val="a3"/>
+        <w:pStyle w:val="40"/>
         <w:numPr>
           <w:ilvl w:val="0"/>
           <w:numId w:val="19"/>
@@ -7960,7 +8031,7 @@
     </w:p>
     <w:p>
       <w:pPr>
-        <w:pStyle w:val="2"/>
+        <w:pStyle w:val="28"/>
         <w:keepNext w:val="0"/>
         <w:keepLines w:val="0"/>
         <w:pageBreakBefore w:val="0"/>
@@ -7976,19 +8047,19 @@
         <w:snapToGrid w:val="0"/>
         <w:textAlignment w:val="baseline"/>
       </w:pPr>
-      <w:bookmarkStart w:id="124" w:name="_Toc23034"/>
+      <w:bookmarkStart w:id="123" w:name="_Toc2523"/>
+      <w:bookmarkStart w:id="124" w:name="_Toc16602"/>
       <w:bookmarkStart w:id="125" w:name="_Toc32746"/>
-      <w:bookmarkStart w:id="126" w:name="_Toc2523"/>
       <w:r>
         <w:t>岗位结构</w:t>
       </w:r>
+      <w:bookmarkEnd w:id="123"/>
       <w:bookmarkEnd w:id="124"/>
       <w:bookmarkEnd w:id="125"/>
-      <w:bookmarkEnd w:id="126"/>
-    </w:p>
-    <w:p>
-      <w:pPr>
-        <w:pStyle w:val="a"/>
+    </w:p>
+    <w:p>
+      <w:pPr>
+        <w:pStyle w:val="27"/>
         <w:bidi w:val="0"/>
       </w:pPr>
       <w:r>
@@ -7997,7 +8068,7 @@
     </w:p>
     <w:p>
       <w:pPr>
-        <w:pStyle w:val="2"/>
+        <w:pStyle w:val="28"/>
         <w:keepNext w:val="0"/>
         <w:keepLines w:val="0"/>
         <w:pageBreakBefore w:val="0"/>
@@ -8013,15 +8084,15 @@
         <w:snapToGrid w:val="0"/>
         <w:textAlignment w:val="baseline"/>
       </w:pPr>
-      <w:bookmarkStart w:id="127" w:name="_Toc11945"/>
+      <w:bookmarkStart w:id="126" w:name="_Toc20708"/>
       <w:r>
         <w:t>知识</w:t>
       </w:r>
-      <w:bookmarkEnd w:id="127"/>
-    </w:p>
-    <w:p>
-      <w:pPr>
-        <w:pStyle w:val="a"/>
+      <w:bookmarkEnd w:id="126"/>
+    </w:p>
+    <w:p>
+      <w:pPr>
+        <w:pStyle w:val="27"/>
         <w:bidi w:val="0"/>
       </w:pPr>
       <w:r>
@@ -8050,7 +8121,7 @@
     </w:p>
     <w:p>
       <w:pPr>
-        <w:pStyle w:val="2"/>
+        <w:pStyle w:val="28"/>
         <w:keepNext w:val="0"/>
         <w:keepLines w:val="0"/>
         <w:pageBreakBefore w:val="0"/>
@@ -8066,19 +8137,19 @@
         <w:snapToGrid w:val="0"/>
         <w:textAlignment w:val="baseline"/>
       </w:pPr>
-      <w:bookmarkStart w:id="128" w:name="_Toc31635"/>
-      <w:bookmarkStart w:id="129" w:name="_Toc14889"/>
-      <w:bookmarkStart w:id="130" w:name="_Toc17225"/>
+      <w:bookmarkStart w:id="127" w:name="_Toc31635"/>
+      <w:bookmarkStart w:id="128" w:name="_Toc17225"/>
+      <w:bookmarkStart w:id="129" w:name="_Toc12770"/>
       <w:r>
         <w:t>技能</w:t>
       </w:r>
+      <w:bookmarkEnd w:id="127"/>
       <w:bookmarkEnd w:id="128"/>
       <w:bookmarkEnd w:id="129"/>
-      <w:bookmarkEnd w:id="130"/>
-    </w:p>
-    <w:p>
-      <w:pPr>
-        <w:pStyle w:val="a"/>
+    </w:p>
+    <w:p>
+      <w:pPr>
+        <w:pStyle w:val="27"/>
         <w:bidi w:val="0"/>
       </w:pPr>
       <w:r>
@@ -8087,7 +8158,7 @@
     </w:p>
     <w:p>
       <w:pPr>
-        <w:pStyle w:val="1"/>
+        <w:pStyle w:val="26"/>
         <w:keepNext w:val="0"/>
         <w:keepLines w:val="0"/>
         <w:pageBreakBefore w:val="0"/>
@@ -8103,19 +8174,19 @@
         <w:snapToGrid w:val="0"/>
         <w:textAlignment w:val="baseline"/>
       </w:pPr>
-      <w:bookmarkStart w:id="131" w:name="_Toc24458"/>
+      <w:bookmarkStart w:id="130" w:name="_Toc24458"/>
+      <w:bookmarkStart w:id="131" w:name="_Toc17992"/>
       <w:bookmarkStart w:id="132" w:name="_Toc29831"/>
-      <w:bookmarkStart w:id="133" w:name="_Toc29103"/>
       <w:r>
         <w:t>资源</w:t>
       </w:r>
+      <w:bookmarkEnd w:id="130"/>
       <w:bookmarkEnd w:id="131"/>
       <w:bookmarkEnd w:id="132"/>
-      <w:bookmarkEnd w:id="133"/>
-    </w:p>
-    <w:p>
-      <w:pPr>
-        <w:pStyle w:val="2"/>
+    </w:p>
+    <w:p>
+      <w:pPr>
+        <w:pStyle w:val="28"/>
         <w:keepNext w:val="0"/>
         <w:keepLines w:val="0"/>
         <w:pageBreakBefore w:val="0"/>
@@ -8131,21 +8202,21 @@
         <w:snapToGrid w:val="0"/>
         <w:textAlignment w:val="baseline"/>
       </w:pPr>
-      <w:bookmarkStart w:id="134" w:name="bookmark69"/>
+      <w:bookmarkStart w:id="133" w:name="bookmark69"/>
+      <w:bookmarkEnd w:id="133"/>
+      <w:bookmarkStart w:id="134" w:name="_Toc1494"/>
+      <w:bookmarkStart w:id="135" w:name="_Toc25318"/>
+      <w:bookmarkStart w:id="136" w:name="_Toc16994"/>
+      <w:r>
+        <w:t>运行维护工具</w:t>
+      </w:r>
       <w:bookmarkEnd w:id="134"/>
-      <w:bookmarkStart w:id="135" w:name="_Toc6394"/>
-      <w:bookmarkStart w:id="136" w:name="_Toc16994"/>
-      <w:bookmarkStart w:id="137" w:name="_Toc1494"/>
-      <w:r>
-        <w:t>运行维护工具</w:t>
-      </w:r>
       <w:bookmarkEnd w:id="135"/>
       <w:bookmarkEnd w:id="136"/>
-      <w:bookmarkEnd w:id="137"/>
-    </w:p>
-    <w:p>
-      <w:pPr>
-        <w:pStyle w:val="a"/>
+    </w:p>
+    <w:p>
+      <w:pPr>
+        <w:pStyle w:val="27"/>
         <w:bidi w:val="0"/>
       </w:pPr>
       <w:r>
@@ -8154,7 +8225,7 @@
     </w:p>
     <w:p>
       <w:pPr>
-        <w:pStyle w:val="a"/>
+        <w:pStyle w:val="27"/>
         <w:bidi w:val="0"/>
       </w:pPr>
       <w:r>
@@ -8163,16 +8234,16 @@
     </w:p>
     <w:p>
       <w:pPr>
-        <w:pStyle w:val="a"/>
-        <w:bidi w:val="0"/>
-      </w:pPr>
-      <w:r>
-        <w:t>过程管理工具：按照公司与客户签订的 SLA 管理运行维护服务的交付过程，包括日常运维管理、记录、测量、监督和评估功能；</w:t>
-      </w:r>
-    </w:p>
-    <w:p>
-      <w:pPr>
-        <w:pStyle w:val="a"/>
+        <w:pStyle w:val="27"/>
+        <w:bidi w:val="0"/>
+      </w:pPr>
+      <w:r>
+        <w:t>过程管理工具：按照公司与客户签订的SLA管理运行维护服务的交付过程，包括日常运维管理、记录、测量、监督和评估功能；</w:t>
+      </w:r>
+    </w:p>
+    <w:p>
+      <w:pPr>
+        <w:pStyle w:val="27"/>
         <w:bidi w:val="0"/>
       </w:pPr>
       <w:r>
@@ -8181,7 +8252,7 @@
     </w:p>
     <w:p>
       <w:pPr>
-        <w:pStyle w:val="2"/>
+        <w:pStyle w:val="28"/>
         <w:keepNext w:val="0"/>
         <w:keepLines w:val="0"/>
         <w:pageBreakBefore w:val="0"/>
@@ -8197,19 +8268,19 @@
         <w:snapToGrid w:val="0"/>
         <w:textAlignment w:val="baseline"/>
       </w:pPr>
-      <w:bookmarkStart w:id="138" w:name="_Toc1020"/>
+      <w:bookmarkStart w:id="137" w:name="_Toc1020"/>
+      <w:bookmarkStart w:id="138" w:name="_Toc16326"/>
       <w:bookmarkStart w:id="139" w:name="_Toc29275"/>
-      <w:bookmarkStart w:id="140" w:name="_Toc26035"/>
       <w:r>
         <w:t>服务台</w:t>
       </w:r>
+      <w:bookmarkEnd w:id="137"/>
       <w:bookmarkEnd w:id="138"/>
       <w:bookmarkEnd w:id="139"/>
-      <w:bookmarkEnd w:id="140"/>
-    </w:p>
-    <w:p>
-      <w:pPr>
-        <w:pStyle w:val="a"/>
+    </w:p>
+    <w:p>
+      <w:pPr>
+        <w:pStyle w:val="27"/>
         <w:bidi w:val="0"/>
       </w:pPr>
       <w:r>
@@ -8218,7 +8289,7 @@
     </w:p>
     <w:p>
       <w:pPr>
-        <w:pStyle w:val="2"/>
+        <w:pStyle w:val="28"/>
         <w:keepNext w:val="0"/>
         <w:keepLines w:val="0"/>
         <w:pageBreakBefore w:val="0"/>
@@ -8238,9 +8309,9 @@
           <w:lang w:val="en-US" w:eastAsia="zh-CN"/>
         </w:rPr>
       </w:pPr>
-      <w:bookmarkStart w:id="141" w:name="_Toc28671"/>
+      <w:bookmarkStart w:id="140" w:name="_Toc28671"/>
+      <w:bookmarkStart w:id="141" w:name="_Toc4203"/>
       <w:bookmarkStart w:id="142" w:name="_Toc30691"/>
-      <w:bookmarkStart w:id="143" w:name="_Toc29486"/>
       <w:r>
         <w:rPr>
           <w:rFonts w:hint="eastAsia"/>
@@ -8248,13 +8319,13 @@
         </w:rPr>
         <w:t>服务知识</w:t>
       </w:r>
+      <w:bookmarkEnd w:id="140"/>
       <w:bookmarkEnd w:id="141"/>
       <w:bookmarkEnd w:id="142"/>
-      <w:bookmarkEnd w:id="143"/>
-    </w:p>
-    <w:p>
-      <w:pPr>
-        <w:pStyle w:val="a"/>
+    </w:p>
+    <w:p>
+      <w:pPr>
+        <w:pStyle w:val="27"/>
         <w:bidi w:val="0"/>
       </w:pPr>
       <w:r>
@@ -8263,16 +8334,16 @@
     </w:p>
     <w:p>
       <w:pPr>
-        <w:pStyle w:val="a"/>
-        <w:bidi w:val="0"/>
-      </w:pPr>
-      <w:r>
-        <w:t>根据公司在运维服务过程中常见问题，总结分析，提出解决办法纳入知识库，明确知识库知识的添加、更新和查询流程，对知识生命周期进行管理，综合部定期对知识库的管理进行评估，对发现的问题及时进行改进，确保知识库的可用性与有效性。</w:t>
-      </w:r>
-    </w:p>
-    <w:p>
-      <w:pPr>
-        <w:pStyle w:val="2"/>
+        <w:pStyle w:val="27"/>
+        <w:bidi w:val="0"/>
+      </w:pPr>
+      <w:r>
+        <w:t>根据公司在运维服务过程中常见问题，总结分析，提出解决办法纳入知识库，明确知识知识的添加、更新和查询流程，对知识生命周期进行管理，综合部定期对知识库的管理进行评估，对发现的问题及时进行改进，确保知识库的可用性与有效性。</w:t>
+      </w:r>
+    </w:p>
+    <w:p>
+      <w:pPr>
+        <w:pStyle w:val="28"/>
         <w:keepNext w:val="0"/>
         <w:keepLines w:val="0"/>
         <w:pageBreakBefore w:val="0"/>
@@ -8288,19 +8359,19 @@
         <w:snapToGrid w:val="0"/>
         <w:textAlignment w:val="baseline"/>
       </w:pPr>
-      <w:bookmarkStart w:id="144" w:name="_Toc892"/>
-      <w:bookmarkStart w:id="145" w:name="_Toc32118"/>
-      <w:bookmarkStart w:id="146" w:name="_Toc18729"/>
+      <w:bookmarkStart w:id="143" w:name="_Toc892"/>
+      <w:bookmarkStart w:id="144" w:name="_Toc10846"/>
+      <w:bookmarkStart w:id="145" w:name="_Toc18729"/>
       <w:r>
         <w:t>备件库</w:t>
       </w:r>
+      <w:bookmarkEnd w:id="143"/>
       <w:bookmarkEnd w:id="144"/>
       <w:bookmarkEnd w:id="145"/>
-      <w:bookmarkEnd w:id="146"/>
-    </w:p>
-    <w:p>
-      <w:pPr>
-        <w:pStyle w:val="a"/>
+    </w:p>
+    <w:p>
+      <w:pPr>
+        <w:pStyle w:val="27"/>
         <w:bidi w:val="0"/>
       </w:pPr>
       <w:r>
@@ -8309,7 +8380,7 @@
     </w:p>
     <w:p>
       <w:pPr>
-        <w:pStyle w:val="a"/>
+        <w:pStyle w:val="27"/>
         <w:bidi w:val="0"/>
       </w:pPr>
       <w:r>
@@ -8318,7 +8389,7 @@
     </w:p>
     <w:p>
       <w:pPr>
-        <w:pStyle w:val="2"/>
+        <w:pStyle w:val="28"/>
         <w:keepNext w:val="0"/>
         <w:keepLines w:val="0"/>
         <w:pageBreakBefore w:val="0"/>
@@ -8338,9 +8409,9 @@
           <w:lang w:val="en-US" w:eastAsia="zh-CN"/>
         </w:rPr>
       </w:pPr>
-      <w:bookmarkStart w:id="147" w:name="_Toc13939"/>
-      <w:bookmarkStart w:id="148" w:name="_Toc13400"/>
-      <w:bookmarkStart w:id="149" w:name="_Toc23907"/>
+      <w:bookmarkStart w:id="146" w:name="_Toc13400"/>
+      <w:bookmarkStart w:id="147" w:name="_Toc13265"/>
+      <w:bookmarkStart w:id="148" w:name="_Toc13939"/>
       <w:r>
         <w:rPr>
           <w:rFonts w:hint="eastAsia"/>
@@ -8348,13 +8419,13 @@
         </w:rPr>
         <w:t>最终软件库</w:t>
       </w:r>
+      <w:bookmarkEnd w:id="146"/>
       <w:bookmarkEnd w:id="147"/>
       <w:bookmarkEnd w:id="148"/>
-      <w:bookmarkEnd w:id="149"/>
-    </w:p>
-    <w:p>
-      <w:pPr>
-        <w:pStyle w:val="a"/>
+    </w:p>
+    <w:p>
+      <w:pPr>
+        <w:pStyle w:val="27"/>
         <w:bidi w:val="0"/>
         <w:rPr>
           <w:rFonts w:hint="default"/>
@@ -8387,7 +8458,7 @@
     </w:p>
     <w:p>
       <w:pPr>
-        <w:pStyle w:val="2"/>
+        <w:pStyle w:val="28"/>
         <w:keepNext w:val="0"/>
         <w:keepLines w:val="0"/>
         <w:pageBreakBefore w:val="0"/>
@@ -8403,9 +8474,9 @@
         <w:snapToGrid w:val="0"/>
         <w:textAlignment w:val="baseline"/>
       </w:pPr>
-      <w:bookmarkStart w:id="150" w:name="_Toc2037"/>
-      <w:bookmarkStart w:id="151" w:name="_Toc15485"/>
-      <w:bookmarkStart w:id="152" w:name="_Toc14647"/>
+      <w:bookmarkStart w:id="149" w:name="_Toc14647"/>
+      <w:bookmarkStart w:id="150" w:name="_Toc24777"/>
+      <w:bookmarkStart w:id="151" w:name="_Toc2037"/>
       <w:r>
         <w:rPr>
           <w:rFonts w:hint="eastAsia"/>
@@ -8413,13 +8484,13 @@
         </w:rPr>
         <w:t>服务数据</w:t>
       </w:r>
+      <w:bookmarkEnd w:id="149"/>
       <w:bookmarkEnd w:id="150"/>
       <w:bookmarkEnd w:id="151"/>
-      <w:bookmarkEnd w:id="152"/>
-    </w:p>
-    <w:p>
-      <w:pPr>
-        <w:pStyle w:val="a"/>
+    </w:p>
+    <w:p>
+      <w:pPr>
+        <w:pStyle w:val="27"/>
         <w:bidi w:val="0"/>
         <w:rPr>
           <w:rFonts w:hint="eastAsia"/>
@@ -8436,7 +8507,7 @@
     </w:p>
     <w:p>
       <w:pPr>
-        <w:pStyle w:val="1"/>
+        <w:pStyle w:val="26"/>
         <w:keepNext w:val="0"/>
         <w:keepLines w:val="0"/>
         <w:pageBreakBefore w:val="0"/>
@@ -8452,19 +8523,19 @@
         <w:snapToGrid w:val="0"/>
         <w:textAlignment w:val="baseline"/>
       </w:pPr>
+      <w:bookmarkStart w:id="152" w:name="_Toc18209"/>
       <w:bookmarkStart w:id="153" w:name="_Toc8719"/>
-      <w:bookmarkStart w:id="154" w:name="_Toc18209"/>
-      <w:bookmarkStart w:id="155" w:name="_Toc28926"/>
+      <w:bookmarkStart w:id="154" w:name="_Toc20570"/>
       <w:r>
         <w:t>技术</w:t>
       </w:r>
+      <w:bookmarkEnd w:id="152"/>
       <w:bookmarkEnd w:id="153"/>
       <w:bookmarkEnd w:id="154"/>
-      <w:bookmarkEnd w:id="155"/>
-    </w:p>
-    <w:p>
-      <w:pPr>
-        <w:pStyle w:val="2"/>
+    </w:p>
+    <w:p>
+      <w:pPr>
+        <w:pStyle w:val="28"/>
         <w:keepNext w:val="0"/>
         <w:keepLines w:val="0"/>
         <w:pageBreakBefore w:val="0"/>
@@ -8480,21 +8551,21 @@
         <w:snapToGrid w:val="0"/>
         <w:textAlignment w:val="baseline"/>
       </w:pPr>
-      <w:bookmarkStart w:id="156" w:name="bookmark70"/>
+      <w:bookmarkStart w:id="155" w:name="bookmark70"/>
+      <w:bookmarkEnd w:id="155"/>
+      <w:bookmarkStart w:id="156" w:name="_Toc22429"/>
+      <w:bookmarkStart w:id="157" w:name="_Toc24367"/>
+      <w:bookmarkStart w:id="158" w:name="_Toc26345"/>
+      <w:r>
+        <w:t>技术研发</w:t>
+      </w:r>
       <w:bookmarkEnd w:id="156"/>
-      <w:bookmarkStart w:id="157" w:name="_Toc12994"/>
-      <w:bookmarkStart w:id="158" w:name="_Toc22429"/>
-      <w:bookmarkStart w:id="159" w:name="_Toc24367"/>
-      <w:r>
-        <w:t>技术研发</w:t>
-      </w:r>
       <w:bookmarkEnd w:id="157"/>
       <w:bookmarkEnd w:id="158"/>
-      <w:bookmarkEnd w:id="159"/>
-    </w:p>
-    <w:p>
-      <w:pPr>
-        <w:pStyle w:val="a"/>
+    </w:p>
+    <w:p>
+      <w:pPr>
+        <w:pStyle w:val="27"/>
         <w:bidi w:val="0"/>
         <w:rPr>
           <w:rFonts w:hint="eastAsia"/>
@@ -8511,7 +8582,7 @@
     </w:p>
     <w:p>
       <w:pPr>
-        <w:pStyle w:val="a"/>
+        <w:pStyle w:val="27"/>
         <w:bidi w:val="0"/>
         <w:rPr>
           <w:rFonts w:hint="eastAsia"/>
@@ -8528,7 +8599,7 @@
     </w:p>
     <w:p>
       <w:pPr>
-        <w:pStyle w:val="2"/>
+        <w:pStyle w:val="28"/>
         <w:keepNext w:val="0"/>
         <w:keepLines w:val="0"/>
         <w:pageBreakBefore w:val="0"/>
@@ -8544,19 +8615,19 @@
         <w:snapToGrid w:val="0"/>
         <w:textAlignment w:val="baseline"/>
       </w:pPr>
-      <w:bookmarkStart w:id="160" w:name="_Toc9036"/>
-      <w:bookmarkStart w:id="161" w:name="_Toc1103"/>
-      <w:bookmarkStart w:id="162" w:name="_Toc4495"/>
+      <w:bookmarkStart w:id="159" w:name="_Toc22889"/>
+      <w:bookmarkStart w:id="160" w:name="_Toc1103"/>
+      <w:bookmarkStart w:id="161" w:name="_Toc9036"/>
       <w:r>
         <w:t>与发现问题、解决问题相关的技术</w:t>
       </w:r>
+      <w:bookmarkEnd w:id="159"/>
       <w:bookmarkEnd w:id="160"/>
       <w:bookmarkEnd w:id="161"/>
-      <w:bookmarkEnd w:id="162"/>
-    </w:p>
-    <w:p>
-      <w:pPr>
-        <w:pStyle w:val="a"/>
+    </w:p>
+    <w:p>
+      <w:pPr>
+        <w:pStyle w:val="27"/>
         <w:bidi w:val="0"/>
         <w:rPr>
           <w:rFonts w:hint="eastAsia"/>
@@ -8573,7 +8644,7 @@
     </w:p>
     <w:p>
       <w:pPr>
-        <w:pStyle w:val="a"/>
+        <w:pStyle w:val="27"/>
         <w:bidi w:val="0"/>
         <w:rPr>
           <w:rFonts w:hint="eastAsia"/>
@@ -8590,7 +8661,7 @@
     </w:p>
     <w:p>
       <w:pPr>
-        <w:pStyle w:val="1"/>
+        <w:pStyle w:val="26"/>
         <w:keepNext w:val="0"/>
         <w:keepLines w:val="0"/>
         <w:pageBreakBefore w:val="0"/>
@@ -8606,19 +8677,19 @@
         <w:snapToGrid w:val="0"/>
         <w:textAlignment w:val="baseline"/>
       </w:pPr>
-      <w:bookmarkStart w:id="163" w:name="_Toc29957"/>
-      <w:bookmarkStart w:id="164" w:name="_Toc780"/>
-      <w:bookmarkStart w:id="165" w:name="_Toc21350"/>
+      <w:bookmarkStart w:id="162" w:name="_Toc29957"/>
+      <w:bookmarkStart w:id="163" w:name="_Toc21350"/>
+      <w:bookmarkStart w:id="164" w:name="_Toc28047"/>
       <w:r>
         <w:t>过程</w:t>
       </w:r>
+      <w:bookmarkEnd w:id="162"/>
       <w:bookmarkEnd w:id="163"/>
       <w:bookmarkEnd w:id="164"/>
-      <w:bookmarkEnd w:id="165"/>
-    </w:p>
-    <w:p>
-      <w:pPr>
-        <w:pStyle w:val="2"/>
+    </w:p>
+    <w:p>
+      <w:pPr>
+        <w:pStyle w:val="28"/>
         <w:keepNext w:val="0"/>
         <w:keepLines w:val="0"/>
         <w:pageBreakBefore w:val="0"/>
@@ -8638,13 +8709,13 @@
           <w:lang w:val="en-US" w:eastAsia="zh-CN"/>
         </w:rPr>
       </w:pPr>
-      <w:bookmarkStart w:id="166" w:name="bookmark71"/>
-      <w:bookmarkEnd w:id="166"/>
-      <w:bookmarkStart w:id="167" w:name="_Toc22773"/>
-      <w:bookmarkStart w:id="168" w:name="_Toc17170"/>
-      <w:bookmarkStart w:id="169" w:name="_Toc22101"/>
-      <w:bookmarkStart w:id="170" w:name="_Toc16659"/>
-      <w:bookmarkStart w:id="171" w:name="_Toc19158"/>
+      <w:bookmarkStart w:id="165" w:name="bookmark71"/>
+      <w:bookmarkEnd w:id="165"/>
+      <w:bookmarkStart w:id="166" w:name="_Toc921"/>
+      <w:bookmarkStart w:id="167" w:name="_Toc17170"/>
+      <w:bookmarkStart w:id="168" w:name="_Toc22773"/>
+      <w:bookmarkStart w:id="169" w:name="_Toc16659"/>
+      <w:bookmarkStart w:id="170" w:name="_Toc19158"/>
       <w:r>
         <w:rPr>
           <w:rFonts w:hint="eastAsia"/>
@@ -8652,13 +8723,13 @@
         </w:rPr>
         <w:t>过程框架设计</w:t>
       </w:r>
+      <w:bookmarkEnd w:id="166"/>
       <w:bookmarkEnd w:id="167"/>
       <w:bookmarkEnd w:id="168"/>
-      <w:bookmarkEnd w:id="169"/>
-    </w:p>
-    <w:p>
-      <w:pPr>
-        <w:pStyle w:val="a"/>
+    </w:p>
+    <w:p>
+      <w:pPr>
+        <w:pStyle w:val="27"/>
         <w:bidi w:val="0"/>
         <w:rPr>
           <w:rFonts w:hint="eastAsia"/>
@@ -8675,7 +8746,7 @@
     </w:p>
     <w:p>
       <w:pPr>
-        <w:pStyle w:val="a"/>
+        <w:pStyle w:val="27"/>
         <w:bidi w:val="0"/>
         <w:rPr>
           <w:rFonts w:hint="eastAsia"/>
@@ -8692,7 +8763,7 @@
     </w:p>
     <w:p>
       <w:pPr>
-        <w:pStyle w:val="a"/>
+        <w:pStyle w:val="27"/>
         <w:bidi w:val="0"/>
         <w:rPr>
           <w:rFonts w:hint="eastAsia"/>
@@ -8709,7 +8780,7 @@
     </w:p>
     <w:p>
       <w:pPr>
-        <w:pStyle w:val="a"/>
+        <w:pStyle w:val="27"/>
         <w:bidi w:val="0"/>
         <w:rPr>
           <w:rFonts w:hint="eastAsia"/>
@@ -8726,7 +8797,7 @@
     </w:p>
     <w:p>
       <w:pPr>
-        <w:pStyle w:val="a"/>
+        <w:pStyle w:val="27"/>
         <w:bidi w:val="0"/>
         <w:rPr>
           <w:rFonts w:hint="default"/>
@@ -8743,7 +8814,7 @@
     </w:p>
     <w:p>
       <w:pPr>
-        <w:pStyle w:val="2"/>
+        <w:pStyle w:val="28"/>
         <w:keepNext w:val="0"/>
         <w:keepLines w:val="0"/>
         <w:pageBreakBefore w:val="0"/>
@@ -8759,17 +8830,17 @@
         <w:snapToGrid w:val="0"/>
         <w:textAlignment w:val="baseline"/>
       </w:pPr>
-      <w:bookmarkStart w:id="172" w:name="_Toc12524"/>
+      <w:bookmarkStart w:id="171" w:name="_Toc18872"/>
       <w:r>
         <w:t>服务级别管理</w:t>
       </w:r>
+      <w:bookmarkEnd w:id="169"/>
       <w:bookmarkEnd w:id="170"/>
       <w:bookmarkEnd w:id="171"/>
-      <w:bookmarkEnd w:id="172"/>
-    </w:p>
-    <w:p>
-      <w:pPr>
-        <w:pStyle w:val="a"/>
+    </w:p>
+    <w:p>
+      <w:pPr>
+        <w:pStyle w:val="27"/>
         <w:bidi w:val="0"/>
         <w:rPr>
           <w:rFonts w:hint="eastAsia"/>
@@ -8781,12 +8852,12 @@
           <w:rFonts w:hint="eastAsia"/>
           <w:lang w:val="en-US" w:eastAsia="zh-CN"/>
         </w:rPr>
-        <w:t>服务级别管理的目的是通过明确服务范围、服务目录和服务级别，定义工作量特征，与相关方达成协议，是有效管理客户需求的主要手段。服务级别管理中的服务范围基于与客户签订的 SLA，结合客户维护要求、业务应用系统支持要求、运维管理咨询要求等分别进行定义和制定。</w:t>
-      </w:r>
-    </w:p>
-    <w:p>
-      <w:pPr>
-        <w:pStyle w:val="a"/>
+        <w:t>服务级别管理的目的是通过明确服务范围、服务目录和服务级别，定义工作量特征，与相关方达成协议，是有效管理客户需求的主要手段。服务级别管理中的服务范围基于与客户签订的SLA，结合客户维护要求、业务应用系统支持要求、运维管理咨询要求等分别进行定义和制定。</w:t>
+      </w:r>
+    </w:p>
+    <w:p>
+      <w:pPr>
+        <w:pStyle w:val="27"/>
         <w:bidi w:val="0"/>
         <w:rPr>
           <w:rFonts w:hint="eastAsia"/>
@@ -8798,12 +8869,12 @@
           <w:rFonts w:hint="eastAsia"/>
           <w:lang w:val="en-US" w:eastAsia="zh-CN"/>
         </w:rPr>
-        <w:t>服务目录为基于 SLA 以及客户期望得到的需求，基于服务范围的各类应用系统进行制定和提交，内容包含公司所提供的各类运维服务。</w:t>
-      </w:r>
-    </w:p>
-    <w:p>
-      <w:pPr>
-        <w:pStyle w:val="a"/>
+        <w:t>服务目录为基于 SLA以及客户期望得到的需求，基于服务范围的各类应用系统进行制定和提交，内容包含公司所提供的各类运维服务。</w:t>
+      </w:r>
+    </w:p>
+    <w:p>
+      <w:pPr>
+        <w:pStyle w:val="27"/>
         <w:bidi w:val="0"/>
         <w:rPr>
           <w:rFonts w:hint="eastAsia"/>
@@ -8815,12 +8886,12 @@
           <w:rFonts w:hint="eastAsia"/>
           <w:lang w:val="en-US" w:eastAsia="zh-CN"/>
         </w:rPr>
-        <w:t>在明确服务范围、制定服务目录和 SLA 的基础上与客户签订运维服务合同，制定服务执行计划，根据需方的考核评估要求，建立 SLA 考核自评估机制，包括 SLA 完成情况、达成率等，服务级别管理负责人负责在执行过程中对发现的问题进行改进，过程记录予以保持。</w:t>
-      </w:r>
-    </w:p>
-    <w:p>
-      <w:pPr>
-        <w:pStyle w:val="2"/>
+        <w:t>在明确服务范围、制定服务目录和 SLA 的基础上与客户签订运维服务合同，制定服务执行计划，根据需方的考核评估要求，建立SLA考核自评估机制，包括SLA完成情况、达成率等，服务级别管理负责人负责在执行过程中对发现的问题进行改进，过程记录予以保持。</w:t>
+      </w:r>
+    </w:p>
+    <w:p>
+      <w:pPr>
+        <w:pStyle w:val="28"/>
         <w:keepNext w:val="0"/>
         <w:keepLines w:val="0"/>
         <w:pageBreakBefore w:val="0"/>
@@ -8836,19 +8907,19 @@
         <w:snapToGrid w:val="0"/>
         <w:textAlignment w:val="baseline"/>
       </w:pPr>
-      <w:bookmarkStart w:id="173" w:name="_Toc14584"/>
-      <w:bookmarkStart w:id="174" w:name="_Toc192"/>
-      <w:bookmarkStart w:id="175" w:name="_Toc6093"/>
+      <w:bookmarkStart w:id="172" w:name="_Toc8088"/>
+      <w:bookmarkStart w:id="173" w:name="_Toc6093"/>
+      <w:bookmarkStart w:id="174" w:name="_Toc14584"/>
       <w:r>
         <w:t>服务报告</w:t>
       </w:r>
+      <w:bookmarkEnd w:id="172"/>
       <w:bookmarkEnd w:id="173"/>
       <w:bookmarkEnd w:id="174"/>
-      <w:bookmarkEnd w:id="175"/>
-    </w:p>
-    <w:p>
-      <w:pPr>
-        <w:pStyle w:val="a"/>
+    </w:p>
+    <w:p>
+      <w:pPr>
+        <w:pStyle w:val="27"/>
         <w:bidi w:val="0"/>
         <w:rPr>
           <w:rFonts w:hint="eastAsia"/>
@@ -8860,12 +8931,12 @@
           <w:rFonts w:hint="eastAsia"/>
           <w:lang w:val="en-US" w:eastAsia="zh-CN"/>
         </w:rPr>
-        <w:t>服务报告管理的目的是为客户提供及时、可靠、准确的服务信息，同时对在运维服务过程中的行为有效的管理。</w:t>
-      </w:r>
-    </w:p>
-    <w:p>
-      <w:pPr>
-        <w:pStyle w:val="a"/>
+        <w:t>服务报告管理的目的是为客户提供及时、可靠和准确的服务信息，同时对在运维服务过程中的行为有效的管理。</w:t>
+      </w:r>
+    </w:p>
+    <w:p>
+      <w:pPr>
+        <w:pStyle w:val="27"/>
         <w:bidi w:val="0"/>
         <w:rPr>
           <w:rFonts w:hint="eastAsia"/>
@@ -8882,7 +8953,7 @@
     </w:p>
     <w:p>
       <w:pPr>
-        <w:pStyle w:val="a"/>
+        <w:pStyle w:val="27"/>
         <w:bidi w:val="0"/>
         <w:rPr>
           <w:rFonts w:hint="eastAsia"/>
@@ -8899,7 +8970,7 @@
     </w:p>
     <w:p>
       <w:pPr>
-        <w:pStyle w:val="2"/>
+        <w:pStyle w:val="28"/>
         <w:keepNext w:val="0"/>
         <w:keepLines w:val="0"/>
         <w:pageBreakBefore w:val="0"/>
@@ -8915,19 +8986,19 @@
         <w:snapToGrid w:val="0"/>
         <w:textAlignment w:val="baseline"/>
       </w:pPr>
-      <w:bookmarkStart w:id="176" w:name="_Toc10063"/>
-      <w:bookmarkStart w:id="177" w:name="_Toc7084"/>
-      <w:bookmarkStart w:id="178" w:name="_Toc10623"/>
+      <w:bookmarkStart w:id="175" w:name="_Toc10063"/>
+      <w:bookmarkStart w:id="176" w:name="_Toc8814"/>
+      <w:bookmarkStart w:id="177" w:name="_Toc10623"/>
       <w:r>
         <w:t>事件管理</w:t>
       </w:r>
+      <w:bookmarkEnd w:id="175"/>
       <w:bookmarkEnd w:id="176"/>
       <w:bookmarkEnd w:id="177"/>
-      <w:bookmarkEnd w:id="178"/>
-    </w:p>
-    <w:p>
-      <w:pPr>
-        <w:pStyle w:val="a"/>
+    </w:p>
+    <w:p>
+      <w:pPr>
+        <w:pStyle w:val="27"/>
         <w:bidi w:val="0"/>
         <w:rPr>
           <w:rFonts w:hint="eastAsia"/>
@@ -8944,7 +9015,7 @@
     </w:p>
     <w:p>
       <w:pPr>
-        <w:pStyle w:val="a"/>
+        <w:pStyle w:val="27"/>
         <w:bidi w:val="0"/>
         <w:rPr>
           <w:rFonts w:hint="eastAsia"/>
@@ -8961,7 +9032,7 @@
     </w:p>
     <w:p>
       <w:pPr>
-        <w:pStyle w:val="a"/>
+        <w:pStyle w:val="27"/>
         <w:bidi w:val="0"/>
         <w:rPr>
           <w:rFonts w:hint="eastAsia"/>
@@ -8978,7 +9049,7 @@
     </w:p>
     <w:p>
       <w:pPr>
-        <w:pStyle w:val="2"/>
+        <w:pStyle w:val="28"/>
         <w:keepNext w:val="0"/>
         <w:keepLines w:val="0"/>
         <w:pageBreakBefore w:val="0"/>
@@ -8994,19 +9065,19 @@
         <w:snapToGrid w:val="0"/>
         <w:textAlignment w:val="baseline"/>
       </w:pPr>
-      <w:bookmarkStart w:id="179" w:name="_Toc18965"/>
-      <w:bookmarkStart w:id="180" w:name="_Toc9450"/>
-      <w:bookmarkStart w:id="181" w:name="_Toc28708"/>
+      <w:bookmarkStart w:id="178" w:name="_Toc18965"/>
+      <w:bookmarkStart w:id="179" w:name="_Toc9450"/>
+      <w:bookmarkStart w:id="180" w:name="_Toc21751"/>
       <w:r>
         <w:t>问题管理</w:t>
       </w:r>
+      <w:bookmarkEnd w:id="178"/>
       <w:bookmarkEnd w:id="179"/>
       <w:bookmarkEnd w:id="180"/>
-      <w:bookmarkEnd w:id="181"/>
-    </w:p>
-    <w:p>
-      <w:pPr>
-        <w:pStyle w:val="a"/>
+    </w:p>
+    <w:p>
+      <w:pPr>
+        <w:pStyle w:val="27"/>
         <w:bidi w:val="0"/>
         <w:rPr>
           <w:rFonts w:hint="eastAsia"/>
@@ -9023,7 +9094,7 @@
     </w:p>
     <w:p>
       <w:pPr>
-        <w:pStyle w:val="a"/>
+        <w:pStyle w:val="27"/>
         <w:bidi w:val="0"/>
         <w:rPr>
           <w:rFonts w:hint="eastAsia"/>
@@ -9040,7 +9111,7 @@
     </w:p>
     <w:p>
       <w:pPr>
-        <w:pStyle w:val="a"/>
+        <w:pStyle w:val="27"/>
         <w:bidi w:val="0"/>
         <w:rPr>
           <w:rFonts w:hint="eastAsia"/>
@@ -9057,7 +9128,7 @@
     </w:p>
     <w:p>
       <w:pPr>
-        <w:pStyle w:val="2"/>
+        <w:pStyle w:val="28"/>
         <w:keepNext w:val="0"/>
         <w:keepLines w:val="0"/>
         <w:pageBreakBefore w:val="0"/>
@@ -9073,19 +9144,19 @@
         <w:snapToGrid w:val="0"/>
         <w:textAlignment w:val="baseline"/>
       </w:pPr>
-      <w:bookmarkStart w:id="182" w:name="_Toc17576"/>
-      <w:bookmarkStart w:id="183" w:name="_Toc30134"/>
-      <w:bookmarkStart w:id="184" w:name="_Toc6381"/>
+      <w:bookmarkStart w:id="181" w:name="_Toc17576"/>
+      <w:bookmarkStart w:id="182" w:name="_Toc29421"/>
+      <w:bookmarkStart w:id="183" w:name="_Toc6381"/>
       <w:r>
         <w:t>变更管理</w:t>
       </w:r>
+      <w:bookmarkEnd w:id="181"/>
       <w:bookmarkEnd w:id="182"/>
       <w:bookmarkEnd w:id="183"/>
-      <w:bookmarkEnd w:id="184"/>
-    </w:p>
-    <w:p>
-      <w:pPr>
-        <w:pStyle w:val="a"/>
+    </w:p>
+    <w:p>
+      <w:pPr>
+        <w:pStyle w:val="27"/>
         <w:bidi w:val="0"/>
         <w:rPr>
           <w:rFonts w:hint="eastAsia"/>
@@ -9102,7 +9173,7 @@
     </w:p>
     <w:p>
       <w:pPr>
-        <w:pStyle w:val="a"/>
+        <w:pStyle w:val="27"/>
         <w:bidi w:val="0"/>
         <w:rPr>
           <w:rFonts w:hint="eastAsia"/>
@@ -9119,7 +9190,7 @@
     </w:p>
     <w:p>
       <w:pPr>
-        <w:pStyle w:val="a"/>
+        <w:pStyle w:val="27"/>
         <w:bidi w:val="0"/>
         <w:rPr>
           <w:rFonts w:hint="eastAsia"/>
@@ -9136,7 +9207,7 @@
     </w:p>
     <w:p>
       <w:pPr>
-        <w:pStyle w:val="2"/>
+        <w:pStyle w:val="28"/>
         <w:keepNext w:val="0"/>
         <w:keepLines w:val="0"/>
         <w:pageBreakBefore w:val="0"/>
@@ -9152,19 +9223,19 @@
         <w:snapToGrid w:val="0"/>
         <w:textAlignment w:val="baseline"/>
       </w:pPr>
+      <w:bookmarkStart w:id="184" w:name="_Toc6430"/>
       <w:bookmarkStart w:id="185" w:name="_Toc5904"/>
-      <w:bookmarkStart w:id="186" w:name="_Toc17411"/>
-      <w:bookmarkStart w:id="187" w:name="_Toc6430"/>
+      <w:bookmarkStart w:id="186" w:name="_Toc1093"/>
       <w:r>
         <w:t>发布管理</w:t>
       </w:r>
+      <w:bookmarkEnd w:id="184"/>
       <w:bookmarkEnd w:id="185"/>
       <w:bookmarkEnd w:id="186"/>
-      <w:bookmarkEnd w:id="187"/>
-    </w:p>
-    <w:p>
-      <w:pPr>
-        <w:pStyle w:val="a"/>
+    </w:p>
+    <w:p>
+      <w:pPr>
+        <w:pStyle w:val="27"/>
         <w:bidi w:val="0"/>
         <w:rPr>
           <w:rFonts w:hint="eastAsia"/>
@@ -9181,7 +9252,7 @@
     </w:p>
     <w:p>
       <w:pPr>
-        <w:pStyle w:val="a"/>
+        <w:pStyle w:val="27"/>
         <w:bidi w:val="0"/>
         <w:rPr>
           <w:rFonts w:hint="eastAsia"/>
@@ -9198,7 +9269,7 @@
     </w:p>
     <w:p>
       <w:pPr>
-        <w:pStyle w:val="a"/>
+        <w:pStyle w:val="27"/>
         <w:bidi w:val="0"/>
         <w:rPr>
           <w:rFonts w:hint="eastAsia"/>
@@ -9215,7 +9286,7 @@
     </w:p>
     <w:p>
       <w:pPr>
-        <w:pStyle w:val="a"/>
+        <w:pStyle w:val="27"/>
         <w:bidi w:val="0"/>
         <w:rPr>
           <w:rFonts w:hint="eastAsia"/>
@@ -9232,7 +9303,7 @@
     </w:p>
     <w:p>
       <w:pPr>
-        <w:pStyle w:val="2"/>
+        <w:pStyle w:val="28"/>
         <w:keepNext w:val="0"/>
         <w:keepLines w:val="0"/>
         <w:pageBreakBefore w:val="0"/>
@@ -9248,19 +9319,19 @@
         <w:snapToGrid w:val="0"/>
         <w:textAlignment w:val="baseline"/>
       </w:pPr>
-      <w:bookmarkStart w:id="188" w:name="_Toc26881"/>
-      <w:bookmarkStart w:id="189" w:name="_Toc12840"/>
-      <w:bookmarkStart w:id="190" w:name="_Toc17471"/>
+      <w:bookmarkStart w:id="187" w:name="_Toc10947"/>
+      <w:bookmarkStart w:id="188" w:name="_Toc12840"/>
+      <w:bookmarkStart w:id="189" w:name="_Toc26881"/>
       <w:r>
         <w:t>配置管理</w:t>
       </w:r>
+      <w:bookmarkEnd w:id="187"/>
       <w:bookmarkEnd w:id="188"/>
       <w:bookmarkEnd w:id="189"/>
-      <w:bookmarkEnd w:id="190"/>
-    </w:p>
-    <w:p>
-      <w:pPr>
-        <w:pStyle w:val="a"/>
+    </w:p>
+    <w:p>
+      <w:pPr>
+        <w:pStyle w:val="27"/>
         <w:bidi w:val="0"/>
         <w:rPr>
           <w:rFonts w:hint="eastAsia"/>
@@ -9277,16 +9348,16 @@
     </w:p>
     <w:p>
       <w:pPr>
-        <w:pStyle w:val="2"/>
+        <w:pStyle w:val="28"/>
         <w:bidi w:val="0"/>
         <w:rPr>
           <w:rFonts w:hint="default"/>
           <w:lang w:val="en-US" w:eastAsia="zh-CN"/>
         </w:rPr>
       </w:pPr>
+      <w:bookmarkStart w:id="190" w:name="_Toc4907"/>
       <w:bookmarkStart w:id="191" w:name="_Toc11333"/>
       <w:bookmarkStart w:id="192" w:name="_Toc22013"/>
-      <w:bookmarkStart w:id="193" w:name="_Toc10640"/>
       <w:r>
         <w:rPr>
           <w:rFonts w:hint="eastAsia"/>
@@ -9294,13 +9365,13 @@
         </w:rPr>
         <w:t>服务可用性和连续性</w:t>
       </w:r>
+      <w:bookmarkEnd w:id="190"/>
       <w:bookmarkEnd w:id="191"/>
       <w:bookmarkEnd w:id="192"/>
-      <w:bookmarkEnd w:id="193"/>
-    </w:p>
-    <w:p>
-      <w:pPr>
-        <w:pStyle w:val="a"/>
+    </w:p>
+    <w:p>
+      <w:pPr>
+        <w:pStyle w:val="27"/>
         <w:bidi w:val="0"/>
         <w:rPr>
           <w:rFonts w:hint="eastAsia"/>
@@ -9317,7 +9388,7 @@
     </w:p>
     <w:p>
       <w:pPr>
-        <w:pStyle w:val="a"/>
+        <w:pStyle w:val="27"/>
         <w:bidi w:val="0"/>
         <w:rPr>
           <w:rFonts w:hint="eastAsia"/>
@@ -9331,19 +9402,19 @@
         </w:rPr>
         <w:t>可用性管理的核心目标是最大化IT服务有效运行时间，确保服务在约定时间内可被正常访问和使用；连续性管理的核心目标是确保灾难事件后关键业务能在可接受的时间内恢复。</w:t>
       </w:r>
+      <w:bookmarkStart w:id="193" w:name="_Toc3884"/>
       <w:bookmarkStart w:id="194" w:name="_Toc29601"/>
-      <w:bookmarkStart w:id="195" w:name="_Toc3884"/>
-    </w:p>
-    <w:p>
-      <w:pPr>
-        <w:pStyle w:val="2"/>
+    </w:p>
+    <w:p>
+      <w:pPr>
+        <w:pStyle w:val="28"/>
         <w:bidi w:val="0"/>
         <w:rPr>
           <w:rFonts w:hint="default"/>
           <w:lang w:val="en-US" w:eastAsia="zh-CN"/>
         </w:rPr>
       </w:pPr>
-      <w:bookmarkStart w:id="196" w:name="_Toc4410"/>
+      <w:bookmarkStart w:id="195" w:name="_Toc17399"/>
       <w:r>
         <w:rPr>
           <w:rFonts w:hint="eastAsia"/>
@@ -9351,8 +9422,10 @@
         </w:rPr>
         <w:t>容量管理</w:t>
       </w:r>
-      <w:bookmarkEnd w:id="196"/>
-    </w:p>
+      <w:bookmarkEnd w:id="195"/>
+    </w:p>
+    <w:bookmarkEnd w:id="193"/>
+    <w:bookmarkEnd w:id="194"/>
     <w:p>
       <w:pPr>
         <w:keepNext w:val="0"/>
@@ -9369,21 +9442,19 @@
         <w:adjustRightInd w:val="0"/>
         <w:snapToGrid w:val="0"/>
         <w:spacing w:line="360" w:lineRule="auto"/>
-        <w:ind w:left="0" w:firstLine="420" w:firstLineChars="200"/>
+        <w:ind w:left="0" w:firstLine="480" w:firstLineChars="200"/>
         <w:jc w:val="left"/>
         <w:textAlignment w:val="baseline"/>
         <w:rPr>
-          <w:rFonts w:ascii="宋体" w:eastAsia="宋体" w:hAnsi="宋体" w:cs="宋体" w:hint="eastAsia"/>
+          <w:rFonts w:hint="eastAsia" w:ascii="宋体" w:hAnsi="宋体" w:eastAsia="宋体" w:cs="宋体"/>
           <w:sz w:val="24"/>
           <w:szCs w:val="24"/>
           <w:lang w:val="en-US" w:eastAsia="zh-CN"/>
         </w:rPr>
       </w:pPr>
-      <w:bookmarkEnd w:id="194"/>
-      <w:bookmarkEnd w:id="195"/>
-      <w:r>
-        <w:rPr>
-          <w:rFonts w:ascii="宋体" w:eastAsia="宋体" w:hAnsi="宋体" w:cs="宋体" w:hint="eastAsia"/>
+      <w:r>
+        <w:rPr>
+          <w:rFonts w:hint="eastAsia" w:ascii="宋体" w:hAnsi="宋体" w:eastAsia="宋体" w:cs="宋体"/>
           <w:sz w:val="24"/>
           <w:szCs w:val="24"/>
           <w:lang w:val="en-US" w:eastAsia="zh-CN"/>
@@ -9407,11 +9478,11 @@
         <w:adjustRightInd w:val="0"/>
         <w:snapToGrid w:val="0"/>
         <w:spacing w:line="360" w:lineRule="auto"/>
-        <w:ind w:left="0" w:firstLine="420" w:firstLineChars="200"/>
+        <w:ind w:left="0" w:firstLine="480" w:firstLineChars="200"/>
         <w:jc w:val="left"/>
         <w:textAlignment w:val="baseline"/>
         <w:rPr>
-          <w:rFonts w:ascii="宋体" w:eastAsia="宋体" w:hAnsi="宋体" w:cs="宋体" w:hint="eastAsia"/>
+          <w:rFonts w:hint="eastAsia" w:ascii="宋体" w:hAnsi="宋体" w:eastAsia="宋体" w:cs="宋体"/>
           <w:sz w:val="24"/>
           <w:szCs w:val="24"/>
           <w:lang w:val="en-US" w:eastAsia="zh-CN"/>
@@ -9419,7 +9490,7 @@
       </w:pPr>
       <w:r>
         <w:rPr>
-          <w:rFonts w:ascii="宋体" w:eastAsia="宋体" w:hAnsi="宋体" w:cs="宋体" w:hint="eastAsia"/>
+          <w:rFonts w:hint="eastAsia" w:ascii="宋体" w:hAnsi="宋体" w:eastAsia="宋体" w:cs="宋体"/>
           <w:sz w:val="24"/>
           <w:szCs w:val="24"/>
           <w:lang w:val="en-US" w:eastAsia="zh-CN"/>
@@ -9447,11 +9518,11 @@
         <w:adjustRightInd w:val="0"/>
         <w:snapToGrid w:val="0"/>
         <w:spacing w:line="360" w:lineRule="auto"/>
-        <w:ind w:left="425" w:hanging="425" w:leftChars="0" w:firstLineChars="0"/>
+        <w:ind w:left="425" w:leftChars="0" w:hanging="425" w:firstLineChars="0"/>
         <w:jc w:val="left"/>
         <w:textAlignment w:val="baseline"/>
         <w:rPr>
-          <w:rFonts w:ascii="宋体" w:eastAsia="宋体" w:hAnsi="宋体" w:cs="宋体" w:hint="eastAsia"/>
+          <w:rFonts w:hint="eastAsia" w:ascii="宋体" w:hAnsi="宋体" w:eastAsia="宋体" w:cs="宋体"/>
           <w:sz w:val="24"/>
           <w:szCs w:val="24"/>
           <w:lang w:val="en-US" w:eastAsia="zh-CN"/>
@@ -9459,7 +9530,7 @@
       </w:pPr>
       <w:r>
         <w:rPr>
-          <w:rFonts w:ascii="宋体" w:eastAsia="宋体" w:hAnsi="宋体" w:cs="宋体" w:hint="eastAsia"/>
+          <w:rFonts w:hint="eastAsia" w:ascii="宋体" w:hAnsi="宋体" w:eastAsia="宋体" w:cs="宋体"/>
           <w:sz w:val="24"/>
           <w:szCs w:val="24"/>
           <w:lang w:val="en-US" w:eastAsia="zh-CN"/>
@@ -9491,7 +9562,7 @@
         <w:jc w:val="left"/>
         <w:textAlignment w:val="baseline"/>
         <w:rPr>
-          <w:rFonts w:ascii="宋体" w:eastAsia="宋体" w:hAnsi="宋体" w:cs="宋体" w:hint="default"/>
+          <w:rFonts w:hint="default" w:ascii="宋体" w:hAnsi="宋体" w:eastAsia="宋体" w:cs="宋体"/>
           <w:sz w:val="24"/>
           <w:szCs w:val="24"/>
           <w:lang w:val="en-US" w:eastAsia="zh-CN"/>
@@ -9499,7 +9570,7 @@
       </w:pPr>
       <w:r>
         <w:rPr>
-          <w:rFonts w:ascii="宋体" w:eastAsia="宋体" w:hAnsi="宋体" w:cs="宋体" w:hint="eastAsia"/>
+          <w:rFonts w:hint="eastAsia" w:ascii="宋体" w:hAnsi="宋体" w:eastAsia="宋体" w:cs="宋体"/>
           <w:sz w:val="24"/>
           <w:szCs w:val="24"/>
           <w:lang w:val="en-US" w:eastAsia="zh-CN"/>
@@ -9527,11 +9598,11 @@
         <w:adjustRightInd w:val="0"/>
         <w:snapToGrid w:val="0"/>
         <w:spacing w:line="360" w:lineRule="auto"/>
-        <w:ind w:left="425" w:hanging="425" w:leftChars="0" w:firstLineChars="0"/>
+        <w:ind w:left="425" w:leftChars="0" w:hanging="425" w:firstLineChars="0"/>
         <w:jc w:val="left"/>
         <w:textAlignment w:val="baseline"/>
         <w:rPr>
-          <w:rFonts w:ascii="宋体" w:eastAsia="宋体" w:hAnsi="宋体" w:cs="宋体" w:hint="default"/>
+          <w:rFonts w:hint="default" w:ascii="宋体" w:hAnsi="宋体" w:eastAsia="宋体" w:cs="宋体"/>
           <w:sz w:val="24"/>
           <w:szCs w:val="24"/>
           <w:lang w:val="en-US" w:eastAsia="zh-CN"/>
@@ -9539,7 +9610,7 @@
       </w:pPr>
       <w:r>
         <w:rPr>
-          <w:rFonts w:ascii="宋体" w:eastAsia="宋体" w:hAnsi="宋体" w:cs="宋体" w:hint="eastAsia"/>
+          <w:rFonts w:hint="eastAsia" w:ascii="宋体" w:hAnsi="宋体" w:eastAsia="宋体" w:cs="宋体"/>
           <w:sz w:val="24"/>
           <w:szCs w:val="24"/>
           <w:lang w:val="en-US" w:eastAsia="zh-CN"/>
@@ -9571,7 +9642,7 @@
         <w:jc w:val="left"/>
         <w:textAlignment w:val="baseline"/>
         <w:rPr>
-          <w:rFonts w:ascii="宋体" w:eastAsia="宋体" w:hAnsi="宋体" w:cs="宋体" w:hint="default"/>
+          <w:rFonts w:hint="default" w:ascii="宋体" w:hAnsi="宋体" w:eastAsia="宋体" w:cs="宋体"/>
           <w:sz w:val="24"/>
           <w:szCs w:val="24"/>
           <w:lang w:val="en-US" w:eastAsia="zh-CN"/>
@@ -9579,7 +9650,7 @@
       </w:pPr>
       <w:r>
         <w:rPr>
-          <w:rFonts w:ascii="宋体" w:eastAsia="宋体" w:hAnsi="宋体" w:cs="宋体" w:hint="eastAsia"/>
+          <w:rFonts w:hint="eastAsia" w:ascii="宋体" w:hAnsi="宋体" w:eastAsia="宋体" w:cs="宋体"/>
           <w:sz w:val="24"/>
           <w:szCs w:val="24"/>
           <w:lang w:val="en-US" w:eastAsia="zh-CN"/>
@@ -9607,11 +9678,11 @@
         <w:adjustRightInd w:val="0"/>
         <w:snapToGrid w:val="0"/>
         <w:spacing w:line="360" w:lineRule="auto"/>
-        <w:ind w:left="425" w:hanging="425" w:leftChars="0" w:firstLineChars="0"/>
+        <w:ind w:left="425" w:leftChars="0" w:hanging="425" w:firstLineChars="0"/>
         <w:jc w:val="left"/>
         <w:textAlignment w:val="baseline"/>
         <w:rPr>
-          <w:rFonts w:ascii="宋体" w:eastAsia="宋体" w:hAnsi="宋体" w:cs="宋体" w:hint="default"/>
+          <w:rFonts w:hint="default" w:ascii="宋体" w:hAnsi="宋体" w:eastAsia="宋体" w:cs="宋体"/>
           <w:sz w:val="24"/>
           <w:szCs w:val="24"/>
           <w:lang w:val="en-US" w:eastAsia="zh-CN"/>
@@ -9619,7 +9690,7 @@
       </w:pPr>
       <w:r>
         <w:rPr>
-          <w:rFonts w:ascii="宋体" w:eastAsia="宋体" w:hAnsi="宋体" w:cs="宋体" w:hint="eastAsia"/>
+          <w:rFonts w:hint="eastAsia" w:ascii="宋体" w:hAnsi="宋体" w:eastAsia="宋体" w:cs="宋体"/>
           <w:sz w:val="24"/>
           <w:szCs w:val="24"/>
           <w:lang w:val="en-US" w:eastAsia="zh-CN"/>
@@ -9651,7 +9722,7 @@
         <w:jc w:val="left"/>
         <w:textAlignment w:val="baseline"/>
         <w:rPr>
-          <w:rFonts w:ascii="宋体" w:eastAsia="宋体" w:hAnsi="宋体" w:cs="宋体" w:hint="default"/>
+          <w:rFonts w:hint="default" w:ascii="宋体" w:hAnsi="宋体" w:eastAsia="宋体" w:cs="宋体"/>
           <w:sz w:val="24"/>
           <w:szCs w:val="24"/>
           <w:lang w:val="en-US" w:eastAsia="zh-CN"/>
@@ -9659,7 +9730,7 @@
       </w:pPr>
       <w:r>
         <w:rPr>
-          <w:rFonts w:ascii="宋体" w:eastAsia="宋体" w:hAnsi="宋体" w:cs="宋体" w:hint="eastAsia"/>
+          <w:rFonts w:hint="eastAsia" w:ascii="宋体" w:hAnsi="宋体" w:eastAsia="宋体" w:cs="宋体"/>
           <w:sz w:val="24"/>
           <w:szCs w:val="24"/>
           <w:lang w:val="en-US" w:eastAsia="zh-CN"/>
@@ -9669,22 +9740,22 @@
     </w:p>
     <w:p>
       <w:pPr>
-        <w:pStyle w:val="2"/>
-        <w:bidi w:val="0"/>
-      </w:pPr>
+        <w:pStyle w:val="28"/>
+        <w:bidi w:val="0"/>
+      </w:pPr>
+      <w:bookmarkStart w:id="196" w:name="_Toc11132"/>
       <w:bookmarkStart w:id="197" w:name="_Toc29548"/>
-      <w:bookmarkStart w:id="198" w:name="_Toc11132"/>
-      <w:bookmarkStart w:id="199" w:name="_Toc30298"/>
+      <w:bookmarkStart w:id="198" w:name="_Toc14965"/>
       <w:r>
         <w:t>信息安全管理</w:t>
       </w:r>
+      <w:bookmarkEnd w:id="196"/>
       <w:bookmarkEnd w:id="197"/>
       <w:bookmarkEnd w:id="198"/>
-      <w:bookmarkEnd w:id="199"/>
-    </w:p>
-    <w:p>
-      <w:pPr>
-        <w:pStyle w:val="a"/>
+    </w:p>
+    <w:p>
+      <w:pPr>
+        <w:pStyle w:val="27"/>
         <w:bidi w:val="0"/>
         <w:rPr>
           <w:rFonts w:hint="eastAsia"/>
@@ -9701,7 +9772,7 @@
     </w:p>
     <w:p>
       <w:pPr>
-        <w:pStyle w:val="a"/>
+        <w:pStyle w:val="27"/>
         <w:bidi w:val="0"/>
         <w:rPr>
           <w:rFonts w:hint="eastAsia"/>
@@ -9736,7 +9807,7 @@
         <w:jc w:val="both"/>
         <w:textAlignment w:val="baseline"/>
         <w:rPr>
-          <w:rFonts w:ascii="宋体" w:eastAsia="宋体" w:hAnsi="宋体" w:cs="宋体" w:hint="default"/>
+          <w:rFonts w:hint="default" w:ascii="宋体" w:hAnsi="宋体" w:eastAsia="宋体" w:cs="宋体"/>
           <w:spacing w:val="-5"/>
           <w:sz w:val="24"/>
           <w:szCs w:val="24"/>
@@ -9745,23 +9816,48 @@
       </w:pPr>
     </w:p>
     <w:sectPr>
-      <w:footerReference w:type="default" r:id="rId4"/>
+      <w:footerReference r:id="rId5" w:type="default"/>
       <w:pgSz w:w="11906" w:h="16839"/>
       <w:pgMar w:top="1431" w:right="1740" w:bottom="1375" w:left="1785" w:header="0" w:footer="1211" w:gutter="0"/>
-      <w:cols w:num="1" w:space="720"/>
+      <w:cols w:space="720" w:num="1"/>
     </w:sectPr>
   </w:body>
 </w:document>
 </file>
 
+<file path=word/endnotes.xml><?xml version="1.0" encoding="utf-8"?>
+<w:endnotes xmlns:wpc="http://schemas.microsoft.com/office/word/2010/wordprocessingCanvas" xmlns:mc="http://schemas.openxmlformats.org/markup-compatibility/2006" xmlns:o="urn:schemas-microsoft-com:office:office" xmlns:r="http://schemas.openxmlformats.org/officeDocument/2006/relationships" xmlns:m="http://schemas.openxmlformats.org/officeDocument/2006/math" xmlns:v="urn:schemas-microsoft-com:vml" xmlns:wp14="http://schemas.microsoft.com/office/word/2010/wordprocessingDrawing" xmlns:wp="http://schemas.openxmlformats.org/drawingml/2006/wordprocessingDrawing" xmlns:w="http://schemas.openxmlformats.org/wordprocessingml/2006/main" xmlns:w14="http://schemas.microsoft.com/office/word/2010/wordml" xmlns:w15="http://schemas.microsoft.com/office/word/2012/wordml" xmlns:w10="urn:schemas-microsoft-com:office:word" xmlns:wpg="http://schemas.microsoft.com/office/word/2010/wordprocessingGroup" xmlns:wpi="http://schemas.microsoft.com/office/word/2010/wordprocessingInk" xmlns:wne="http://schemas.microsoft.com/office/word/2006/wordml" xmlns:wps="http://schemas.microsoft.com/office/word/2010/wordprocessingShape" xmlns:wpsCustomData="http://www.wps.cn/officeDocument/2013/wpsCustomData" mc:Ignorable="w14 w15 wp14">
+  <w:endnote w:type="separator" w:id="0">
+    <w:p>
+      <w:pPr>
+        <w:spacing w:line="240" w:lineRule="auto"/>
+      </w:pPr>
+      <w:r>
+        <w:separator/>
+      </w:r>
+    </w:p>
+  </w:endnote>
+  <w:endnote w:type="continuationSeparator" w:id="1">
+    <w:p>
+      <w:pPr>
+        <w:spacing w:line="240" w:lineRule="auto"/>
+      </w:pPr>
+      <w:r>
+        <w:continuationSeparator/>
+      </w:r>
+    </w:p>
+  </w:endnote>
+</w:endnotes>
+</file>
+
 <file path=word/footer1.xml><?xml version="1.0" encoding="utf-8"?>
-<w:ftr xmlns:wpc="http://schemas.microsoft.com/office/word/2010/wordprocessingCanvas" xmlns:mc="http://schemas.openxmlformats.org/markup-compatibility/2006" xmlns:o="urn:schemas-microsoft-com:office:office" xmlns:r="http://schemas.openxmlformats.org/officeDocument/2006/relationships" xmlns:m="http://schemas.openxmlformats.org/officeDocument/2006/math" xmlns:v="urn:schemas-microsoft-com:vml" xmlns:wp14="http://schemas.microsoft.com/office/word/2010/wordprocessingDrawing" xmlns:wp="http://schemas.openxmlformats.org/drawingml/2006/wordprocessingDrawing" xmlns:w10="urn:schemas-microsoft-com:office:word" xmlns:w="http://schemas.openxmlformats.org/wordprocessingml/2006/main" xmlns:w14="http://schemas.microsoft.com/office/word/2010/wordml" xmlns:w15="http://schemas.microsoft.com/office/word/2012/wordml" xmlns:wne="http://schemas.microsoft.com/office/word/2006/wordml" xmlns:wpg="http://schemas.microsoft.com/office/word/2010/wordprocessingGroup" xmlns:wpi="http://schemas.microsoft.com/office/word/2010/wordprocessingInk" xmlns:wps="http://schemas.microsoft.com/office/word/2010/wordprocessingShape" mc:Ignorable="w14 w15 wp14">
+<w:ftr xmlns:wpc="http://schemas.microsoft.com/office/word/2010/wordprocessingCanvas" xmlns:mc="http://schemas.openxmlformats.org/markup-compatibility/2006" xmlns:o="urn:schemas-microsoft-com:office:office" xmlns:r="http://schemas.openxmlformats.org/officeDocument/2006/relationships" xmlns:m="http://schemas.openxmlformats.org/officeDocument/2006/math" xmlns:v="urn:schemas-microsoft-com:vml" xmlns:wp14="http://schemas.microsoft.com/office/word/2010/wordprocessingDrawing" xmlns:wp="http://schemas.openxmlformats.org/drawingml/2006/wordprocessingDrawing" xmlns:w10="urn:schemas-microsoft-com:office:word" xmlns:w="http://schemas.openxmlformats.org/wordprocessingml/2006/main" xmlns:w14="http://schemas.microsoft.com/office/word/2010/wordml" xmlns:w15="http://schemas.microsoft.com/office/word/2012/wordml" xmlns:wpg="http://schemas.microsoft.com/office/word/2010/wordprocessingGroup" xmlns:wpi="http://schemas.microsoft.com/office/word/2010/wordprocessingInk" xmlns:wne="http://schemas.microsoft.com/office/word/2006/wordml" xmlns:wps="http://schemas.microsoft.com/office/word/2010/wordprocessingShape" xmlns:wpsCustomData="http://www.wps.cn/officeDocument/2013/wpsCustomData" mc:Ignorable="w14 w15 wp14">
   <w:p>
     <w:pPr>
       <w:spacing w:line="167" w:lineRule="auto"/>
       <w:ind w:left="4091"/>
       <w:rPr>
-        <w:rFonts w:ascii="Calibri" w:eastAsia="Calibri" w:hAnsi="Calibri" w:cs="Calibri"/>
+        <w:rFonts w:ascii="Calibri" w:hAnsi="Calibri" w:eastAsia="Calibri" w:cs="Calibri"/>
         <w:sz w:val="18"/>
         <w:szCs w:val="18"/>
       </w:rPr>
@@ -9770,13 +9866,38 @@
 </w:ftr>
 </file>
 
+<file path=word/footnotes.xml><?xml version="1.0" encoding="utf-8"?>
+<w:footnotes xmlns:wpc="http://schemas.microsoft.com/office/word/2010/wordprocessingCanvas" xmlns:mc="http://schemas.openxmlformats.org/markup-compatibility/2006" xmlns:o="urn:schemas-microsoft-com:office:office" xmlns:r="http://schemas.openxmlformats.org/officeDocument/2006/relationships" xmlns:m="http://schemas.openxmlformats.org/officeDocument/2006/math" xmlns:v="urn:schemas-microsoft-com:vml" xmlns:wp14="http://schemas.microsoft.com/office/word/2010/wordprocessingDrawing" xmlns:wp="http://schemas.openxmlformats.org/drawingml/2006/wordprocessingDrawing" xmlns:w="http://schemas.openxmlformats.org/wordprocessingml/2006/main" xmlns:w14="http://schemas.microsoft.com/office/word/2010/wordml" xmlns:w15="http://schemas.microsoft.com/office/word/2012/wordml" xmlns:w10="urn:schemas-microsoft-com:office:word" xmlns:wpg="http://schemas.microsoft.com/office/word/2010/wordprocessingGroup" xmlns:wpi="http://schemas.microsoft.com/office/word/2010/wordprocessingInk" xmlns:wne="http://schemas.microsoft.com/office/word/2006/wordml" xmlns:wps="http://schemas.microsoft.com/office/word/2010/wordprocessingShape" xmlns:wpsCustomData="http://www.wps.cn/officeDocument/2013/wpsCustomData" mc:Ignorable="w14 w15 wp14">
+  <w:footnote w:type="separator" w:id="0">
+    <w:p>
+      <w:pPr>
+        <w:spacing w:line="360" w:lineRule="auto"/>
+      </w:pPr>
+      <w:r>
+        <w:separator/>
+      </w:r>
+    </w:p>
+  </w:footnote>
+  <w:footnote w:type="continuationSeparator" w:id="1">
+    <w:p>
+      <w:pPr>
+        <w:spacing w:line="360" w:lineRule="auto"/>
+      </w:pPr>
+      <w:r>
+        <w:continuationSeparator/>
+      </w:r>
+    </w:p>
+  </w:footnote>
+</w:footnotes>
+</file>
+
 <file path=word/numbering.xml><?xml version="1.0" encoding="utf-8"?>
-<w:numbering xmlns:wpc="http://schemas.microsoft.com/office/word/2010/wordprocessingCanvas" xmlns:mc="http://schemas.openxmlformats.org/markup-compatibility/2006" xmlns:o="urn:schemas-microsoft-com:office:office" xmlns:r="http://schemas.openxmlformats.org/officeDocument/2006/relationships" xmlns:m="http://schemas.openxmlformats.org/officeDocument/2006/math" xmlns:v="urn:schemas-microsoft-com:vml" xmlns:wp14="http://schemas.microsoft.com/office/word/2010/wordprocessingDrawing" xmlns:wp="http://schemas.openxmlformats.org/drawingml/2006/wordprocessingDrawing" xmlns:w10="urn:schemas-microsoft-com:office:word" xmlns:w="http://schemas.openxmlformats.org/wordprocessingml/2006/main" xmlns:w14="http://schemas.microsoft.com/office/word/2010/wordml" xmlns:w15="http://schemas.microsoft.com/office/word/2012/wordml" xmlns:wne="http://schemas.microsoft.com/office/word/2006/wordml" xmlns:wpg="http://schemas.microsoft.com/office/word/2010/wordprocessingGroup" xmlns:wpi="http://schemas.microsoft.com/office/word/2010/wordprocessingInk" xmlns:wps="http://schemas.microsoft.com/office/word/2010/wordprocessingShape" mc:Ignorable="w14 w15 wp14">
+<w:numbering xmlns:wpc="http://schemas.microsoft.com/office/word/2010/wordprocessingCanvas" xmlns:mc="http://schemas.openxmlformats.org/markup-compatibility/2006" xmlns:o="urn:schemas-microsoft-com:office:office" xmlns:r="http://schemas.openxmlformats.org/officeDocument/2006/relationships" xmlns:m="http://schemas.openxmlformats.org/officeDocument/2006/math" xmlns:v="urn:schemas-microsoft-com:vml" xmlns:wp14="http://schemas.microsoft.com/office/word/2010/wordprocessingDrawing" xmlns:wp="http://schemas.openxmlformats.org/drawingml/2006/wordprocessingDrawing" xmlns:w10="urn:schemas-microsoft-com:office:word" xmlns:w="http://schemas.openxmlformats.org/wordprocessingml/2006/main" xmlns:w14="http://schemas.microsoft.com/office/word/2010/wordml" xmlns:wpg="http://schemas.microsoft.com/office/word/2010/wordprocessingGroup" xmlns:wpi="http://schemas.microsoft.com/office/word/2010/wordprocessingInk" xmlns:wne="http://schemas.microsoft.com/office/word/2006/wordml" xmlns:wps="http://schemas.microsoft.com/office/word/2010/wordprocessingShape" xmlns:wpsCustomData="http://www.wps.cn/officeDocument/2013/wpsCustomData" mc:Ignorable="w14 wp14">
   <w:abstractNum w:abstractNumId="0">
     <w:nsid w:val="8602C3E7"/>
     <w:multiLevelType w:val="singleLevel"/>
     <w:tmpl w:val="8602C3E7"/>
-    <w:lvl w:ilvl="0">
+    <w:lvl w:ilvl="0" w:tentative="0">
       <w:start w:val="1"/>
       <w:numFmt w:val="decimal"/>
       <w:lvlText w:val="(%1)"/>
@@ -9793,10 +9914,10 @@
     <w:nsid w:val="8E964DCE"/>
     <w:multiLevelType w:val="multilevel"/>
     <w:tmpl w:val="8E964DCE"/>
-    <w:lvl w:ilvl="0">
+    <w:lvl w:ilvl="0" w:tentative="0">
       <w:start w:val="1"/>
       <w:numFmt w:val="decimal"/>
-      <w:pStyle w:val="Heading1"/>
+      <w:pStyle w:val="2"/>
       <w:lvlText w:val="%1."/>
       <w:lvlJc w:val="left"/>
       <w:pPr>
@@ -9806,10 +9927,10 @@
         <w:rFonts w:hint="default"/>
       </w:rPr>
     </w:lvl>
-    <w:lvl w:ilvl="1">
+    <w:lvl w:ilvl="1" w:tentative="0">
       <w:start w:val="1"/>
       <w:numFmt w:val="decimal"/>
-      <w:pStyle w:val="Heading2"/>
+      <w:pStyle w:val="3"/>
       <w:lvlText w:val="%1.%2."/>
       <w:lvlJc w:val="left"/>
       <w:pPr>
@@ -9819,10 +9940,10 @@
         <w:rFonts w:hint="default"/>
       </w:rPr>
     </w:lvl>
-    <w:lvl w:ilvl="2">
+    <w:lvl w:ilvl="2" w:tentative="0">
       <w:start w:val="1"/>
       <w:numFmt w:val="decimal"/>
-      <w:pStyle w:val="Heading3"/>
+      <w:pStyle w:val="4"/>
       <w:lvlText w:val="%1.%2.%3."/>
       <w:lvlJc w:val="left"/>
       <w:pPr>
@@ -9832,10 +9953,10 @@
         <w:rFonts w:hint="default"/>
       </w:rPr>
     </w:lvl>
-    <w:lvl w:ilvl="3">
+    <w:lvl w:ilvl="3" w:tentative="0">
       <w:start w:val="1"/>
       <w:numFmt w:val="decimal"/>
-      <w:pStyle w:val="Heading4"/>
+      <w:pStyle w:val="5"/>
       <w:lvlText w:val="%1.%2.%3.%4."/>
       <w:lvlJc w:val="left"/>
       <w:pPr>
@@ -9845,10 +9966,10 @@
         <w:rFonts w:hint="default"/>
       </w:rPr>
     </w:lvl>
-    <w:lvl w:ilvl="4">
+    <w:lvl w:ilvl="4" w:tentative="0">
       <w:start w:val="1"/>
       <w:numFmt w:val="decimal"/>
-      <w:pStyle w:val="Heading5"/>
+      <w:pStyle w:val="6"/>
       <w:lvlText w:val="%1.%2.%3.%4.%5."/>
       <w:lvlJc w:val="left"/>
       <w:pPr>
@@ -9858,10 +9979,10 @@
         <w:rFonts w:hint="default"/>
       </w:rPr>
     </w:lvl>
-    <w:lvl w:ilvl="5">
+    <w:lvl w:ilvl="5" w:tentative="0">
       <w:start w:val="1"/>
       <w:numFmt w:val="decimal"/>
-      <w:pStyle w:val="Heading6"/>
+      <w:pStyle w:val="7"/>
       <w:lvlText w:val="%1.%2.%3.%4.%5.%6."/>
       <w:lvlJc w:val="left"/>
       <w:pPr>
@@ -9871,10 +9992,10 @@
         <w:rFonts w:hint="default"/>
       </w:rPr>
     </w:lvl>
-    <w:lvl w:ilvl="6">
+    <w:lvl w:ilvl="6" w:tentative="0">
       <w:start w:val="1"/>
       <w:numFmt w:val="decimal"/>
-      <w:pStyle w:val="Heading7"/>
+      <w:pStyle w:val="8"/>
       <w:lvlText w:val="%1.%2.%3.%4.%5.%6.%7."/>
       <w:lvlJc w:val="left"/>
       <w:pPr>
@@ -9884,10 +10005,10 @@
         <w:rFonts w:hint="default"/>
       </w:rPr>
     </w:lvl>
-    <w:lvl w:ilvl="7">
+    <w:lvl w:ilvl="7" w:tentative="0">
       <w:start w:val="1"/>
       <w:numFmt w:val="decimal"/>
-      <w:pStyle w:val="Heading8"/>
+      <w:pStyle w:val="9"/>
       <w:lvlText w:val="%1.%2.%3.%4.%5.%6.%7.%8."/>
       <w:lvlJc w:val="left"/>
       <w:pPr>
@@ -9897,10 +10018,10 @@
         <w:rFonts w:hint="default"/>
       </w:rPr>
     </w:lvl>
-    <w:lvl w:ilvl="8">
+    <w:lvl w:ilvl="8" w:tentative="0">
       <w:start w:val="1"/>
       <w:numFmt w:val="decimal"/>
-      <w:pStyle w:val="Heading9"/>
+      <w:pStyle w:val="10"/>
       <w:lvlText w:val="%1.%2.%3.%4.%5.%6.%7.%8.%9."/>
       <w:lvlJc w:val="left"/>
       <w:pPr>
@@ -9915,7 +10036,7 @@
     <w:nsid w:val="97E7A393"/>
     <w:multiLevelType w:val="singleLevel"/>
     <w:tmpl w:val="97E7A393"/>
-    <w:lvl w:ilvl="0">
+    <w:lvl w:ilvl="0" w:tentative="0">
       <w:start w:val="1"/>
       <w:numFmt w:val="decimal"/>
       <w:lvlText w:val="%1."/>
@@ -9932,7 +10053,7 @@
     <w:nsid w:val="98EFF5C6"/>
     <w:multiLevelType w:val="singleLevel"/>
     <w:tmpl w:val="98EFF5C6"/>
-    <w:lvl w:ilvl="0">
+    <w:lvl w:ilvl="0" w:tentative="0">
       <w:start w:val="1"/>
       <w:numFmt w:val="decimal"/>
       <w:lvlText w:val="%1."/>
@@ -9949,7 +10070,7 @@
     <w:nsid w:val="ADF65F28"/>
     <w:multiLevelType w:val="singleLevel"/>
     <w:tmpl w:val="ADF65F28"/>
-    <w:lvl w:ilvl="0">
+    <w:lvl w:ilvl="0" w:tentative="0">
       <w:start w:val="1"/>
       <w:numFmt w:val="decimal"/>
       <w:lvlText w:val="%1."/>
@@ -9966,7 +10087,7 @@
     <w:nsid w:val="AE6BBC96"/>
     <w:multiLevelType w:val="singleLevel"/>
     <w:tmpl w:val="AE6BBC96"/>
-    <w:lvl w:ilvl="0">
+    <w:lvl w:ilvl="0" w:tentative="0">
       <w:start w:val="1"/>
       <w:numFmt w:val="decimal"/>
       <w:lvlText w:val="%1."/>
@@ -9983,7 +10104,7 @@
     <w:nsid w:val="B2504DFD"/>
     <w:multiLevelType w:val="singleLevel"/>
     <w:tmpl w:val="B2504DFD"/>
-    <w:lvl w:ilvl="0">
+    <w:lvl w:ilvl="0" w:tentative="0">
       <w:start w:val="1"/>
       <w:numFmt w:val="decimal"/>
       <w:lvlText w:val="%1."/>
@@ -10000,7 +10121,7 @@
     <w:nsid w:val="B5A99E46"/>
     <w:multiLevelType w:val="singleLevel"/>
     <w:tmpl w:val="B5A99E46"/>
-    <w:lvl w:ilvl="0">
+    <w:lvl w:ilvl="0" w:tentative="0">
       <w:start w:val="1"/>
       <w:numFmt w:val="decimal"/>
       <w:lvlText w:val="%1."/>
@@ -10017,7 +10138,7 @@
     <w:nsid w:val="CCEDFA8C"/>
     <w:multiLevelType w:val="singleLevel"/>
     <w:tmpl w:val="CCEDFA8C"/>
-    <w:lvl w:ilvl="0">
+    <w:lvl w:ilvl="0" w:tentative="0">
       <w:start w:val="1"/>
       <w:numFmt w:val="decimal"/>
       <w:lvlText w:val="%1."/>
@@ -10034,7 +10155,7 @@
     <w:nsid w:val="EB792C90"/>
     <w:multiLevelType w:val="singleLevel"/>
     <w:tmpl w:val="EB792C90"/>
-    <w:lvl w:ilvl="0">
+    <w:lvl w:ilvl="0" w:tentative="0">
       <w:start w:val="1"/>
       <w:numFmt w:val="decimal"/>
       <w:lvlText w:val="%1."/>
@@ -10051,7 +10172,7 @@
     <w:nsid w:val="EE442DA0"/>
     <w:multiLevelType w:val="singleLevel"/>
     <w:tmpl w:val="EE442DA0"/>
-    <w:lvl w:ilvl="0">
+    <w:lvl w:ilvl="0" w:tentative="0">
       <w:start w:val="1"/>
       <w:numFmt w:val="decimal"/>
       <w:lvlText w:val="%1."/>
@@ -10068,7 +10189,7 @@
     <w:nsid w:val="F31A6FD9"/>
     <w:multiLevelType w:val="singleLevel"/>
     <w:tmpl w:val="F31A6FD9"/>
-    <w:lvl w:ilvl="0">
+    <w:lvl w:ilvl="0" w:tentative="0">
       <w:start w:val="1"/>
       <w:numFmt w:val="decimal"/>
       <w:lvlText w:val="%1."/>
@@ -10085,7 +10206,7 @@
     <w:nsid w:val="FE298A6F"/>
     <w:multiLevelType w:val="singleLevel"/>
     <w:tmpl w:val="FE298A6F"/>
-    <w:lvl w:ilvl="0">
+    <w:lvl w:ilvl="0" w:tentative="0">
       <w:start w:val="1"/>
       <w:numFmt w:val="decimal"/>
       <w:lvlText w:val="%1."/>
@@ -10102,7 +10223,7 @@
     <w:nsid w:val="03DE4E8D"/>
     <w:multiLevelType w:val="singleLevel"/>
     <w:tmpl w:val="03DE4E8D"/>
-    <w:lvl w:ilvl="0">
+    <w:lvl w:ilvl="0" w:tentative="0">
       <w:start w:val="1"/>
       <w:numFmt w:val="decimal"/>
       <w:lvlText w:val="%1."/>
@@ -10119,7 +10240,7 @@
     <w:nsid w:val="203D6AF2"/>
     <w:multiLevelType w:val="singleLevel"/>
     <w:tmpl w:val="203D6AF2"/>
-    <w:lvl w:ilvl="0">
+    <w:lvl w:ilvl="0" w:tentative="0">
       <w:start w:val="1"/>
       <w:numFmt w:val="decimal"/>
       <w:lvlText w:val="(%1)"/>
@@ -10139,7 +10260,7 @@
     <w:nsid w:val="2A654C3E"/>
     <w:multiLevelType w:val="singleLevel"/>
     <w:tmpl w:val="2A654C3E"/>
-    <w:lvl w:ilvl="0">
+    <w:lvl w:ilvl="0" w:tentative="0">
       <w:start w:val="1"/>
       <w:numFmt w:val="decimal"/>
       <w:lvlText w:val="%1."/>
@@ -10156,7 +10277,7 @@
     <w:nsid w:val="37583E12"/>
     <w:multiLevelType w:val="singleLevel"/>
     <w:tmpl w:val="37583E12"/>
-    <w:lvl w:ilvl="0">
+    <w:lvl w:ilvl="0" w:tentative="0">
       <w:start w:val="1"/>
       <w:numFmt w:val="decimal"/>
       <w:lvlText w:val="%1."/>
@@ -10170,16 +10291,19 @@
     </w:lvl>
   </w:abstractNum>
   <w:abstractNum w:abstractNumId="17">
-    <w:nsid w:val="4F082375"/>
+    <w:nsid w:val="480AB847"/>
     <w:multiLevelType w:val="singleLevel"/>
-    <w:tmpl w:val="4F082375"/>
-    <w:lvl w:ilvl="0">
+    <w:tmpl w:val="480AB847"/>
+    <w:lvl w:ilvl="0" w:tentative="0">
       <w:start w:val="1"/>
       <w:numFmt w:val="decimal"/>
-      <w:lvlText w:val="%1."/>
+      <w:lvlText w:val="(%1)"/>
       <w:lvlJc w:val="left"/>
       <w:pPr>
-        <w:ind w:left="425" w:hanging="425"/>
+        <w:tabs>
+          <w:tab w:val="left" w:pos="420"/>
+        </w:tabs>
+        <w:ind w:left="845" w:hanging="425"/>
       </w:pPr>
       <w:rPr>
         <w:rFonts w:hint="default"/>
@@ -10187,10 +10311,10 @@
     </w:lvl>
   </w:abstractNum>
   <w:abstractNum w:abstractNumId="18">
-    <w:nsid w:val="6075584A"/>
+    <w:nsid w:val="4F082375"/>
     <w:multiLevelType w:val="singleLevel"/>
-    <w:tmpl w:val="6075584A"/>
-    <w:lvl w:ilvl="0">
+    <w:tmpl w:val="4F082375"/>
+    <w:lvl w:ilvl="0" w:tentative="0">
       <w:start w:val="1"/>
       <w:numFmt w:val="decimal"/>
       <w:lvlText w:val="%1."/>
@@ -10204,10 +10328,10 @@
     </w:lvl>
   </w:abstractNum>
   <w:abstractNum w:abstractNumId="19">
-    <w:nsid w:val="65D78C2C"/>
+    <w:nsid w:val="6075584A"/>
     <w:multiLevelType w:val="singleLevel"/>
-    <w:tmpl w:val="65D78C2C"/>
-    <w:lvl w:ilvl="0">
+    <w:tmpl w:val="6075584A"/>
+    <w:lvl w:ilvl="0" w:tentative="0">
       <w:start w:val="1"/>
       <w:numFmt w:val="decimal"/>
       <w:lvlText w:val="%1."/>
@@ -10248,10 +10372,10 @@
     <w:abstractNumId w:val="16"/>
   </w:num>
   <w:num w:numId="10">
-    <w:abstractNumId w:val="17"/>
+    <w:abstractNumId w:val="18"/>
   </w:num>
   <w:num w:numId="11">
-    <w:abstractNumId w:val="19"/>
+    <w:abstractNumId w:val="17"/>
   </w:num>
   <w:num w:numId="12">
     <w:abstractNumId w:val="2"/>
@@ -10263,7 +10387,7 @@
     <w:abstractNumId w:val="0"/>
   </w:num>
   <w:num w:numId="15">
-    <w:abstractNumId w:val="18"/>
+    <w:abstractNumId w:val="19"/>
   </w:num>
   <w:num w:numId="16">
     <w:abstractNumId w:val="13"/>
@@ -10284,267 +10408,269 @@
 </file>
 
 <file path=word/styles.xml><?xml version="1.0" encoding="utf-8"?>
-<w:styles xmlns:mc="http://schemas.openxmlformats.org/markup-compatibility/2006" xmlns:r="http://schemas.openxmlformats.org/officeDocument/2006/relationships" xmlns:w="http://schemas.openxmlformats.org/wordprocessingml/2006/main" xmlns:w14="http://schemas.microsoft.com/office/word/2010/wordml" xmlns:w15="http://schemas.microsoft.com/office/word/2012/wordml" mc:Ignorable="w14 w15">
+<w:styles xmlns:mc="http://schemas.openxmlformats.org/markup-compatibility/2006" xmlns:o="urn:schemas-microsoft-com:office:office" xmlns:r="http://schemas.openxmlformats.org/officeDocument/2006/relationships" xmlns:m="http://schemas.openxmlformats.org/officeDocument/2006/math" xmlns:v="urn:schemas-microsoft-com:vml" xmlns:w="http://schemas.openxmlformats.org/wordprocessingml/2006/main" xmlns:w14="http://schemas.microsoft.com/office/word/2010/wordml" xmlns:w10="urn:schemas-microsoft-com:office:word" xmlns:sl="http://schemas.openxmlformats.org/schemaLibrary/2006/main" xmlns:wpsCustomData="http://www.wps.cn/officeDocument/2013/wpsCustomData" mc:Ignorable="w14">
   <w:docDefaults>
     <w:rPrDefault>
       <w:rPr>
-        <w:rFonts w:ascii="Arial" w:eastAsia="Arial" w:hAnsi="Arial" w:cs="Arial"/>
+        <w:rFonts w:ascii="Arial" w:hAnsi="Arial" w:eastAsia="Arial" w:cs="Arial"/>
       </w:rPr>
     </w:rPrDefault>
     <w:pPrDefault/>
   </w:docDefaults>
-  <w:latentStyles w:defLockedState="0" w:defUIPriority="99" w:defSemiHidden="1" w:defUnhideWhenUsed="1" w:defQFormat="0" w:count="260">
-    <w:lsdException w:name="Normal" w:semiHidden="0" w:uiPriority="0" w:unhideWhenUsed="0" w:qFormat="1"/>
-    <w:lsdException w:name="heading 1" w:semiHidden="0" w:uiPriority="0" w:unhideWhenUsed="0" w:qFormat="1"/>
-    <w:lsdException w:name="heading 2" w:semiHidden="0" w:uiPriority="0" w:qFormat="1"/>
-    <w:lsdException w:name="heading 3" w:uiPriority="0" w:qFormat="1"/>
-    <w:lsdException w:name="heading 4" w:semiHidden="0" w:uiPriority="0" w:qFormat="1"/>
-    <w:lsdException w:name="heading 5" w:uiPriority="0" w:qFormat="1"/>
-    <w:lsdException w:name="heading 6" w:uiPriority="0" w:qFormat="1"/>
-    <w:lsdException w:name="heading 7" w:uiPriority="0" w:qFormat="1"/>
-    <w:lsdException w:name="heading 8" w:uiPriority="0" w:qFormat="1"/>
-    <w:lsdException w:name="heading 9" w:uiPriority="0" w:qFormat="1"/>
-    <w:lsdException w:name="index 1" w:semiHidden="0" w:uiPriority="0" w:unhideWhenUsed="0"/>
-    <w:lsdException w:name="index 2" w:semiHidden="0" w:uiPriority="0" w:unhideWhenUsed="0"/>
-    <w:lsdException w:name="index 3" w:semiHidden="0" w:uiPriority="0" w:unhideWhenUsed="0"/>
-    <w:lsdException w:name="index 4" w:semiHidden="0" w:uiPriority="0" w:unhideWhenUsed="0"/>
-    <w:lsdException w:name="index 5" w:semiHidden="0" w:uiPriority="0" w:unhideWhenUsed="0"/>
-    <w:lsdException w:name="index 6" w:semiHidden="0" w:uiPriority="0" w:unhideWhenUsed="0"/>
-    <w:lsdException w:name="index 7" w:semiHidden="0" w:uiPriority="0" w:unhideWhenUsed="0"/>
-    <w:lsdException w:name="index 8" w:semiHidden="0" w:uiPriority="0" w:unhideWhenUsed="0"/>
-    <w:lsdException w:name="index 9" w:semiHidden="0" w:uiPriority="0" w:unhideWhenUsed="0"/>
-    <w:lsdException w:name="toc 1" w:semiHidden="0" w:uiPriority="0" w:unhideWhenUsed="0" w:qFormat="1"/>
-    <w:lsdException w:name="toc 2" w:semiHidden="0" w:uiPriority="0" w:unhideWhenUsed="0" w:qFormat="1"/>
-    <w:lsdException w:name="toc 3" w:semiHidden="0" w:uiPriority="0" w:unhideWhenUsed="0" w:qFormat="1"/>
-    <w:lsdException w:name="toc 4" w:semiHidden="0" w:uiPriority="0" w:unhideWhenUsed="0"/>
-    <w:lsdException w:name="toc 5" w:semiHidden="0" w:uiPriority="0" w:unhideWhenUsed="0"/>
-    <w:lsdException w:name="toc 6" w:semiHidden="0" w:uiPriority="0" w:unhideWhenUsed="0"/>
-    <w:lsdException w:name="toc 7" w:semiHidden="0" w:uiPriority="0" w:unhideWhenUsed="0"/>
-    <w:lsdException w:name="toc 8" w:semiHidden="0" w:uiPriority="0" w:unhideWhenUsed="0"/>
-    <w:lsdException w:name="toc 9" w:semiHidden="0" w:uiPriority="0" w:unhideWhenUsed="0"/>
-    <w:lsdException w:name="Normal Indent" w:semiHidden="0" w:uiPriority="0" w:unhideWhenUsed="0"/>
-    <w:lsdException w:name="footnote text" w:semiHidden="0" w:uiPriority="0" w:unhideWhenUsed="0"/>
-    <w:lsdException w:name="annotation text" w:semiHidden="0" w:uiPriority="0" w:unhideWhenUsed="0" w:qFormat="1"/>
-    <w:lsdException w:name="header" w:semiHidden="0" w:uiPriority="0" w:unhideWhenUsed="0" w:qFormat="1"/>
-    <w:lsdException w:name="footer" w:semiHidden="0" w:uiPriority="0" w:unhideWhenUsed="0" w:qFormat="1"/>
-    <w:lsdException w:name="index heading" w:semiHidden="0" w:uiPriority="0" w:unhideWhenUsed="0"/>
-    <w:lsdException w:name="caption" w:uiPriority="0" w:qFormat="1"/>
-    <w:lsdException w:name="table of figures" w:semiHidden="0" w:uiPriority="0" w:unhideWhenUsed="0"/>
-    <w:lsdException w:name="envelope address" w:semiHidden="0" w:uiPriority="0" w:unhideWhenUsed="0"/>
-    <w:lsdException w:name="envelope return" w:semiHidden="0" w:uiPriority="0" w:unhideWhenUsed="0"/>
-    <w:lsdException w:name="footnote reference" w:semiHidden="0" w:uiPriority="0" w:unhideWhenUsed="0"/>
-    <w:lsdException w:name="annotation reference" w:semiHidden="0" w:uiPriority="0" w:unhideWhenUsed="0"/>
-    <w:lsdException w:name="line number" w:semiHidden="0" w:uiPriority="0" w:unhideWhenUsed="0"/>
-    <w:lsdException w:name="page number" w:semiHidden="0" w:uiPriority="0" w:unhideWhenUsed="0"/>
-    <w:lsdException w:name="endnote reference" w:semiHidden="0" w:uiPriority="0" w:unhideWhenUsed="0"/>
-    <w:lsdException w:name="endnote text" w:semiHidden="0" w:uiPriority="0" w:unhideWhenUsed="0"/>
-    <w:lsdException w:name="table of authorities" w:semiHidden="0" w:uiPriority="0" w:unhideWhenUsed="0"/>
-    <w:lsdException w:name="macro" w:semiHidden="0" w:uiPriority="0" w:unhideWhenUsed="0"/>
-    <w:lsdException w:name="toa heading" w:semiHidden="0" w:uiPriority="0" w:unhideWhenUsed="0"/>
-    <w:lsdException w:name="List" w:semiHidden="0" w:uiPriority="0" w:unhideWhenUsed="0"/>
-    <w:lsdException w:name="List Bullet" w:semiHidden="0" w:uiPriority="0" w:unhideWhenUsed="0"/>
-    <w:lsdException w:name="List Number" w:semiHidden="0" w:uiPriority="0" w:unhideWhenUsed="0"/>
-    <w:lsdException w:name="List 2" w:semiHidden="0" w:uiPriority="0" w:unhideWhenUsed="0"/>
-    <w:lsdException w:name="List 3" w:semiHidden="0" w:uiPriority="0" w:unhideWhenUsed="0"/>
-    <w:lsdException w:name="List 4" w:semiHidden="0" w:uiPriority="0" w:unhideWhenUsed="0"/>
-    <w:lsdException w:name="List 5" w:semiHidden="0" w:uiPriority="0" w:unhideWhenUsed="0"/>
-    <w:lsdException w:name="List Bullet 2" w:semiHidden="0" w:uiPriority="0" w:unhideWhenUsed="0"/>
-    <w:lsdException w:name="List Bullet 3" w:semiHidden="0" w:uiPriority="0" w:unhideWhenUsed="0"/>
-    <w:lsdException w:name="List Bullet 4" w:semiHidden="0" w:uiPriority="0" w:unhideWhenUsed="0"/>
-    <w:lsdException w:name="List Bullet 5" w:semiHidden="0" w:uiPriority="0" w:unhideWhenUsed="0"/>
-    <w:lsdException w:name="List Number 2" w:semiHidden="0" w:uiPriority="0" w:unhideWhenUsed="0"/>
-    <w:lsdException w:name="List Number 3" w:semiHidden="0" w:uiPriority="0" w:unhideWhenUsed="0"/>
-    <w:lsdException w:name="List Number 4" w:semiHidden="0" w:uiPriority="0" w:unhideWhenUsed="0"/>
-    <w:lsdException w:name="List Number 5" w:semiHidden="0" w:uiPriority="0" w:unhideWhenUsed="0"/>
-    <w:lsdException w:name="Title" w:semiHidden="0" w:uiPriority="0" w:unhideWhenUsed="0" w:qFormat="1"/>
-    <w:lsdException w:name="Closing" w:semiHidden="0" w:uiPriority="0" w:unhideWhenUsed="0"/>
-    <w:lsdException w:name="Signature" w:semiHidden="0" w:uiPriority="0" w:unhideWhenUsed="0"/>
-    <w:lsdException w:name="Default Paragraph Font" w:uiPriority="0" w:unhideWhenUsed="0" w:qFormat="1"/>
-    <w:lsdException w:name="Body Text" w:uiPriority="0" w:unhideWhenUsed="0" w:qFormat="1"/>
-    <w:lsdException w:name="Body Text Indent" w:semiHidden="0" w:uiPriority="0" w:unhideWhenUsed="0"/>
-    <w:lsdException w:name="List Continue" w:semiHidden="0" w:uiPriority="0" w:unhideWhenUsed="0"/>
-    <w:lsdException w:name="List Continue 2" w:semiHidden="0" w:uiPriority="0" w:unhideWhenUsed="0"/>
-    <w:lsdException w:name="List Continue 3" w:semiHidden="0" w:uiPriority="0" w:unhideWhenUsed="0"/>
-    <w:lsdException w:name="List Continue 4" w:semiHidden="0" w:uiPriority="0" w:unhideWhenUsed="0"/>
-    <w:lsdException w:name="List Continue 5" w:semiHidden="0" w:uiPriority="0" w:unhideWhenUsed="0"/>
-    <w:lsdException w:name="Message Header" w:semiHidden="0" w:uiPriority="0" w:unhideWhenUsed="0"/>
-    <w:lsdException w:name="Subtitle" w:semiHidden="0" w:uiPriority="0" w:unhideWhenUsed="0" w:qFormat="1"/>
-    <w:lsdException w:name="Salutation" w:semiHidden="0" w:uiPriority="0" w:unhideWhenUsed="0"/>
-    <w:lsdException w:name="Date" w:semiHidden="0" w:uiPriority="0" w:unhideWhenUsed="0"/>
-    <w:lsdException w:name="Body Text First Indent" w:semiHidden="0" w:uiPriority="0" w:unhideWhenUsed="0"/>
-    <w:lsdException w:name="Body Text First Indent 2" w:semiHidden="0" w:uiPriority="0" w:unhideWhenUsed="0"/>
-    <w:lsdException w:name="Body Text 2" w:semiHidden="0" w:uiPriority="0" w:unhideWhenUsed="0"/>
-    <w:lsdException w:name="Body Text 3" w:semiHidden="0" w:uiPriority="0" w:unhideWhenUsed="0"/>
-    <w:lsdException w:name="Body Text Indent 2" w:semiHidden="0" w:uiPriority="0" w:unhideWhenUsed="0"/>
-    <w:lsdException w:name="Body Text Indent 3" w:semiHidden="0" w:uiPriority="0" w:unhideWhenUsed="0"/>
-    <w:lsdException w:name="Block Text" w:semiHidden="0" w:uiPriority="0" w:unhideWhenUsed="0"/>
-    <w:lsdException w:name="Hyperlink" w:semiHidden="0" w:uiPriority="0" w:unhideWhenUsed="0"/>
-    <w:lsdException w:name="FollowedHyperlink" w:semiHidden="0" w:uiPriority="0" w:unhideWhenUsed="0"/>
-    <w:lsdException w:name="Strong" w:semiHidden="0" w:uiPriority="0" w:unhideWhenUsed="0" w:qFormat="1"/>
-    <w:lsdException w:name="Emphasis" w:semiHidden="0" w:uiPriority="0" w:unhideWhenUsed="0" w:qFormat="1"/>
-    <w:lsdException w:name="Document Map" w:semiHidden="0" w:uiPriority="0" w:unhideWhenUsed="0"/>
-    <w:lsdException w:name="Plain Text" w:semiHidden="0" w:uiPriority="0" w:unhideWhenUsed="0"/>
-    <w:lsdException w:name="E-mail Signature" w:semiHidden="0" w:uiPriority="0" w:unhideWhenUsed="0"/>
-    <w:lsdException w:name="Normal (Web)" w:semiHidden="0" w:uiPriority="0" w:unhideWhenUsed="0" w:qFormat="1"/>
-    <w:lsdException w:name="HTML Acronym" w:semiHidden="0" w:uiPriority="0" w:unhideWhenUsed="0"/>
-    <w:lsdException w:name="HTML Address" w:semiHidden="0" w:uiPriority="0" w:unhideWhenUsed="0"/>
-    <w:lsdException w:name="HTML Cite" w:semiHidden="0" w:uiPriority="0" w:unhideWhenUsed="0"/>
-    <w:lsdException w:name="HTML Code" w:semiHidden="0" w:uiPriority="0" w:unhideWhenUsed="0"/>
-    <w:lsdException w:name="HTML Definition" w:semiHidden="0" w:uiPriority="0" w:unhideWhenUsed="0"/>
-    <w:lsdException w:name="HTML Keyboard" w:semiHidden="0" w:uiPriority="0" w:unhideWhenUsed="0"/>
-    <w:lsdException w:name="HTML Preformatted" w:semiHidden="0" w:uiPriority="0" w:unhideWhenUsed="0"/>
-    <w:lsdException w:name="HTML Sample" w:semiHidden="0" w:uiPriority="0" w:unhideWhenUsed="0"/>
-    <w:lsdException w:name="HTML Typewriter" w:semiHidden="0" w:uiPriority="0" w:unhideWhenUsed="0"/>
-    <w:lsdException w:name="HTML Variable" w:semiHidden="0" w:uiPriority="0" w:unhideWhenUsed="0"/>
-    <w:lsdException w:name="Normal Table" w:uiPriority="0" w:unhideWhenUsed="0" w:qFormat="1"/>
-    <w:lsdException w:name="annotation subject" w:semiHidden="0" w:uiPriority="0" w:unhideWhenUsed="0"/>
-    <w:lsdException w:name="Table Simple 1" w:semiHidden="0" w:uiPriority="0" w:unhideWhenUsed="0"/>
-    <w:lsdException w:name="Table Simple 2" w:semiHidden="0" w:uiPriority="0" w:unhideWhenUsed="0"/>
-    <w:lsdException w:name="Table Simple 3" w:semiHidden="0" w:uiPriority="0" w:unhideWhenUsed="0"/>
-    <w:lsdException w:name="Table Classic 1" w:semiHidden="0" w:uiPriority="0" w:unhideWhenUsed="0"/>
-    <w:lsdException w:name="Table Classic 2" w:semiHidden="0" w:uiPriority="0" w:unhideWhenUsed="0"/>
-    <w:lsdException w:name="Table Classic 3" w:semiHidden="0" w:uiPriority="0" w:unhideWhenUsed="0"/>
-    <w:lsdException w:name="Table Classic 4" w:semiHidden="0" w:uiPriority="0" w:unhideWhenUsed="0"/>
-    <w:lsdException w:name="Table Colorful 1" w:semiHidden="0" w:uiPriority="0" w:unhideWhenUsed="0"/>
-    <w:lsdException w:name="Table Colorful 2" w:semiHidden="0" w:uiPriority="0" w:unhideWhenUsed="0"/>
-    <w:lsdException w:name="Table Colorful 3" w:semiHidden="0" w:uiPriority="0" w:unhideWhenUsed="0"/>
-    <w:lsdException w:name="Table Columns 1" w:semiHidden="0" w:uiPriority="0" w:unhideWhenUsed="0"/>
-    <w:lsdException w:name="Table Columns 2" w:semiHidden="0" w:uiPriority="0" w:unhideWhenUsed="0"/>
-    <w:lsdException w:name="Table Columns 3" w:semiHidden="0" w:uiPriority="0" w:unhideWhenUsed="0"/>
-    <w:lsdException w:name="Table Columns 4" w:semiHidden="0" w:uiPriority="0" w:unhideWhenUsed="0"/>
-    <w:lsdException w:name="Table Columns 5" w:semiHidden="0" w:uiPriority="0" w:unhideWhenUsed="0"/>
-    <w:lsdException w:name="Table Grid 1" w:semiHidden="0" w:uiPriority="0" w:unhideWhenUsed="0"/>
-    <w:lsdException w:name="Table Grid 2" w:semiHidden="0" w:uiPriority="0" w:unhideWhenUsed="0"/>
-    <w:lsdException w:name="Table Grid 3" w:semiHidden="0" w:uiPriority="0" w:unhideWhenUsed="0"/>
-    <w:lsdException w:name="Table Grid 4" w:semiHidden="0" w:uiPriority="0" w:unhideWhenUsed="0"/>
-    <w:lsdException w:name="Table Grid 5" w:semiHidden="0" w:uiPriority="0" w:unhideWhenUsed="0"/>
-    <w:lsdException w:name="Table Grid 6" w:semiHidden="0" w:uiPriority="0" w:unhideWhenUsed="0"/>
-    <w:lsdException w:name="Table Grid 7" w:semiHidden="0" w:uiPriority="0" w:unhideWhenUsed="0"/>
-    <w:lsdException w:name="Table Grid 8" w:semiHidden="0" w:uiPriority="0" w:unhideWhenUsed="0"/>
-    <w:lsdException w:name="Table List 1" w:semiHidden="0" w:uiPriority="0" w:unhideWhenUsed="0"/>
-    <w:lsdException w:name="Table List 2" w:semiHidden="0" w:uiPriority="0" w:unhideWhenUsed="0"/>
-    <w:lsdException w:name="Table List 3" w:semiHidden="0" w:uiPriority="0" w:unhideWhenUsed="0"/>
-    <w:lsdException w:name="Table List 4" w:semiHidden="0" w:uiPriority="0" w:unhideWhenUsed="0"/>
-    <w:lsdException w:name="Table List 5" w:semiHidden="0" w:uiPriority="0" w:unhideWhenUsed="0"/>
-    <w:lsdException w:name="Table List 6" w:semiHidden="0" w:uiPriority="0" w:unhideWhenUsed="0"/>
-    <w:lsdException w:name="Table List 7" w:semiHidden="0" w:uiPriority="0" w:unhideWhenUsed="0"/>
-    <w:lsdException w:name="Table List 8" w:semiHidden="0" w:uiPriority="0" w:unhideWhenUsed="0"/>
-    <w:lsdException w:name="Table 3D effects 1" w:semiHidden="0" w:uiPriority="0" w:unhideWhenUsed="0"/>
-    <w:lsdException w:name="Table 3D effects 2" w:semiHidden="0" w:uiPriority="0" w:unhideWhenUsed="0"/>
-    <w:lsdException w:name="Table 3D effects 3" w:semiHidden="0" w:uiPriority="0" w:unhideWhenUsed="0"/>
-    <w:lsdException w:name="Table Contemporary" w:semiHidden="0" w:uiPriority="0" w:unhideWhenUsed="0"/>
-    <w:lsdException w:name="Table Elegant" w:semiHidden="0" w:uiPriority="0" w:unhideWhenUsed="0"/>
-    <w:lsdException w:name="Table Professional" w:semiHidden="0" w:uiPriority="0" w:unhideWhenUsed="0"/>
-    <w:lsdException w:name="Table Subtle 1" w:semiHidden="0" w:uiPriority="0" w:unhideWhenUsed="0"/>
-    <w:lsdException w:name="Table Subtle 2" w:semiHidden="0" w:uiPriority="0" w:unhideWhenUsed="0"/>
-    <w:lsdException w:name="Table Web 1" w:semiHidden="0" w:uiPriority="0" w:unhideWhenUsed="0"/>
-    <w:lsdException w:name="Table Web 2" w:semiHidden="0" w:uiPriority="0" w:unhideWhenUsed="0"/>
-    <w:lsdException w:name="Table Web 3" w:semiHidden="0" w:uiPriority="0" w:unhideWhenUsed="0"/>
-    <w:lsdException w:name="Balloon Text" w:semiHidden="0" w:uiPriority="0" w:unhideWhenUsed="0"/>
-    <w:lsdException w:name="Table Grid" w:semiHidden="0" w:uiPriority="0" w:unhideWhenUsed="0" w:qFormat="1"/>
-    <w:lsdException w:name="Table Theme" w:semiHidden="0" w:uiPriority="0" w:unhideWhenUsed="0"/>
-    <w:lsdException w:name="Light Shading" w:semiHidden="0" w:uiPriority="60" w:unhideWhenUsed="0"/>
-    <w:lsdException w:name="Light List" w:semiHidden="0" w:uiPriority="61" w:unhideWhenUsed="0"/>
-    <w:lsdException w:name="Light Grid" w:semiHidden="0" w:uiPriority="62" w:unhideWhenUsed="0"/>
-    <w:lsdException w:name="Medium Shading 1" w:semiHidden="0" w:uiPriority="63" w:unhideWhenUsed="0"/>
-    <w:lsdException w:name="Medium Shading 2" w:semiHidden="0" w:uiPriority="64" w:unhideWhenUsed="0"/>
-    <w:lsdException w:name="Medium List 1" w:semiHidden="0" w:uiPriority="65" w:unhideWhenUsed="0"/>
-    <w:lsdException w:name="Medium List 2" w:semiHidden="0" w:uiPriority="66" w:unhideWhenUsed="0"/>
-    <w:lsdException w:name="Medium Grid 1" w:semiHidden="0" w:uiPriority="67" w:unhideWhenUsed="0"/>
-    <w:lsdException w:name="Medium Grid 2" w:semiHidden="0" w:uiPriority="68" w:unhideWhenUsed="0"/>
-    <w:lsdException w:name="Medium Grid 3" w:semiHidden="0" w:uiPriority="69" w:unhideWhenUsed="0"/>
-    <w:lsdException w:name="Dark List" w:semiHidden="0" w:uiPriority="70" w:unhideWhenUsed="0"/>
-    <w:lsdException w:name="Colorful Shading" w:semiHidden="0" w:uiPriority="71" w:unhideWhenUsed="0"/>
-    <w:lsdException w:name="Colorful List" w:semiHidden="0" w:uiPriority="72" w:unhideWhenUsed="0"/>
-    <w:lsdException w:name="Colorful Grid" w:semiHidden="0" w:uiPriority="73" w:unhideWhenUsed="0"/>
-    <w:lsdException w:name="Light Shading Accent 1" w:semiHidden="0" w:uiPriority="60" w:unhideWhenUsed="0"/>
-    <w:lsdException w:name="Light List Accent 1" w:semiHidden="0" w:uiPriority="61" w:unhideWhenUsed="0"/>
-    <w:lsdException w:name="Light Grid Accent 1" w:semiHidden="0" w:uiPriority="62" w:unhideWhenUsed="0"/>
-    <w:lsdException w:name="Medium Shading 1 Accent 1" w:semiHidden="0" w:uiPriority="63" w:unhideWhenUsed="0"/>
-    <w:lsdException w:name="Medium Shading 2 Accent 1" w:semiHidden="0" w:uiPriority="64" w:unhideWhenUsed="0"/>
-    <w:lsdException w:name="Medium List 1 Accent 1" w:semiHidden="0" w:uiPriority="65" w:unhideWhenUsed="0"/>
-    <w:lsdException w:name="Medium List 2 Accent 1" w:semiHidden="0" w:uiPriority="66" w:unhideWhenUsed="0"/>
-    <w:lsdException w:name="Medium Grid 1 Accent 1" w:semiHidden="0" w:uiPriority="67" w:unhideWhenUsed="0"/>
-    <w:lsdException w:name="Medium Grid 2 Accent 1" w:semiHidden="0" w:uiPriority="68" w:unhideWhenUsed="0"/>
-    <w:lsdException w:name="Medium Grid 3 Accent 1" w:semiHidden="0" w:uiPriority="69" w:unhideWhenUsed="0"/>
-    <w:lsdException w:name="Dark List Accent 1" w:semiHidden="0" w:uiPriority="70" w:unhideWhenUsed="0"/>
-    <w:lsdException w:name="Colorful Shading Accent 1" w:semiHidden="0" w:uiPriority="71" w:unhideWhenUsed="0"/>
-    <w:lsdException w:name="Colorful List Accent 1" w:semiHidden="0" w:uiPriority="72" w:unhideWhenUsed="0"/>
-    <w:lsdException w:name="Colorful Grid Accent 1" w:semiHidden="0" w:uiPriority="73" w:unhideWhenUsed="0"/>
-    <w:lsdException w:name="Light Shading Accent 2" w:semiHidden="0" w:uiPriority="60" w:unhideWhenUsed="0"/>
-    <w:lsdException w:name="Light List Accent 2" w:semiHidden="0" w:uiPriority="61" w:unhideWhenUsed="0"/>
-    <w:lsdException w:name="Light Grid Accent 2" w:semiHidden="0" w:uiPriority="62" w:unhideWhenUsed="0"/>
-    <w:lsdException w:name="Medium Shading 1 Accent 2" w:semiHidden="0" w:uiPriority="63" w:unhideWhenUsed="0"/>
-    <w:lsdException w:name="Medium Shading 2 Accent 2" w:semiHidden="0" w:uiPriority="64" w:unhideWhenUsed="0"/>
-    <w:lsdException w:name="Medium List 1 Accent 2" w:semiHidden="0" w:uiPriority="65" w:unhideWhenUsed="0"/>
-    <w:lsdException w:name="Medium List 2 Accent 2" w:semiHidden="0" w:uiPriority="66" w:unhideWhenUsed="0"/>
-    <w:lsdException w:name="Medium Grid 1 Accent 2" w:semiHidden="0" w:uiPriority="67" w:unhideWhenUsed="0"/>
-    <w:lsdException w:name="Medium Grid 2 Accent 2" w:semiHidden="0" w:uiPriority="68" w:unhideWhenUsed="0"/>
-    <w:lsdException w:name="Medium Grid 3 Accent 2" w:semiHidden="0" w:uiPriority="69" w:unhideWhenUsed="0"/>
-    <w:lsdException w:name="Dark List Accent 2" w:semiHidden="0" w:uiPriority="70" w:unhideWhenUsed="0"/>
-    <w:lsdException w:name="Colorful Shading Accent 2" w:semiHidden="0" w:uiPriority="71" w:unhideWhenUsed="0"/>
-    <w:lsdException w:name="Colorful List Accent 2" w:semiHidden="0" w:uiPriority="72" w:unhideWhenUsed="0"/>
-    <w:lsdException w:name="Colorful Grid Accent 2" w:semiHidden="0" w:uiPriority="73" w:unhideWhenUsed="0"/>
-    <w:lsdException w:name="Light Shading Accent 3" w:semiHidden="0" w:uiPriority="60" w:unhideWhenUsed="0"/>
-    <w:lsdException w:name="Light List Accent 3" w:semiHidden="0" w:uiPriority="61" w:unhideWhenUsed="0"/>
-    <w:lsdException w:name="Light Grid Accent 3" w:semiHidden="0" w:uiPriority="62" w:unhideWhenUsed="0"/>
-    <w:lsdException w:name="Medium Shading 1 Accent 3" w:semiHidden="0" w:uiPriority="63" w:unhideWhenUsed="0"/>
-    <w:lsdException w:name="Medium Shading 2 Accent 3" w:semiHidden="0" w:uiPriority="64" w:unhideWhenUsed="0"/>
-    <w:lsdException w:name="Medium List 1 Accent 3" w:semiHidden="0" w:uiPriority="65" w:unhideWhenUsed="0"/>
-    <w:lsdException w:name="Medium List 2 Accent 3" w:semiHidden="0" w:uiPriority="66" w:unhideWhenUsed="0"/>
-    <w:lsdException w:name="Medium Grid 1 Accent 3" w:semiHidden="0" w:uiPriority="67" w:unhideWhenUsed="0"/>
-    <w:lsdException w:name="Medium Grid 2 Accent 3" w:semiHidden="0" w:uiPriority="68" w:unhideWhenUsed="0"/>
-    <w:lsdException w:name="Medium Grid 3 Accent 3" w:semiHidden="0" w:uiPriority="69" w:unhideWhenUsed="0"/>
-    <w:lsdException w:name="Dark List Accent 3" w:semiHidden="0" w:uiPriority="70" w:unhideWhenUsed="0"/>
-    <w:lsdException w:name="Colorful Shading Accent 3" w:semiHidden="0" w:uiPriority="71" w:unhideWhenUsed="0"/>
-    <w:lsdException w:name="Colorful List Accent 3" w:semiHidden="0" w:uiPriority="72" w:unhideWhenUsed="0"/>
-    <w:lsdException w:name="Colorful Grid Accent 3" w:semiHidden="0" w:uiPriority="73" w:unhideWhenUsed="0"/>
-    <w:lsdException w:name="Light Shading Accent 4" w:semiHidden="0" w:uiPriority="60" w:unhideWhenUsed="0"/>
-    <w:lsdException w:name="Light List Accent 4" w:semiHidden="0" w:uiPriority="61" w:unhideWhenUsed="0"/>
-    <w:lsdException w:name="Light Grid Accent 4" w:semiHidden="0" w:uiPriority="62" w:unhideWhenUsed="0"/>
-    <w:lsdException w:name="Medium Shading 1 Accent 4" w:semiHidden="0" w:uiPriority="63" w:unhideWhenUsed="0"/>
-    <w:lsdException w:name="Medium Shading 2 Accent 4" w:semiHidden="0" w:uiPriority="64" w:unhideWhenUsed="0"/>
-    <w:lsdException w:name="Medium List 1 Accent 4" w:semiHidden="0" w:uiPriority="65" w:unhideWhenUsed="0"/>
-    <w:lsdException w:name="Medium List 2 Accent 4" w:semiHidden="0" w:uiPriority="66" w:unhideWhenUsed="0"/>
-    <w:lsdException w:name="Medium Grid 1 Accent 4" w:semiHidden="0" w:uiPriority="67" w:unhideWhenUsed="0"/>
-    <w:lsdException w:name="Medium Grid 2 Accent 4" w:semiHidden="0" w:uiPriority="68" w:unhideWhenUsed="0"/>
-    <w:lsdException w:name="Medium Grid 3 Accent 4" w:semiHidden="0" w:uiPriority="69" w:unhideWhenUsed="0"/>
-    <w:lsdException w:name="Dark List Accent 4" w:semiHidden="0" w:uiPriority="70" w:unhideWhenUsed="0"/>
-    <w:lsdException w:name="Colorful Shading Accent 4" w:semiHidden="0" w:uiPriority="71" w:unhideWhenUsed="0"/>
-    <w:lsdException w:name="Colorful List Accent 4" w:semiHidden="0" w:uiPriority="72" w:unhideWhenUsed="0"/>
-    <w:lsdException w:name="Colorful Grid Accent 4" w:semiHidden="0" w:uiPriority="73" w:unhideWhenUsed="0"/>
-    <w:lsdException w:name="Light Shading Accent 5" w:semiHidden="0" w:uiPriority="60" w:unhideWhenUsed="0"/>
-    <w:lsdException w:name="Light List Accent 5" w:semiHidden="0" w:uiPriority="61" w:unhideWhenUsed="0"/>
-    <w:lsdException w:name="Light Grid Accent 5" w:semiHidden="0" w:uiPriority="62" w:unhideWhenUsed="0"/>
-    <w:lsdException w:name="Medium Shading 1 Accent 5" w:semiHidden="0" w:uiPriority="63" w:unhideWhenUsed="0"/>
-    <w:lsdException w:name="Medium Shading 2 Accent 5" w:semiHidden="0" w:uiPriority="64" w:unhideWhenUsed="0"/>
-    <w:lsdException w:name="Medium List 1 Accent 5" w:semiHidden="0" w:uiPriority="65" w:unhideWhenUsed="0"/>
-    <w:lsdException w:name="Medium List 2 Accent 5" w:semiHidden="0" w:uiPriority="66" w:unhideWhenUsed="0"/>
-    <w:lsdException w:name="Medium Grid 1 Accent 5" w:semiHidden="0" w:uiPriority="67" w:unhideWhenUsed="0"/>
-    <w:lsdException w:name="Medium Grid 2 Accent 5" w:semiHidden="0" w:uiPriority="68" w:unhideWhenUsed="0"/>
-    <w:lsdException w:name="Medium Grid 3 Accent 5" w:semiHidden="0" w:uiPriority="69" w:unhideWhenUsed="0"/>
-    <w:lsdException w:name="Dark List Accent 5" w:semiHidden="0" w:uiPriority="70" w:unhideWhenUsed="0"/>
-    <w:lsdException w:name="Colorful Shading Accent 5" w:semiHidden="0" w:uiPriority="71" w:unhideWhenUsed="0"/>
-    <w:lsdException w:name="Colorful List Accent 5" w:semiHidden="0" w:uiPriority="72" w:unhideWhenUsed="0"/>
-    <w:lsdException w:name="Colorful Grid Accent 5" w:semiHidden="0" w:uiPriority="73" w:unhideWhenUsed="0"/>
-    <w:lsdException w:name="Light Shading Accent 6" w:semiHidden="0" w:uiPriority="60" w:unhideWhenUsed="0"/>
-    <w:lsdException w:name="Light List Accent 6" w:semiHidden="0" w:uiPriority="61" w:unhideWhenUsed="0"/>
-    <w:lsdException w:name="Light Grid Accent 6" w:semiHidden="0" w:uiPriority="62" w:unhideWhenUsed="0"/>
-    <w:lsdException w:name="Medium Shading 1 Accent 6" w:semiHidden="0" w:uiPriority="63" w:unhideWhenUsed="0"/>
-    <w:lsdException w:name="Medium Shading 2 Accent 6" w:semiHidden="0" w:uiPriority="64" w:unhideWhenUsed="0"/>
-    <w:lsdException w:name="Medium List 1 Accent 6" w:semiHidden="0" w:uiPriority="65" w:unhideWhenUsed="0"/>
-    <w:lsdException w:name="Medium List 2 Accent 6" w:semiHidden="0" w:uiPriority="66" w:unhideWhenUsed="0"/>
-    <w:lsdException w:name="Medium Grid 1 Accent 6" w:semiHidden="0" w:uiPriority="67" w:unhideWhenUsed="0"/>
-    <w:lsdException w:name="Medium Grid 2 Accent 6" w:semiHidden="0" w:uiPriority="68" w:unhideWhenUsed="0"/>
-    <w:lsdException w:name="Medium Grid 3 Accent 6" w:semiHidden="0" w:uiPriority="69" w:unhideWhenUsed="0"/>
-    <w:lsdException w:name="Dark List Accent 6" w:semiHidden="0" w:uiPriority="70" w:unhideWhenUsed="0"/>
-    <w:lsdException w:name="Colorful Shading Accent 6" w:semiHidden="0" w:uiPriority="71" w:unhideWhenUsed="0"/>
-    <w:lsdException w:name="Colorful List Accent 6" w:semiHidden="0" w:uiPriority="72" w:unhideWhenUsed="0"/>
-    <w:lsdException w:name="Colorful Grid Accent 6" w:semiHidden="0" w:uiPriority="73" w:unhideWhenUsed="0"/>
+  <w:latentStyles w:count="260" w:defQFormat="0" w:defUnhideWhenUsed="1" w:defSemiHidden="1" w:defUIPriority="99" w:defLockedState="0">
+    <w:lsdException w:qFormat="1" w:unhideWhenUsed="0" w:uiPriority="0" w:semiHidden="0" w:name="Normal"/>
+    <w:lsdException w:qFormat="1" w:unhideWhenUsed="0" w:uiPriority="0" w:semiHidden="0" w:name="heading 1"/>
+    <w:lsdException w:qFormat="1" w:uiPriority="0" w:semiHidden="0" w:name="heading 2"/>
+    <w:lsdException w:qFormat="1" w:uiPriority="0" w:name="heading 3"/>
+    <w:lsdException w:qFormat="1" w:uiPriority="0" w:semiHidden="0" w:name="heading 4"/>
+    <w:lsdException w:qFormat="1" w:uiPriority="0" w:name="heading 5"/>
+    <w:lsdException w:qFormat="1" w:uiPriority="0" w:name="heading 6"/>
+    <w:lsdException w:qFormat="1" w:uiPriority="0" w:name="heading 7"/>
+    <w:lsdException w:qFormat="1" w:uiPriority="0" w:name="heading 8"/>
+    <w:lsdException w:qFormat="1" w:uiPriority="0" w:name="heading 9"/>
+    <w:lsdException w:unhideWhenUsed="0" w:uiPriority="0" w:semiHidden="0" w:name="index 1"/>
+    <w:lsdException w:unhideWhenUsed="0" w:uiPriority="0" w:semiHidden="0" w:name="index 2"/>
+    <w:lsdException w:unhideWhenUsed="0" w:uiPriority="0" w:semiHidden="0" w:name="index 3"/>
+    <w:lsdException w:unhideWhenUsed="0" w:uiPriority="0" w:semiHidden="0" w:name="index 4"/>
+    <w:lsdException w:unhideWhenUsed="0" w:uiPriority="0" w:semiHidden="0" w:name="index 5"/>
+    <w:lsdException w:unhideWhenUsed="0" w:uiPriority="0" w:semiHidden="0" w:name="index 6"/>
+    <w:lsdException w:unhideWhenUsed="0" w:uiPriority="0" w:semiHidden="0" w:name="index 7"/>
+    <w:lsdException w:unhideWhenUsed="0" w:uiPriority="0" w:semiHidden="0" w:name="index 8"/>
+    <w:lsdException w:unhideWhenUsed="0" w:uiPriority="0" w:semiHidden="0" w:name="index 9"/>
+    <w:lsdException w:qFormat="1" w:unhideWhenUsed="0" w:uiPriority="0" w:semiHidden="0" w:name="toc 1"/>
+    <w:lsdException w:qFormat="1" w:unhideWhenUsed="0" w:uiPriority="0" w:semiHidden="0" w:name="toc 2"/>
+    <w:lsdException w:qFormat="1" w:unhideWhenUsed="0" w:uiPriority="0" w:semiHidden="0" w:name="toc 3"/>
+    <w:lsdException w:unhideWhenUsed="0" w:uiPriority="0" w:semiHidden="0" w:name="toc 4"/>
+    <w:lsdException w:unhideWhenUsed="0" w:uiPriority="0" w:semiHidden="0" w:name="toc 5"/>
+    <w:lsdException w:unhideWhenUsed="0" w:uiPriority="0" w:semiHidden="0" w:name="toc 6"/>
+    <w:lsdException w:unhideWhenUsed="0" w:uiPriority="0" w:semiHidden="0" w:name="toc 7"/>
+    <w:lsdException w:unhideWhenUsed="0" w:uiPriority="0" w:semiHidden="0" w:name="toc 8"/>
+    <w:lsdException w:unhideWhenUsed="0" w:uiPriority="0" w:semiHidden="0" w:name="toc 9"/>
+    <w:lsdException w:unhideWhenUsed="0" w:uiPriority="0" w:semiHidden="0" w:name="Normal Indent"/>
+    <w:lsdException w:unhideWhenUsed="0" w:uiPriority="0" w:semiHidden="0" w:name="footnote text"/>
+    <w:lsdException w:qFormat="1" w:unhideWhenUsed="0" w:uiPriority="0" w:semiHidden="0" w:name="annotation text"/>
+    <w:lsdException w:qFormat="1" w:unhideWhenUsed="0" w:uiPriority="0" w:semiHidden="0" w:name="header"/>
+    <w:lsdException w:qFormat="1" w:unhideWhenUsed="0" w:uiPriority="0" w:semiHidden="0" w:name="footer"/>
+    <w:lsdException w:unhideWhenUsed="0" w:uiPriority="0" w:semiHidden="0" w:name="index heading"/>
+    <w:lsdException w:qFormat="1" w:uiPriority="0" w:name="caption"/>
+    <w:lsdException w:unhideWhenUsed="0" w:uiPriority="0" w:semiHidden="0" w:name="table of figures"/>
+    <w:lsdException w:unhideWhenUsed="0" w:uiPriority="0" w:semiHidden="0" w:name="envelope address"/>
+    <w:lsdException w:unhideWhenUsed="0" w:uiPriority="0" w:semiHidden="0" w:name="envelope return"/>
+    <w:lsdException w:unhideWhenUsed="0" w:uiPriority="0" w:semiHidden="0" w:name="footnote reference"/>
+    <w:lsdException w:unhideWhenUsed="0" w:uiPriority="0" w:semiHidden="0" w:name="annotation reference"/>
+    <w:lsdException w:unhideWhenUsed="0" w:uiPriority="0" w:semiHidden="0" w:name="line number"/>
+    <w:lsdException w:unhideWhenUsed="0" w:uiPriority="0" w:semiHidden="0" w:name="page number"/>
+    <w:lsdException w:unhideWhenUsed="0" w:uiPriority="0" w:semiHidden="0" w:name="endnote reference"/>
+    <w:lsdException w:unhideWhenUsed="0" w:uiPriority="0" w:semiHidden="0" w:name="endnote text"/>
+    <w:lsdException w:unhideWhenUsed="0" w:uiPriority="0" w:semiHidden="0" w:name="table of authorities"/>
+    <w:lsdException w:unhideWhenUsed="0" w:uiPriority="0" w:semiHidden="0" w:name="macro"/>
+    <w:lsdException w:unhideWhenUsed="0" w:uiPriority="0" w:semiHidden="0" w:name="toa heading"/>
+    <w:lsdException w:unhideWhenUsed="0" w:uiPriority="0" w:semiHidden="0" w:name="List"/>
+    <w:lsdException w:unhideWhenUsed="0" w:uiPriority="0" w:semiHidden="0" w:name="List Bullet"/>
+    <w:lsdException w:unhideWhenUsed="0" w:uiPriority="0" w:semiHidden="0" w:name="List Number"/>
+    <w:lsdException w:unhideWhenUsed="0" w:uiPriority="0" w:semiHidden="0" w:name="List 2"/>
+    <w:lsdException w:unhideWhenUsed="0" w:uiPriority="0" w:semiHidden="0" w:name="List 3"/>
+    <w:lsdException w:unhideWhenUsed="0" w:uiPriority="0" w:semiHidden="0" w:name="List 4"/>
+    <w:lsdException w:unhideWhenUsed="0" w:uiPriority="0" w:semiHidden="0" w:name="List 5"/>
+    <w:lsdException w:unhideWhenUsed="0" w:uiPriority="0" w:semiHidden="0" w:name="List Bullet 2"/>
+    <w:lsdException w:unhideWhenUsed="0" w:uiPriority="0" w:semiHidden="0" w:name="List Bullet 3"/>
+    <w:lsdException w:unhideWhenUsed="0" w:uiPriority="0" w:semiHidden="0" w:name="List Bullet 4"/>
+    <w:lsdException w:unhideWhenUsed="0" w:uiPriority="0" w:semiHidden="0" w:name="List Bullet 5"/>
+    <w:lsdException w:unhideWhenUsed="0" w:uiPriority="0" w:semiHidden="0" w:name="List Number 2"/>
+    <w:lsdException w:unhideWhenUsed="0" w:uiPriority="0" w:semiHidden="0" w:name="List Number 3"/>
+    <w:lsdException w:unhideWhenUsed="0" w:uiPriority="0" w:semiHidden="0" w:name="List Number 4"/>
+    <w:lsdException w:unhideWhenUsed="0" w:uiPriority="0" w:semiHidden="0" w:name="List Number 5"/>
+    <w:lsdException w:qFormat="1" w:unhideWhenUsed="0" w:uiPriority="0" w:semiHidden="0" w:name="Title"/>
+    <w:lsdException w:unhideWhenUsed="0" w:uiPriority="0" w:semiHidden="0" w:name="Closing"/>
+    <w:lsdException w:unhideWhenUsed="0" w:uiPriority="0" w:semiHidden="0" w:name="Signature"/>
+    <w:lsdException w:qFormat="1" w:unhideWhenUsed="0" w:uiPriority="0" w:name="Default Paragraph Font"/>
+    <w:lsdException w:qFormat="1" w:unhideWhenUsed="0" w:uiPriority="0" w:name="Body Text"/>
+    <w:lsdException w:unhideWhenUsed="0" w:uiPriority="0" w:semiHidden="0" w:name="Body Text Indent"/>
+    <w:lsdException w:unhideWhenUsed="0" w:uiPriority="0" w:semiHidden="0" w:name="List Continue"/>
+    <w:lsdException w:unhideWhenUsed="0" w:uiPriority="0" w:semiHidden="0" w:name="List Continue 2"/>
+    <w:lsdException w:unhideWhenUsed="0" w:uiPriority="0" w:semiHidden="0" w:name="List Continue 3"/>
+    <w:lsdException w:unhideWhenUsed="0" w:uiPriority="0" w:semiHidden="0" w:name="List Continue 4"/>
+    <w:lsdException w:unhideWhenUsed="0" w:uiPriority="0" w:semiHidden="0" w:name="List Continue 5"/>
+    <w:lsdException w:unhideWhenUsed="0" w:uiPriority="0" w:semiHidden="0" w:name="Message Header"/>
+    <w:lsdException w:qFormat="1" w:unhideWhenUsed="0" w:uiPriority="0" w:semiHidden="0" w:name="Subtitle"/>
+    <w:lsdException w:unhideWhenUsed="0" w:uiPriority="0" w:semiHidden="0" w:name="Salutation"/>
+    <w:lsdException w:unhideWhenUsed="0" w:uiPriority="0" w:semiHidden="0" w:name="Date"/>
+    <w:lsdException w:unhideWhenUsed="0" w:uiPriority="0" w:semiHidden="0" w:name="Body Text First Indent"/>
+    <w:lsdException w:unhideWhenUsed="0" w:uiPriority="0" w:semiHidden="0" w:name="Body Text First Indent 2"/>
+    <w:lsdException w:uiPriority="99" w:name="Note Heading"/>
+    <w:lsdException w:unhideWhenUsed="0" w:uiPriority="0" w:semiHidden="0" w:name="Body Text 2"/>
+    <w:lsdException w:unhideWhenUsed="0" w:uiPriority="0" w:semiHidden="0" w:name="Body Text 3"/>
+    <w:lsdException w:unhideWhenUsed="0" w:uiPriority="0" w:semiHidden="0" w:name="Body Text Indent 2"/>
+    <w:lsdException w:unhideWhenUsed="0" w:uiPriority="0" w:semiHidden="0" w:name="Body Text Indent 3"/>
+    <w:lsdException w:unhideWhenUsed="0" w:uiPriority="0" w:semiHidden="0" w:name="Block Text"/>
+    <w:lsdException w:unhideWhenUsed="0" w:uiPriority="0" w:semiHidden="0" w:name="Hyperlink"/>
+    <w:lsdException w:unhideWhenUsed="0" w:uiPriority="0" w:semiHidden="0" w:name="FollowedHyperlink"/>
+    <w:lsdException w:qFormat="1" w:unhideWhenUsed="0" w:uiPriority="0" w:semiHidden="0" w:name="Strong"/>
+    <w:lsdException w:qFormat="1" w:unhideWhenUsed="0" w:uiPriority="0" w:semiHidden="0" w:name="Emphasis"/>
+    <w:lsdException w:unhideWhenUsed="0" w:uiPriority="0" w:semiHidden="0" w:name="Document Map"/>
+    <w:lsdException w:unhideWhenUsed="0" w:uiPriority="0" w:semiHidden="0" w:name="Plain Text"/>
+    <w:lsdException w:unhideWhenUsed="0" w:uiPriority="0" w:semiHidden="0" w:name="E-mail Signature"/>
+    <w:lsdException w:qFormat="1" w:unhideWhenUsed="0" w:uiPriority="0" w:semiHidden="0" w:name="Normal (Web)"/>
+    <w:lsdException w:unhideWhenUsed="0" w:uiPriority="0" w:semiHidden="0" w:name="HTML Acronym"/>
+    <w:lsdException w:unhideWhenUsed="0" w:uiPriority="0" w:semiHidden="0" w:name="HTML Address"/>
+    <w:lsdException w:unhideWhenUsed="0" w:uiPriority="0" w:semiHidden="0" w:name="HTML Cite"/>
+    <w:lsdException w:unhideWhenUsed="0" w:uiPriority="0" w:semiHidden="0" w:name="HTML Code"/>
+    <w:lsdException w:unhideWhenUsed="0" w:uiPriority="0" w:semiHidden="0" w:name="HTML Definition"/>
+    <w:lsdException w:unhideWhenUsed="0" w:uiPriority="0" w:semiHidden="0" w:name="HTML Keyboard"/>
+    <w:lsdException w:unhideWhenUsed="0" w:uiPriority="0" w:semiHidden="0" w:name="HTML Preformatted"/>
+    <w:lsdException w:unhideWhenUsed="0" w:uiPriority="0" w:semiHidden="0" w:name="HTML Sample"/>
+    <w:lsdException w:unhideWhenUsed="0" w:uiPriority="0" w:semiHidden="0" w:name="HTML Typewriter"/>
+    <w:lsdException w:unhideWhenUsed="0" w:uiPriority="0" w:semiHidden="0" w:name="HTML Variable"/>
+    <w:lsdException w:qFormat="1" w:unhideWhenUsed="0" w:uiPriority="0" w:name="Normal Table"/>
+    <w:lsdException w:unhideWhenUsed="0" w:uiPriority="0" w:semiHidden="0" w:name="annotation subject"/>
+    <w:lsdException w:unhideWhenUsed="0" w:uiPriority="0" w:semiHidden="0" w:name="Table Simple 1"/>
+    <w:lsdException w:unhideWhenUsed="0" w:uiPriority="0" w:semiHidden="0" w:name="Table Simple 2"/>
+    <w:lsdException w:unhideWhenUsed="0" w:uiPriority="0" w:semiHidden="0" w:name="Table Simple 3"/>
+    <w:lsdException w:unhideWhenUsed="0" w:uiPriority="0" w:semiHidden="0" w:name="Table Classic 1"/>
+    <w:lsdException w:unhideWhenUsed="0" w:uiPriority="0" w:semiHidden="0" w:name="Table Classic 2"/>
+    <w:lsdException w:unhideWhenUsed="0" w:uiPriority="0" w:semiHidden="0" w:name="Table Classic 3"/>
+    <w:lsdException w:unhideWhenUsed="0" w:uiPriority="0" w:semiHidden="0" w:name="Table Classic 4"/>
+    <w:lsdException w:unhideWhenUsed="0" w:uiPriority="0" w:semiHidden="0" w:name="Table Colorful 1"/>
+    <w:lsdException w:unhideWhenUsed="0" w:uiPriority="0" w:semiHidden="0" w:name="Table Colorful 2"/>
+    <w:lsdException w:unhideWhenUsed="0" w:uiPriority="0" w:semiHidden="0" w:name="Table Colorful 3"/>
+    <w:lsdException w:unhideWhenUsed="0" w:uiPriority="0" w:semiHidden="0" w:name="Table Columns 1"/>
+    <w:lsdException w:unhideWhenUsed="0" w:uiPriority="0" w:semiHidden="0" w:name="Table Columns 2"/>
+    <w:lsdException w:unhideWhenUsed="0" w:uiPriority="0" w:semiHidden="0" w:name="Table Columns 3"/>
+    <w:lsdException w:unhideWhenUsed="0" w:uiPriority="0" w:semiHidden="0" w:name="Table Columns 4"/>
+    <w:lsdException w:unhideWhenUsed="0" w:uiPriority="0" w:semiHidden="0" w:name="Table Columns 5"/>
+    <w:lsdException w:unhideWhenUsed="0" w:uiPriority="0" w:semiHidden="0" w:name="Table Grid 1"/>
+    <w:lsdException w:unhideWhenUsed="0" w:uiPriority="0" w:semiHidden="0" w:name="Table Grid 2"/>
+    <w:lsdException w:unhideWhenUsed="0" w:uiPriority="0" w:semiHidden="0" w:name="Table Grid 3"/>
+    <w:lsdException w:unhideWhenUsed="0" w:uiPriority="0" w:semiHidden="0" w:name="Table Grid 4"/>
+    <w:lsdException w:unhideWhenUsed="0" w:uiPriority="0" w:semiHidden="0" w:name="Table Grid 5"/>
+    <w:lsdException w:unhideWhenUsed="0" w:uiPriority="0" w:semiHidden="0" w:name="Table Grid 6"/>
+    <w:lsdException w:unhideWhenUsed="0" w:uiPriority="0" w:semiHidden="0" w:name="Table Grid 7"/>
+    <w:lsdException w:unhideWhenUsed="0" w:uiPriority="0" w:semiHidden="0" w:name="Table Grid 8"/>
+    <w:lsdException w:unhideWhenUsed="0" w:uiPriority="0" w:semiHidden="0" w:name="Table List 1"/>
+    <w:lsdException w:unhideWhenUsed="0" w:uiPriority="0" w:semiHidden="0" w:name="Table List 2"/>
+    <w:lsdException w:unhideWhenUsed="0" w:uiPriority="0" w:semiHidden="0" w:name="Table List 3"/>
+    <w:lsdException w:unhideWhenUsed="0" w:uiPriority="0" w:semiHidden="0" w:name="Table List 4"/>
+    <w:lsdException w:unhideWhenUsed="0" w:uiPriority="0" w:semiHidden="0" w:name="Table List 5"/>
+    <w:lsdException w:unhideWhenUsed="0" w:uiPriority="0" w:semiHidden="0" w:name="Table List 6"/>
+    <w:lsdException w:unhideWhenUsed="0" w:uiPriority="0" w:semiHidden="0" w:name="Table List 7"/>
+    <w:lsdException w:unhideWhenUsed="0" w:uiPriority="0" w:semiHidden="0" w:name="Table List 8"/>
+    <w:lsdException w:unhideWhenUsed="0" w:uiPriority="0" w:semiHidden="0" w:name="Table 3D effects 1"/>
+    <w:lsdException w:unhideWhenUsed="0" w:uiPriority="0" w:semiHidden="0" w:name="Table 3D effects 2"/>
+    <w:lsdException w:unhideWhenUsed="0" w:uiPriority="0" w:semiHidden="0" w:name="Table 3D effects 3"/>
+    <w:lsdException w:unhideWhenUsed="0" w:uiPriority="0" w:semiHidden="0" w:name="Table Contemporary"/>
+    <w:lsdException w:unhideWhenUsed="0" w:uiPriority="0" w:semiHidden="0" w:name="Table Elegant"/>
+    <w:lsdException w:unhideWhenUsed="0" w:uiPriority="0" w:semiHidden="0" w:name="Table Professional"/>
+    <w:lsdException w:unhideWhenUsed="0" w:uiPriority="0" w:semiHidden="0" w:name="Table Subtle 1"/>
+    <w:lsdException w:unhideWhenUsed="0" w:uiPriority="0" w:semiHidden="0" w:name="Table Subtle 2"/>
+    <w:lsdException w:unhideWhenUsed="0" w:uiPriority="0" w:semiHidden="0" w:name="Table Web 1"/>
+    <w:lsdException w:unhideWhenUsed="0" w:uiPriority="0" w:semiHidden="0" w:name="Table Web 2"/>
+    <w:lsdException w:unhideWhenUsed="0" w:uiPriority="0" w:semiHidden="0" w:name="Table Web 3"/>
+    <w:lsdException w:unhideWhenUsed="0" w:uiPriority="0" w:semiHidden="0" w:name="Balloon Text"/>
+    <w:lsdException w:qFormat="1" w:unhideWhenUsed="0" w:uiPriority="0" w:semiHidden="0" w:name="Table Grid"/>
+    <w:lsdException w:unhideWhenUsed="0" w:uiPriority="0" w:semiHidden="0" w:name="Table Theme"/>
+    <w:lsdException w:unhideWhenUsed="0" w:uiPriority="60" w:semiHidden="0" w:name="Light Shading"/>
+    <w:lsdException w:unhideWhenUsed="0" w:uiPriority="61" w:semiHidden="0" w:name="Light List"/>
+    <w:lsdException w:unhideWhenUsed="0" w:uiPriority="62" w:semiHidden="0" w:name="Light Grid"/>
+    <w:lsdException w:unhideWhenUsed="0" w:uiPriority="63" w:semiHidden="0" w:name="Medium Shading 1"/>
+    <w:lsdException w:unhideWhenUsed="0" w:uiPriority="64" w:semiHidden="0" w:name="Medium Shading 2"/>
+    <w:lsdException w:unhideWhenUsed="0" w:uiPriority="65" w:semiHidden="0" w:name="Medium List 1"/>
+    <w:lsdException w:unhideWhenUsed="0" w:uiPriority="66" w:semiHidden="0" w:name="Medium List 2"/>
+    <w:lsdException w:unhideWhenUsed="0" w:uiPriority="67" w:semiHidden="0" w:name="Medium Grid 1"/>
+    <w:lsdException w:unhideWhenUsed="0" w:uiPriority="68" w:semiHidden="0" w:name="Medium Grid 2"/>
+    <w:lsdException w:unhideWhenUsed="0" w:uiPriority="69" w:semiHidden="0" w:name="Medium Grid 3"/>
+    <w:lsdException w:unhideWhenUsed="0" w:uiPriority="70" w:semiHidden="0" w:name="Dark List"/>
+    <w:lsdException w:unhideWhenUsed="0" w:uiPriority="71" w:semiHidden="0" w:name="Colorful Shading"/>
+    <w:lsdException w:unhideWhenUsed="0" w:uiPriority="72" w:semiHidden="0" w:name="Colorful List"/>
+    <w:lsdException w:unhideWhenUsed="0" w:uiPriority="73" w:semiHidden="0" w:name="Colorful Grid"/>
+    <w:lsdException w:unhideWhenUsed="0" w:uiPriority="60" w:semiHidden="0" w:name="Light Shading Accent 1"/>
+    <w:lsdException w:unhideWhenUsed="0" w:uiPriority="61" w:semiHidden="0" w:name="Light List Accent 1"/>
+    <w:lsdException w:unhideWhenUsed="0" w:uiPriority="62" w:semiHidden="0" w:name="Light Grid Accent 1"/>
+    <w:lsdException w:unhideWhenUsed="0" w:uiPriority="63" w:semiHidden="0" w:name="Medium Shading 1 Accent 1"/>
+    <w:lsdException w:unhideWhenUsed="0" w:uiPriority="64" w:semiHidden="0" w:name="Medium Shading 2 Accent 1"/>
+    <w:lsdException w:unhideWhenUsed="0" w:uiPriority="65" w:semiHidden="0" w:name="Medium List 1 Accent 1"/>
+    <w:lsdException w:unhideWhenUsed="0" w:uiPriority="66" w:semiHidden="0" w:name="Medium List 2 Accent 1"/>
+    <w:lsdException w:unhideWhenUsed="0" w:uiPriority="67" w:semiHidden="0" w:name="Medium Grid 1 Accent 1"/>
+    <w:lsdException w:unhideWhenUsed="0" w:uiPriority="68" w:semiHidden="0" w:name="Medium Grid 2 Accent 1"/>
+    <w:lsdException w:unhideWhenUsed="0" w:uiPriority="69" w:semiHidden="0" w:name="Medium Grid 3 Accent 1"/>
+    <w:lsdException w:unhideWhenUsed="0" w:uiPriority="70" w:semiHidden="0" w:name="Dark List Accent 1"/>
+    <w:lsdException w:unhideWhenUsed="0" w:uiPriority="71" w:semiHidden="0" w:name="Colorful Shading Accent 1"/>
+    <w:lsdException w:unhideWhenUsed="0" w:uiPriority="72" w:semiHidden="0" w:name="Colorful List Accent 1"/>
+    <w:lsdException w:unhideWhenUsed="0" w:uiPriority="73" w:semiHidden="0" w:name="Colorful Grid Accent 1"/>
+    <w:lsdException w:unhideWhenUsed="0" w:uiPriority="60" w:semiHidden="0" w:name="Light Shading Accent 2"/>
+    <w:lsdException w:unhideWhenUsed="0" w:uiPriority="61" w:semiHidden="0" w:name="Light List Accent 2"/>
+    <w:lsdException w:unhideWhenUsed="0" w:uiPriority="62" w:semiHidden="0" w:name="Light Grid Accent 2"/>
+    <w:lsdException w:unhideWhenUsed="0" w:uiPriority="63" w:semiHidden="0" w:name="Medium Shading 1 Accent 2"/>
+    <w:lsdException w:unhideWhenUsed="0" w:uiPriority="64" w:semiHidden="0" w:name="Medium Shading 2 Accent 2"/>
+    <w:lsdException w:unhideWhenUsed="0" w:uiPriority="65" w:semiHidden="0" w:name="Medium List 1 Accent 2"/>
+    <w:lsdException w:unhideWhenUsed="0" w:uiPriority="66" w:semiHidden="0" w:name="Medium List 2 Accent 2"/>
+    <w:lsdException w:unhideWhenUsed="0" w:uiPriority="67" w:semiHidden="0" w:name="Medium Grid 1 Accent 2"/>
+    <w:lsdException w:unhideWhenUsed="0" w:uiPriority="68" w:semiHidden="0" w:name="Medium Grid 2 Accent 2"/>
+    <w:lsdException w:unhideWhenUsed="0" w:uiPriority="69" w:semiHidden="0" w:name="Medium Grid 3 Accent 2"/>
+    <w:lsdException w:unhideWhenUsed="0" w:uiPriority="70" w:semiHidden="0" w:name="Dark List Accent 2"/>
+    <w:lsdException w:unhideWhenUsed="0" w:uiPriority="71" w:semiHidden="0" w:name="Colorful Shading Accent 2"/>
+    <w:lsdException w:unhideWhenUsed="0" w:uiPriority="72" w:semiHidden="0" w:name="Colorful List Accent 2"/>
+    <w:lsdException w:unhideWhenUsed="0" w:uiPriority="73" w:semiHidden="0" w:name="Colorful Grid Accent 2"/>
+    <w:lsdException w:unhideWhenUsed="0" w:uiPriority="60" w:semiHidden="0" w:name="Light Shading Accent 3"/>
+    <w:lsdException w:unhideWhenUsed="0" w:uiPriority="61" w:semiHidden="0" w:name="Light List Accent 3"/>
+    <w:lsdException w:unhideWhenUsed="0" w:uiPriority="62" w:semiHidden="0" w:name="Light Grid Accent 3"/>
+    <w:lsdException w:unhideWhenUsed="0" w:uiPriority="63" w:semiHidden="0" w:name="Medium Shading 1 Accent 3"/>
+    <w:lsdException w:unhideWhenUsed="0" w:uiPriority="64" w:semiHidden="0" w:name="Medium Shading 2 Accent 3"/>
+    <w:lsdException w:unhideWhenUsed="0" w:uiPriority="65" w:semiHidden="0" w:name="Medium List 1 Accent 3"/>
+    <w:lsdException w:unhideWhenUsed="0" w:uiPriority="66" w:semiHidden="0" w:name="Medium List 2 Accent 3"/>
+    <w:lsdException w:unhideWhenUsed="0" w:uiPriority="67" w:semiHidden="0" w:name="Medium Grid 1 Accent 3"/>
+    <w:lsdException w:unhideWhenUsed="0" w:uiPriority="68" w:semiHidden="0" w:name="Medium Grid 2 Accent 3"/>
+    <w:lsdException w:unhideWhenUsed="0" w:uiPriority="69" w:semiHidden="0" w:name="Medium Grid 3 Accent 3"/>
+    <w:lsdException w:unhideWhenUsed="0" w:uiPriority="70" w:semiHidden="0" w:name="Dark List Accent 3"/>
+    <w:lsdException w:unhideWhenUsed="0" w:uiPriority="71" w:semiHidden="0" w:name="Colorful Shading Accent 3"/>
+    <w:lsdException w:unhideWhenUsed="0" w:uiPriority="72" w:semiHidden="0" w:name="Colorful List Accent 3"/>
+    <w:lsdException w:unhideWhenUsed="0" w:uiPriority="73" w:semiHidden="0" w:name="Colorful Grid Accent 3"/>
+    <w:lsdException w:unhideWhenUsed="0" w:uiPriority="60" w:semiHidden="0" w:name="Light Shading Accent 4"/>
+    <w:lsdException w:unhideWhenUsed="0" w:uiPriority="61" w:semiHidden="0" w:name="Light List Accent 4"/>
+    <w:lsdException w:unhideWhenUsed="0" w:uiPriority="62" w:semiHidden="0" w:name="Light Grid Accent 4"/>
+    <w:lsdException w:unhideWhenUsed="0" w:uiPriority="63" w:semiHidden="0" w:name="Medium Shading 1 Accent 4"/>
+    <w:lsdException w:unhideWhenUsed="0" w:uiPriority="64" w:semiHidden="0" w:name="Medium Shading 2 Accent 4"/>
+    <w:lsdException w:unhideWhenUsed="0" w:uiPriority="65" w:semiHidden="0" w:name="Medium List 1 Accent 4"/>
+    <w:lsdException w:unhideWhenUsed="0" w:uiPriority="66" w:semiHidden="0" w:name="Medium List 2 Accent 4"/>
+    <w:lsdException w:unhideWhenUsed="0" w:uiPriority="67" w:semiHidden="0" w:name="Medium Grid 1 Accent 4"/>
+    <w:lsdException w:unhideWhenUsed="0" w:uiPriority="68" w:semiHidden="0" w:name="Medium Grid 2 Accent 4"/>
+    <w:lsdException w:unhideWhenUsed="0" w:uiPriority="69" w:semiHidden="0" w:name="Medium Grid 3 Accent 4"/>
+    <w:lsdException w:unhideWhenUsed="0" w:uiPriority="70" w:semiHidden="0" w:name="Dark List Accent 4"/>
+    <w:lsdException w:unhideWhenUsed="0" w:uiPriority="71" w:semiHidden="0" w:name="Colorful Shading Accent 4"/>
+    <w:lsdException w:unhideWhenUsed="0" w:uiPriority="72" w:semiHidden="0" w:name="Colorful List Accent 4"/>
+    <w:lsdException w:unhideWhenUsed="0" w:uiPriority="73" w:semiHidden="0" w:name="Colorful Grid Accent 4"/>
+    <w:lsdException w:unhideWhenUsed="0" w:uiPriority="60" w:semiHidden="0" w:name="Light Shading Accent 5"/>
+    <w:lsdException w:unhideWhenUsed="0" w:uiPriority="61" w:semiHidden="0" w:name="Light List Accent 5"/>
+    <w:lsdException w:unhideWhenUsed="0" w:uiPriority="62" w:semiHidden="0" w:name="Light Grid Accent 5"/>
+    <w:lsdException w:unhideWhenUsed="0" w:uiPriority="63" w:semiHidden="0" w:name="Medium Shading 1 Accent 5"/>
+    <w:lsdException w:unhideWhenUsed="0" w:uiPriority="64" w:semiHidden="0" w:name="Medium Shading 2 Accent 5"/>
+    <w:lsdException w:unhideWhenUsed="0" w:uiPriority="65" w:semiHidden="0" w:name="Medium List 1 Accent 5"/>
+    <w:lsdException w:unhideWhenUsed="0" w:uiPriority="66" w:semiHidden="0" w:name="Medium List 2 Accent 5"/>
+    <w:lsdException w:unhideWhenUsed="0" w:uiPriority="67" w:semiHidden="0" w:name="Medium Grid 1 Accent 5"/>
+    <w:lsdException w:unhideWhenUsed="0" w:uiPriority="68" w:semiHidden="0" w:name="Medium Grid 2 Accent 5"/>
+    <w:lsdException w:unhideWhenUsed="0" w:uiPriority="69" w:semiHidden="0" w:name="Medium Grid 3 Accent 5"/>
+    <w:lsdException w:unhideWhenUsed="0" w:uiPriority="70" w:semiHidden="0" w:name="Dark List Accent 5"/>
+    <w:lsdException w:unhideWhenUsed="0" w:uiPriority="71" w:semiHidden="0" w:name="Colorful Shading Accent 5"/>
+    <w:lsdException w:unhideWhenUsed="0" w:uiPriority="72" w:semiHidden="0" w:name="Colorful List Accent 5"/>
+    <w:lsdException w:unhideWhenUsed="0" w:uiPriority="73" w:semiHidden="0" w:name="Colorful Grid Accent 5"/>
+    <w:lsdException w:unhideWhenUsed="0" w:uiPriority="60" w:semiHidden="0" w:name="Light Shading Accent 6"/>
+    <w:lsdException w:unhideWhenUsed="0" w:uiPriority="61" w:semiHidden="0" w:name="Light List Accent 6"/>
+    <w:lsdException w:unhideWhenUsed="0" w:uiPriority="62" w:semiHidden="0" w:name="Light Grid Accent 6"/>
+    <w:lsdException w:unhideWhenUsed="0" w:uiPriority="63" w:semiHidden="0" w:name="Medium Shading 1 Accent 6"/>
+    <w:lsdException w:unhideWhenUsed="0" w:uiPriority="64" w:semiHidden="0" w:name="Medium Shading 2 Accent 6"/>
+    <w:lsdException w:unhideWhenUsed="0" w:uiPriority="65" w:semiHidden="0" w:name="Medium List 1 Accent 6"/>
+    <w:lsdException w:unhideWhenUsed="0" w:uiPriority="66" w:semiHidden="0" w:name="Medium List 2 Accent 6"/>
+    <w:lsdException w:unhideWhenUsed="0" w:uiPriority="67" w:semiHidden="0" w:name="Medium Grid 1 Accent 6"/>
+    <w:lsdException w:unhideWhenUsed="0" w:uiPriority="68" w:semiHidden="0" w:name="Medium Grid 2 Accent 6"/>
+    <w:lsdException w:unhideWhenUsed="0" w:uiPriority="69" w:semiHidden="0" w:name="Medium Grid 3 Accent 6"/>
+    <w:lsdException w:unhideWhenUsed="0" w:uiPriority="70" w:semiHidden="0" w:name="Dark List Accent 6"/>
+    <w:lsdException w:unhideWhenUsed="0" w:uiPriority="71" w:semiHidden="0" w:name="Colorful Shading Accent 6"/>
+    <w:lsdException w:unhideWhenUsed="0" w:uiPriority="72" w:semiHidden="0" w:name="Colorful List Accent 6"/>
+    <w:lsdException w:unhideWhenUsed="0" w:uiPriority="73" w:semiHidden="0" w:name="Colorful Grid Accent 6"/>
   </w:latentStyles>
-  <w:style w:type="paragraph" w:default="1" w:styleId="Normal">
+  <w:style w:type="paragraph" w:default="1" w:styleId="1">
     <w:name w:val="Normal"/>
     <w:qFormat/>
+    <w:uiPriority w:val="0"/>
     <w:pPr>
       <w:kinsoku w:val="0"/>
       <w:autoSpaceDE w:val="0"/>
@@ -10556,7 +10682,7 @@
       <w:textAlignment w:val="baseline"/>
     </w:pPr>
     <w:rPr>
-      <w:rFonts w:ascii="Arial" w:eastAsia="宋体" w:hAnsi="Arial" w:cs="Arial"/>
+      <w:rFonts w:ascii="Arial" w:hAnsi="Arial" w:eastAsia="宋体" w:cs="Arial"/>
       <w:snapToGrid w:val="0"/>
       <w:color w:val="000000"/>
       <w:kern w:val="0"/>
@@ -10565,11 +10691,12 @@
       <w:lang w:val="en-US" w:eastAsia="en-US" w:bidi="ar-SA"/>
     </w:rPr>
   </w:style>
-  <w:style w:type="paragraph" w:styleId="Heading1">
+  <w:style w:type="paragraph" w:styleId="2">
     <w:name w:val="heading 1"/>
-    <w:basedOn w:val="Normal"/>
-    <w:next w:val="Normal"/>
+    <w:basedOn w:val="1"/>
+    <w:next w:val="1"/>
     <w:qFormat/>
+    <w:uiPriority w:val="0"/>
     <w:pPr>
       <w:keepNext/>
       <w:keepLines/>
@@ -10587,12 +10714,13 @@
       <w:sz w:val="44"/>
     </w:rPr>
   </w:style>
-  <w:style w:type="paragraph" w:styleId="Heading2">
+  <w:style w:type="paragraph" w:styleId="3">
     <w:name w:val="heading 2"/>
-    <w:basedOn w:val="Normal"/>
-    <w:next w:val="Normal"/>
+    <w:basedOn w:val="1"/>
+    <w:next w:val="1"/>
     <w:unhideWhenUsed/>
     <w:qFormat/>
+    <w:uiPriority w:val="0"/>
     <w:pPr>
       <w:keepNext/>
       <w:keepLines/>
@@ -10605,18 +10733,19 @@
       <w:outlineLvl w:val="1"/>
     </w:pPr>
     <w:rPr>
-      <w:rFonts w:ascii="Arial" w:eastAsia="黑体" w:hAnsi="Arial"/>
+      <w:rFonts w:ascii="Arial" w:hAnsi="Arial" w:eastAsia="黑体"/>
       <w:b/>
       <w:sz w:val="32"/>
     </w:rPr>
   </w:style>
-  <w:style w:type="paragraph" w:styleId="Heading3">
+  <w:style w:type="paragraph" w:styleId="4">
     <w:name w:val="heading 3"/>
-    <w:basedOn w:val="Normal"/>
-    <w:next w:val="Normal"/>
+    <w:basedOn w:val="1"/>
+    <w:next w:val="1"/>
     <w:semiHidden/>
     <w:unhideWhenUsed/>
     <w:qFormat/>
+    <w:uiPriority w:val="0"/>
     <w:pPr>
       <w:keepNext/>
       <w:keepLines/>
@@ -10633,12 +10762,13 @@
       <w:sz w:val="32"/>
     </w:rPr>
   </w:style>
-  <w:style w:type="paragraph" w:styleId="Heading4">
+  <w:style w:type="paragraph" w:styleId="5">
     <w:name w:val="heading 4"/>
-    <w:basedOn w:val="Normal"/>
-    <w:next w:val="Normal"/>
+    <w:basedOn w:val="1"/>
+    <w:next w:val="1"/>
     <w:unhideWhenUsed/>
     <w:qFormat/>
+    <w:uiPriority w:val="0"/>
     <w:pPr>
       <w:keepNext/>
       <w:keepLines/>
@@ -10651,18 +10781,19 @@
       <w:outlineLvl w:val="3"/>
     </w:pPr>
     <w:rPr>
-      <w:rFonts w:ascii="Arial" w:eastAsia="黑体" w:hAnsi="Arial"/>
+      <w:rFonts w:ascii="Arial" w:hAnsi="Arial" w:eastAsia="黑体"/>
       <w:b/>
       <w:sz w:val="28"/>
     </w:rPr>
   </w:style>
-  <w:style w:type="paragraph" w:styleId="Heading5">
+  <w:style w:type="paragraph" w:styleId="6">
     <w:name w:val="heading 5"/>
-    <w:basedOn w:val="Normal"/>
-    <w:next w:val="Normal"/>
+    <w:basedOn w:val="1"/>
+    <w:next w:val="1"/>
     <w:semiHidden/>
     <w:unhideWhenUsed/>
     <w:qFormat/>
+    <w:uiPriority w:val="0"/>
     <w:pPr>
       <w:keepNext/>
       <w:keepLines/>
@@ -10679,13 +10810,14 @@
       <w:sz w:val="28"/>
     </w:rPr>
   </w:style>
-  <w:style w:type="paragraph" w:styleId="Heading6">
+  <w:style w:type="paragraph" w:styleId="7">
     <w:name w:val="heading 6"/>
-    <w:basedOn w:val="Normal"/>
-    <w:next w:val="Normal"/>
+    <w:basedOn w:val="1"/>
+    <w:next w:val="1"/>
     <w:semiHidden/>
     <w:unhideWhenUsed/>
     <w:qFormat/>
+    <w:uiPriority w:val="0"/>
     <w:pPr>
       <w:keepNext/>
       <w:keepLines/>
@@ -10698,18 +10830,19 @@
       <w:outlineLvl w:val="5"/>
     </w:pPr>
     <w:rPr>
-      <w:rFonts w:ascii="Arial" w:eastAsia="黑体" w:hAnsi="Arial"/>
+      <w:rFonts w:ascii="Arial" w:hAnsi="Arial" w:eastAsia="黑体"/>
       <w:b/>
       <w:sz w:val="24"/>
     </w:rPr>
   </w:style>
-  <w:style w:type="paragraph" w:styleId="Heading7">
+  <w:style w:type="paragraph" w:styleId="8">
     <w:name w:val="heading 7"/>
-    <w:basedOn w:val="Normal"/>
-    <w:next w:val="Normal"/>
+    <w:basedOn w:val="1"/>
+    <w:next w:val="1"/>
     <w:semiHidden/>
     <w:unhideWhenUsed/>
     <w:qFormat/>
+    <w:uiPriority w:val="0"/>
     <w:pPr>
       <w:keepNext/>
       <w:keepLines/>
@@ -10726,13 +10859,14 @@
       <w:sz w:val="24"/>
     </w:rPr>
   </w:style>
-  <w:style w:type="paragraph" w:styleId="Heading8">
+  <w:style w:type="paragraph" w:styleId="9">
     <w:name w:val="heading 8"/>
-    <w:basedOn w:val="Normal"/>
-    <w:next w:val="Normal"/>
+    <w:basedOn w:val="1"/>
+    <w:next w:val="1"/>
     <w:semiHidden/>
     <w:unhideWhenUsed/>
     <w:qFormat/>
+    <w:uiPriority w:val="0"/>
     <w:pPr>
       <w:keepNext/>
       <w:keepLines/>
@@ -10745,17 +10879,18 @@
       <w:outlineLvl w:val="7"/>
     </w:pPr>
     <w:rPr>
-      <w:rFonts w:ascii="Arial" w:eastAsia="黑体" w:hAnsi="Arial"/>
+      <w:rFonts w:ascii="Arial" w:hAnsi="Arial" w:eastAsia="黑体"/>
       <w:sz w:val="24"/>
     </w:rPr>
   </w:style>
-  <w:style w:type="paragraph" w:styleId="Heading9">
+  <w:style w:type="paragraph" w:styleId="10">
     <w:name w:val="heading 9"/>
-    <w:basedOn w:val="Normal"/>
-    <w:next w:val="Normal"/>
+    <w:basedOn w:val="1"/>
+    <w:next w:val="1"/>
     <w:semiHidden/>
     <w:unhideWhenUsed/>
     <w:qFormat/>
+    <w:uiPriority w:val="0"/>
     <w:pPr>
       <w:keepNext/>
       <w:keepLines/>
@@ -10768,19 +10903,21 @@
       <w:outlineLvl w:val="8"/>
     </w:pPr>
     <w:rPr>
-      <w:rFonts w:ascii="Arial" w:eastAsia="黑体" w:hAnsi="Arial"/>
+      <w:rFonts w:ascii="Arial" w:hAnsi="Arial" w:eastAsia="黑体"/>
       <w:sz w:val="21"/>
     </w:rPr>
   </w:style>
-  <w:style w:type="character" w:default="1" w:styleId="DefaultParagraphFont">
+  <w:style w:type="character" w:default="1" w:styleId="22">
     <w:name w:val="Default Paragraph Font"/>
     <w:semiHidden/>
     <w:qFormat/>
+    <w:uiPriority w:val="0"/>
   </w:style>
-  <w:style w:type="table" w:default="1" w:styleId="TableNormal">
+  <w:style w:type="table" w:default="1" w:styleId="20">
     <w:name w:val="Normal Table"/>
     <w:semiHidden/>
     <w:qFormat/>
+    <w:uiPriority w:val="0"/>
     <w:tblPr>
       <w:tblCellMar>
         <w:top w:w="0" w:type="dxa"/>
@@ -10790,39 +10927,43 @@
       </w:tblCellMar>
     </w:tblPr>
   </w:style>
-  <w:style w:type="paragraph" w:styleId="CommentText">
+  <w:style w:type="paragraph" w:styleId="11">
     <w:name w:val="annotation text"/>
-    <w:basedOn w:val="Normal"/>
+    <w:basedOn w:val="1"/>
     <w:qFormat/>
+    <w:uiPriority w:val="0"/>
     <w:pPr>
       <w:jc w:val="left"/>
     </w:pPr>
   </w:style>
-  <w:style w:type="paragraph" w:styleId="BodyText">
+  <w:style w:type="paragraph" w:styleId="12">
     <w:name w:val="Body Text"/>
-    <w:basedOn w:val="Normal"/>
+    <w:basedOn w:val="1"/>
     <w:semiHidden/>
     <w:qFormat/>
+    <w:uiPriority w:val="0"/>
     <w:rPr>
-      <w:rFonts w:ascii="Arial" w:eastAsia="Arial" w:hAnsi="Arial" w:cs="Arial"/>
+      <w:rFonts w:ascii="Arial" w:hAnsi="Arial" w:eastAsia="Arial" w:cs="Arial"/>
       <w:sz w:val="21"/>
       <w:szCs w:val="21"/>
       <w:lang w:val="en-US" w:eastAsia="en-US" w:bidi="ar-SA"/>
     </w:rPr>
   </w:style>
-  <w:style w:type="paragraph" w:styleId="TOC3">
+  <w:style w:type="paragraph" w:styleId="13">
     <w:name w:val="toc 3"/>
-    <w:basedOn w:val="Normal"/>
-    <w:next w:val="Normal"/>
+    <w:basedOn w:val="1"/>
+    <w:next w:val="1"/>
     <w:qFormat/>
+    <w:uiPriority w:val="0"/>
     <w:pPr>
       <w:ind w:left="840" w:leftChars="400"/>
     </w:pPr>
   </w:style>
-  <w:style w:type="paragraph" w:styleId="Footer">
+  <w:style w:type="paragraph" w:styleId="14">
     <w:name w:val="footer"/>
-    <w:basedOn w:val="Normal"/>
+    <w:basedOn w:val="1"/>
     <w:qFormat/>
+    <w:uiPriority w:val="0"/>
     <w:pPr>
       <w:tabs>
         <w:tab w:val="center" w:pos="4153"/>
@@ -10835,16 +10976,17 @@
       <w:sz w:val="18"/>
     </w:rPr>
   </w:style>
-  <w:style w:type="paragraph" w:styleId="Header">
+  <w:style w:type="paragraph" w:styleId="15">
     <w:name w:val="header"/>
-    <w:basedOn w:val="Normal"/>
+    <w:basedOn w:val="1"/>
     <w:qFormat/>
+    <w:uiPriority w:val="0"/>
     <w:pPr>
       <w:pBdr>
-        <w:top w:val="nil"/>
-        <w:left w:val="nil"/>
-        <w:bottom w:val="nil"/>
-        <w:right w:val="nil"/>
+        <w:top w:val="none" w:color="auto" w:sz="0" w:space="0"/>
+        <w:left w:val="none" w:color="auto" w:sz="0" w:space="0"/>
+        <w:bottom w:val="none" w:color="auto" w:sz="0" w:space="0"/>
+        <w:right w:val="none" w:color="auto" w:sz="0" w:space="0"/>
       </w:pBdr>
       <w:tabs>
         <w:tab w:val="center" w:pos="4153"/>
@@ -10859,37 +11001,41 @@
       <w:sz w:val="18"/>
     </w:rPr>
   </w:style>
-  <w:style w:type="paragraph" w:styleId="TOC1">
+  <w:style w:type="paragraph" w:styleId="16">
     <w:name w:val="toc 1"/>
-    <w:basedOn w:val="Normal"/>
-    <w:next w:val="Normal"/>
+    <w:basedOn w:val="1"/>
+    <w:next w:val="1"/>
     <w:qFormat/>
+    <w:uiPriority w:val="0"/>
     <w:rPr>
-      <w:rFonts w:ascii="Arial" w:eastAsia="Microsoft JhengHei" w:hAnsi="Arial"/>
+      <w:rFonts w:ascii="Arial" w:hAnsi="Arial" w:eastAsia="Microsoft JhengHei"/>
       <w:sz w:val="24"/>
     </w:rPr>
   </w:style>
-  <w:style w:type="paragraph" w:styleId="TOC2">
+  <w:style w:type="paragraph" w:styleId="17">
     <w:name w:val="toc 2"/>
-    <w:basedOn w:val="Normal"/>
-    <w:next w:val="Normal"/>
+    <w:basedOn w:val="1"/>
+    <w:next w:val="1"/>
     <w:qFormat/>
+    <w:uiPriority w:val="0"/>
     <w:pPr>
       <w:ind w:left="420" w:leftChars="200"/>
     </w:pPr>
   </w:style>
-  <w:style w:type="paragraph" w:styleId="NormalWeb">
+  <w:style w:type="paragraph" w:styleId="18">
     <w:name w:val="Normal (Web)"/>
-    <w:basedOn w:val="Normal"/>
+    <w:basedOn w:val="1"/>
     <w:qFormat/>
+    <w:uiPriority w:val="0"/>
     <w:rPr>
       <w:sz w:val="24"/>
     </w:rPr>
   </w:style>
-  <w:style w:type="paragraph" w:styleId="Title">
+  <w:style w:type="paragraph" w:styleId="19">
     <w:name w:val="Title"/>
-    <w:basedOn w:val="Normal"/>
+    <w:basedOn w:val="1"/>
     <w:qFormat/>
+    <w:uiPriority w:val="0"/>
     <w:pPr>
       <w:spacing w:before="240" w:beforeLines="0" w:beforeAutospacing="0" w:after="60" w:afterLines="0" w:afterAutospacing="0"/>
       <w:jc w:val="center"/>
@@ -10901,38 +11047,41 @@
       <w:sz w:val="32"/>
     </w:rPr>
   </w:style>
-  <w:style w:type="table" w:styleId="TableGrid">
+  <w:style w:type="table" w:styleId="21">
     <w:name w:val="Table Grid"/>
-    <w:basedOn w:val="TableNormal"/>
+    <w:basedOn w:val="20"/>
     <w:qFormat/>
+    <w:uiPriority w:val="0"/>
     <w:pPr>
       <w:widowControl w:val="0"/>
       <w:jc w:val="both"/>
     </w:pPr>
     <w:tblPr>
       <w:tblBorders>
-        <w:top w:val="single" w:sz="4" w:space="0" w:color="auto"/>
-        <w:left w:val="single" w:sz="4" w:space="0" w:color="auto"/>
-        <w:bottom w:val="single" w:sz="4" w:space="0" w:color="auto"/>
-        <w:right w:val="single" w:sz="4" w:space="0" w:color="auto"/>
-        <w:insideH w:val="single" w:sz="4" w:space="0" w:color="auto"/>
-        <w:insideV w:val="single" w:sz="4" w:space="0" w:color="auto"/>
+        <w:top w:val="single" w:color="auto" w:sz="4" w:space="0"/>
+        <w:left w:val="single" w:color="auto" w:sz="4" w:space="0"/>
+        <w:bottom w:val="single" w:color="auto" w:sz="4" w:space="0"/>
+        <w:right w:val="single" w:color="auto" w:sz="4" w:space="0"/>
+        <w:insideH w:val="single" w:color="auto" w:sz="4" w:space="0"/>
+        <w:insideV w:val="single" w:color="auto" w:sz="4" w:space="0"/>
       </w:tblBorders>
     </w:tblPr>
   </w:style>
-  <w:style w:type="character" w:styleId="Strong">
+  <w:style w:type="character" w:styleId="23">
     <w:name w:val="Strong"/>
-    <w:basedOn w:val="DefaultParagraphFont"/>
+    <w:basedOn w:val="22"/>
     <w:qFormat/>
+    <w:uiPriority w:val="0"/>
     <w:rPr>
       <w:b/>
     </w:rPr>
   </w:style>
-  <w:style w:type="table" w:customStyle="1" w:styleId="TableNormal0">
+  <w:style w:type="table" w:customStyle="1" w:styleId="24">
     <w:name w:val="Table Normal_0"/>
     <w:semiHidden/>
     <w:unhideWhenUsed/>
     <w:qFormat/>
+    <w:uiPriority w:val="0"/>
     <w:tblPr>
       <w:tblCellMar>
         <w:top w:w="0" w:type="dxa"/>
@@ -10942,81 +11091,87 @@
       </w:tblCellMar>
     </w:tblPr>
   </w:style>
-  <w:style w:type="paragraph" w:customStyle="1" w:styleId="TableText">
+  <w:style w:type="paragraph" w:customStyle="1" w:styleId="25">
     <w:name w:val="Table Text"/>
-    <w:basedOn w:val="Normal"/>
+    <w:basedOn w:val="1"/>
     <w:semiHidden/>
     <w:qFormat/>
+    <w:uiPriority w:val="0"/>
     <w:rPr>
-      <w:rFonts w:ascii="宋体" w:eastAsia="宋体" w:hAnsi="宋体" w:cs="宋体"/>
+      <w:rFonts w:ascii="宋体" w:hAnsi="宋体" w:eastAsia="宋体" w:cs="宋体"/>
       <w:sz w:val="21"/>
       <w:szCs w:val="21"/>
       <w:lang w:val="en-US" w:eastAsia="en-US" w:bidi="ar-SA"/>
     </w:rPr>
   </w:style>
-  <w:style w:type="paragraph" w:customStyle="1" w:styleId="1">
+  <w:style w:type="paragraph" w:customStyle="1" w:styleId="26">
     <w:name w:val="柴_标题1"/>
-    <w:basedOn w:val="Heading1"/>
-    <w:next w:val="a"/>
-    <w:link w:val="1Char"/>
+    <w:basedOn w:val="2"/>
+    <w:next w:val="27"/>
+    <w:link w:val="38"/>
     <w:qFormat/>
+    <w:uiPriority w:val="0"/>
     <w:pPr>
       <w:spacing w:before="100" w:after="90" w:line="360" w:lineRule="auto"/>
     </w:pPr>
     <w:rPr>
-      <w:rFonts w:ascii="Arial" w:eastAsia="宋体" w:hAnsi="Arial"/>
+      <w:rFonts w:ascii="Arial" w:hAnsi="Arial" w:eastAsia="宋体"/>
       <w:sz w:val="32"/>
     </w:rPr>
   </w:style>
-  <w:style w:type="paragraph" w:customStyle="1" w:styleId="a">
+  <w:style w:type="paragraph" w:customStyle="1" w:styleId="27">
     <w:name w:val="柴_正文"/>
-    <w:basedOn w:val="BodyText"/>
-    <w:link w:val="Char"/>
+    <w:basedOn w:val="12"/>
+    <w:link w:val="42"/>
     <w:qFormat/>
+    <w:uiPriority w:val="0"/>
     <w:pPr>
       <w:spacing w:line="360" w:lineRule="auto"/>
       <w:ind w:firstLine="470" w:firstLineChars="200"/>
     </w:pPr>
     <w:rPr>
-      <w:rFonts w:ascii="Arial" w:eastAsia="宋体" w:hAnsi="Arial"/>
+      <w:rFonts w:ascii="Arial" w:hAnsi="Arial" w:eastAsia="宋体"/>
       <w:sz w:val="24"/>
       <w:lang w:eastAsia="zh-CN"/>
     </w:rPr>
   </w:style>
-  <w:style w:type="paragraph" w:customStyle="1" w:styleId="2">
+  <w:style w:type="paragraph" w:customStyle="1" w:styleId="28">
     <w:name w:val="柴_标题2"/>
-    <w:basedOn w:val="Heading2"/>
-    <w:next w:val="a"/>
+    <w:basedOn w:val="3"/>
+    <w:next w:val="27"/>
     <w:qFormat/>
+    <w:uiPriority w:val="0"/>
     <w:pPr>
       <w:spacing w:line="360" w:lineRule="auto"/>
     </w:pPr>
     <w:rPr>
-      <w:rFonts w:ascii="Arial" w:eastAsia="宋体" w:hAnsi="Arial"/>
+      <w:rFonts w:ascii="Arial" w:hAnsi="Arial" w:eastAsia="宋体"/>
       <w:sz w:val="28"/>
     </w:rPr>
   </w:style>
-  <w:style w:type="paragraph" w:customStyle="1" w:styleId="3">
+  <w:style w:type="paragraph" w:customStyle="1" w:styleId="29">
     <w:name w:val="柴_标题3"/>
-    <w:basedOn w:val="Heading3"/>
-    <w:next w:val="a"/>
+    <w:basedOn w:val="4"/>
+    <w:next w:val="27"/>
     <w:qFormat/>
+    <w:uiPriority w:val="0"/>
     <w:pPr>
       <w:spacing w:line="360" w:lineRule="auto"/>
       <w:ind w:left="0" w:firstLine="472" w:firstLineChars="200"/>
     </w:pPr>
     <w:rPr>
-      <w:rFonts w:ascii="宋体" w:eastAsia="宋体" w:hAnsi="宋体" w:cs="宋体"/>
+      <w:rFonts w:ascii="宋体" w:hAnsi="宋体" w:eastAsia="宋体" w:cs="宋体"/>
       <w:spacing w:val="-2"/>
       <w:sz w:val="24"/>
       <w:szCs w:val="24"/>
     </w:rPr>
   </w:style>
-  <w:style w:type="paragraph" w:customStyle="1" w:styleId="a0">
+  <w:style w:type="paragraph" w:customStyle="1" w:styleId="30">
     <w:name w:val="柴_目录"/>
-    <w:basedOn w:val="Normal"/>
-    <w:next w:val="BodyText"/>
+    <w:basedOn w:val="1"/>
+    <w:next w:val="12"/>
     <w:qFormat/>
+    <w:uiPriority w:val="0"/>
     <w:pPr>
       <w:tabs>
         <w:tab w:val="right" w:leader="dot" w:pos="8442"/>
@@ -11024,89 +11179,96 @@
       <w:ind w:left="0" w:leftChars="0"/>
     </w:pPr>
     <w:rPr>
-      <w:rFonts w:ascii="Arial" w:eastAsia="Microsoft JhengHei" w:hAnsi="Arial"/>
+      <w:rFonts w:ascii="Arial" w:hAnsi="Arial" w:eastAsia="Microsoft JhengHei"/>
       <w:sz w:val="24"/>
     </w:rPr>
   </w:style>
-  <w:style w:type="paragraph" w:customStyle="1" w:styleId="a1">
+  <w:style w:type="paragraph" w:customStyle="1" w:styleId="31">
     <w:name w:val="柴_公司名"/>
-    <w:basedOn w:val="Title"/>
+    <w:basedOn w:val="19"/>
     <w:qFormat/>
+    <w:uiPriority w:val="0"/>
     <w:pPr>
       <w:spacing w:after="600" w:afterLines="600"/>
     </w:pPr>
     <w:rPr>
-      <w:rFonts w:ascii="宋体" w:eastAsia="宋体" w:hAnsi="宋体" w:cs="宋体" w:hint="eastAsia"/>
+      <w:rFonts w:hint="eastAsia" w:ascii="宋体" w:hAnsi="宋体" w:eastAsia="宋体" w:cs="宋体"/>
       <w:bCs/>
       <w:spacing w:val="-6"/>
       <w:sz w:val="52"/>
       <w:szCs w:val="52"/>
     </w:rPr>
   </w:style>
-  <w:style w:type="paragraph" w:customStyle="1" w:styleId="a2">
+  <w:style w:type="paragraph" w:customStyle="1" w:styleId="32">
     <w:name w:val="柴_文档名"/>
-    <w:basedOn w:val="Title"/>
+    <w:basedOn w:val="19"/>
     <w:qFormat/>
+    <w:uiPriority w:val="0"/>
     <w:pPr>
       <w:spacing w:after="900" w:afterLines="900"/>
     </w:pPr>
     <w:rPr>
-      <w:rFonts w:ascii="黑体" w:eastAsia="黑体" w:hAnsi="黑体" w:cs="黑体"/>
+      <w:rFonts w:ascii="黑体" w:hAnsi="黑体" w:eastAsia="黑体" w:cs="黑体"/>
       <w:bCs/>
       <w:spacing w:val="-7"/>
       <w:sz w:val="52"/>
       <w:szCs w:val="52"/>
     </w:rPr>
   </w:style>
-  <w:style w:type="paragraph" w:customStyle="1" w:styleId="WPSOffice1">
+  <w:style w:type="paragraph" w:customStyle="1" w:styleId="33">
     <w:name w:val="WPSOffice手动目录 1"/>
     <w:qFormat/>
+    <w:uiPriority w:val="0"/>
     <w:pPr>
       <w:ind w:leftChars="0"/>
     </w:pPr>
     <w:rPr>
-      <w:rFonts w:ascii="Times New Roman" w:eastAsia="宋体" w:hAnsi="Times New Roman" w:cs="Times New Roman"/>
+      <w:rFonts w:ascii="Times New Roman" w:hAnsi="Times New Roman" w:eastAsia="宋体" w:cs="Times New Roman"/>
       <w:sz w:val="20"/>
       <w:szCs w:val="20"/>
     </w:rPr>
   </w:style>
-  <w:style w:type="paragraph" w:customStyle="1" w:styleId="WPSOffice2">
+  <w:style w:type="paragraph" w:customStyle="1" w:styleId="34">
     <w:name w:val="WPSOffice手动目录 2"/>
     <w:qFormat/>
+    <w:uiPriority w:val="0"/>
     <w:pPr>
       <w:ind w:leftChars="200"/>
     </w:pPr>
     <w:rPr>
-      <w:rFonts w:ascii="Times New Roman" w:eastAsia="宋体" w:hAnsi="Times New Roman" w:cs="Times New Roman"/>
+      <w:rFonts w:ascii="Times New Roman" w:hAnsi="Times New Roman" w:eastAsia="宋体" w:cs="Times New Roman"/>
       <w:sz w:val="20"/>
       <w:szCs w:val="20"/>
     </w:rPr>
   </w:style>
-  <w:style w:type="paragraph" w:customStyle="1" w:styleId="WPSOffice3">
+  <w:style w:type="paragraph" w:customStyle="1" w:styleId="35">
     <w:name w:val="WPSOffice手动目录 3"/>
     <w:qFormat/>
+    <w:uiPriority w:val="0"/>
     <w:pPr>
       <w:ind w:leftChars="400"/>
     </w:pPr>
     <w:rPr>
-      <w:rFonts w:ascii="Times New Roman" w:eastAsia="宋体" w:hAnsi="Times New Roman" w:cs="Times New Roman"/>
+      <w:rFonts w:ascii="Times New Roman" w:hAnsi="Times New Roman" w:eastAsia="宋体" w:cs="Times New Roman"/>
       <w:sz w:val="20"/>
       <w:szCs w:val="20"/>
     </w:rPr>
   </w:style>
-  <w:style w:type="paragraph" w:customStyle="1" w:styleId="Compact">
+  <w:style w:type="paragraph" w:customStyle="1" w:styleId="36">
     <w:name w:val="Compact"/>
-    <w:basedOn w:val="BodyText"/>
+    <w:basedOn w:val="12"/>
     <w:qFormat/>
+    <w:uiPriority w:val="0"/>
     <w:pPr>
       <w:spacing w:before="36" w:after="36"/>
     </w:pPr>
   </w:style>
-  <w:style w:type="table" w:customStyle="1" w:styleId="Table">
+  <w:style w:type="table" w:customStyle="1" w:styleId="37">
     <w:name w:val="Table"/>
     <w:semiHidden/>
     <w:unhideWhenUsed/>
     <w:qFormat/>
+    <w:uiPriority w:val="0"/>
     <w:tblPr>
       <w:tblCellMar>
         <w:top w:w="0" w:type="dxa"/>
@@ -11118,26 +11280,28 @@
     <w:tblStylePr w:type="firstRow">
       <w:tcPr>
         <w:tcBorders>
-          <w:bottom w:val="single" w:sz="0" w:space="0" w:color="auto"/>
+          <w:bottom w:val="single" w:color="auto" w:sz="0" w:space="0"/>
         </w:tcBorders>
         <w:vAlign w:val="bottom"/>
       </w:tcPr>
     </w:tblStylePr>
   </w:style>
-  <w:style w:type="character" w:customStyle="1" w:styleId="1Char">
+  <w:style w:type="character" w:customStyle="1" w:styleId="38">
     <w:name w:val="柴_标题1 Char"/>
-    <w:link w:val="1"/>
+    <w:link w:val="26"/>
     <w:qFormat/>
+    <w:uiPriority w:val="0"/>
     <w:rPr>
-      <w:rFonts w:ascii="Arial" w:eastAsia="宋体" w:hAnsi="Arial"/>
+      <w:rFonts w:ascii="Arial" w:hAnsi="Arial" w:eastAsia="宋体"/>
       <w:sz w:val="32"/>
     </w:rPr>
   </w:style>
-  <w:style w:type="table" w:customStyle="1" w:styleId="TableNormal1">
+  <w:style w:type="table" w:customStyle="1" w:styleId="39">
     <w:name w:val="Table Normal_1"/>
     <w:semiHidden/>
     <w:unhideWhenUsed/>
     <w:qFormat/>
+    <w:uiPriority w:val="0"/>
     <w:tblPr>
       <w:tblCellMar>
         <w:top w:w="0" w:type="dxa"/>
@@ -11147,10 +11311,11 @@
       </w:tblCellMar>
     </w:tblPr>
   </w:style>
-  <w:style w:type="paragraph" w:customStyle="1" w:styleId="a3">
+  <w:style w:type="paragraph" w:customStyle="1" w:styleId="40">
     <w:name w:val="柴_正文_无缩进"/>
-    <w:basedOn w:val="Normal"/>
+    <w:basedOn w:val="1"/>
     <w:qFormat/>
+    <w:uiPriority w:val="0"/>
     <w:pPr>
       <w:ind w:firstLine="0" w:firstLineChars="0"/>
     </w:pPr>
@@ -11160,29 +11325,31 @@
       <w:lang w:eastAsia="zh-CN"/>
     </w:rPr>
   </w:style>
-  <w:style w:type="paragraph" w:customStyle="1" w:styleId="4">
+  <w:style w:type="paragraph" w:customStyle="1" w:styleId="41">
     <w:name w:val="柴_标题4"/>
-    <w:basedOn w:val="Heading4"/>
-    <w:next w:val="Normal"/>
+    <w:basedOn w:val="5"/>
+    <w:next w:val="1"/>
     <w:qFormat/>
+    <w:uiPriority w:val="0"/>
     <w:pPr>
       <w:widowControl w:val="0"/>
       <w:spacing w:before="160" w:line="360" w:lineRule="auto"/>
-      <w:ind w:left="981" w:hanging="862" w:leftChars="300"/>
+      <w:ind w:left="981" w:leftChars="300" w:hanging="862"/>
     </w:pPr>
     <w:rPr>
-      <w:rFonts w:ascii="Calibri" w:eastAsia="宋体" w:hAnsi="Calibri" w:cs="宋体" w:hint="eastAsia"/>
+      <w:rFonts w:hint="eastAsia" w:ascii="Calibri" w:hAnsi="Calibri" w:eastAsia="宋体" w:cs="宋体"/>
       <w:sz w:val="24"/>
       <w:szCs w:val="24"/>
       <w:lang w:eastAsia="zh-CN" w:bidi="zh-CN"/>
     </w:rPr>
   </w:style>
-  <w:style w:type="character" w:customStyle="1" w:styleId="Char">
+  <w:style w:type="character" w:customStyle="1" w:styleId="42">
     <w:name w:val="柴_正文 Char"/>
-    <w:link w:val="a"/>
+    <w:link w:val="27"/>
     <w:qFormat/>
+    <w:uiPriority w:val="0"/>
     <w:rPr>
-      <w:rFonts w:ascii="Arial" w:eastAsia="宋体" w:hAnsi="Arial"/>
+      <w:rFonts w:ascii="Arial" w:hAnsi="Arial" w:eastAsia="宋体"/>
       <w:sz w:val="24"/>
       <w:lang w:eastAsia="zh-CN"/>
     </w:rPr>
